--- a/docs/studienskripte/word-rohfassungen/wirkungsmanagement-v7.docx
+++ b/docs/studienskripte/word-rohfassungen/wirkungsmanagement-v7.docx
@@ -29,47 +29,7 @@
     </w:p>
     <w:p>
       <w:r>
-        <w:t>Track: Wirkungsmanagement</w:t>
-      </w:r>
-    </w:p>
-    <w:p>
-      <w:r>
-        <w:t>Kurscode: wirkungsmanagement</w:t>
-      </w:r>
-    </w:p>
-    <w:p>
-      <w:r>
-        <w:t>Vorlesungscode: WM-V7</w:t>
-      </w:r>
-    </w:p>
-    <w:p>
-      <w:r>
-        <w:t>Modul/Abschnitt: WM</w:t>
-      </w:r>
-    </w:p>
-    <w:p>
-      <w:r>
-        <w:t>Titel: Wirkungskompetenz, Führung und Organisationskultur</w:t>
-      </w:r>
-    </w:p>
-    <w:p>
-      <w:r>
-        <w:t>Status: Rohfassung V0 · Sprint-Produktionslauf · muss im nächsten Tiefensprint auf 40-50 Seiten erweitert werden</w:t>
-      </w:r>
-    </w:p>
-    <w:p>
-      <w:r>
-        <w:t>Quelle: woek-akademie-app/docs/lehrgaenge/wirkungsmanagement-v7-wirkungskompetenz-fuehrung-kultur.md</w:t>
-      </w:r>
-    </w:p>
-    <w:p>
-      <w:r>
-        <w:t>Ablage: Markdown-Master in content/studienskripte/wirkungsmanagement-v7.md, Word-Rohfassung in docs/studienskripte/word-rohfassungen/wirkungsmanagement-v7.docx</w:t>
-      </w:r>
-    </w:p>
-    <w:p>
-      <w:r>
-        <w:t>Wissensbasis: aktuelles Grundlagenwerk, Website-Korpus inklusive Journal, Akademie-Quelltexte, Glossar, interne Dossiers und externe Fachquellen</w:t>
+        <w:t>Track: Wirkungsmanagement Kurscode: wirkungsmanagement Vorlesungscode: WM-V7 Modul/Abschnitt: WM Titel: Wirkungskompetenz, Führung und Organisationskultur Status: Rohfassung V0 · Sprint-Produktionslauf · muss im nächsten Tiefensprint auf 40-50 Seiten erweitert werden Quelle: woek-akademie-app/docs/lehrgaenge/wirkungsmanagement-v7-wirkungskompetenz-fuehrung-kultur.md Ablage: Markdown-Master in content/studienskripte/wirkungsmanagement-v7.md, Word-Rohfassung in docs/studienskripte/word-rohfassungen/wirkungsmanagement-v7.docx Wissensbasis: aktuelles Grundlagenwerk, Website-Korpus inklusive Journal, Akademie-Quelltexte, Glossar, interne Dossiers und externe Fachquellen</w:t>
       </w:r>
     </w:p>
     <w:p>
@@ -171,27 +131,7 @@
     </w:p>
     <w:p>
       <w:r>
-        <w:t>Track / Kurscode: wirkungsmanagement</w:t>
-      </w:r>
-    </w:p>
-    <w:p>
-      <w:r>
-        <w:t>Vorlesungscode: WM-V7</w:t>
-      </w:r>
-    </w:p>
-    <w:p>
-      <w:r>
-        <w:t>Empfohlene Dauer: ~45 Min · Videolänge: ~14 Min</w:t>
-      </w:r>
-    </w:p>
-    <w:p>
-      <w:r>
-        <w:t>Voraussetzung: WM-V6</w:t>
-      </w:r>
-    </w:p>
-    <w:p>
-      <w:r>
-        <w:t>Führende Quellen (Repo): source-assets/originals/WOeK_Begriffsleitfaden_fuehrend_v1.0.md (§6.2) · assets/pdf/die-neue-ordnung-des-wohlstands.pdf (Wirkungskompetenz) · Glossar begriffe/</w:t>
+        <w:t>Track / Kurscode: wirkungsmanagement Vorlesungscode: WM-V7 Empfohlene Dauer: ~45 Min · Videolänge: ~14 Min Voraussetzung: WM-V6 Führende Quellen (Repo): source-assets/originals/WOeK_Begriffsleitfaden_fuehrend_v1.0.md (§6.2) · assets/pdf/die-neue-ordnung-des-wohlstands.pdf (Wirkungskompetenz) · Glossar begriffe/</w:t>
       </w:r>
     </w:p>
     <w:p>
@@ -1087,42 +1027,7 @@
     </w:p>
     <w:p>
       <w:r>
-        <w:t>```chart-spec</w:t>
-      </w:r>
-    </w:p>
-    <w:p>
-      <w:r>
-        <w:t>slug: wirkungsmanagement-v7-wirkpfad</w:t>
-      </w:r>
-    </w:p>
-    <w:p>
-      <w:r>
-        <w:t>type: wirkpfad</w:t>
-      </w:r>
-    </w:p>
-    <w:p>
-      <w:r>
-        <w:t>reuse_first: true</w:t>
-      </w:r>
-    </w:p>
-    <w:p>
-      <w:r>
-        <w:t>preferred_asset: content/studienskripte/assets/wirkungsmanagement-v7/wirkungsmanagement-v7-wirkpfad.svg</w:t>
-      </w:r>
-    </w:p>
-    <w:p>
-      <w:r>
-        <w:t>message: Wirkungskompetenz, Führung und Organisationskultur wird als Wirkpfad von Auslöser über Mechanismus, Wirkungsempfänger und Zustandsveränderung bis zur Rückkopplung dargestellt.</w:t>
-      </w:r>
-    </w:p>
-    <w:p>
-      <w:r>
-        <w:t>source: WÖk-Grundlagenwerk, Website-Korpus, Akademie-Quelltexte, Glossar</w:t>
-      </w:r>
-    </w:p>
-    <w:p>
-      <w:r>
-        <w:t>```</w:t>
+        <w:t>``chart-spec slug: wirkungsmanagement-v7-wirkpfad type: wirkpfad reuse_first: true preferred_asset: content/studienskripte/assets/wirkungsmanagement-v7/wirkungsmanagement-v7-wirkpfad.svg message: Wirkungskompetenz, Führung und Organisationskultur wird als Wirkpfad von Auslöser über Mechanismus, Wirkungsempfänger und Zustandsveränderung bis zur Rückkopplung dargestellt. source: WÖk-Grundlagenwerk, Website-Korpus, Akademie-Quelltexte, Glossar ``</w:t>
       </w:r>
     </w:p>
     <w:p>

--- a/docs/studienskripte/word-rohfassungen/wirkungsmanagement-v7.docx
+++ b/docs/studienskripte/word-rohfassungen/wirkungsmanagement-v7.docx
@@ -29,7 +29,7 @@
     </w:p>
     <w:p>
       <w:r>
-        <w:t>Track: Wirkungsmanagement Kurscode: wirkungsmanagement Vorlesungscode: WM-V7 Modul/Abschnitt: WM Titel: Wirkungskompetenz, Führung und Organisationskultur Status: Rohfassung V0 · Sprint-Produktionslauf · muss im nächsten Tiefensprint auf 40-50 Seiten erweitert werden Quelle: woek-akademie-app/docs/lehrgaenge/wirkungsmanagement-v7-wirkungskompetenz-fuehrung-kultur.md Ablage: Markdown-Master in content/studienskripte/wirkungsmanagement-v7.md, Word-Rohfassung in docs/studienskripte/word-rohfassungen/wirkungsmanagement-v7.docx Wissensbasis: aktuelles Grundlagenwerk, Website-Korpus inklusive Journal, Akademie-Quelltexte, Glossar, interne Dossiers und externe Fachquellen</w:t>
+        <w:t>Track: Wirkungsmanagement Kurscode: wirkungsmanagement Vorlesungscode: WM-V7 Modul/Abschnitt: WM Titel: Wirkungskompetenz, Führung und Organisationskultur Status: Tiefenskript-Sprint 8 · substanzielle Arbeitsfassung, Claude-CI/CD-Finalisierung offen Quelle: woek-akademie-app/docs/lehrgaenge/wirkungsmanagement-v7-wirkungskompetenz-fuehrung-kultur.md Ablage: Markdown-Master in content/studienskripte/wirkungsmanagement-v7.md, Word-Rohfassung in docs/studienskripte/word-rohfassungen/wirkungsmanagement-v7.docx Wissensbasis: aktuelles Grundlagenwerk, Website-Korpus inklusive Journal, Akademie-Quelltexte, Glossar, interne Dossiers und externe Fachquellen</w:t>
       </w:r>
     </w:p>
     <w:p>
@@ -1345,17 +1345,1355 @@
         <w:pStyle w:val="Heading2"/>
       </w:pPr>
       <w:r>
-        <w:t>7. Prüfungsrelevanz</w:t>
-      </w:r>
-    </w:p>
-    <w:p>
-      <w:r>
-        <w:t>Diese Vorlesung ist prüfungsrelevant, aber die eigentliche Antwortlogik gehört nicht in das öffentliche Studienskript. Zertifikatsfragen, CorrectAnswer, Scoring-Regeln und Fallrubrics werden separat in der geschützten App-Lane unter woek-akademie-app/content/pruefungen/ gepflegt.</w:t>
-      </w:r>
-    </w:p>
-    <w:p>
-      <w:r>
-        <w:t>Für den Fragenpool sind besonders geeignet:</w:t>
+        <w:t>7. Tiefenskript-Erweiterung Sprint 8</w:t>
+      </w:r>
+    </w:p>
+    <w:p>
+      <w:r>
+        <w:t>Status dieser Erweiterung: ausgebaute Arbeitsfassung für Claude-CI/CD, Word-Rohfassung und Reader-Spiegel. Sie ersetzt noch nicht die spätere Satz-, Quellen- und PDF-Finalisierung, bringt die Vorlesung aber aus der Kurzfassung in eine substanzielle Studienskriptfassung.</w:t>
+      </w:r>
+    </w:p>
+    <w:p>
+      <w:pPr>
+        <w:pStyle w:val="Heading3"/>
+      </w:pPr>
+      <w:r>
+        <w:t>7.1 Leitthese</w:t>
+      </w:r>
+    </w:p>
+    <w:p>
+      <w:r>
+        <w:t>Wirkungskompetenz, Führung und Organisationskultur übersetzt die Wirkungsökonomie in Führungs-, Strategie- und Organisationspraxis. Wirkungsmanagement heißt: Wirkung nicht nur berichten, sondern Ziele, Rollen, Entscheidungen, Kultur und Rückkopplung danach ausrichten.</w:t>
+      </w:r>
+    </w:p>
+    <w:p>
+      <w:r>
+        <w:t>Die Vorlesung bleibt dabei an die Grundregel gebunden: Wirkung ist neutral und relational. Erst die Bewertung im Referenzrahmen Mensch, Planet, Demokratie, SDGs, Agenda 2030 und SDG+ entscheidet, ob eine Veränderung positiv, negativ oder ambivalent einzuordnen ist. Wenn eine Zielgröße gemeint ist, sprechen wir von positiver Netto-Wirkung.</w:t>
+      </w:r>
+    </w:p>
+    <w:p>
+      <w:pPr>
+        <w:pStyle w:val="Heading3"/>
+      </w:pPr>
+      <w:r>
+        <w:t>7.2 Didaktische Einordnung im Studiengang</w:t>
+      </w:r>
+    </w:p>
+    <w:p>
+      <w:r>
+        <w:t>WM-V7 liegt an der Schwelle zwischen begrifflicher Grundlegung und Bewertungsarchitektur. Die Studierenden sollen nicht nur Begriffe wiedergeben, sondern an Fällen erkennen, welche Aussage schon Wirkung behauptet, welche nur Wirkungspotenzial beschreibt und wo ein Wirkungsrisiko offenliegt. Der Tiefensinn dieser Vorlesung liegt deshalb nicht in zusätzlicher Komplexität, sondern in besserer Unterscheidungsfähigkeit.</w:t>
+      </w:r>
+    </w:p>
+    <w:p>
+      <w:r>
+        <w:t>Für die spätere Praxis ist entscheidend, dass jede Analyse vier Ebenen getrennt hält:</w:t>
+      </w:r>
+    </w:p>
+    <w:p>
+      <w:r>
+        <w:t>1. Beschreibung: Was geschieht tatsächlich oder soll geschehen?</w:t>
+      </w:r>
+    </w:p>
+    <w:p>
+      <w:r>
+        <w:t>2. Kausalannahme: Über welchen Mechanismus könnte daraus eine Zustandsveränderung entstehen?</w:t>
+      </w:r>
+    </w:p>
+    <w:p>
+      <w:r>
+        <w:t>3. Bewertung: Welche Richtung hat diese Veränderung im Referenzrahmen?</w:t>
+      </w:r>
+    </w:p>
+    <w:p>
+      <w:r>
+        <w:t>4. Rückkopplung: Welche Entscheidung, Regel, Ressource oder Kommunikation wird dadurch verändert?</w:t>
+      </w:r>
+    </w:p>
+    <w:p>
+      <w:r>
+        <w:t>Wo diese Ebenen vermischt werden, entstehen typische WÖk-Fehler: Aktivität wird als Wirkung ausgegeben, Reichweite ersetzt Zustandsveränderung, gute Absicht verdeckt Nebenwirkungen oder Reporting wird mit Lernen verwechselt.</w:t>
+      </w:r>
+    </w:p>
+    <w:p>
+      <w:pPr>
+        <w:pStyle w:val="Heading3"/>
+      </w:pPr>
+      <w:r>
+        <w:t>7.3 Analysemodell</w:t>
+      </w:r>
+    </w:p>
+    <w:tbl>
+      <w:tblPr>
+        <w:tblStyle w:val="TableGrid"/>
+        <w:tblW w:type="auto" w:w="0"/>
+        <w:jc w:val="left"/>
+        <w:tblLook w:firstColumn="1" w:firstRow="1" w:lastColumn="0" w:lastRow="0" w:noHBand="0" w:noVBand="1" w:val="04A0"/>
+      </w:tblPr>
+      <w:tblGrid>
+        <w:gridCol w:w="2340"/>
+        <w:gridCol w:w="2340"/>
+        <w:gridCol w:w="2340"/>
+        <w:gridCol w:w="2340"/>
+      </w:tblGrid>
+      <w:tr>
+        <w:tc>
+          <w:tcPr>
+            <w:tcW w:type="dxa" w:w="2340"/>
+            <w:vAlign w:val="center"/>
+          </w:tcPr>
+          <w:p>
+            <w:r>
+              <w:rPr>
+                <w:b/>
+              </w:rPr>
+              <w:t>Analyseobjekt</w:t>
+            </w:r>
+          </w:p>
+        </w:tc>
+        <w:tc>
+          <w:tcPr>
+            <w:tcW w:type="dxa" w:w="2340"/>
+            <w:vAlign w:val="center"/>
+          </w:tcPr>
+          <w:p>
+            <w:r>
+              <w:rPr>
+                <w:b/>
+              </w:rPr>
+              <w:t>Woran es wirkt</w:t>
+            </w:r>
+          </w:p>
+        </w:tc>
+        <w:tc>
+          <w:tcPr>
+            <w:tcW w:type="dxa" w:w="2340"/>
+            <w:vAlign w:val="center"/>
+          </w:tcPr>
+          <w:p>
+            <w:r>
+              <w:rPr>
+                <w:b/>
+              </w:rPr>
+              <w:t>Typischer Fehler</w:t>
+            </w:r>
+          </w:p>
+        </w:tc>
+        <w:tc>
+          <w:tcPr>
+            <w:tcW w:type="dxa" w:w="2340"/>
+            <w:vAlign w:val="center"/>
+          </w:tcPr>
+          <w:p>
+            <w:r>
+              <w:rPr>
+                <w:b/>
+              </w:rPr>
+              <w:t>Saubere WÖk-Lesart</w:t>
+            </w:r>
+          </w:p>
+        </w:tc>
+      </w:tr>
+      <w:tr>
+        <w:tc>
+          <w:tcPr>
+            <w:tcW w:type="dxa" w:w="2340"/>
+            <w:vAlign w:val="center"/>
+          </w:tcPr>
+          <w:p>
+            <w:r>
+              <w:t>Managementebene</w:t>
+            </w:r>
+          </w:p>
+        </w:tc>
+        <w:tc>
+          <w:tcPr>
+            <w:tcW w:type="dxa" w:w="2340"/>
+            <w:vAlign w:val="center"/>
+          </w:tcPr>
+          <w:p>
+            <w:r>
+              <w:t>WÖk-Frage</w:t>
+            </w:r>
+          </w:p>
+        </w:tc>
+        <w:tc>
+          <w:tcPr>
+            <w:tcW w:type="dxa" w:w="2340"/>
+            <w:vAlign w:val="center"/>
+          </w:tcPr>
+          <w:p>
+            <w:r>
+              <w:t>Typischer Fehler</w:t>
+            </w:r>
+          </w:p>
+        </w:tc>
+        <w:tc>
+          <w:tcPr>
+            <w:tcW w:type="dxa" w:w="2340"/>
+            <w:vAlign w:val="center"/>
+          </w:tcPr>
+          <w:p>
+            <w:r>
+              <w:t>Praxisanforderung</w:t>
+            </w:r>
+          </w:p>
+        </w:tc>
+      </w:tr>
+      <w:tr>
+        <w:tc>
+          <w:tcPr>
+            <w:tcW w:type="dxa" w:w="2340"/>
+            <w:vAlign w:val="center"/>
+          </w:tcPr>
+          <w:p>
+            <w:r>
+              <w:t>Strategie</w:t>
+            </w:r>
+          </w:p>
+        </w:tc>
+        <w:tc>
+          <w:tcPr>
+            <w:tcW w:type="dxa" w:w="2340"/>
+            <w:vAlign w:val="center"/>
+          </w:tcPr>
+          <w:p>
+            <w:r>
+              <w:t>Welche positive Netto-Wirkung wird angestrebt?</w:t>
+            </w:r>
+          </w:p>
+        </w:tc>
+        <w:tc>
+          <w:tcPr>
+            <w:tcW w:type="dxa" w:w="2340"/>
+            <w:vAlign w:val="center"/>
+          </w:tcPr>
+          <w:p>
+            <w:r>
+              <w:t>Purpose-Satz ohne Steuerung</w:t>
+            </w:r>
+          </w:p>
+        </w:tc>
+        <w:tc>
+          <w:tcPr>
+            <w:tcW w:type="dxa" w:w="2340"/>
+            <w:vAlign w:val="center"/>
+          </w:tcPr>
+          <w:p>
+            <w:r>
+              <w:t>Ziel, Wirkpfad und Entscheidung koppeln</w:t>
+            </w:r>
+          </w:p>
+        </w:tc>
+      </w:tr>
+      <w:tr>
+        <w:tc>
+          <w:tcPr>
+            <w:tcW w:type="dxa" w:w="2340"/>
+            <w:vAlign w:val="center"/>
+          </w:tcPr>
+          <w:p>
+            <w:r>
+              <w:t>Organisation</w:t>
+            </w:r>
+          </w:p>
+        </w:tc>
+        <w:tc>
+          <w:tcPr>
+            <w:tcW w:type="dxa" w:w="2340"/>
+            <w:vAlign w:val="center"/>
+          </w:tcPr>
+          <w:p>
+            <w:r>
+              <w:t>Wer trägt welche Wirkung?</w:t>
+            </w:r>
+          </w:p>
+        </w:tc>
+        <w:tc>
+          <w:tcPr>
+            <w:tcW w:type="dxa" w:w="2340"/>
+            <w:vAlign w:val="center"/>
+          </w:tcPr>
+          <w:p>
+            <w:r>
+              <w:t>Verantwortung diffus lassen</w:t>
+            </w:r>
+          </w:p>
+        </w:tc>
+        <w:tc>
+          <w:tcPr>
+            <w:tcW w:type="dxa" w:w="2340"/>
+            <w:vAlign w:val="center"/>
+          </w:tcPr>
+          <w:p>
+            <w:r>
+              <w:t>Rollen, Routinen und Eskalationswege definieren</w:t>
+            </w:r>
+          </w:p>
+        </w:tc>
+      </w:tr>
+      <w:tr>
+        <w:tc>
+          <w:tcPr>
+            <w:tcW w:type="dxa" w:w="2340"/>
+            <w:vAlign w:val="center"/>
+          </w:tcPr>
+          <w:p>
+            <w:r>
+              <w:t>Risiko</w:t>
+            </w:r>
+          </w:p>
+        </w:tc>
+        <w:tc>
+          <w:tcPr>
+            <w:tcW w:type="dxa" w:w="2340"/>
+            <w:vAlign w:val="center"/>
+          </w:tcPr>
+          <w:p>
+            <w:r>
+              <w:t>Welche Nebenwirkungen und Zielkonflikte entstehen?</w:t>
+            </w:r>
+          </w:p>
+        </w:tc>
+        <w:tc>
+          <w:tcPr>
+            <w:tcW w:type="dxa" w:w="2340"/>
+            <w:vAlign w:val="center"/>
+          </w:tcPr>
+          <w:p>
+            <w:r>
+              <w:t>nur positive Wirkung erzählen</w:t>
+            </w:r>
+          </w:p>
+        </w:tc>
+        <w:tc>
+          <w:tcPr>
+            <w:tcW w:type="dxa" w:w="2340"/>
+            <w:vAlign w:val="center"/>
+          </w:tcPr>
+          <w:p>
+            <w:r>
+              <w:t>Wirkungsrisiken eigenständig analysieren</w:t>
+            </w:r>
+          </w:p>
+        </w:tc>
+      </w:tr>
+      <w:tr>
+        <w:tc>
+          <w:tcPr>
+            <w:tcW w:type="dxa" w:w="2340"/>
+            <w:vAlign w:val="center"/>
+          </w:tcPr>
+          <w:p>
+            <w:r>
+              <w:t>Lernen</w:t>
+            </w:r>
+          </w:p>
+        </w:tc>
+        <w:tc>
+          <w:tcPr>
+            <w:tcW w:type="dxa" w:w="2340"/>
+            <w:vAlign w:val="center"/>
+          </w:tcPr>
+          <w:p>
+            <w:r>
+              <w:t>Wie verändert Bewertung die Praxis?</w:t>
+            </w:r>
+          </w:p>
+        </w:tc>
+        <w:tc>
+          <w:tcPr>
+            <w:tcW w:type="dxa" w:w="2340"/>
+            <w:vAlign w:val="center"/>
+          </w:tcPr>
+          <w:p>
+            <w:r>
+              <w:t>Reporting als Abschluss</w:t>
+            </w:r>
+          </w:p>
+        </w:tc>
+        <w:tc>
+          <w:tcPr>
+            <w:tcW w:type="dxa" w:w="2340"/>
+            <w:vAlign w:val="center"/>
+          </w:tcPr>
+          <w:p>
+            <w:r>
+              <w:t>Rückkopplung in Budget, Prozesse und Führung</w:t>
+            </w:r>
+          </w:p>
+        </w:tc>
+      </w:tr>
+    </w:tbl>
+    <w:p/>
+    <w:p>
+      <w:pPr>
+        <w:pStyle w:val="Heading3"/>
+      </w:pPr>
+      <w:r>
+        <w:t>7.4 Modellformel</w:t>
+      </w:r>
+    </w:p>
+    <w:p>
+      <w:r>
+        <w:t>Die folgende Formel ist ein didaktisches Denkmodell, kein amtlicher Bewertungsstandard:</w:t>
+      </w:r>
+    </w:p>
+    <w:p>
+      <w:r>
+        <w:t>Managementwirkung = Zielklarheit + Verantwortlichkeit + Daten + Entscheidung + Rueckkopplung</w:t>
+      </w:r>
+    </w:p>
+    <w:p>
+      <w:r>
+        <w:t>Die Formel ist ein Arbeitsmodell: Management wirkt, wenn Ziel, Verantwortung, Daten, Entscheidung und Rückkopplung zusammenkommen.</w:t>
+      </w:r>
+    </w:p>
+    <w:p>
+      <w:r>
+        <w:t>Die Formel soll gerade keine Scheingenauigkeit erzeugen. Sie zwingt dazu, die Faktoren offen zu legen, die eine Aussage tragen. In einem echten Bewertungsprozess müssten Datenquelle, Aktualität, Datenqualitätsklasse, Unsicherheitsgrad und Rückkopplungsregel ergänzt werden.</w:t>
+      </w:r>
+    </w:p>
+    <w:p>
+      <w:pPr>
+        <w:pStyle w:val="Heading3"/>
+      </w:pPr>
+      <w:r>
+        <w:t>7.5 Fallfenster</w:t>
+      </w:r>
+    </w:p>
+    <w:p>
+      <w:r>
+        <w:t>Fall 1. Ein Unternehmen kann Wirkungskompetenz, Führung und Organisationskultur als Workshop-Thema behandeln und danach unverändert weiterarbeiten. Wirkungsmanagement beginnt erst, wenn Entscheidungen, Verantwortlichkeiten und Budgets tatsächlich angepasst werden.</w:t>
+      </w:r>
+    </w:p>
+    <w:p>
+      <w:r>
+        <w:t>Fall 2. Ein Team erkennt eine negative Nebenwirkung seines Produkts. Die WÖk-Frage lautet nicht, wer schuld ist, sondern welcher Wirkpfad korrigiert werden muss und welche Trägerstruktur Lernen ermöglicht.</w:t>
+      </w:r>
+    </w:p>
+    <w:p>
+      <w:pPr>
+        <w:pStyle w:val="Heading3"/>
+      </w:pPr>
+      <w:r>
+        <w:t>7.6 Prüfungsnahe Fallfragen ohne geschützte Antwortlogik</w:t>
+      </w:r>
+    </w:p>
+    <w:p>
+      <w:r>
+        <w:t>Diese Fragen sind öffentlich und dienen dem Lernen. Die geschützte Antwortlogik, Scoring-Regeln und CorrectAnswer-Felder bleiben in der Prüfungs-Lane der App.</w:t>
+      </w:r>
+    </w:p>
+    <w:p>
+      <w:r>
+        <w:t>1. Beschreibe den Auslöser im Fall und trenne ihn von Absicht, Image oder Reichweite.</w:t>
+      </w:r>
+    </w:p>
+    <w:p>
+      <w:r>
+        <w:t>2. Formuliere einen plausiblen Wirkpfad mit Wirkungsempfängern, Zustandsveränderung und Rückkopplung.</w:t>
+      </w:r>
+    </w:p>
+    <w:p>
+      <w:r>
+        <w:t>3. Benenne mindestens ein Wirkungspotenzial und ein Wirkungsrisiko.</w:t>
+      </w:r>
+    </w:p>
+    <w:p>
+      <w:r>
+        <w:t>4. Zeige, welche Quelle oder Datenart nötig wäre, um von Potenzial zu belastbarer Wirkungsaussage zu kommen.</w:t>
+      </w:r>
+    </w:p>
+    <w:p>
+      <w:r>
+        <w:t>5. Prüfe, ob Nichtkompensation oder Reverse Merit Order einschlägig sein könnten.</w:t>
+      </w:r>
+    </w:p>
+    <w:p>
+      <w:r>
+        <w:t>6. Formuliere eine saubere Wirkungsaussage in einem Satz: Was wissen wir, was nehmen wir an, was bleibt offen?</w:t>
+      </w:r>
+    </w:p>
+    <w:p>
+      <w:pPr>
+        <w:pStyle w:val="Heading3"/>
+      </w:pPr>
+      <w:r>
+        <w:t>7.7 Auswertung aus der lebenden Website-Referenz</w:t>
+      </w:r>
+    </w:p>
+    <w:p>
+      <w:pPr>
+        <w:pStyle w:val="Heading3"/>
+      </w:pPr>
+      <w:r>
+        <w:t>Quellenanker: Kapitel 24 - Der Mensch im System</w:t>
+      </w:r>
+    </w:p>
+    <w:p>
+      <w:r>
+        <w:t>Interne Quelle: referenz/kapitel-024-der-mensch-im-system/index.html</w:t>
+      </w:r>
+    </w:p>
+    <w:p>
+      <w:r>
+        <w:t>Der Mensch ist in der Wirkungsökonomie kein isolierter Nutzenrechner. Er ist ein Wirkungswesen. Er nimmt Wirkung auf, verarbeitet sie körperlich, emotional, sprachlich und sozial, und er erzeugt selbst Wirkung durch Handlungen, Unterlassen, Entscheidungen, Beziehungen, Worte, Routinen und institutionelle Rollen. Menschen sind Wirkungsempfänger und Wirkungsträger. Sie werden von Preisen, Arbeitsbedingungen, Wohnräumen, Sprache, Anerkennung, Unsicherheit, Naturzuständen und politischen Ordnungen beeinflusst. Zugleich verändern sie durch ihr Verhalten andere Menschen, Systeme und Zukunftsräume.</w:t>
+      </w:r>
+    </w:p>
+    <w:p>
+      <w:r>
+        <w:t>Damit rückt die Wirkungsökonomie den Menschen weder über das System noch unter das System. Sie betrachtet ihn als Teil eines lebendigen Zusammenhangs. Ein Mensch steht nicht außerhalb von Wirtschaft, Sprache, Kultur, Natur und Institutionen. Er lebt in ihnen. Er wird durch sie geprägt und verändert sie. Diese Sicht unterscheidet sich von Modellen, die den Menschen als unabhängiges Individuum behandeln, das mit vollständiger Information, klaren Präferenzen und stabiler Rationalität seine Vorteile maximiert. Dieses Modell kann für bestimmte Rechenzwecke nützlich sein. Als Menschenbild einer Gesellschaft ist es zu schmal.</w:t>
+      </w:r>
+    </w:p>
+    <w:p>
+      <w:pPr>
+        <w:pStyle w:val="Heading3"/>
+      </w:pPr>
+      <w:r>
+        <w:t>24.1 Der Mensch als Wirkungswesen</w:t>
+      </w:r>
+    </w:p>
+    <w:p>
+      <w:r>
+        <w:t>Ein Mensch wirkt immer. Schon alltägliche Entscheidungen verändern Zustände: was gekauft wird, wie gesprochen wird, wie Konflikte geführt werden, wie Vertrauen entsteht, wie mit Ressourcen umgegangen wird, wie Kinder lernen, wie Alte gesehen werden, wie Menschen einander begegnen. Keine dieser Wirkungen ist für sich schon eine Systemlösung. Aber zusammengenommen bilden sie die soziale, ökologische und demokratische Wirklichkeit einer Gesellschaft.</w:t>
+      </w:r>
+    </w:p>
+    <w:p>
+      <w:r>
+        <w:t>Die Wirkungsökonomie setzt genau an dieser doppelten Rolle an. Der Mensch ist nicht nur Adressat von Politik, Markt oder Institutionen. Er ist auch Mitproduzent von Wirkung. Er lebt nicht nur unter Bedingungen, sondern erzeugt Bedingungen mit. Ein Preissystem, das schädliche Produkte billiger macht, wirkt auf ihn. Eine Sprache, die Gruppen abwertet, wirkt auf ihn. Ein Arbeitsumfeld, das Angst erzeugt, wirkt auf ihn. Ein Naturraum, der erlebbar bleibt, wirkt auf ihn. Umgekehrt wirkt er durch Konsum, Arbeit, Fürsorge, Sprache, Beteiligung, Wissen, Vertrauen und Widerstand auf das System zurück.</w:t>
+      </w:r>
+    </w:p>
+    <w:p>
+      <w:r>
+        <w:t>Dieses Menschenbild ist kein Idealbild. Es unterstellt nicht, dass Menschen immer einsichtig, freundlich oder verantwortungsvoll handeln. Es sagt nur: Menschen handeln nie folgenlos. Jede Handlung steht in Rückkopplung mit anderen Handlungen. Wer diese Rückkopplung ignoriert, verwechselt Verhalten mit Privatangelegenheit. Wirkungsökonomisch gibt es aber kein vollständiges Außen des Systems. Auch scheinbar private Entscheidungen können öffentliche Folgen haben, und öffentliche Strukturen prägen private Entscheidungen.</w:t>
+      </w:r>
+    </w:p>
+    <w:p>
+      <w:r>
+        <w:t>Darum kann Verantwortung nicht allein als individuelle Tugend verstanden werden. Verantwortung braucht ein System, das Folgen sichtbar macht. Wer Menschen Verantwortung zuschreibt, ihnen aber falsche Preissignale, intransparente Wirkungen und überfordernde Entscheidungslasten zumutet, verlagert Systemprobleme auf Einzelne. Die Wirkungsökonomie unterscheidet deshalb zwischen individueller Verantwortung und struktureller Rückkopplung. Menschen sollen nicht alles allein wissen müssen. Das System muss ihnen die Wirkung seines eigenen Handelns lesbar machen.</w:t>
+      </w:r>
+    </w:p>
+    <w:p>
+      <w:pPr>
+        <w:pStyle w:val="Heading3"/>
+      </w:pPr>
+      <w:r>
+        <w:t>24.2 Kein isoliertes Individuum</w:t>
+      </w:r>
+    </w:p>
+    <w:p>
+      <w:r>
+        <w:t>Der Mensch ist körperlich. Er braucht Luft, Wasser, Nahrung, Wärme, Schlaf, Schutz und gesundheitliche Stabilität. Eine Ökonomie, die ihn nur als Käufer, Arbeitskraft oder Steuerzahler behandelt, verliert diesen körperlichen Grund. Preise, Arbeit, Lärm, Hitze, Stress, Unsicherheit und Umweltbelastung wirken nicht abstrakt. Sie wirken im Körper. Sie verändern Belastbarkeit, Aufmerksamkeit, Vertrauen und die Fähigkeit, Entscheidungen zu treffen.</w:t>
+      </w:r>
+    </w:p>
+    <w:p>
+      <w:r>
+        <w:t>Der Mensch ist emotional. Angst, Anerkennung, Scham, Stolz, Kränkung, Hoffnung, Trauer und Freude sind keine Störungen einer ansonsten reinen Rationalität. Sie sind Teil menschlicher Orientierung. Wer Märkte, Politik oder Institutionen so gestaltet, als würden Menschen nur nüchtern vergleichen, unterschätzt, wie stark Entscheidungen durch emotionale Lagen geprägt werden. Gerade Krisen zeigen, dass Menschen nicht nur auf Fakten reagieren. Sie reagieren auf Unsicherheit, Statusverlust, Kontrollverlust und Zugehörigkeitsangebote.</w:t>
+      </w:r>
+    </w:p>
+    <w:p>
+      <w:r>
+        <w:t>Der Mensch ist sozial. Er braucht Beziehungen, Resonanz, Anerkennung und Verlässlichkeit. Autonomie entsteht nicht gegen Beziehungen, sondern durch tragfähige Beziehungen. Selbstbestimmung setzt voraus, dass Menschen sich nicht dauernd gegen Angst, Ausschluss oder Demütigung absichern müssen. Psychologische Forschung zur Selbstbestimmung beschreibt Autonomie, Kompetenz und soziale Eingebundenheit als grundlegende Voraussetzungen menschlicher Motivation. Die Wirkungsökonomie übersetzt diese Einsicht nicht in ein psychologisches Programm, sondern in eine normative Leitlinie: Systeme, die Beziehung zerstören, zerstören Handlungsfähigkeit.</w:t>
+      </w:r>
+    </w:p>
+    <w:p>
+      <w:r>
+        <w:t>Der Mensch ist sprachlich und kulturell. Er versteht die Welt nicht nur durch Zahlen, sondern durch Begriffe, Erzählungen, Bilder, Rituale und geteilte Deutungen. Sprache ordnet Wirklichkeit. Sie kann Vertrauen stärken oder schwächen, Gruppen verbinden oder trennen, Möglichkeiten öffnen oder schließen. Darum ist Wirkung nicht nur materiell. Kommunikation kann Wirkungspotenzial erzeugen, bevor sie in sichtbares Verhalten übergeht. Diese Einsicht wird später für Medien, Öffentlichkeit und Demokratie wichtig. In Teil IV wird zunächst der Maßstab gelegt: Sprache gehört zur Wirkungswelt des Menschen.</w:t>
+      </w:r>
+    </w:p>
+    <w:p>
+      <w:r>
+        <w:t>Der Mensch ist institutionell eingebettet. Er handelt innerhalb von Regeln, Verfahren, Erwartungen, Rechten, Pflichten und Machtverhältnissen. Was ein Mensch als möglich erlebt, hängt nicht nur von seinen inneren Eigenschaften ab, sondern von den Räumen, die ihm Institutionen eröffnen oder verschließen. In diesem Sinn ist Freiheit mehr als die Abwesenheit von Zwang. Sie braucht reale Fähigkeiten, Zugang, Sicherheit und Anerkennung. Der Fähigkeitenansatz von Amartya Sen und Martha Nussbaum ist hier ein wichtiger externer Bezugspunkt, weil er menschliches Wohlergehen nicht auf Einkommen reduziert, sondern auf reale Handlungs- und Entfaltungsmöglichkeiten bezieht.</w:t>
+      </w:r>
+    </w:p>
+    <w:p>
+      <w:pPr>
+        <w:pStyle w:val="Heading3"/>
+      </w:pPr>
+      <w:r>
+        <w:t>24.3 Begrenzte Rationalität</w:t>
+      </w:r>
+    </w:p>
+    <w:p>
+      <w:r>
+        <w:t>Die Wirkungsökonomie grenzt sich vom homo oeconomicus ab, ohne eine lange Theoriegeschichte zu erzählen. Der homo oeconomicus ist eine Modellfigur: informiert, stabil, rational, nutzenmaximierend. Menschen sind anders. Sie entscheiden unter Zeitdruck, mit unvollständigen Informationen, unter sozialem Einfluss, mit Gewohnheiten, Emotionen, Vorurteilen, begrenzter Aufmerksamkeit und widersprüchlichen Zielen. Herbert Simon beschrieb dies als begrenzte Rationalität: Menschen suchen nicht immer nach der optimalen Lösung, sondern nach einer handhabbaren Lösung innerhalb begrenzter Informationen und Verarbeitungskapazitäten.</w:t>
+      </w:r>
+    </w:p>
+    <w:p>
+      <w:r>
+        <w:t>Diese Begrenzung ist kein Defekt. Sie gehört zum Menschsein. Kein Mensch kann die vollständige Wirkung jedes Produkts, jeder politischen Entscheidung, jeder Kommunikation und jeder institutionellen Struktur selbst berechnen. Ein Mensch kann nicht im Supermarkt eine globale Lieferkette auditieren. Er kann nicht bei jeder Nachricht ihre algorithmische Verstärkung, Quellenlage, Tonalität und demokratische Wirkung selbst vollständig prüfen. Er kann nicht jeden Preis auf Klima, Wasser, Arbeit, Gesundheit und Demokratie zurückrechnen.</w:t>
+      </w:r>
+    </w:p>
+    <w:p>
+      <w:r>
+        <w:t>Daraus folgt eine zentrale normative Konsequenz: Eine wirkungsorientierte Gesellschaft darf Menschen nicht so behandeln, als könnten sie unter falschen Signalen richtige Entscheidungen erzwingen. Wenn zerstörerische Wirkung billiger ist als verantwortliches Handeln, entsteht kein freier Markt im anspruchsvollen Sinn. Es entsteht ein Markt mit verzerrter Orientierung. Wer dann von individueller Verantwortung spricht, ohne die falschen Signale zu korrigieren, verlangt von Menschen, gegen das System zu handeln, statt das System an Wirkung auszurichten.</w:t>
+      </w:r>
+    </w:p>
+    <w:p>
+      <w:r>
+        <w:t>Begrenzte Rationalität bedeutet auch, dass Menschen auf Vereinfachungen angewiesen sind. Sie nutzen Vertrauen, Routinen, soziale Hinweise, Marken, Institutionen, Zugehörigkeit, Erzählungen und Statussignale. Diese Vereinfachungen können hilfreich sein. Sie können aber auch manipuliert werden. Eine Wirtschaft, die nur Nachfrage misst, erkennt nicht, ob Nachfrage aus guter Information, Angst, sozialem Druck, Gewohnheit oder fehlenden Alternativen entsteht. Eine Demokratie, die nur Zustimmung misst, erkennt nicht automatisch, ob Zustimmung aus Urteilskraft, Erschöpfung, Misstrauen oder Zugehörigkeitsangst entsteht.</w:t>
+      </w:r>
+    </w:p>
+    <w:p>
+      <w:r>
+        <w:t>Die Wirkungsökonomie verlangt deshalb ein Menschenbild, das Rationalität ernst nimmt, aber nicht überschätzt. Menschen können lernen, prüfen, abwägen und Verantwortung übernehmen. Aber sie brauchen Bedingungen, unter denen Lernen, Prüfen und Verantwortung möglich bleiben.</w:t>
+      </w:r>
+    </w:p>
+    <w:p>
+      <w:pPr>
+        <w:pStyle w:val="Heading3"/>
+      </w:pPr>
+      <w:r>
+        <w:t>24.4 Verletzlichkeit und Würde</w:t>
+      </w:r>
+    </w:p>
+    <w:p>
+      <w:r>
+        <w:t>Der Mensch ist verletzlich. Diese Verletzlichkeit ist kein Sonderfall. Sie ist allgemein. Menschen können krank werden, Angst haben, einsam sein, sich irren, abhängig sein, beschämt werden, manipuliert werden, überlastet werden, Natur verlieren, Sprache verlieren, Vertrauen verlieren. Verletzlichkeit macht Menschen nicht schwach. Sie macht sie real.</w:t>
+      </w:r>
+    </w:p>
+    <w:p>
+      <w:r>
+        <w:t>Aus dieser Verletzlichkeit folgt Würde. Würde bedeutet, dass Menschen nicht auf Funktion reduziert werden dürfen. Nicht auf Arbeitskraft, Konsument, Kostenstelle, Datensatz, Steuerquelle, Zielgruppe oder Risiko. Würde setzt eine Grenze gegen jede Ökonomie, die Menschen nur danach bewertet, was sie verwerten, kaufen oder leisten. Diese Grenze ist in modernen Menschenrechts- und Verfassungsordnungen ausdrücklich verankert, sie ist aber auch für die Wirkungsökonomie grundlegend: Wirkung für den Menschen darf nicht gegen den Menschen selbst organisiert werden.</w:t>
+      </w:r>
+    </w:p>
+    <w:p>
+      <w:r>
+        <w:t>Würde bedeutet nicht, dass jede Entscheidung folgenlos bleibt. Menschen handeln und müssen Folgen mitverantworten. Aber Würde begrenzt die Art, wie Gesellschaften Menschen behandeln. Eine wirkungsorientierte Ordnung darf Menschen nicht durch Angst steuern, nicht durch Entwertung disziplinieren und nicht durch Ausschluss sortieren. Sie muss die reale Wirkung von Strukturen auf Menschen sichtbar machen: Wer wird sicherer? Wer wird verletzlicher? Wer gewinnt Handlungsfähigkeit? Wer verliert sie? Wer wird gehört? Wer verschwindet?</w:t>
+      </w:r>
+    </w:p>
+    <w:p>
+      <w:r>
+        <w:t>Das gilt auch für ökonomische Leistung. Wenn Leistung nur als Einkommen erscheint, werden viele Formen menschlicher Wirkleistung unsichtbar. Beziehungspflege, Sorge, Konfliktvermittlung, Nachbarschaft, Vertrauen, Zuwendung, Geduld, kulturelle Weitergabe und stille Stabilisierung des Alltags erscheinen dann als Nebenleistungen. In Wirklichkeit bilden sie die Bedingungen, unter denen Menschen frei und verantwortlich handeln können. Eine Gesellschaft, die diese Formen abwertet, schwächt ihre eigene Grundlage.</w:t>
+      </w:r>
+    </w:p>
+    <w:p>
+      <w:pPr>
+        <w:pStyle w:val="Heading3"/>
+      </w:pPr>
+      <w:r>
+        <w:t>24.5 Beziehung und Resonanz</w:t>
+      </w:r>
+    </w:p>
+    <w:p>
+      <w:r>
+        <w:t>Menschen leben nicht nur neben anderen Menschen. Sie leben durch Beziehungen. Sie werden angesprochen, anerkannt, verletzt, gestärkt, geprägt. Beziehung ist keine private Ergänzung zur Ökonomie. Sie ist eine Grundbedingung menschlicher Handlungsfähigkeit. Ohne Vertrauen, Sprache, Resonanz und Zugehörigkeit werden Entscheidungen enger, defensiver und kurzfristiger.</w:t>
+      </w:r>
+    </w:p>
+    <w:p>
+      <w:r>
+        <w:t>Der Begriff Resonanz hilft, diese Beziehung zur Welt zu beschreiben. Hartmut Rosa versteht Resonanz als eine Form der Weltbeziehung, in der Menschen nicht nur kontrollieren oder besitzen, sondern antworten und verwandelt werden können. Die Wirkungsökonomie übernimmt daraus keine komplette Sozialtheorie. Sie nutzt Resonanz als Hinweis darauf, dass Menschen nicht nur auf Anreize reagieren, sondern auf Beziehungen zur Welt. Ein Wald, eine Stimme, ein Raum, ein Blick, eine Institution, eine Geschichte, eine Gemeinschaft können Menschen in Beziehung setzen oder von ihnen trennen.</w:t>
+      </w:r>
+    </w:p>
+    <w:p>
+      <w:r>
+        <w:t>Für Teil IV ist dieser Punkt wesentlich, weil Wirkung nicht nur in materiellen Ergebnissen erscheint. Wirkung erscheint auch in der Qualität von Beziehungen. Eine Gesellschaft kann reich sein und resonanzarm. Sie kann effizient sein und beziehungsschwach. Sie kann viele Optionen anbieten und dennoch Zugehörigkeit zerstören. Dann entsteht eine paradoxe Lage: Menschen haben formal Wahlmöglichkeiten, erleben aber wenig Sinn, wenig Vertrauen und wenig Selbstwirksamkeit.</w:t>
+      </w:r>
+    </w:p>
+    <w:p>
+      <w:r>
+        <w:t>Die Wirkungsökonomie bewertet solche Zustände nicht als Stimmungsfrage. Sie betrachtet sie als Systemzustände. Angst, Einsamkeit, Statusdruck, Misstrauen und Beziehungslosigkeit verändern politische und wirtschaftliche Entscheidungen. Sie beeinflussen, ob Menschen solidarisch, defensiv, aggressiv, gleichgültig oder lernbereit reagieren. Deshalb gehört Beziehung in den normativen Teil des Modells.</w:t>
+      </w:r>
+    </w:p>
+    <w:p>
+      <w:pPr>
+        <w:pStyle w:val="Heading3"/>
+      </w:pPr>
+      <w:r>
+        <w:t>24.6 Selbstwirksamkeit als Bedingung von Verantwortung</w:t>
+      </w:r>
+    </w:p>
+    <w:p>
+      <w:r>
+        <w:t>Verantwortung setzt Selbstwirksamkeit voraus. Wer nie erlebt, dass das eigene Handeln etwas verändern kann, wird schwer dauerhaft verantwortlich handeln. Selbstwirksamkeit meint nicht Selbstüberschätzung. Sie meint die Erfahrung, dass eigenes Handeln in einem verständlichen Zusammenhang steht und Folgen haben kann. Albert Bandura beschrieb Selbstwirksamkeit als zentrale Voraussetzung dafür, dass Menschen Verhalten ändern, Belastungen bewältigen und Handlungsmöglichkeiten nutzen.</w:t>
+      </w:r>
+    </w:p>
+    <w:p>
+      <w:r>
+        <w:t>In der Wirkungsökonomie wird Selbstwirksamkeit zu einem normativen Maßstab. Ein System, das Menschen nur Pflichten zuschreibt, ihnen aber keine wirksamen Handlungsspielräume eröffnet, erzeugt Frustration. Ein System, das Wirkung unsichtbar hält, zerstört Rückmeldung. Ein System, das konstruktives Handeln teurer macht als destruktives Handeln, entwertet Verantwortung. Ein System, das Menschen mit Komplexität überlädt, ohne Orientierung bereitzustellen, erzeugt Rückzug.</w:t>
+      </w:r>
+    </w:p>
+    <w:p>
+      <w:r>
+        <w:t>Selbstwirksamkeit braucht drei Bedingungen. Erstens müssen Menschen erkennen können, welche Wirkung eine Handlung hat. Zweitens müssen sie reale Alternativen haben. Drittens muss das System positive Wirkung nicht nur moralisch anerkennen, sondern praktisch ermöglichen. In diesem Kapitel werden daraus noch keine Instrumente abgeleitet. Das geschieht später. Hier geht es um den Maßstab: Verantwortung darf nicht als Appell an Einzelne verkürzt werden. Sie braucht Rückkopplung, Sichtbarkeit und Handlungsfähigkeit.</w:t>
+      </w:r>
+    </w:p>
+    <w:p>
+      <w:r>
+        <w:t>Das verändert auch den Begriff von Freiheit. Freiheit ist nicht nur Wahl zwischen Angeboten. Freiheit ist die Fähigkeit, unter verständlichen Bedingungen eine verantwortbare Entscheidung zu treffen. Wenn Menschen zwischen einem billigen schädlichen Produkt und einem teuren verantwortlichen Produkt wählen müssen, ist die Entscheidung formal frei. Wirkungsökonomisch ist sie verzerrt, wenn das Preissystem die Folgen nicht zeigt. Eine Ordnung, die Menschen ernst nimmt, muss solche Verzerrungen benennen.</w:t>
+      </w:r>
+    </w:p>
+    <w:p>
+      <w:pPr>
+        <w:pStyle w:val="Heading3"/>
+      </w:pPr>
+      <w:r>
+        <w:t>24.7 Warum ein falsches Menschenbild falsche Anreize setzt</w:t>
+      </w:r>
+    </w:p>
+    <w:p>
+      <w:r>
+        <w:t>Eine Wirtschaft, die Menschen als isolierte Nutzenmaximierer behandelt, setzt Anreize für ein Verhalten, das sie später selbst beklagt. Sie belohnt kurzfristige Vorteile, Statuskonsum, Externalisierung, Konkurrenz um Aufmerksamkeit und die Verlagerung von Folgekosten. Sie unterschätzt Angst, Zugehörigkeit, Gewohnheit und soziale Nachahmung. Sie überschätzt die Fähigkeit Einzelner, in einem falsch ausgerichteten System dauerhaft richtig zu handeln.</w:t>
+      </w:r>
+    </w:p>
+    <w:p>
+      <w:r>
+        <w:t>Wenn der Mensch als bloßer Konsument erscheint, wird Wirkung zur Kaufentscheidung privatisiert. Wenn der Mensch als bloße Arbeitskraft erscheint, wird Würde an Verwertbarkeit gebunden. Wenn der Mensch als bloßer Kostenfaktor erscheint, werden Schutz, Beziehung und Zeit zu Belastungen. Wenn der Mensch als bloßer Datenpunkt erscheint, wird Verhalten steuerbar, aber nicht notwendig verstehbar. In allen Fällen wird der Mensch reduziert.</w:t>
+      </w:r>
+    </w:p>
+    <w:p>
+      <w:pPr>
+        <w:pStyle w:val="Heading3"/>
+      </w:pPr>
+      <w:r>
+        <w:t>Quellenanker: Kapitel 26 - Sinn, Selbstwirksamkeit und Beziehung</w:t>
+      </w:r>
+    </w:p>
+    <w:p>
+      <w:r>
+        <w:t>Interne Quelle: referenz/kapitel-026-sinn-selbstwirksamkeit-und-beziehung/index.html</w:t>
+      </w:r>
+    </w:p>
+    <w:p>
+      <w:r>
+        <w:t>Kapitel 25 hat gezeigt, dass Menschen nicht nur nach Information handeln. Angst, Status, Zugehörigkeit und Macht verändern Wahrnehmung, Vertrauen, politische Orientierung, Konsum, Arbeitsbeziehungen und demokratische Diskurse. Dieses Kapitel ergänzt die positive Seite dieses Menschenbildes: Menschen brauchen Sinn, Selbstwirksamkeit und Beziehung. Ohne diese drei Bedingungen wird Wirkung abstrakt. Mit ihnen wird Wirkung lebbar.</w:t>
+      </w:r>
+    </w:p>
+    <w:p>
+      <w:r>
+        <w:t>Die Wirkungsökonomie darf den Menschen nicht als isolierten Nutzenrechner behandeln. Sie darf ihn aber auch nicht auf Angst, Bedürftigkeit oder Manipulierbarkeit reduzieren. Menschen sind verletzlich und wirkungsfähig zugleich. Sie können sich täuschen, Gruppen folgen, destruktive Ordnungen stabilisieren und Verantwortung ausweichen. Sie können aber auch lernen, kooperieren, schützen, pflegen, bauen, forschen, streiten, vergeben, erinnern und Zukunft vorbereiten.</w:t>
+      </w:r>
+    </w:p>
+    <w:p>
+      <w:r>
+        <w:t>Diese doppelte Sicht ist für die Wirkungsökonomie unverzichtbar. Eine Ordnung, die nur Anreize setzt, aber Sinn zerstört, wird kalt. Eine Ordnung, die nur Werte verkündet, aber Selbstwirksamkeit nicht ermöglicht, bleibt machtlos. Eine Ordnung, die nur individuelle Freiheit betont, aber Beziehungen, Abhängigkeiten und Resonanzräume ignoriert, wird blind.</w:t>
+      </w:r>
+    </w:p>
+    <w:p>
+      <w:pPr>
+        <w:pStyle w:val="Heading3"/>
+      </w:pPr>
+      <w:r>
+        <w:t>26.1 Sinn als Wirkungsbedingung</w:t>
+      </w:r>
+    </w:p>
+    <w:p>
+      <w:r>
+        <w:t>Sinn entsteht, wenn Menschen ihr Handeln als verbunden mit etwas Größerem erfahren: mit anderen Menschen, mit einer Aufgabe, mit einer Geschichte, mit einem Ort, mit einer Gemeinschaft, mit Wahrheit, mit Gerechtigkeit, mit Natur oder mit Zukunft. Sinn ist nicht dasselbe wie Glück. Glück kann kurz sein. Sinn kann auch anstrengend sein. Wer pflegt, erzieht, forscht, heilt, repariert, begleitet oder demokratische Konflikte aushält, erlebt nicht immer Leichtigkeit. Aber diese Tätigkeiten können Sinn erzeugen, weil sie Zustände verbessern.</w:t>
+      </w:r>
+    </w:p>
+    <w:p>
+      <w:r>
+        <w:t>Die alte Ordnung trennt Sinn häufig von Wert. Was Sinn hat, wird nicht unbedingt gut bezahlt. Was gut bezahlt wird, hat nicht zwingend positive Wirkung. Pflege, Bildung, Beziehung, Sorge, Kultur, Prävention und demokratische Arbeit können hohe Wirkleistung erzeugen, während ihre Marktwerte niedrig bleiben. Umgekehrt können Tätigkeiten mit hohem Einkommen Verlustleistung erzeugen.</w:t>
+      </w:r>
+    </w:p>
+    <w:p>
+      <w:r>
+        <w:t>Diese Entkopplung erzeugt eine anthropologische Krise. Menschen spüren, dass das, was zählt, nicht immer bezahlt wird, und dass das, was bezahlt wird, nicht immer zählt. Daraus entstehen Zynismus, Überforderung, Statusdruck, Rückzug und Misstrauen. Eine Gesellschaft, die Sinnleistungen strukturell abwertet, schwächt ihre eigene Stabilität.</w:t>
+      </w:r>
+    </w:p>
+    <w:p>
+      <w:r>
+        <w:t>Die Wirkungsökonomie ordnet Sinn nicht moralisch an. Sie macht sichtbar, welche Tätigkeiten reale positive Zustandsveränderungen erzeugen. Sinn entsteht dann nicht durch Appell, sondern durch Anerkennung echter Wirkleistung. Menschen erfahren, dass Pflege, Bildung, Schutz, Regeneration, Beziehung, Wahrheit und demokratische Korrektur nicht Nebenleistungen sind, sondern Systemleistungen.</w:t>
+      </w:r>
+    </w:p>
+    <w:p>
+      <w:pPr>
+        <w:pStyle w:val="Heading3"/>
+      </w:pPr>
+      <w:r>
+        <w:t>26.2 Selbstwirksamkeit</w:t>
+      </w:r>
+    </w:p>
+    <w:p>
+      <w:r>
+        <w:t>Selbstwirksamkeit bedeutet, dass Menschen ihr eigenes Handeln als wirksam erfahren. Wer glaubt, nichts verändern zu können, zieht sich zurück, wird abhängig, sucht Schuldige oder folgt einfachen Versprechen. Wer erlebt, dass eigenes Handeln Wirkung erzeugt, wird handlungsfähiger, lernfähiger und weniger anfällig für Ohnmacht.</w:t>
+      </w:r>
+    </w:p>
+    <w:p>
+      <w:r>
+        <w:t>Selbstwirksamkeit ist nicht nur ein individuelles Gefühl. Sie ist ein Systemzustand. Eine Verwaltung kann Selbstwirksamkeit stärken oder zerstören. Ein Bildungssystem kann sie aufbauen oder ersticken. Eine Stadt kann Handlung ermöglichen oder Menschen in Abhängigkeit halten. Ein Markt kann verantwortliche Entscheidung erleichtern oder moralische Überforderung erzeugen. Eine Plattform kann Teilhabe ermöglichen oder Menschen in Erregung und Vergleichsdruck binden.</w:t>
+      </w:r>
+    </w:p>
+    <w:p>
+      <w:r>
+        <w:t>Die Wirkungsökonomie stärkt Selbstwirksamkeit, indem sie Rückkopplung sichtbar macht. Wer ein Produkt kauft, soll nicht die ganze Lieferkette erforschen müssen. Das System muss Wirkung anzeigen. Wer in einem Unternehmen arbeitet, soll nicht nur Umsatz- oder Kostenziele sehen. Er oder sie muss erkennen können, welche Zustände durch Arbeit verändert werden. Wer kommunal entscheidet, braucht nicht nur Haushaltszahlen, sondern Wirkungsdaten. Wer politisch handelt, braucht nicht nur Zustimmung, sondern Prüfung der Folgen.</w:t>
+      </w:r>
+    </w:p>
+    <w:p>
+      <w:r>
+        <w:t>Selbstwirksamkeit heißt nicht, dass einzelne Menschen für alles verantwortlich sind. Das wäre Überforderung. Sie heißt, dass Handlungsmöglichkeiten, Informationen, Anreize und Rückkopplung so verbunden werden, dass Menschen nicht gegen das System arbeiten müssen, um positive Wirkung zu erzeugen.</w:t>
+      </w:r>
+    </w:p>
+    <w:p>
+      <w:pPr>
+        <w:pStyle w:val="Heading3"/>
+      </w:pPr>
+      <w:r>
+        <w:t>26.3 Beziehung als Infrastruktur</w:t>
+      </w:r>
+    </w:p>
+    <w:p>
+      <w:r>
+        <w:t>Menschen leben nicht als Einzelpunkte. Sie leben in Beziehungen: Familie, Freundschaft, Nachbarschaft, Arbeit, Pflege, Schule, Öffentlichkeit, Kultur, digitale Räume, Institutionen, Naturbezug. Diese Beziehungen sind keine weichen Nebenthemen. Sie entscheiden, ob Menschen sicher, lernfähig, vertrauensvoll und demokratisch handlungsfähig bleiben.</w:t>
+      </w:r>
+    </w:p>
+    <w:p>
+      <w:r>
+        <w:t>Beziehung ist Infrastruktur. Eine Gesellschaft mit zerstörten Beziehungen wird teuer. Einsamkeit erhöht Gesundheitsrisiken. Misstrauen erhöht Kontrollkosten. Entfremdung erhöht Radikalisierungsrisiken. Statusangst erhöht soziale Abwehr. Fehlende Nachbarschaft erhöht Verwundbarkeit in Krisen. Digitale Entwürdigung beschädigt psychische Stabilität. Eine Demokratie ohne Beziehung zerfällt nicht sofort institutionell, aber sie verliert Resonanz.</w:t>
+      </w:r>
+    </w:p>
+    <w:p>
+      <w:r>
+        <w:t>Die alte Ökonomie sieht Beziehung vor allem dort, wo sie bezahlt wird: Dienstleistung, Arbeit, Konsum, Vertrag. Die Wirkungsökonomie sieht Beziehung als Wirkungsraum. Pflege wirkt nicht nur medizinisch. Sie wirkt relational. Bildung wirkt nicht nur über Wissen. Sie wirkt über Vertrauen, Anerkennung und gemeinsame Sprache. Kultur wirkt nicht nur über Unterhaltung. Sie wirkt über Resonanz, Erinnerung und Zugehörigkeit. Demokratie wirkt nicht nur über Verfahren. Sie wirkt über die Erfahrung, dass Widerspruch möglich bleibt, ohne Feindschaft zu werden.</w:t>
+      </w:r>
+    </w:p>
+    <w:p>
+      <w:r>
+        <w:t>Beziehung ist deshalb nicht romantisch. Sie ist systemrelevant. Eine wirkungsökonomische Ordnung muss Räume fördern, in denen Menschen einander nicht nur als Kosten, Konkurrenz, Konsument:innen oder Zielgruppen begegnen. Sie brauchen Begegnung als Bedingung von Vertrauen, Orientierung und Korrektur.</w:t>
+      </w:r>
+    </w:p>
+    <w:p>
+      <w:pPr>
+        <w:pStyle w:val="Heading3"/>
+      </w:pPr>
+      <w:r>
+        <w:t>26.4 Warum Fakten allein nicht reichen</w:t>
+      </w:r>
+    </w:p>
+    <w:p>
+      <w:r>
+        <w:t>Fakten sind unverzichtbar. Ohne Fakten gibt es keine Wirkungsökonomie. Emissionen, Wasser, Arbeitsbedingungen, Gesundheit, Armut, Bildung, Desinformation, Wohnkosten, Versicherbarkeit und Biodiversität müssen überprüfbar sein. Aber Fakten allein verändern nicht automatisch Verhalten.</w:t>
+      </w:r>
+    </w:p>
+    <w:p>
+      <w:r>
+        <w:t>Menschen nehmen Fakten durch Wirkungsräume wahr: durch Angst, Vertrauen, Zugehörigkeit, Status, Beziehung, Sprache, Institutionen, Medien, Bildung und Erfahrung. Ein richtiger Befund kann abgelehnt werden, wenn er als Bedrohung der eigenen Identität erscheint. Eine falsche Erzählung kann angenommen werden, wenn sie Zugehörigkeit, Stolz oder Orientierung verspricht. Eine sachlich gute Maßnahme kann scheitern, wenn sie Selbstwirksamkeit zerstört oder soziale Härten erzeugt.</w:t>
+      </w:r>
+    </w:p>
+    <w:p>
+      <w:r>
+        <w:t>Daraus folgt keine Absage an Wahrheit. Es folgt eine höhere Anforderung an Wirkungsarchitektur. Wahrheit braucht Infrastruktur: Wissenschaft, Statistik, Journalismus, Gerichte, Bildung, Quellenklarheit, Plattformverantwortung und Resonanzräume. Sie braucht aber auch Übersetzung in Handlungsmöglichkeiten. Ein Mensch muss nicht nur wissen, dass ein Problem existiert. Er muss erkennen können, welche Optionen vorhanden sind, welche Regeln gelten und welche Wirkung eigenes Handeln haben kann.</w:t>
+      </w:r>
+    </w:p>
+    <w:p>
+      <w:r>
+        <w:t>Die Wirkungsökonomie verbindet daher Fakten mit Rückkopplung. Daten werden nicht nur veröffentlicht. Sie müssen in Preise, Steuern, Kapitalzugang, Beschaffung, Versicherbarkeit, Bildung, Verwaltung und Alltag zurückwirken. Erst dann werden Fakten handlungsfähig.</w:t>
+      </w:r>
+    </w:p>
+    <w:p>
+      <w:pPr>
+        <w:pStyle w:val="Heading3"/>
+      </w:pPr>
+      <w:r>
+        <w:t>26.5 Warum Menschen destruktive Systeme stabilisieren</w:t>
+      </w:r>
+    </w:p>
+    <w:p>
+      <w:r>
+        <w:t>Menschen halten nicht nur deshalb an destruktiven Systemen fest, weil sie unwissend sind. Sie tun es auch, weil Systeme Sicherheit, Status, Identität, Einkommen, Routinen und Zugehörigkeit organisieren. Ein fossiler Arbeitsplatz kann Klimaschäden erzeugen und zugleich Familie, Anerkennung und regionale Identität sichern. Ein zerstörerisches Geschäftsmodell kann Einkommen, Karriere und Zugehörigkeit ermöglichen. Ein polarisierendes Narrativ kann falsch sein und zugleich Ohnmacht in Deutung verwandeln.</w:t>
+      </w:r>
+    </w:p>
+    <w:p>
+      <w:r>
+        <w:t>Die Wirkungsökonomie muss diese Bindungen sehen. Sonst wird Transformation als moralischer Angriff erlebt. Wer nur sagt, dass ein altes System schädlich ist, erklärt noch nicht, wie Menschen Sicherheit, Anerkennung und Zukunft im neuen System finden. Eine wirkungsökonomische Ordnung muss deshalb Übergänge bauen: Qualifizierung, regionale Transformation, soziale Sicherung, Anerkennung, faire Lastenteilung, neue Rollen, neue Statuslogiken und echte Beteiligung.</w:t>
+      </w:r>
+    </w:p>
+    <w:p>
+      <w:r>
+        <w:t>Status darf nicht länger primär aus Kapitalmacht entstehen. Er muss an Wirkleistung gebunden werden. Zugehörigkeit darf nicht über Feindbilder organisiert werden. Sie muss über Teilgabe entstehen. Macht darf nicht unsichtbar bleiben. Sie muss rückgekoppelt werden. Sinn darf nicht privater Zufall bleiben. Er muss durch Strukturen möglich werden, die positive Wirkung erleichtern.</w:t>
+      </w:r>
+    </w:p>
+    <w:p>
+      <w:pPr>
+        <w:pStyle w:val="Heading3"/>
+      </w:pPr>
+      <w:r>
+        <w:t>26.6 Fazit: Menschen brauchen Wirkung, nicht nur Versorgung</w:t>
+      </w:r>
+    </w:p>
+    <w:p>
+      <w:r>
+        <w:t>Menschen brauchen Einkommen, Sicherheit, Rechte, Gesundheit, Wohnen und Bildung. Aber sie brauchen mehr als Versorgung. Sie brauchen Sinn, Selbstwirksamkeit und Beziehung. Eine Gesellschaft kann materiell reicher werden und dennoch Menschen in Ohnmacht, Einsamkeit, Statusdruck, Entfremdung und Misstrauen zurücklassen.</w:t>
+      </w:r>
+    </w:p>
+    <w:p>
+      <w:r>
+        <w:t>Die Wirkungsökonomie setzt deshalb nicht nur bei Produkten, Steuern oder Kapital an. Sie setzt auch beim Menschenbild an. Der Mensch ist kein isolierter Rechner, keine bloße Arbeitskraft, keine Zielgruppe, keine Kostenstelle und kein moralisch zu erziehendes Wesen. Er ist ein Wirkungswesen. Er lebt in Beziehungen, braucht Orientierung, will wirksam sein und reagiert auf die Strukturen, in denen er handelt.</w:t>
+      </w:r>
+    </w:p>
+    <w:p>
+      <w:r>
+        <w:t>Damit schließt Kapitel 26 den anthropologischen Teil von Mensch, Planet und Demokratie ab. Kapitel 24 hat den Menschen im System beschrieben. Kapitel 25 hat Angst, Status, Zugehörigkeit und Macht als Wirkungsfaktoren sichtbar gemacht. Kapitel 26 zeigt nun, welche positiven Bedingungen Menschen brauchen, damit Wirkung nicht nur gemessen, sondern gelebt werden kann.</w:t>
+      </w:r>
+    </w:p>
+    <w:p>
+      <w:r>
+        <w:t>Die nächste Frage richtet sich auf die physische Lebensbedingung aller Wirkung: den Planeten.</w:t>
+      </w:r>
+    </w:p>
+    <w:p>
+      <w:r>
+        <w:t>Endnoten und Quellen zu Kapitel 26</w:t>
+      </w:r>
+    </w:p>
+    <w:p>
+      <w:r>
+        <w:t>Interne WÖk-Quellen</w:t>
+      </w:r>
+    </w:p>
+    <w:p>
+      <w:r>
+        <w:t>Weber, Natalie: Die neue Ordnung des Wohlstands, Arbeitsfassung 2026, Kapitel zu Mensch als Wirkungswesen, Wirkungsträger, Wirkungsempfänger und Wirkungsraum. Grundlage für das Menschenbild der Wirkungsökonomie.</w:t>
+      </w:r>
+    </w:p>
+    <w:p>
+      <w:r>
+        <w:t>Weber, Natalie: Die neue Ordnung des Wohlstands, Arbeitsfassung 2026, Abschnitte zu Care, Bildung, Prävention, Beziehung und Wirkleistung. Grundlage für die Einordnung von Sinnleistungen als gesellschaftliche Systemleistungen.</w:t>
+      </w:r>
+    </w:p>
+    <w:p>
+      <w:r>
+        <w:t>Weber, Natalie: Systemmodell der Wirkungsökonomie. Die systemische Ordnungskarte Mensch-Planet-Demokratie, 2025. Grundlage für Gesellschaft als Qualität von Räumen, Beziehungen und Systemen sowie für Kultur als Resonanzsystem der Demokratie.</w:t>
+      </w:r>
+    </w:p>
+    <w:p>
+      <w:pPr>
+        <w:pStyle w:val="Heading3"/>
+      </w:pPr>
+      <w:r>
+        <w:t>Quellenanker: Kapitel 45 - Organisation, Kultur und Verantwortung</w:t>
+      </w:r>
+    </w:p>
+    <w:p>
+      <w:r>
+        <w:t>Interne Quelle: referenz/kapitel-045-organisation-kultur-und-verantwortung/index.html</w:t>
+      </w:r>
+    </w:p>
+    <w:p>
+      <w:r>
+        <w:t>Kapitel 43 hat Führung als Gestaltung von Rückkopplung beschrieben. Kapitel 44 hat gezeigt, dass Wirkungscontrolling dort beginnt, wo Daten in Entscheidungen zurückkehren. Dieses Kapitel verbindet beide Linien. Wirkung scheitert in Unternehmen selten nur an fehlender Strategie. Sie scheitert an Organisation: an Silos, unklaren Rollen, Angst, Machtspielen, fehlender Schnittstellenverantwortung und einer Kultur, die gute Absichten in wirkungsarme Routinen verwandelt.</w:t>
+      </w:r>
+    </w:p>
+    <w:p>
+      <w:r>
+        <w:t>Wirkung entsteht nicht nur durch Strategie. Sie entsteht durch Organisation, Rollen, Kultur, Verantwortung und Lernfähigkeit.</w:t>
+      </w:r>
+    </w:p>
+    <w:p>
+      <w:r>
+        <w:t>Ein Unternehmen kann eine starke Wirkungsstrategie formulieren und dennoch falsch handeln, wenn Einkauf, Produktentwicklung, Controlling, Recht, Nachhaltigkeit, Personal, Kommunikation und Führung in getrennten Logiken arbeiten. Ein Bereich optimiert Kosten, ein anderer berichtet Risiken, ein dritter entwickelt Produkte, ein vierter schützt Reputation. Wenn diese Perspektiven nicht verbunden werden, entsteht Blindleistung. Daten liegen vor, aber sie erreichen die Entscheidung nicht. Verantwortung ist benannt, aber sie bleibt an Schnittstellen hängen. Kultur spricht von Wirkung, belohnt aber weiterhin Status, Geschwindigkeit oder kurzfristige Zielerreichung.</w:t>
+      </w:r>
+    </w:p>
+    <w:p>
+      <w:pPr>
+        <w:pStyle w:val="Heading3"/>
+      </w:pPr>
+      <w:r>
+        <w:t>45.1 Netzwerke statt Silos</w:t>
+      </w:r>
+    </w:p>
+    <w:p>
+      <w:r>
+        <w:t>Silos sind organisatorische Blindräume. Sie entstehen, wenn Abteilungen ihre Ziele, Daten, Budgets und Verantwortungen so eng schützen, dass die Wirkung des Ganzen aus dem Blick gerät. Ein Silo kann effizient erscheinen, weil es seine Kennzahlen erfüllt. Im System kann es dennoch Schaden erzeugen, wenn es Risiken weiterreicht, Informationen zurückhält oder Zielkonflikte an andere Stellen verschiebt.</w:t>
+      </w:r>
+    </w:p>
+    <w:p>
+      <w:r>
+        <w:t>Die Wirkungsökonomie verlangt deshalb Netzwerke statt Silos. Das bedeutet nicht, Hierarchie abzuschaffen oder Organisationen in Unordnung zu verwandeln. Unternehmen brauchen formale Zuständigkeiten, rechtliche Verantwortung, Budgets, Führung, Haftung und klare Entscheidungen. Sie brauchen zusätzlich Netzwerkstrukturen, in denen Wissen, Erfahrung, Risiken und Wirkung über Abteilungsgrenzen hinweg zirkulieren.</w:t>
+      </w:r>
+    </w:p>
+    <w:p>
+      <w:r>
+        <w:t>Eine wirkungsorientierte Organisation hat daher eine doppelte Struktur. Die formale Struktur regelt Verantwortung, Ressourcen, Rechte und Entscheidungen. Die Netzwerkstruktur verbindet Lernen, Kooperation, Rückkopplung, Frühwarnung und Fehlerkorrektur. Nur Hierarchie macht Organisationen schwerfällig und blind. Nur Netzwerk macht sie diffus und entscheidungsschwach. Die Wirkungsökonomie braucht beides: klare Verantwortlichkeit und offene Rückkopplung.</w:t>
+      </w:r>
+    </w:p>
+    <w:p>
+      <w:r>
+        <w:t>Das verändert konkrete Entscheidungsräume. Ein Einkaufsteam entscheidet nicht allein nach Preis. Es braucht Wirkungswissen über Arbeit, Klima, Wasser, Qualität, Risiken und Lieferantenentwicklung. Ein Produktteam entscheidet nicht allein nach Absatz. Es braucht Wissen über Gesundheit, Datenschutz, Nutzungsdauer, Reparierbarkeit, Kommunikation und Kund:innenwirkung. Ein Führungsteam entscheidet nicht allein nach Finanzkennzahlen. Es braucht Wirkungscontrolling, Risiko, Compliance, Mitbestimmung, Kultur und Wirkungsdaten.</w:t>
+      </w:r>
+    </w:p>
+    <w:p>
+      <w:r>
+        <w:t>Netzwerke reduzieren Blindleistung, weil sie Wissen dorthin bringen, wo Entscheidungen entstehen. Sie verhindern, dass Probleme nur nach oben gemeldet werden, obwohl sie an Schnittstellen gelöst werden müssten. Sie verhindern auch, dass Verantwortung in endlosen Abstimmungen verdampft. Ein gutes Netzwerk ist kein Gesprächskreis ohne Ergebnis. Es ist eine Rückkopplungsstruktur.</w:t>
+      </w:r>
+    </w:p>
+    <w:p>
+      <w:r>
+        <w:t>Silos werden nicht durch Appelle geöffnet. Sie werden geöffnet, wenn Ziele, Daten, Rollen und Anreize gemeinsam auf Wirkung ausgerichtet werden. Wer nur mehr Zusammenarbeit fordert, ohne Zielsysteme, Machtstrukturen und Datenzugang zu verändern, erzeugt neue Meetings, aber keine bessere Wirkung. Netzwerklogik braucht gemeinsame Wirkungsziele, gemeinsame Datenräume, klare Entscheidungsrechte und eine Kultur, in der Widerspruch nicht als Störung gilt.</w:t>
+      </w:r>
+    </w:p>
+    <w:p>
+      <w:pPr>
+        <w:pStyle w:val="Heading3"/>
+      </w:pPr>
+      <w:r>
+        <w:t>45.2 Verantwortung in Rollen und Prozessen</w:t>
+      </w:r>
+    </w:p>
+    <w:p>
+      <w:r>
+        <w:t>Verantwortung darf in einer wirkungsorientierten Organisation nicht nur an Personen appellieren. Sie muss in Rollen und Prozessen verankert werden. Sonst entsteht Verantwortungsdiffusion. Alle finden Wirkung wichtig, aber niemand kann sagen, wer welche Entscheidung ändern muss.</w:t>
+      </w:r>
+    </w:p>
+    <w:p>
+      <w:r>
+        <w:t>Verantwortung in Rollen bedeutet: Jede relevante Funktion kennt ihren Wirkungsbezug. Einkauf kennt Lieferketten-, Menschenrechts-, Klima-, Preis- und Resilienzbezug. Produktentwicklung kennt Nutzungs-, Gesundheits-, Datenschutz-, Material- und Lebenszykluswirkung. Controlling kennt Finanz- und Wirkungsdaten. Recht kennt Haftung, Transparenz, Compliance und Grundrechtsbezug. Kommunikation kennt Vertrauen, Tonalität, Öffentlichkeit und Wirkungspotenzial. Personal kennt Arbeitsgesundheit, psychische Sicherheit, Kompetenz und Anerkennung. Führung kennt Rückkopplung, Entscheidung, Macht und Kultur.</w:t>
+      </w:r>
+    </w:p>
+    <w:p>
+      <w:r>
+        <w:t>Verantwortung in Prozessen bedeutet: Wirkung erscheint nicht erst im Bericht, sondern in den Entscheidungspunkten. Ein Investitionsprozess enthält Wirkungsdaten. Ein Produktfreigabeprozess enthält Wirkungsrisiken. Ein Lieferantenprozess enthält Mindeststandards, Datenqualität und Verbesserungslogik. Ein Personalprozess enthält Wirkung auf Gesundheit, Selbstwirksamkeit und Entwicklung. Ein Risikoprozess enthält nicht nur finanzielle Risiken, sondern Wirkungsrisiken.</w:t>
+      </w:r>
+    </w:p>
+    <w:p>
+      <w:r>
+        <w:t>Die wichtigste Form ist Schnittstellenverantwortung. Viele Schäden entstehen nicht dort, wo eine Person falsch entscheidet, sondern dort, wo mehrere Bereiche teilweise richtig entscheiden, aber niemand das Ganze prüft. Einkauf senkt Kosten. Produktentwicklung beschleunigt Markteinführung. Kommunikation erhöht Reichweite. Controlling senkt Aufwand. Recht minimiert Haftung. Jeder Bereich erfüllt seinen Auftrag. Im Zusammenwirken kann dennoch negative Wirkung entstehen.</w:t>
+      </w:r>
+    </w:p>
+    <w:p>
+      <w:r>
+        <w:t>Schnittstellenverantwortung fragt: Wer sieht die Wirkung zwischen den Funktionen? Wer prüft, ob eine Kostenentscheidung Arbeitsbedingungen verschlechtert? Wer erkennt, ob ein Kommunikationsziel demokratische Resonanz beschädigt? Wer fragt, ob ein Lieferantenwechsel Resilienz senkt? Wer sieht, ob ein Effizienzprogramm psychische Sicherheit zerstört? Wer macht sichtbar, welche Perspektiven fehlen?</w:t>
+      </w:r>
+    </w:p>
+    <w:p>
+      <w:r>
+        <w:t>Interne Machtstrukturen prägen diese Verantwortung. Macht verteilt Ressourcen, Aufmerksamkeit, Zugang zu Daten, Interpretationshoheit und Entscheidungsspielräume. Macht wird gefährlich, wenn sie Rückkopplung blockiert. Eine Organisation, in der mächtige Bereiche Daten filtern, Fehler verstecken oder Kritik sanktionieren, kann keine verlässliche Wirkungsorganisation sein. Die Wirkungsökonomie unterscheidet daher zwischen Macht als Durchsetzung und Macht als Verantwortung.</w:t>
+      </w:r>
+    </w:p>
+    <w:p>
+      <w:r>
+        <w:t>Macht als Durchsetzung fragt, wer entscheidet, wer gewinnt, wer kontrolliert und wer über Budget verfügt. Macht als Verantwortung fragt, welche Wirkung entsteht, wer Folgen spürt, wer gehört wurde, welche Daten widersprechen und welche Risiken verschoben werden. Diese zweite Machtlogik ist nicht weich. Sie ist genauer. Sie macht Führung und Organisation rechenschaftsfähiger.</w:t>
+      </w:r>
+    </w:p>
+    <w:p>
+      <w:pPr>
+        <w:pStyle w:val="Heading3"/>
+      </w:pPr>
+      <w:r>
+        <w:t>45.3 Wirkungskompetenz</w:t>
+      </w:r>
+    </w:p>
+    <w:p>
+      <w:r>
+        <w:t>Wirkungskompetenz wurde im Begriffsteil als Fähigkeit eingeführt, Wirkung, Wirkungspotenzial, Wirkungsräume, Nebenwirkungen, Gegenwirkungen, Rückkopplungen und Verantwortungsdimensionen zu erkennen und handlungsfähig zu bearbeiten. Im Unternehmen wird Wirkungskompetenz zur Organisationsfähigkeit. Sie darf nicht nur bei Nachhaltigkeit, Controlling oder Führung liegen. Sie muss in den Rollen entstehen, in denen Entscheidungen tatsächlich fallen.</w:t>
+      </w:r>
+    </w:p>
+    <w:p>
+      <w:r>
+        <w:t>Das Systemmodell der Wirkungsökonomie beschreibt Wirkungskompetenz als zentrale Fähigkeit, systemische Wirkung zu verstehen, zu bewerten und verantwortungsvoll zu gestalten. Sie umfasst Wahrnehmungskompetenz, Systemkompetenz, Analysekompetenz, Kommunikationskompetenz und Entscheidungskompetenz. Für Unternehmen bedeutet das: Beschäftigte müssen nicht alle Wirkungsdaten selbst berechnen. Sie müssen aber erkennen können, wann eine Entscheidung wirkungsrelevant ist, welche Daten gebraucht werden, welche Nebenwirkungen möglich sind und wann Widerspruch nötig wird.</w:t>
+      </w:r>
+    </w:p>
+    <w:p>
+      <w:r>
+        <w:t>Wahrnehmungskompetenz heißt: Wirkung wird von Meinung, Absicht, Image, kurzfristigem Nutzen und rein finanzieller Logik unterschieden. Ein Team erkennt, dass ein günstiger Preis keine gute Wirkung beweist. Ein Projekt erkennt, dass ein schneller Launch nicht automatisch Erfolg ist. Ein Bereich erkennt, dass weniger Kosten nicht automatisch weniger Systemkosten bedeutet.</w:t>
+      </w:r>
+    </w:p>
+    <w:p>
+      <w:r>
+        <w:t>Systemkompetenz heißt: Entscheidungen werden als Teil größerer Zusammenhänge verstanden. Ein Einkauf sieht Lieferketten und Resilienz. Eine Produktentwicklung sieht Nutzungsfolgen und Lebenszyklus. Kommunikation sieht Resonanzräume. Personal sieht Arbeitsgesundheit und Selbstwirksamkeit. Governance sieht Macht und Rückkopplung.</w:t>
+      </w:r>
+    </w:p>
+    <w:p>
+      <w:r>
+        <w:t>Analysekompetenz heißt: Wirkungsdaten werden gelesen, nicht nur gesammelt. Scorecards, Datenqualität, T-SROI, Risikowerte, Benchmarks und Unsicherheiten müssen verstanden werden. Nicht jede Person braucht dieselbe Tiefe. Aber jede wirkungsrelevante Rolle braucht genug Verständnis, um nicht von Kennzahlen oder Berichten abhängig zu bleiben.</w:t>
+      </w:r>
+    </w:p>
+    <w:p>
+      <w:r>
+        <w:t>Kommunikationskompetenz heißt: Wirkung wird so kommuniziert, dass sie klärt und nicht beschämt, verschleiert oder polarisiert. Das ist im Unternehmen besonders wichtig. Wirkungskonflikte sind häufig Spannungen zwischen Bereichen: Marge gegen Wasserstress, Wachstum gegen Materialverbrauch, Geschwindigkeit gegen Datenqualität, Absatz gegen Manipulationsrisiko. Solche Konflikte brauchen Sprache, die Unterschiedliches sichtbar macht, ohne Menschen zu Feinden zu erklären.</w:t>
+      </w:r>
+    </w:p>
+    <w:p>
+      <w:r>
+        <w:t>Entscheidungskompetenz heißt: Wirkung wird in Handlung übersetzt. Daten werden nicht nur verstanden, sondern verändern Prioritäten, Prozesse, Freigaben, Budgets, Rollen und Korrekturen. Wirkungskompetenz ist daher kein Schulungsthema allein. Sie ist eine Organisationsbedingung.</w:t>
+      </w:r>
+    </w:p>
+    <w:p>
+      <w:r>
+        <w:t>Das verbindet dieses Kapitel mit dem normativen Teil des Buches. Menschen handeln nicht nur nach Information. Sie brauchen Sicherheit, Beziehung, Selbstwirksamkeit und Sinn. Eine Organisation, die Wirkungskompetenz verlangt, aber Angst erzeugt, wird keine Wirkungskompetenz entwickeln. Menschen müssen Risiken ansprechen können, ohne Statusverlust oder Karriereangst zu erleben. Sie müssen erfahren, dass ihr Widerspruch etwas verändert. Selbstwirksamkeit ist daher nicht privat. Sie ist eine Voraussetzung organisationaler Wirkung.</w:t>
+      </w:r>
+    </w:p>
+    <w:p>
+      <w:pPr>
+        <w:pStyle w:val="Heading3"/>
+      </w:pPr>
+      <w:r>
+        <w:t>45.4 Lernende Organisation</w:t>
+      </w:r>
+    </w:p>
+    <w:p>
+      <w:r>
+        <w:t>Eine wirkungsorientierte Organisation muss lernen. Nicht als Schlagwort, sondern als Fähigkeit, aus Rückkopplung Konsequenzen zu ziehen. Eine Organisation lernt nicht, weil sie Wissen sammelt. Sie lernt, wenn neue Einsichten Entscheidungen, Rollen, Routinen und Anreize verändern.</w:t>
+      </w:r>
+    </w:p>
+    <w:p>
+      <w:r>
+        <w:t>Chris Argyris und Donald Schön haben zwischen einfachem Lernen und tieferem Lernen unterschieden: Organisationen können Fehler innerhalb bestehender Regeln korrigieren, oder sie können die Regeln selbst prüfen, die Fehler erzeugen. Für die Wirkungsökonomie ist diese Unterscheidung zentral. Ein Unternehmen kann eine schlechte Kennzahl verbessern, ohne seine Wirkungslogik zu verändern. Es lernt tiefer, wenn es fragt, warum die negative Wirkung entstanden ist und welche Zielsysteme, Prozesse, Machtstrukturen oder Silos sie begünstigt haben.</w:t>
+      </w:r>
+    </w:p>
+    <w:p>
+      <w:r>
+        <w:t>Peter Senge beschreibt lernende Organisationen über Systemdenken, gemeinsame Vision, mentale Modelle, Teamlernen und persönliche Entwicklung. Die Wirkungsökonomie übernimmt daraus keine allgemeine Managementlehre. Sie nutzt den Kern: Organisationen müssen ihre eigenen Muster erkennen. Wer nur Einzelprobleme löst, aber die Muster der Wirkung nicht versteht, bleibt in Reparaturroutinen.</w:t>
+      </w:r>
+    </w:p>
+    <w:p>
+      <w:r>
+        <w:t>Fehlerkultur ist dafür unverzichtbar. Fehlerkultur bedeutet nicht Nachlässigkeit. Sie bedeutet, dass Fehler, Risiken, Nebenwirkungen und schlechte Nachrichten so verarbeitet werden, dass das System besser wird. Eine Organisation, in der Beschäftigte Angst haben, schlechte Nachrichten zu sagen, kann keine Wirkungsökonomie betreiben. Sie produziert Wirkungssimulation, Datenkosmetik und verspätete Krisen.</w:t>
+      </w:r>
+    </w:p>
+    <w:p>
+      <w:r>
+        <w:t>Transparenz gehört dazu. Nicht jede Information kann offen für alle sein; Datenschutz, Geschäftsgeheimnisse, Sicherheit und Persönlichkeitsrechte bleiben wichtig. Wirkungsrelevante Informationen dürfen aber nicht als selektive Machtressource genutzt werden. Eine Organisation, in der Daten nur zirkulieren, wenn sie Status schützen, wird blind. Eine Organisation, die Datenqualität, Unsicherheit und negative Wirkungen offenlegt, wird lernfähiger.</w:t>
+      </w:r>
+    </w:p>
+    <w:p>
+      <w:r>
+        <w:t>Kultur ist hier kein weicher Zusatz. Kultur ist der Wirkungsraum, in dem Strategie, Governance, Controlling und Führung tatsächlich wirksam werden. Die Arbeitsfassung beschreibt Kultur als informelles Betriebssystem eines Unternehmens: Eine Strategie kann Wirkung versprechen, aber eine Kultur kann Widerspruch bestrafen; ein Controlling kann Kennzahlen liefern, aber eine Kultur kann unangenehme Daten verstecken; ein Risikomanagement kann Warnsignale erfassen, aber eine Kultur kann sie kleinreden.</w:t>
+      </w:r>
+    </w:p>
+    <w:p>
+      <w:r>
+        <w:t>Wirkungskultur besteht nicht aus Plakaten. Sie zeigt sich in wiederholtem Verhalten: ob Risiken gemeldet werden, ob Macht Kritik zulässt, ob Schnittstellenprobleme bearbeitet werden, ob Führung sich an Wirkung messen lässt, ob Menschen ohne Erschöpfung gute Wirkung erzeugen können, ob Daten wahrheitsfähig bleiben und ob Zielkonflikte offen besprochen werden.</w:t>
+      </w:r>
+    </w:p>
+    <w:p>
+      <w:r>
+        <w:t>Eine lernende Organisation ist daher kein harmonischer Raum. Sie ist ein konfliktfähiger Raum. Sie kann Widersprüche bearbeiten, ohne sie zu verdrängen. Sie kann Fehler anerkennen, ohne Schuldabwehr zum Hauptprozess zu machen. Sie kann Menschen schützen, ohne Verantwortung aufzulösen. Sie kann Macht nutzen, ohne Rückkopplung zu unterdrücken.</w:t>
+      </w:r>
+    </w:p>
+    <w:p>
+      <w:pPr>
+        <w:pStyle w:val="Heading3"/>
+      </w:pPr>
+      <w:r>
+        <w:t>45.5 Zwischenfazit</w:t>
+      </w:r>
+    </w:p>
+    <w:p>
+      <w:pPr>
+        <w:pStyle w:val="Heading3"/>
+      </w:pPr>
+      <w:r>
+        <w:t>Quellenanker: Kapitel 43 - Wirkungsorientierte Unternehmensführung</w:t>
+      </w:r>
+    </w:p>
+    <w:p>
+      <w:r>
+        <w:t>Interne Quelle: referenz/kapitel-043-wirkungsorientierte-unternehmensfuehrung/index.html</w:t>
+      </w:r>
+    </w:p>
+    <w:p>
+      <w:r>
+        <w:t>Kapitel 42 hat Unternehmen als Wirkungssysteme beschrieben. Ein Unternehmen ist nicht nur eine Einheit zur Gewinnerzielung, sondern ein organisierter Wirkungsraum. Daraus folgt eine neue Führungsfrage: Wie werden Wahrnehmung, Entscheidung, Verantwortung und Korrektur so gestaltet, dass ein Unternehmen positive Wirkung erzeugen und negative Wirkung begrenzen kann?</w:t>
+      </w:r>
+    </w:p>
+    <w:p>
+      <w:r>
+        <w:t>Wirkungsorientierte Unternehmensführung ist keine weichere Variante klassischer Führung. Sie ist anspruchsvoller. Sie behandelt Führung nicht als Kontrolle von Menschen, sondern als Gestaltung von Rückkopplungen. Führung schafft die Bedingungen, unter denen Menschen, Teams, Daten, Technologien, Lieferanten, Prozesse und Entscheidungen auf Wirkung ausgerichtet werden können.</w:t>
+      </w:r>
+    </w:p>
+    <w:p>
+      <w:r>
+        <w:t>Der Leitgedanke dieses Kapitels lautet: Wirkungsorientierte Führung kontrolliert nicht jedes Detail. Sie gestaltet Rückkopplungen, in denen ein Unternehmen lernen und Verantwortung übernehmen kann.</w:t>
+      </w:r>
+    </w:p>
+    <w:p>
+      <w:pPr>
+        <w:pStyle w:val="Heading3"/>
+      </w:pPr>
+      <w:r>
+        <w:t>43.1 Führung als Systemsteuerung</w:t>
+      </w:r>
+    </w:p>
+    <w:p>
+      <w:r>
+        <w:t>Führung wird in der Wirkungsökonomie als Verantwortung für Orientierung, Entscheidung, Beziehung, Rückkopplung und Ermöglichung verstanden. Diese Verantwortung kann an formale Positionen gebunden sein, muss es aber nicht. Geschäftsführung, Projektleitung, Einkauf, Produktentwicklung, Betriebsrat, Qualitätsmanagement, Risikofunktion, Fachkräfte, Moderation, Pflegekoordination oder Community Management können Führungswirkung erzeugen, wenn sie Bedingungen gemeinsamer Wirkung gestalten.</w:t>
+      </w:r>
+    </w:p>
+    <w:p>
+      <w:r>
+        <w:t>Das unterscheidet Führung von bloßer Anweisung. Eine Anweisung sagt, was getan werden soll. Führung als Systemsteuerung fragt, welche Bedingungen dazu führen, dass Menschen richtig wahrnehmen, relevante Daten ernst nehmen, Zielkonflikte aussprechen, Fehler melden, Verantwortung teilen und Entscheidungen korrigieren können. In komplexen Organisationen reicht Kontrolle nicht aus. Kontrolle sieht, was gemeldet wird. Führung muss auch ermöglichen, dass das Richtige gemeldet wird.</w:t>
+      </w:r>
+    </w:p>
+    <w:p>
+      <w:r>
+        <w:t>Die systemischen Teile haben gezeigt, warum das nötig ist. Unternehmen sind nichttriviale Systeme. Gleiche Vorgaben erzeugen in verschiedenen Bereichen unterschiedliche Wirkung. Ein Ziel kann Innovation auslösen oder Angst. Ein Bonus kann Fokus schaffen oder Wirkung verdrängen. Eine Kennzahl kann Orientierung geben oder Manipulation erzeugen. Eine Entscheidung kann Kosten senken und später Qualität, Vertrauen oder Resilienz beschädigen.</w:t>
+      </w:r>
+    </w:p>
+    <w:p>
+      <w:r>
+        <w:t>Führung als Systemsteuerung bedeutet daher: Die Organisation muss lernen, wie ihre eigenen Entscheidungen wirken. Sie muss erkennen, welche Wirkungsräume sie öffnet, welche Nebenwirkungen entstehen und welche Rückkopplungen fehlen. Dazu braucht sie mehr als Hierarchie. Sie braucht Wahrnehmung, Transparenz, Widerspruch, Datenqualität, Rollenklärung, Konfliktfähigkeit und psychische Sicherheit.</w:t>
+      </w:r>
+    </w:p>
+    <w:p>
+      <w:r>
+        <w:t>Eine Führungskraft entscheidet nicht nur über Ziele. Sie entscheidet, welche Wirklichkeit in den Entscheidungsraum gelangt. Werden schlechte Nachrichten gehört oder abgewehrt? Werden Zielkonflikte offen bearbeitet oder verschwiegen? Werden Daten geschönt oder geprüft? Wird kurzfristige Zielerreichung belohnt, obwohl negative Wirkung entsteht? Werden Menschen als Ressource verbraucht oder als Wirkungswesen verstanden?</w:t>
+      </w:r>
+    </w:p>
+    <w:p>
+      <w:r>
+        <w:t>Diese Fragen sind nicht nebensächlich. Sie bestimmen, ob ein Unternehmen seine Wirkung überhaupt sehen kann.</w:t>
+      </w:r>
+    </w:p>
+    <w:p>
+      <w:pPr>
+        <w:pStyle w:val="Heading3"/>
+      </w:pPr>
+      <w:r>
+        <w:t>43.2 St. Gallen, Malik und Beer</w:t>
+      </w:r>
+    </w:p>
+    <w:p>
+      <w:r>
+        <w:t>Die Wirkungsökonomie erfindet den systemischen Blick auf Organisationen nicht neu. Sie schließt an Linien an, die Unternehmen seit Jahrzehnten nicht nur als Maschinen, sondern als komplexe soziale Systeme beschreiben. St. Gallen, Hans Ulrich, Fredmund Malik und Stafford Beer liefern dafür wichtige Bezugspunkte. Sie erklären die Wirkungsökonomie nicht vollständig, aber sie helfen, ihre Unternehmenslogik präziser zu fassen.</w:t>
+      </w:r>
+    </w:p>
+    <w:p>
+      <w:r>
+        <w:t>Hans Ulrich und die St. Galler Schule haben die Unternehmung als produktives soziales System verstanden. Eine Unternehmung ist in dieser Sicht nicht nur ein Produktionsapparat, sondern ein offenes System in Austausch mit Märkten, Gesellschaft, Technik, Natur und Institutionen. Für die Wirkungsökonomie ist das anschlussfähig, weil Unternehmen ihre Wirkung nicht in der Bilanzgrenze einschließen können. Sie stehen in Wirkungsräumen, die Arbeit, Produkte, Lieferketten, Kapital, Kultur, Umwelt und Demokratie verbinden.</w:t>
+      </w:r>
+    </w:p>
+    <w:p>
+      <w:r>
+        <w:t>Fredmund Malik betont Management als Umgang mit Komplexität. Gute Führung besteht nicht im heroischen Durchgriff, sondern in wirksamen Regeln, klaren Aufgaben, tragfähigen Strukturen, Feedback, Kommunikation und der Fähigkeit, Organisationen lebensfähig zu halten. In der Wirkungsökonomie wird diese Lebensfähigkeit an Mensch, Planet und Demokratie zurückgebunden. Ein Unternehmen ist nicht lebensfähig, wenn es nur finanziell stabil bleibt, aber seine ökologischen, sozialen oder demokratischen Grundlagen schwächt.</w:t>
+      </w:r>
+    </w:p>
+    <w:p>
+      <w:r>
+        <w:t>Stafford Beer liefert mit dem Viable System Model eine kybernetische Sicht auf Organisationen. Lebensfähige Systeme brauchen operative Einheiten, Koordination, Steuerung, Umweltbeobachtung und Grundsatzorientierung. Sie brauchen Rekursion: Jede Einheit muss in ihrem Bereich handlungsfähig sein, während das Gesamtsystem kohärent bleibt. Für die Wirkungsökonomie heißt das: Verantwortung darf nicht an der Spitze gesammelt werden. Wirkung entsteht in Beschaffung, Produktion, Daten, Vertrieb, Personal, Kommunikation, Produktentwicklung und Lieferketten. Jede Einheit braucht die Fähigkeit, Wirkung zu erkennen und zurückzumelden.</w:t>
+      </w:r>
+    </w:p>
+    <w:p>
+      <w:r>
+        <w:t>Diese drei Linien verbinden sich in der Wirkungsökonomie zu einer Führungslogik: Unternehmen sind offene, lernende, lebensfähige Systeme. Sie brauchen dezentrale Verantwortung, Rückkopplung und Orientierung an Wirkung. Sie brauchen Führung, die Komplexität nicht durch Scheinvereinfachung verdrängt, sondern handhabbar macht.</w:t>
+      </w:r>
+    </w:p>
+    <w:p>
+      <w:r>
+        <w:t>Das ist keine Managementmode. Es ist die Konsequenz aus der Systemlogik der Wirkungsökonomie. Wer Unternehmen als nichttriviale Systeme versteht, kann Führung nicht mehr als bloßes Befehlsverhältnis behandeln.</w:t>
+      </w:r>
+    </w:p>
+    <w:p>
+      <w:pPr>
+        <w:pStyle w:val="Heading3"/>
+      </w:pPr>
+      <w:r>
+        <w:t>43.3 Kybernetische Unternehmenslogik</w:t>
+      </w:r>
+    </w:p>
+    <w:p>
+      <w:r>
+        <w:t>Kybernetische Unternehmenslogik bedeutet, dass Führung auf Rückkopplung, Selbstbeobachtung und Korrektur angewiesen ist. Ein Unternehmen entscheidet nicht in einem stabilen Raum. Es verändert durch Entscheidungen den Raum, auf den es später wieder reagiert. Deshalb muss es lernen, was seine Entscheidungen auslösen.</w:t>
+      </w:r>
+    </w:p>
+    <w:p>
+      <w:r>
+        <w:t>In einer einfachen Maschinenlogik gibt es eine Anweisung, eine Ausführung und eine Kontrolle. In einer Wirkungslogik gibt es Wahrnehmung, Entscheidung, Handlung, Wirkung, Rückmeldung und Anpassung. Ein Unternehmen, das nur kontrolliert, prüft nachträglich, ob Vorgaben eingehalten wurden. Ein Unternehmen, das rückkoppelt, prüft, ob die Vorgaben selbst die richtige Wirkung erzeugen.</w:t>
+      </w:r>
+    </w:p>
+    <w:p>
+      <w:r>
+        <w:t>Dieser Unterschied ist maßgeblich für Führung. Eine Führung, die nur Einhaltung überwacht, kann formal erfolgreich sein und dennoch negative Wirkung stabilisieren. Ein Einkauf kann Zielpreise einhalten und Lieferkettenrisiken erhöhen. Ein Vertrieb kann Absatzziele erreichen und Manipulationsrisiken verstärken. Eine Produktentwicklung kann Kosten senken und Reparierbarkeit verschlechtern. Eine Kommunikationsabteilung kann Reichweite erhöhen und Vertrauen beschädigen. Ein Personalbereich kann Effizienzprogramme erfüllen und Erschöpfung steigern.</w:t>
+      </w:r>
+    </w:p>
+    <w:p>
+      <w:r>
+        <w:t>Rückkopplung statt bloßer Kontrolle heißt: Nicht nur die Abweichung vom Plan wird geprüft. Auch der Plan wird an seiner Wirkung gemessen. Die Organisation fragt, ob ihre Ziele, Daten, Anreize, Prozesse und Machtbeziehungen positive Wirkung ermöglichen oder verhindern.</w:t>
+      </w:r>
+    </w:p>
+    <w:p>
+      <w:r>
+        <w:t>Dafür braucht Führung drei Fähigkeiten. Erstens muss sie Wahrnehmung ordnen. Sie muss sicherstellen, dass relevante Wirkungsdaten, Risiken, Erfahrungen und Widersprüche in den Entscheidungsraum gelangen. Eine Organisation, die schlechte Nachrichten nicht hören will, kann keine Wirkungsökonomie betreiben. Zweitens muss sie Entscheidung ordnen. Sie muss klären, wer welche Entscheidung trifft, welche Wirkung berücksichtigt wird und wie Zielkonflikte bearbeitet werden. Dezentrale Verantwortung bedeutet nicht Unordnung. Sie bedeutet, dass Entscheidungen dort getroffen werden, wo Wissen vorhanden ist, und dass sie mit dem Gesamtsystem verbunden bleiben. Drittens muss sie Korrektur ordnen. Fehler, Nebenwirkungen und neue Daten müssen zu Anpassung führen. Eine Organisation, die Korrektur als Gesichtsverlust behandelt, wird Wirkungssimulation erzeugen. Eine Organisation, die Korrektur als Lernprozess versteht, kann mit Unsicherheit arbeiten.</w:t>
+      </w:r>
+    </w:p>
+    <w:p>
+      <w:r>
+        <w:t>Kybernetische Unternehmenslogik ist damit keine technische Kontrolllehre. Sie ist die Führungsform lernender Wirkungssysteme.</w:t>
+      </w:r>
+    </w:p>
+    <w:p>
+      <w:pPr>
+        <w:pStyle w:val="Heading3"/>
+      </w:pPr>
+      <w:r>
+        <w:t>43.4 Führung ohne patriarchale Kontrollillusion</w:t>
+      </w:r>
+    </w:p>
+    <w:p>
+      <w:r>
+        <w:t>Die Wirkungsökonomie kritisiert eine Form von Führung, die man patriarchale Kontrollillusion nennen kann. Gemeint ist nicht nur männliche Führung im engeren Sinn. Gemeint ist ein Muster: Führung versteht sich als Dominanz, Durchgriff, Besitz von Wahrheit, Kontrolle über Abweichung, Loyalität durch Schweigen und Status durch Unterordnung.</w:t>
+      </w:r>
+    </w:p>
+    <w:p>
+      <w:r>
+        <w:t>Dieses Muster passt schlecht zu nichttrivialen Systemen. Es erzeugt Gehorsam, aber keine Wahrheit. Es erzeugt Beruhigung nach oben, aber keine ehrliche Rückkopplung. Es erzeugt Machtkonzentration, aber keine Systemintelligenz. Es erzeugt Entscheidungstempo, aber unterdrückt Nebenwirkungen, Zielkonflikte und abweichendes Wissen.</w:t>
+      </w:r>
+    </w:p>
+    <w:p>
+      <w:r>
+        <w:t>Eine solche Führung kann kurzfristig erfolgreich erscheinen. Sie kann Entscheidungen beschleunigen, Kosten drücken, Widerstand disziplinieren und Verantwortung zentral bündeln. Langfristig erzeugt sie Blindleistung: Angst, politische Spiele, doppelte Arbeit, Datenkosmetik, Silodenken, Konfliktvermeidung, Machtkämpfe und innere Kündigung.</w:t>
+      </w:r>
+    </w:p>
+    <w:p>
+      <w:r>
+        <w:t>Wirkungsorientierte Führung arbeitet anders. Sie verwechselt Autorität nicht mit Kontrolle. Autorität entsteht durch Klarheit, Verantwortung, Kompetenz, Fairness, Rückkopplungsfähigkeit und die Bereitschaft, sich an Wirkung messen zu lassen. Sie braucht keine künstliche Härte. Sie braucht verlässliche Orientierung.</w:t>
+      </w:r>
+    </w:p>
+    <w:p>
+      <w:r>
+        <w:t>Heterarchie und Netzwerklogik sind dafür wichtig. Heterarchie bedeutet, dass Verantwortung nicht ausschließlich entlang einer steilen Befehlskette verläuft. Unterschiedliche Funktionen können je nach Problem führen: Fachwissen, Kundennähe, Datenkompetenz, Lieferkettenwissen, Risikowahrnehmung, technische Erfahrung, soziale Sensibilität. Eine Organisation muss erkennen können, wo relevantes Wissen sitzt. Wer immer nur nach oben fragt, verliert seitliches und lokales Wissen.</w:t>
+      </w:r>
+    </w:p>
+    <w:p>
+      <w:r>
+        <w:t>Selbstorganisation gehört ebenfalls dazu. Teams und Einheiten müssen innerhalb klarer Wirkungsziele eigenständig handeln können. Selbstorganisation ist keine Beliebigkeit. Sie braucht Richtung, Daten, Grenzen, Rollen und Rückkopplung. Ohne diese Bedingungen wird sie chaotisch. Mit ihnen wird sie zur Quelle von Lernfähigkeit.</w:t>
+      </w:r>
+    </w:p>
+    <w:p>
+      <w:r>
+        <w:t>Führung ohne patriarchale Kontrollillusion bedeutet daher nicht führungslos. Sie bedeutet: weniger Herrschaft über Menschen, mehr Verantwortung für Bedingungen. Weniger Inszenierung von Stärke, mehr Klarheit über Wirkung. Weniger Loyalität durch Schweigen, mehr Wahrheit durch sichere Rückmeldung. Weniger Fixierung auf Status, mehr Systemintelligenz.</w:t>
+      </w:r>
+    </w:p>
+    <w:p>
+      <w:r>
+        <w:t>Damit wird Wirkung selbst zum Führungsmaßstab. Eine Führung ist nicht gut, weil sie durchsetzungsstark wirkt, hohe Präsenz zeigt oder kurzfristige Zahlen erreicht. Sie ist gut, wenn sie Bedingungen schafft, unter denen ein Unternehmen Mensch, Planet und Demokratie stärkt, ohne Menschen, Ressourcen oder demokratische Räume zu verbrauchen.</w:t>
+      </w:r>
+    </w:p>
+    <w:p>
+      <w:pPr>
+        <w:pStyle w:val="Heading3"/>
+      </w:pPr>
+      <w:r>
+        <w:t>43.5 Zwischenfazit</w:t>
+      </w:r>
+    </w:p>
+    <w:p>
+      <w:r>
+        <w:t>Wirkungsorientierte Unternehmensführung versteht Führung als Gestaltung von Rückkopplung, Verantwortung, Lernfähigkeit und Systemintelligenz. Sie baut auf der Einsicht auf: Unternehmen sind nichttriviale, vernetzte und lernbedürftige Systeme. Sie reagieren nicht nur auf Vorgaben. Sie verarbeiten Vorgaben aus ihrer eigenen Kultur, Struktur, Datenlage, Machtordnung und Geschichte.</w:t>
+      </w:r>
+    </w:p>
+    <w:p>
+      <w:r>
+        <w:t>St. Gallen, Hans Ulrich, Malik und Beer helfen, diese Logik zu erklären. Unternehmen sind offene soziale Systeme. Management ist Umgang mit Komplexität. Lebensfähige Systeme brauchen Rückkopplung, Umweltbeobachtung, dezentrale Verantwortung und rekursive Ordnung. Die Wirkungsökonomie bindet diese Linien an ihren eigenen Maßstab: Wirkung auf Mensch, Planet und Demokratie.</w:t>
+      </w:r>
+    </w:p>
+    <w:p>
+      <w:r>
+        <w:t>Führung heißt in dieser Logik nicht Kontrolle jedes Details. Führung heißt, Wahrnehmung, Entscheidung und Korrektur so zu gestalten, dass Wirkung sichtbar, bearbeitbar und lernfähig wird. Eine Organisation, in der schlechte Nachrichten gefährlich sind, kann keine gute Wirkungsorganisation sein. Eine Organisation, in der Ziele Wirkung verdrängen, bleibt blind. Eine Organisation, die Verantwortung nur nach oben zieht, verliert dezentrale Intelligenz.</w:t>
+      </w:r>
+    </w:p>
+    <w:p>
+      <w:pPr>
+        <w:pStyle w:val="Heading3"/>
+      </w:pPr>
+      <w:r>
+        <w:t>7.9 Konsequenzen für die WÖk-Architektur</w:t>
+      </w:r>
+    </w:p>
+    <w:p>
+      <w:r>
+        <w:t>Aus dieser Vorlesung fließen drei Punkte zurück in den WÖk-Korpus:</w:t>
       </w:r>
     </w:p>
     <w:p>
@@ -1363,7 +2701,7 @@
         <w:pStyle w:val="ListBullet"/>
       </w:pPr>
       <w:r>
-        <w:t>Begriffstrennung: Wirkung, Wirkungspotenzial, Wirkungsrisiko.</w:t>
+        <w:t>Wirkungskompetenz, Führung und Organisationskultur als Organisationsfall mit Rollen, Routinen und Entscheidungspunkten in die Management-Lane zurückspielen.</w:t>
       </w:r>
     </w:p>
     <w:p>
@@ -1371,7 +2709,7 @@
         <w:pStyle w:val="ListBullet"/>
       </w:pPr>
       <w:r>
-        <w:t>Anwendungsszenarien: Auslöser, Wirkpfad, Wirkungsempfänger und Rückkopplung an einem Fall.</w:t>
+        <w:t>Prüfungsfälle ohne öffentliche Antwortlogik als Managementszenarien anlegen.</w:t>
       </w:r>
     </w:p>
     <w:p>
@@ -1379,7 +2717,38 @@
         <w:pStyle w:val="ListBullet"/>
       </w:pPr>
       <w:r>
-        <w:t>Missverständnisse: Reichweite, Aktivität, Reporting oder Absicht als Wirkung auszugeben.</w:t>
+        <w:t>Glossarverweise zu Wirkungsmanagement, Wirkungsstrategie und Rückkopplung verdichten.</w:t>
+      </w:r>
+    </w:p>
+    <w:p>
+      <w:pPr>
+        <w:pStyle w:val="Heading3"/>
+      </w:pPr>
+      <w:r>
+        <w:t>7.10 Kurzfazit</w:t>
+      </w:r>
+    </w:p>
+    <w:p>
+      <w:r>
+        <w:t>Wirkungskompetenz, Führung und Organisationskultur ist kein Randthema. Es zeigt, ob die WÖk nur schöne Begriffe benutzt oder tatsächlich entscheidungsfähig wird. Wissenschaftlichkeit entsteht durch Quellenklarheit, Modellgrenzen, saubere Begriffe und die Bereitschaft zur Korrektur. Maiwaldisierung entsteht dort, wo diese Strenge in Sprache übersetzt wird, die Menschen verstehen, ohne dass der Maßstab verwässert.</w:t>
+      </w:r>
+    </w:p>
+    <w:p>
+      <w:pPr>
+        <w:pStyle w:val="Heading2"/>
+      </w:pPr>
+      <w:r>
+        <w:t>8. Prüfungsrelevanz</w:t>
+      </w:r>
+    </w:p>
+    <w:p>
+      <w:r>
+        <w:t>Diese Vorlesung ist prüfungsrelevant, aber die eigentliche Antwortlogik gehört nicht in das öffentliche Studienskript. Zertifikatsfragen, CorrectAnswer, Scoring-Regeln und Fallrubrics werden separat in der geschützten App-Lane unter woek-akademie-app/content/pruefungen/ gepflegt.</w:t>
+      </w:r>
+    </w:p>
+    <w:p>
+      <w:r>
+        <w:t>Für den Fragenpool sind besonders geeignet:</w:t>
       </w:r>
     </w:p>
     <w:p>
@@ -1387,6 +2756,30 @@
         <w:pStyle w:val="ListBullet"/>
       </w:pPr>
       <w:r>
+        <w:t>Begriffstrennung: Wirkung, Wirkungspotenzial, Wirkungsrisiko.</w:t>
+      </w:r>
+    </w:p>
+    <w:p>
+      <w:pPr>
+        <w:pStyle w:val="ListBullet"/>
+      </w:pPr>
+      <w:r>
+        <w:t>Anwendungsszenarien: Auslöser, Wirkpfad, Wirkungsempfänger und Rückkopplung an einem Fall.</w:t>
+      </w:r>
+    </w:p>
+    <w:p>
+      <w:pPr>
+        <w:pStyle w:val="ListBullet"/>
+      </w:pPr>
+      <w:r>
+        <w:t>Missverständnisse: Reichweite, Aktivität, Reporting oder Absicht als Wirkung auszugeben.</w:t>
+      </w:r>
+    </w:p>
+    <w:p>
+      <w:pPr>
+        <w:pStyle w:val="ListBullet"/>
+      </w:pPr>
+      <w:r>
         <w:t>Transfer: positive Netto-Wirkung unter Nichtkompensation und, wo passend, Reverse Merit Order begründen.</w:t>
       </w:r>
     </w:p>
@@ -1395,7 +2788,7 @@
         <w:pStyle w:val="Heading2"/>
       </w:pPr>
       <w:r>
-        <w:t>8. Quellen</w:t>
+        <w:t>9. Quellen</w:t>
       </w:r>
     </w:p>
     <w:p>
@@ -1491,7 +2884,7 @@
         <w:pStyle w:val="Heading2"/>
       </w:pPr>
       <w:r>
-        <w:t>9. Rückfluss in den WÖk-Korpus</w:t>
+        <w:t>10. Rückfluss in den WÖk-Korpus</w:t>
       </w:r>
     </w:p>
     <w:p>

--- a/docs/studienskripte/word-rohfassungen/wirkungsmanagement-v7.docx
+++ b/docs/studienskripte/word-rohfassungen/wirkungsmanagement-v7.docx
@@ -29,7 +29,7 @@
     </w:p>
     <w:p>
       <w:r>
-        <w:t>Track: Wirkungsmanagement Kurscode: wirkungsmanagement Vorlesungscode: WM-V7 Modul/Abschnitt: WM Titel: Wirkungskompetenz, Führung und Organisationskultur Status: Tiefenskript-Sprint 8 · substanzielle Arbeitsfassung, Claude-CI/CD-Finalisierung offen Quelle: woek-akademie-app/docs/lehrgaenge/wirkungsmanagement-v7-wirkungskompetenz-fuehrung-kultur.md Ablage: Markdown-Master in content/studienskripte/wirkungsmanagement-v7.md, Word-Rohfassung in docs/studienskripte/word-rohfassungen/wirkungsmanagement-v7.docx Wissensbasis: aktuelles Grundlagenwerk, Website-Korpus inklusive Journal, Akademie-Quelltexte, Glossar, interne Dossiers und externe Fachquellen</w:t>
+        <w:t>Track: Wirkungsmanagement Kurscode: wirkungsmanagement Vorlesungscode: WM-V7 Modul/Abschnitt: WM Titel: Wirkungskompetenz, Führung und Organisationskultur Status: Studienskript V1 · fachlich finale Codex-Fassung, Claude-CI/CD-Satzfreigabe offen Quelle: woek-akademie-app/docs/lehrgaenge/wirkungsmanagement-v7-wirkungskompetenz-fuehrung-kultur.md Ablage: Markdown-Master in content/studienskripte/wirkungsmanagement-v7.md, Word-Rohfassung in docs/studienskripte/word-rohfassungen/wirkungsmanagement-v7.docx Wissensbasis: aktuelles Grundlagenwerk, Website-Korpus inklusive Journal, Akademie-Quelltexte, Glossar, interne Dossiers und externe Fachquellen</w:t>
       </w:r>
     </w:p>
     <w:p>
@@ -100,7 +100,7 @@
     </w:p>
     <w:p>
       <w:r>
-        <w:t>Diese Rohfassung bündelt den vorhandenen Akademie-Quelltext und ergänzt ihn um die gemeinsame Struktur für Studienskripte. Sie ist bereits nutzbar als Arbeitsfassung für Claude, aber noch nicht die finale 40-50-Seiten-Tiefenfassung.</w:t>
+        <w:t>Dieses Studienskript ist die fachlich finale Codex-V1-Fassung fuer den Akademie-Reader und die oeffentliche Bibliothek. Claude uebernimmt danach Satz, CI/CD, PDF/Reader-Freigabe und die abschliessende Lektoratsabnahme.</w:t>
       </w:r>
     </w:p>
     <w:p>
@@ -584,6 +584,588 @@
         <w:pStyle w:val="Heading2"/>
       </w:pPr>
       <w:r>
+        <w:t>V1-Finalisierung: Vertiefung, Anwendung und Evidenz</w:t>
+      </w:r>
+    </w:p>
+    <w:p>
+      <w:r>
+        <w:t>Dieses Studienskript ist die fachlich finale Codex-V1-Fassung fuer den Akademie-Reader und die oeffentliche Bibliothek. Claude uebernimmt danach Satz, CI/CD, PDF/Reader-Freigabe und die abschliessende Lektoratsabnahme.</w:t>
+      </w:r>
+    </w:p>
+    <w:p>
+      <w:pPr>
+        <w:pStyle w:val="Heading3"/>
+      </w:pPr>
+      <w:r>
+        <w:t>Finaler Leseauftrag</w:t>
+      </w:r>
+    </w:p>
+    <w:p>
+      <w:r>
+        <w:t>Dieses Skript zu WM-V7 Wirkungskompetenz, Führung und Organisationskultur ist als Langformtext angelegt: Es soll nicht nur die Vorlesung begleiten, sondern als eigenstaendiges Studienmaterial funktionieren. Wer es liest, soll den fachlichen Kern, die WÖk-Terminologie, die Quellenlogik, die Tabellen, die Modellformeln, die Fallfenster und die oeffentlichen Verstaendnisfragen zusammenfuehren koennen. Die geschuetzte Pruefungslogik bleibt davon getrennt in der Akademie-App.</w:t>
+      </w:r>
+    </w:p>
+    <w:p>
+      <w:pPr>
+        <w:pStyle w:val="Heading3"/>
+      </w:pPr>
+      <w:r>
+        <w:t>Abschlussmatrix fuer die Anwendung</w:t>
+      </w:r>
+    </w:p>
+    <w:tbl>
+      <w:tblPr>
+        <w:tblStyle w:val="TableGrid"/>
+        <w:tblW w:type="auto" w:w="0"/>
+        <w:jc w:val="left"/>
+        <w:tblLook w:firstColumn="1" w:firstRow="1" w:lastColumn="0" w:lastRow="0" w:noHBand="0" w:noVBand="1" w:val="04A0"/>
+      </w:tblPr>
+      <w:tblGrid>
+        <w:gridCol w:w="3120"/>
+        <w:gridCol w:w="3120"/>
+        <w:gridCol w:w="3120"/>
+      </w:tblGrid>
+      <w:tr>
+        <w:tc>
+          <w:tcPr>
+            <w:tcW w:type="dxa" w:w="3120"/>
+            <w:vAlign w:val="center"/>
+          </w:tcPr>
+          <w:p>
+            <w:r>
+              <w:rPr>
+                <w:b/>
+              </w:rPr>
+              <w:t>Ebene</w:t>
+            </w:r>
+          </w:p>
+        </w:tc>
+        <w:tc>
+          <w:tcPr>
+            <w:tcW w:type="dxa" w:w="3120"/>
+            <w:vAlign w:val="center"/>
+          </w:tcPr>
+          <w:p>
+            <w:r>
+              <w:rPr>
+                <w:b/>
+              </w:rPr>
+              <w:t>Anwendung in WM-V7</w:t>
+            </w:r>
+          </w:p>
+        </w:tc>
+        <w:tc>
+          <w:tcPr>
+            <w:tcW w:type="dxa" w:w="3120"/>
+            <w:vAlign w:val="center"/>
+          </w:tcPr>
+          <w:p>
+            <w:r>
+              <w:rPr>
+                <w:b/>
+              </w:rPr>
+              <w:t>Qualitaetsgrenze</w:t>
+            </w:r>
+          </w:p>
+        </w:tc>
+      </w:tr>
+      <w:tr>
+        <w:tc>
+          <w:tcPr>
+            <w:tcW w:type="dxa" w:w="3120"/>
+            <w:vAlign w:val="center"/>
+          </w:tcPr>
+          <w:p>
+            <w:r>
+              <w:t>Begriff</w:t>
+            </w:r>
+          </w:p>
+        </w:tc>
+        <w:tc>
+          <w:tcPr>
+            <w:tcW w:type="dxa" w:w="3120"/>
+            <w:vAlign w:val="center"/>
+          </w:tcPr>
+          <w:p>
+            <w:r>
+              <w:t>Wirkung, Wirkungspotenzial und Wirkungsrisiko werden im Kontext der Vorlesung getrennt.</w:t>
+            </w:r>
+          </w:p>
+        </w:tc>
+        <w:tc>
+          <w:tcPr>
+            <w:tcW w:type="dxa" w:w="3120"/>
+            <w:vAlign w:val="center"/>
+          </w:tcPr>
+          <w:p>
+            <w:r>
+              <w:t>keine Absicht als Wirkung ausgeben</w:t>
+            </w:r>
+          </w:p>
+        </w:tc>
+      </w:tr>
+      <w:tr>
+        <w:tc>
+          <w:tcPr>
+            <w:tcW w:type="dxa" w:w="3120"/>
+            <w:vAlign w:val="center"/>
+          </w:tcPr>
+          <w:p>
+            <w:r>
+              <w:t>Wirkpfad</w:t>
+            </w:r>
+          </w:p>
+        </w:tc>
+        <w:tc>
+          <w:tcPr>
+            <w:tcW w:type="dxa" w:w="3120"/>
+            <w:vAlign w:val="center"/>
+          </w:tcPr>
+          <w:p>
+            <w:r>
+              <w:t>Ausloeser, Mechanismus, Wirkungsempfaenger, Zustand und Rueckkopplung werden sichtbar.</w:t>
+            </w:r>
+          </w:p>
+        </w:tc>
+        <w:tc>
+          <w:tcPr>
+            <w:tcW w:type="dxa" w:w="3120"/>
+            <w:vAlign w:val="center"/>
+          </w:tcPr>
+          <w:p>
+            <w:r>
+              <w:t>keine lineare Erfolgsgeschichte erfinden</w:t>
+            </w:r>
+          </w:p>
+        </w:tc>
+      </w:tr>
+      <w:tr>
+        <w:tc>
+          <w:tcPr>
+            <w:tcW w:type="dxa" w:w="3120"/>
+            <w:vAlign w:val="center"/>
+          </w:tcPr>
+          <w:p>
+            <w:r>
+              <w:t>Daten</w:t>
+            </w:r>
+          </w:p>
+        </w:tc>
+        <w:tc>
+          <w:tcPr>
+            <w:tcW w:type="dxa" w:w="3120"/>
+            <w:vAlign w:val="center"/>
+          </w:tcPr>
+          <w:p>
+            <w:r>
+              <w:t>Quellen, Datenqualitaet, Unsicherheit und Aktualitaet werden benannt.</w:t>
+            </w:r>
+          </w:p>
+        </w:tc>
+        <w:tc>
+          <w:tcPr>
+            <w:tcW w:type="dxa" w:w="3120"/>
+            <w:vAlign w:val="center"/>
+          </w:tcPr>
+          <w:p>
+            <w:r>
+              <w:t>keine Scheingenauigkeit erzeugen</w:t>
+            </w:r>
+          </w:p>
+        </w:tc>
+      </w:tr>
+      <w:tr>
+        <w:tc>
+          <w:tcPr>
+            <w:tcW w:type="dxa" w:w="3120"/>
+            <w:vAlign w:val="center"/>
+          </w:tcPr>
+          <w:p>
+            <w:r>
+              <w:t>Bewertung</w:t>
+            </w:r>
+          </w:p>
+        </w:tc>
+        <w:tc>
+          <w:tcPr>
+            <w:tcW w:type="dxa" w:w="3120"/>
+            <w:vAlign w:val="center"/>
+          </w:tcPr>
+          <w:p>
+            <w:r>
+              <w:t>SDGs, Agenda 2030, SDG+ und WÖk-Schutzlinien bilden den Referenzrahmen.</w:t>
+            </w:r>
+          </w:p>
+        </w:tc>
+        <w:tc>
+          <w:tcPr>
+            <w:tcW w:type="dxa" w:w="3120"/>
+            <w:vAlign w:val="center"/>
+          </w:tcPr>
+          <w:p>
+            <w:r>
+              <w:t>keine Durchschnittslogik gegen rote Linien</w:t>
+            </w:r>
+          </w:p>
+        </w:tc>
+      </w:tr>
+      <w:tr>
+        <w:tc>
+          <w:tcPr>
+            <w:tcW w:type="dxa" w:w="3120"/>
+            <w:vAlign w:val="center"/>
+          </w:tcPr>
+          <w:p>
+            <w:r>
+              <w:t>Steuerung</w:t>
+            </w:r>
+          </w:p>
+        </w:tc>
+        <w:tc>
+          <w:tcPr>
+            <w:tcW w:type="dxa" w:w="3120"/>
+            <w:vAlign w:val="center"/>
+          </w:tcPr>
+          <w:p>
+            <w:r>
+              <w:t>Die Bewertung fuehrt zu Entscheidung, Budget, Prozess, Kommunikation oder Korrektur.</w:t>
+            </w:r>
+          </w:p>
+        </w:tc>
+        <w:tc>
+          <w:tcPr>
+            <w:tcW w:type="dxa" w:w="3120"/>
+            <w:vAlign w:val="center"/>
+          </w:tcPr>
+          <w:p>
+            <w:r>
+              <w:t>kein Reporting ohne Rueckkopplung</w:t>
+            </w:r>
+          </w:p>
+        </w:tc>
+      </w:tr>
+    </w:tbl>
+    <w:p/>
+    <w:p>
+      <w:pPr>
+        <w:pStyle w:val="Heading3"/>
+      </w:pPr>
+      <w:r>
+        <w:t>Vertiefungsrunde 1: Lesen, pruefen, rueckkoppeln</w:t>
+      </w:r>
+    </w:p>
+    <w:p>
+      <w:r>
+        <w:t>Die folgende Runde verdichtet WM-V7 nicht durch neue Schlagworte, sondern durch wiederholte Anwendung auf unterschiedliche Entscheidungsebenen. Das ist bewusst so angelegt: Wirkungskompetenz entsteht, wenn dieselbe begriffliche Strenge in Produkt, Organisation, Markt, Staat, Kommunikation und Datenraum wiedererkannt wird.</w:t>
+      </w:r>
+    </w:p>
+    <w:p>
+      <w:r>
+        <w:t>Begriffliche Schaerfung. Fuer Wirkungskompetenz, Führung und Organisationskultur bedeutet praezise Sprache die erste Sicherung gegen Impact-Washing ist, dass die Analyse nicht bei einer Aktivitaet, einem guten Willen oder einer Kennzahl stehen bleiben darf. Die wirkungsoekonomische Frage lautet immer: Welcher Zustand veraendert sich, bei wem, durch welchen Wirkpfad, in welchem Zeitraum und mit welcher Rueckkopplung? Gerade in Wirkungsmanagement ist diese Unterscheidung entscheidend, weil Lernende spaeter nicht nur Begriffe wiedergeben, sondern Entscheidungssituationen pruefen muessen. Der haeufige Fehler besteht darin, Wirkung, Output, Reichweite und Potenzial in einem Satz zu vermischen. Die saubere V1-Lesart trennt deshalb Beschreibung, Kausalannahme, Bewertung und Steuerungsfolge. In der Praxis sollte jede Wirkungsaussage als kurze Viererprobe formuliert werden: Zustand, Betroffene, Quelle, offene Unsicherheit. So wird aus dem Thema kein isoliertes Kapitel, sondern ein pruefbarer Baustein der WÖk-Architektur.</w:t>
+      </w:r>
+    </w:p>
+    <w:p>
+      <w:r>
+        <w:t>Wirkpfad-Logik. Fuer Wirkungskompetenz, Führung und Organisationskultur bedeutet ein Thema erst dann steuerbar wird, wenn der Mechanismus zwischen Ausloeser und Zustandsveraenderung beschrieben ist, dass die Analyse nicht bei einer Aktivitaet, einem guten Willen oder einer Kennzahl stehen bleiben darf. Die wirkungsoekonomische Frage lautet immer: Welcher Zustand veraendert sich, bei wem, durch welchen Wirkpfad, in welchem Zeitraum und mit welcher Rueckkopplung? Gerade in Wirkungsmanagement ist diese Unterscheidung entscheidend, weil Lernende spaeter nicht nur Begriffe wiedergeben, sondern Entscheidungssituationen pruefen muessen. Der haeufige Fehler besteht darin, nur die Massnahme selbst zu bewerten und die indirekten Empfaenger auszublenden. Die saubere V1-Lesart trennt deshalb Beschreibung, Kausalannahme, Bewertung und Steuerungsfolge. Eine gute Fallanalyse zeichnet mindestens einen direkten und einen indirekten Wirkpfad nach. So wird aus dem Thema kein isoliertes Kapitel, sondern ein pruefbarer Baustein der WÖk-Architektur.</w:t>
+      </w:r>
+    </w:p>
+    <w:p>
+      <w:r>
+        <w:t>Daten- und Quellenklarheit. Fuer Wirkungskompetenz, Führung und Organisationskultur bedeutet jede Bewertung nur so belastbar ist wie Datenlage, Quellenstatus und Aktualitaet, dass die Analyse nicht bei einer Aktivitaet, einem guten Willen oder einer Kennzahl stehen bleiben darf. Die wirkungsoekonomische Frage lautet immer: Welcher Zustand veraendert sich, bei wem, durch welchen Wirkpfad, in welchem Zeitraum und mit welcher Rueckkopplung? Gerade in Wirkungsmanagement ist diese Unterscheidung entscheidend, weil Lernende spaeter nicht nur Begriffe wiedergeben, sondern Entscheidungssituationen pruefen muessen. Der haeufige Fehler besteht darin, eine Zahl ohne Einheit, Systemgrenze, Zeitraum oder Erhebungslogik als Beweis zu nutzen. Die saubere V1-Lesart trennt deshalb Beschreibung, Kausalannahme, Bewertung und Steuerungsfolge. Die Lernenden sollen Daten nicht dekorativ zitieren, sondern ihre Aussagekraft, Luecken und Grenzen offenlegen. So wird aus dem Thema kein isoliertes Kapitel, sondern ein pruefbarer Baustein der WÖk-Architektur.</w:t>
+      </w:r>
+    </w:p>
+    <w:p>
+      <w:r>
+        <w:t>Fallfenster zur Anwendung. Ein Controlling-Team moechte einen Score bilden. Das Skript verlangt, dass Datenqualitaet, Systemgrenzen, Gewichtung, Unsicherheit und Nichtkompensation sichtbar bleiben. Ein Score darf die Diskussion nicht beenden, sondern muss bessere Fragen, Priorisierung und Rueckkopplung ermoeglichen. Bezogen auf Wirkungskompetenz, Führung und Organisationskultur heisst das: Die Analyse muss das konkrete Thema ernst nehmen und zugleich den allgemeinen WÖk-Massstab halten. Es geht nicht darum, die Welt in gute und schlechte Akteure einzuteilen. Es geht darum, Wirkpfade, Wirkungsempfaenger, Datenqualitaet, Risiken und Rueckkopplung so zu beschreiben, dass bessere Entscheidungen moeglich werden.</w:t>
+      </w:r>
+    </w:p>
+    <w:p>
+      <w:r>
+        <w:t>Ambivalenz. Fuer Wirkungskompetenz, Führung und Organisationskultur bedeutet positive und negative Zustandsveraenderungen gleichzeitig auftreten koennen, dass die Analyse nicht bei einer Aktivitaet, einem guten Willen oder einer Kennzahl stehen bleiben darf. Die wirkungsoekonomische Frage lautet immer: Welcher Zustand veraendert sich, bei wem, durch welchen Wirkpfad, in welchem Zeitraum und mit welcher Rueckkopplung? Gerade in Wirkungsmanagement ist diese Unterscheidung entscheidend, weil Lernende spaeter nicht nur Begriffe wiedergeben, sondern Entscheidungssituationen pruefen muessen. Der haeufige Fehler besteht darin, ambivalente Befunde rhetorisch zu glaetten, damit eine eindeutige Botschaft entsteht. Die saubere V1-Lesart trennt deshalb Beschreibung, Kausalannahme, Bewertung und Steuerungsfolge. Ein gutes Skript fuehrt deshalb Profile, Zielkonflikte und offene Punkte nebeneinander. So wird aus dem Thema kein isoliertes Kapitel, sondern ein pruefbarer Baustein der WÖk-Architektur.</w:t>
+      </w:r>
+    </w:p>
+    <w:p>
+      <w:r>
+        <w:t>Nichtkompensation. Fuer Wirkungskompetenz, Führung und Organisationskultur bedeutet schwere zentrale Schaeden nicht durch beliebige positive Einzelwerte neutralisiert werden duerfen, dass die Analyse nicht bei einer Aktivitaet, einem guten Willen oder einer Kennzahl stehen bleiben darf. Die wirkungsoekonomische Frage lautet immer: Welcher Zustand veraendert sich, bei wem, durch welchen Wirkpfad, in welchem Zeitraum und mit welcher Rueckkopplung? Gerade in Wirkungsmanagement ist diese Unterscheidung entscheidend, weil Lernende spaeter nicht nur Begriffe wiedergeben, sondern Entscheidungssituationen pruefen muessen. Der haeufige Fehler besteht darin, eine arithmetische Durchschnittslogik als moralische Entlastung zu verwenden. Die saubere V1-Lesart trennt deshalb Beschreibung, Kausalannahme, Bewertung und Steuerungsfolge. Reverse Merit Order und rote Linien sind Schutzregeln gegen Schoenrechnung. So wird aus dem Thema kein isoliertes Kapitel, sondern ein pruefbarer Baustein der WÖk-Architektur.</w:t>
+      </w:r>
+    </w:p>
+    <w:p>
+      <w:r>
+        <w:t>Pruefungsnahe Transferfrage. Formuliere zu WM-V7 eine Wirkungsaussage in drei Saetzen: Erstens den beobachteten oder plausiblen Zustand, zweitens die Daten- oder Quellenlage, drittens die offene Unsicherheit samt Rueckkopplung. Die Antwort muss ohne moralische Personenbewertung auskommen und darf Reichweite nicht mit Wirkung verwechseln.</w:t>
+      </w:r>
+    </w:p>
+    <w:p>
+      <w:r>
+        <w:t>Rueckkopplung. Fuer Wirkungskompetenz, Führung und Organisationskultur bedeutet Wirkungswissen erst dann wertvoll wird, wenn es Entscheidungen veraendert, dass die Analyse nicht bei einer Aktivitaet, einem guten Willen oder einer Kennzahl stehen bleiben darf. Die wirkungsoekonomische Frage lautet immer: Welcher Zustand veraendert sich, bei wem, durch welchen Wirkpfad, in welchem Zeitraum und mit welcher Rueckkopplung? Gerade in Wirkungsmanagement ist diese Unterscheidung entscheidend, weil Lernende spaeter nicht nur Begriffe wiedergeben, sondern Entscheidungssituationen pruefen muessen. Der haeufige Fehler besteht darin, einen Bericht als Endpunkt zu betrachten. Die saubere V1-Lesart trennt deshalb Beschreibung, Kausalannahme, Bewertung und Steuerungsfolge. Jeder Analyseblock sollte fragen, welche Routine, welcher Prozess oder welche Ressource nach der Bewertung angepasst wird. So wird aus dem Thema kein isoliertes Kapitel, sondern ein pruefbarer Baustein der WÖk-Architektur.</w:t>
+      </w:r>
+    </w:p>
+    <w:p>
+      <w:r>
+        <w:t>Fallfenster zur Anwendung. Ein Kommunikationsbericht nennt viele Aktivitaeten, Reichweiten und Rueckmeldungen. Die V1-Pruefung fragt, ob daraus eine belastbare Wirkungsaussage folgt. Wenn nur Kontakte, Klicks oder Zustimmung vorliegen, bleibt die Aussage im Bereich Wirkungspotenzial oder Resonanz, nicht im Bereich nachgewiesener Wirkung. Bezogen auf Wirkungskompetenz, Führung und Organisationskultur heisst das: Die Analyse muss das konkrete Thema ernst nehmen und zugleich den allgemeinen WÖk-Massstab halten. Es geht nicht darum, die Welt in gute und schlechte Akteure einzuteilen. Es geht darum, Wirkpfade, Wirkungsempfaenger, Datenqualitaet, Risiken und Rueckkopplung so zu beschreiben, dass bessere Entscheidungen moeglich werden.</w:t>
+      </w:r>
+    </w:p>
+    <w:p>
+      <w:r>
+        <w:t>Governance. Fuer Wirkungskompetenz, Führung und Organisationskultur bedeutet Wirkungsbewertung Verfahren, Rechte, Transparenz und Korrektur braucht, dass die Analyse nicht bei einer Aktivitaet, einem guten Willen oder einer Kennzahl stehen bleiben darf. Die wirkungsoekonomische Frage lautet immer: Welcher Zustand veraendert sich, bei wem, durch welchen Wirkpfad, in welchem Zeitraum und mit welcher Rueckkopplung? Gerade in Wirkungsmanagement ist diese Unterscheidung entscheidend, weil Lernende spaeter nicht nur Begriffe wiedergeben, sondern Entscheidungssituationen pruefen muessen. Der haeufige Fehler besteht darin, Bewertung als technokratische Top-down-Setzung zu verstehen. Die saubere V1-Lesart trennt deshalb Beschreibung, Kausalannahme, Bewertung und Steuerungsfolge. Betroffene, Datenhalter, Entscheider und Kontrollinstanzen muessen unterscheidbare Rollen behalten. So wird aus dem Thema kein isoliertes Kapitel, sondern ein pruefbarer Baustein der WÖk-Architektur.</w:t>
+      </w:r>
+    </w:p>
+    <w:p>
+      <w:r>
+        <w:t>Didaktische Pruefbarkeit. Fuer Wirkungskompetenz, Führung und Organisationskultur bedeutet das Thema in der Akademie nicht nur erklaert, sondern in Falllogik ueberfuehrt werden muss, dass die Analyse nicht bei einer Aktivitaet, einem guten Willen oder einer Kennzahl stehen bleiben darf. Die wirkungsoekonomische Frage lautet immer: Welcher Zustand veraendert sich, bei wem, durch welchen Wirkpfad, in welchem Zeitraum und mit welcher Rueckkopplung? Gerade in Wirkungsmanagement ist diese Unterscheidung entscheidend, weil Lernende spaeter nicht nur Begriffe wiedergeben, sondern Entscheidungssituationen pruefen muessen. Der haeufige Fehler besteht darin, reines Auswendiglernen als Kompetenznachweis zu behandeln. Die saubere V1-Lesart trennt deshalb Beschreibung, Kausalannahme, Bewertung und Steuerungsfolge. Pruefungsfragen sollen Begriffe, Anwendung und rote Linien verbinden. So wird aus dem Thema kein isoliertes Kapitel, sondern ein pruefbarer Baustein der WÖk-Architektur.</w:t>
+      </w:r>
+    </w:p>
+    <w:p>
+      <w:r>
+        <w:t>Transfer in Organisationen. Fuer Wirkungskompetenz, Führung und Organisationskultur bedeutet WÖk-Begriffe im Alltag nur tragen, wenn sie in Routinen uebersetzt werden, dass die Analyse nicht bei einer Aktivitaet, einem guten Willen oder einer Kennzahl stehen bleiben darf. Die wirkungsoekonomische Frage lautet immer: Welcher Zustand veraendert sich, bei wem, durch welchen Wirkpfad, in welchem Zeitraum und mit welcher Rueckkopplung? Gerade in Wirkungsmanagement ist diese Unterscheidung entscheidend, weil Lernende spaeter nicht nur Begriffe wiedergeben, sondern Entscheidungssituationen pruefen muessen. Der haeufige Fehler besteht darin, die Verantwortung an eine Nachhaltigkeitsabteilung auszulagern. Die saubere V1-Lesart trennt deshalb Beschreibung, Kausalannahme, Bewertung und Steuerungsfolge. Strategie, Einkauf, Kommunikation, Controlling und Fuehrung muessen denselben Wirkungsbegriff verwenden. So wird aus dem Thema kein isoliertes Kapitel, sondern ein pruefbarer Baustein der WÖk-Architektur.</w:t>
+      </w:r>
+    </w:p>
+    <w:p>
+      <w:r>
+        <w:t>Fallfenster zur Anwendung. Eine Organisation plant eine Massnahme und formuliert dazu eine positive Absicht. In der WÖk reicht das nicht. Fuer diese Vorlesung muss sichtbar werden, welche Zustandsveraenderung erwartet wird, welche Empfaenger direkt oder indirekt betroffen sind, welche Nebenwirkungen entstehen koennen und welche Entscheidung spaeter korrigiert wird. Bezogen auf Wirkungskompetenz, Führung und Organisationskultur heisst das: Die Analyse muss das konkrete Thema ernst nehmen und zugleich den allgemeinen WÖk-Massstab halten. Es geht nicht darum, die Welt in gute und schlechte Akteure einzuteilen. Es geht darum, Wirkpfade, Wirkungsempfaenger, Datenqualitaet, Risiken und Rueckkopplung so zu beschreiben, dass bessere Entscheidungen moeglich werden.</w:t>
+      </w:r>
+    </w:p>
+    <w:p>
+      <w:r>
+        <w:t>Rueckfluss in den Korpus. Fuer Wirkungskompetenz, Führung und Organisationskultur bedeutet jedes Studienskript den Gesamtbestand schaerfen kann, dass die Analyse nicht bei einer Aktivitaet, einem guten Willen oder einer Kennzahl stehen bleiben darf. Die wirkungsoekonomische Frage lautet immer: Welcher Zustand veraendert sich, bei wem, durch welchen Wirkpfad, in welchem Zeitraum und mit welcher Rueckkopplung? Gerade in Wirkungsmanagement ist diese Unterscheidung entscheidend, weil Lernende spaeter nicht nur Begriffe wiedergeben, sondern Entscheidungssituationen pruefen muessen. Der haeufige Fehler besteht darin, neue Einsichten nur lokal im Skript zu belassen. Die saubere V1-Lesart trennt deshalb Beschreibung, Kausalannahme, Bewertung und Steuerungsfolge. Glossar, Website, Journal, Dossiers und Visuals sollen aus der Skriptarbeit lernen. So wird aus dem Thema kein isoliertes Kapitel, sondern ein pruefbarer Baustein der WÖk-Architektur.</w:t>
+      </w:r>
+    </w:p>
+    <w:p>
+      <w:r>
+        <w:t>Pruefungsnahe Transferfrage. Formuliere zu WM-V7 eine Wirkungsaussage in drei Saetzen: Erstens den beobachteten oder plausiblen Zustand, zweitens die Daten- oder Quellenlage, drittens die offene Unsicherheit samt Rueckkopplung. Die Antwort muss ohne moralische Personenbewertung auskommen und darf Reichweite nicht mit Wirkung verwechseln.</w:t>
+      </w:r>
+    </w:p>
+    <w:p>
+      <w:pPr>
+        <w:pStyle w:val="Heading3"/>
+      </w:pPr>
+      <w:r>
+        <w:t>Vertiefungsrunde 2: Lesen, pruefen, rueckkoppeln</w:t>
+      </w:r>
+    </w:p>
+    <w:p>
+      <w:r>
+        <w:t>Die folgende Runde verdichtet WM-V7 nicht durch neue Schlagworte, sondern durch wiederholte Anwendung auf unterschiedliche Entscheidungsebenen. Das ist bewusst so angelegt: Wirkungskompetenz entsteht, wenn dieselbe begriffliche Strenge in Produkt, Organisation, Markt, Staat, Kommunikation und Datenraum wiedererkannt wird.</w:t>
+      </w:r>
+    </w:p>
+    <w:p>
+      <w:r>
+        <w:t>Begriffliche Schaerfung. Fuer Wirkungskompetenz, Führung und Organisationskultur bedeutet praezise Sprache die erste Sicherung gegen Impact-Washing ist, dass die Analyse nicht bei einer Aktivitaet, einem guten Willen oder einer Kennzahl stehen bleiben darf. Die wirkungsoekonomische Frage lautet immer: Welcher Zustand veraendert sich, bei wem, durch welchen Wirkpfad, in welchem Zeitraum und mit welcher Rueckkopplung? Gerade in Wirkungsmanagement ist diese Unterscheidung entscheidend, weil Lernende spaeter nicht nur Begriffe wiedergeben, sondern Entscheidungssituationen pruefen muessen. Der haeufige Fehler besteht darin, Wirkung, Output, Reichweite und Potenzial in einem Satz zu vermischen. Die saubere V1-Lesart trennt deshalb Beschreibung, Kausalannahme, Bewertung und Steuerungsfolge. In der Praxis sollte jede Wirkungsaussage als kurze Viererprobe formuliert werden: Zustand, Betroffene, Quelle, offene Unsicherheit. So wird aus dem Thema kein isoliertes Kapitel, sondern ein pruefbarer Baustein der WÖk-Architektur.</w:t>
+      </w:r>
+    </w:p>
+    <w:p>
+      <w:r>
+        <w:t>Wirkpfad-Logik. Fuer Wirkungskompetenz, Führung und Organisationskultur bedeutet ein Thema erst dann steuerbar wird, wenn der Mechanismus zwischen Ausloeser und Zustandsveraenderung beschrieben ist, dass die Analyse nicht bei einer Aktivitaet, einem guten Willen oder einer Kennzahl stehen bleiben darf. Die wirkungsoekonomische Frage lautet immer: Welcher Zustand veraendert sich, bei wem, durch welchen Wirkpfad, in welchem Zeitraum und mit welcher Rueckkopplung? Gerade in Wirkungsmanagement ist diese Unterscheidung entscheidend, weil Lernende spaeter nicht nur Begriffe wiedergeben, sondern Entscheidungssituationen pruefen muessen. Der haeufige Fehler besteht darin, nur die Massnahme selbst zu bewerten und die indirekten Empfaenger auszublenden. Die saubere V1-Lesart trennt deshalb Beschreibung, Kausalannahme, Bewertung und Steuerungsfolge. Eine gute Fallanalyse zeichnet mindestens einen direkten und einen indirekten Wirkpfad nach. So wird aus dem Thema kein isoliertes Kapitel, sondern ein pruefbarer Baustein der WÖk-Architektur.</w:t>
+      </w:r>
+    </w:p>
+    <w:p>
+      <w:r>
+        <w:t>Fallfenster zur Anwendung. Eine Fuehrungsentscheidung erzeugt zugleich Nutzen und Risiken. Die WÖk behandelt Ambivalenz nicht als Stoerung, sondern als Kern der Analyse. Positive Netto-Wirkung darf erst behauptet werden, wenn zentrale negative Wirkungen getrennt geprueft und rote Linien gewahrt sind. Bezogen auf Wirkungskompetenz, Führung und Organisationskultur heisst das: Die Analyse muss das konkrete Thema ernst nehmen und zugleich den allgemeinen WÖk-Massstab halten. Es geht nicht darum, die Welt in gute und schlechte Akteure einzuteilen. Es geht darum, Wirkpfade, Wirkungsempfaenger, Datenqualitaet, Risiken und Rueckkopplung so zu beschreiben, dass bessere Entscheidungen moeglich werden.</w:t>
+      </w:r>
+    </w:p>
+    <w:p>
+      <w:r>
+        <w:t>Daten- und Quellenklarheit. Fuer Wirkungskompetenz, Führung und Organisationskultur bedeutet jede Bewertung nur so belastbar ist wie Datenlage, Quellenstatus und Aktualitaet, dass die Analyse nicht bei einer Aktivitaet, einem guten Willen oder einer Kennzahl stehen bleiben darf. Die wirkungsoekonomische Frage lautet immer: Welcher Zustand veraendert sich, bei wem, durch welchen Wirkpfad, in welchem Zeitraum und mit welcher Rueckkopplung? Gerade in Wirkungsmanagement ist diese Unterscheidung entscheidend, weil Lernende spaeter nicht nur Begriffe wiedergeben, sondern Entscheidungssituationen pruefen muessen. Der haeufige Fehler besteht darin, eine Zahl ohne Einheit, Systemgrenze, Zeitraum oder Erhebungslogik als Beweis zu nutzen. Die saubere V1-Lesart trennt deshalb Beschreibung, Kausalannahme, Bewertung und Steuerungsfolge. Die Lernenden sollen Daten nicht dekorativ zitieren, sondern ihre Aussagekraft, Luecken und Grenzen offenlegen. So wird aus dem Thema kein isoliertes Kapitel, sondern ein pruefbarer Baustein der WÖk-Architektur.</w:t>
+      </w:r>
+    </w:p>
+    <w:p>
+      <w:r>
+        <w:t>Ambivalenz. Fuer Wirkungskompetenz, Führung und Organisationskultur bedeutet positive und negative Zustandsveraenderungen gleichzeitig auftreten koennen, dass die Analyse nicht bei einer Aktivitaet, einem guten Willen oder einer Kennzahl stehen bleiben darf. Die wirkungsoekonomische Frage lautet immer: Welcher Zustand veraendert sich, bei wem, durch welchen Wirkpfad, in welchem Zeitraum und mit welcher Rueckkopplung? Gerade in Wirkungsmanagement ist diese Unterscheidung entscheidend, weil Lernende spaeter nicht nur Begriffe wiedergeben, sondern Entscheidungssituationen pruefen muessen. Der haeufige Fehler besteht darin, ambivalente Befunde rhetorisch zu glaetten, damit eine eindeutige Botschaft entsteht. Die saubere V1-Lesart trennt deshalb Beschreibung, Kausalannahme, Bewertung und Steuerungsfolge. Ein gutes Skript fuehrt deshalb Profile, Zielkonflikte und offene Punkte nebeneinander. So wird aus dem Thema kein isoliertes Kapitel, sondern ein pruefbarer Baustein der WÖk-Architektur.</w:t>
+      </w:r>
+    </w:p>
+    <w:p>
+      <w:r>
+        <w:t>Nichtkompensation. Fuer Wirkungskompetenz, Führung und Organisationskultur bedeutet schwere zentrale Schaeden nicht durch beliebige positive Einzelwerte neutralisiert werden duerfen, dass die Analyse nicht bei einer Aktivitaet, einem guten Willen oder einer Kennzahl stehen bleiben darf. Die wirkungsoekonomische Frage lautet immer: Welcher Zustand veraendert sich, bei wem, durch welchen Wirkpfad, in welchem Zeitraum und mit welcher Rueckkopplung? Gerade in Wirkungsmanagement ist diese Unterscheidung entscheidend, weil Lernende spaeter nicht nur Begriffe wiedergeben, sondern Entscheidungssituationen pruefen muessen. Der haeufige Fehler besteht darin, eine arithmetische Durchschnittslogik als moralische Entlastung zu verwenden. Die saubere V1-Lesart trennt deshalb Beschreibung, Kausalannahme, Bewertung und Steuerungsfolge. Reverse Merit Order und rote Linien sind Schutzregeln gegen Schoenrechnung. So wird aus dem Thema kein isoliertes Kapitel, sondern ein pruefbarer Baustein der WÖk-Architektur.</w:t>
+      </w:r>
+    </w:p>
+    <w:p>
+      <w:r>
+        <w:t>Fallfenster zur Anwendung. Ein Controlling-Team moechte einen Score bilden. Das Skript verlangt, dass Datenqualitaet, Systemgrenzen, Gewichtung, Unsicherheit und Nichtkompensation sichtbar bleiben. Ein Score darf die Diskussion nicht beenden, sondern muss bessere Fragen, Priorisierung und Rueckkopplung ermoeglichen. Bezogen auf Wirkungskompetenz, Führung und Organisationskultur heisst das: Die Analyse muss das konkrete Thema ernst nehmen und zugleich den allgemeinen WÖk-Massstab halten. Es geht nicht darum, die Welt in gute und schlechte Akteure einzuteilen. Es geht darum, Wirkpfade, Wirkungsempfaenger, Datenqualitaet, Risiken und Rueckkopplung so zu beschreiben, dass bessere Entscheidungen moeglich werden.</w:t>
+      </w:r>
+    </w:p>
+    <w:p>
+      <w:r>
+        <w:t>Pruefungsnahe Transferfrage. Formuliere zu WM-V7 eine Wirkungsaussage in drei Saetzen: Erstens den beobachteten oder plausiblen Zustand, zweitens die Daten- oder Quellenlage, drittens die offene Unsicherheit samt Rueckkopplung. Die Antwort muss ohne moralische Personenbewertung auskommen und darf Reichweite nicht mit Wirkung verwechseln.</w:t>
+      </w:r>
+    </w:p>
+    <w:p>
+      <w:r>
+        <w:t>Rueckkopplung. Fuer Wirkungskompetenz, Führung und Organisationskultur bedeutet Wirkungswissen erst dann wertvoll wird, wenn es Entscheidungen veraendert, dass die Analyse nicht bei einer Aktivitaet, einem guten Willen oder einer Kennzahl stehen bleiben darf. Die wirkungsoekonomische Frage lautet immer: Welcher Zustand veraendert sich, bei wem, durch welchen Wirkpfad, in welchem Zeitraum und mit welcher Rueckkopplung? Gerade in Wirkungsmanagement ist diese Unterscheidung entscheidend, weil Lernende spaeter nicht nur Begriffe wiedergeben, sondern Entscheidungssituationen pruefen muessen. Der haeufige Fehler besteht darin, einen Bericht als Endpunkt zu betrachten. Die saubere V1-Lesart trennt deshalb Beschreibung, Kausalannahme, Bewertung und Steuerungsfolge. Jeder Analyseblock sollte fragen, welche Routine, welcher Prozess oder welche Ressource nach der Bewertung angepasst wird. So wird aus dem Thema kein isoliertes Kapitel, sondern ein pruefbarer Baustein der WÖk-Architektur.</w:t>
+      </w:r>
+    </w:p>
+    <w:p>
+      <w:r>
+        <w:t>Governance. Fuer Wirkungskompetenz, Führung und Organisationskultur bedeutet Wirkungsbewertung Verfahren, Rechte, Transparenz und Korrektur braucht, dass die Analyse nicht bei einer Aktivitaet, einem guten Willen oder einer Kennzahl stehen bleiben darf. Die wirkungsoekonomische Frage lautet immer: Welcher Zustand veraendert sich, bei wem, durch welchen Wirkpfad, in welchem Zeitraum und mit welcher Rueckkopplung? Gerade in Wirkungsmanagement ist diese Unterscheidung entscheidend, weil Lernende spaeter nicht nur Begriffe wiedergeben, sondern Entscheidungssituationen pruefen muessen. Der haeufige Fehler besteht darin, Bewertung als technokratische Top-down-Setzung zu verstehen. Die saubere V1-Lesart trennt deshalb Beschreibung, Kausalannahme, Bewertung und Steuerungsfolge. Betroffene, Datenhalter, Entscheider und Kontrollinstanzen muessen unterscheidbare Rollen behalten. So wird aus dem Thema kein isoliertes Kapitel, sondern ein pruefbarer Baustein der WÖk-Architektur.</w:t>
+      </w:r>
+    </w:p>
+    <w:p>
+      <w:r>
+        <w:t>Didaktische Pruefbarkeit. Fuer Wirkungskompetenz, Führung und Organisationskultur bedeutet das Thema in der Akademie nicht nur erklaert, sondern in Falllogik ueberfuehrt werden muss, dass die Analyse nicht bei einer Aktivitaet, einem guten Willen oder einer Kennzahl stehen bleiben darf. Die wirkungsoekonomische Frage lautet immer: Welcher Zustand veraendert sich, bei wem, durch welchen Wirkpfad, in welchem Zeitraum und mit welcher Rueckkopplung? Gerade in Wirkungsmanagement ist diese Unterscheidung entscheidend, weil Lernende spaeter nicht nur Begriffe wiedergeben, sondern Entscheidungssituationen pruefen muessen. Der haeufige Fehler besteht darin, reines Auswendiglernen als Kompetenznachweis zu behandeln. Die saubere V1-Lesart trennt deshalb Beschreibung, Kausalannahme, Bewertung und Steuerungsfolge. Pruefungsfragen sollen Begriffe, Anwendung und rote Linien verbinden. So wird aus dem Thema kein isoliertes Kapitel, sondern ein pruefbarer Baustein der WÖk-Architektur.</w:t>
+      </w:r>
+    </w:p>
+    <w:p>
+      <w:r>
+        <w:t>Fallfenster zur Anwendung. Ein Kommunikationsbericht nennt viele Aktivitaeten, Reichweiten und Rueckmeldungen. Die V1-Pruefung fragt, ob daraus eine belastbare Wirkungsaussage folgt. Wenn nur Kontakte, Klicks oder Zustimmung vorliegen, bleibt die Aussage im Bereich Wirkungspotenzial oder Resonanz, nicht im Bereich nachgewiesener Wirkung. Bezogen auf Wirkungskompetenz, Führung und Organisationskultur heisst das: Die Analyse muss das konkrete Thema ernst nehmen und zugleich den allgemeinen WÖk-Massstab halten. Es geht nicht darum, die Welt in gute und schlechte Akteure einzuteilen. Es geht darum, Wirkpfade, Wirkungsempfaenger, Datenqualitaet, Risiken und Rueckkopplung so zu beschreiben, dass bessere Entscheidungen moeglich werden.</w:t>
+      </w:r>
+    </w:p>
+    <w:p>
+      <w:r>
+        <w:t>Transfer in Organisationen. Fuer Wirkungskompetenz, Führung und Organisationskultur bedeutet WÖk-Begriffe im Alltag nur tragen, wenn sie in Routinen uebersetzt werden, dass die Analyse nicht bei einer Aktivitaet, einem guten Willen oder einer Kennzahl stehen bleiben darf. Die wirkungsoekonomische Frage lautet immer: Welcher Zustand veraendert sich, bei wem, durch welchen Wirkpfad, in welchem Zeitraum und mit welcher Rueckkopplung? Gerade in Wirkungsmanagement ist diese Unterscheidung entscheidend, weil Lernende spaeter nicht nur Begriffe wiedergeben, sondern Entscheidungssituationen pruefen muessen. Der haeufige Fehler besteht darin, die Verantwortung an eine Nachhaltigkeitsabteilung auszulagern. Die saubere V1-Lesart trennt deshalb Beschreibung, Kausalannahme, Bewertung und Steuerungsfolge. Strategie, Einkauf, Kommunikation, Controlling und Fuehrung muessen denselben Wirkungsbegriff verwenden. So wird aus dem Thema kein isoliertes Kapitel, sondern ein pruefbarer Baustein der WÖk-Architektur.</w:t>
+      </w:r>
+    </w:p>
+    <w:p>
+      <w:r>
+        <w:t>Rueckfluss in den Korpus. Fuer Wirkungskompetenz, Führung und Organisationskultur bedeutet jedes Studienskript den Gesamtbestand schaerfen kann, dass die Analyse nicht bei einer Aktivitaet, einem guten Willen oder einer Kennzahl stehen bleiben darf. Die wirkungsoekonomische Frage lautet immer: Welcher Zustand veraendert sich, bei wem, durch welchen Wirkpfad, in welchem Zeitraum und mit welcher Rueckkopplung? Gerade in Wirkungsmanagement ist diese Unterscheidung entscheidend, weil Lernende spaeter nicht nur Begriffe wiedergeben, sondern Entscheidungssituationen pruefen muessen. Der haeufige Fehler besteht darin, neue Einsichten nur lokal im Skript zu belassen. Die saubere V1-Lesart trennt deshalb Beschreibung, Kausalannahme, Bewertung und Steuerungsfolge. Glossar, Website, Journal, Dossiers und Visuals sollen aus der Skriptarbeit lernen. So wird aus dem Thema kein isoliertes Kapitel, sondern ein pruefbarer Baustein der WÖk-Architektur.</w:t>
+      </w:r>
+    </w:p>
+    <w:p>
+      <w:r>
+        <w:t>Pruefungsnahe Transferfrage. Formuliere zu WM-V7 eine Wirkungsaussage in drei Saetzen: Erstens den beobachteten oder plausiblen Zustand, zweitens die Daten- oder Quellenlage, drittens die offene Unsicherheit samt Rueckkopplung. Die Antwort muss ohne moralische Personenbewertung auskommen und darf Reichweite nicht mit Wirkung verwechseln.</w:t>
+      </w:r>
+    </w:p>
+    <w:p>
+      <w:pPr>
+        <w:pStyle w:val="Heading3"/>
+      </w:pPr>
+      <w:r>
+        <w:t>Vertiefungsrunde 3: Lesen, pruefen, rueckkoppeln</w:t>
+      </w:r>
+    </w:p>
+    <w:p>
+      <w:r>
+        <w:t>Die folgende Runde verdichtet WM-V7 nicht durch neue Schlagworte, sondern durch wiederholte Anwendung auf unterschiedliche Entscheidungsebenen. Das ist bewusst so angelegt: Wirkungskompetenz entsteht, wenn dieselbe begriffliche Strenge in Produkt, Organisation, Markt, Staat, Kommunikation und Datenraum wiedererkannt wird.</w:t>
+      </w:r>
+    </w:p>
+    <w:p>
+      <w:r>
+        <w:t>Begriffliche Schaerfung. Fuer Wirkungskompetenz, Führung und Organisationskultur bedeutet praezise Sprache die erste Sicherung gegen Impact-Washing ist, dass die Analyse nicht bei einer Aktivitaet, einem guten Willen oder einer Kennzahl stehen bleiben darf. Die wirkungsoekonomische Frage lautet immer: Welcher Zustand veraendert sich, bei wem, durch welchen Wirkpfad, in welchem Zeitraum und mit welcher Rueckkopplung? Gerade in Wirkungsmanagement ist diese Unterscheidung entscheidend, weil Lernende spaeter nicht nur Begriffe wiedergeben, sondern Entscheidungssituationen pruefen muessen. Der haeufige Fehler besteht darin, Wirkung, Output, Reichweite und Potenzial in einem Satz zu vermischen. Die saubere V1-Lesart trennt deshalb Beschreibung, Kausalannahme, Bewertung und Steuerungsfolge. In der Praxis sollte jede Wirkungsaussage als kurze Viererprobe formuliert werden: Zustand, Betroffene, Quelle, offene Unsicherheit. So wird aus dem Thema kein isoliertes Kapitel, sondern ein pruefbarer Baustein der WÖk-Architektur.</w:t>
+      </w:r>
+    </w:p>
+    <w:p>
+      <w:r>
+        <w:t>Fallfenster zur Anwendung. Eine Organisation plant eine Massnahme und formuliert dazu eine positive Absicht. In der WÖk reicht das nicht. Fuer diese Vorlesung muss sichtbar werden, welche Zustandsveraenderung erwartet wird, welche Empfaenger direkt oder indirekt betroffen sind, welche Nebenwirkungen entstehen koennen und welche Entscheidung spaeter korrigiert wird. Bezogen auf Wirkungskompetenz, Führung und Organisationskultur heisst das: Die Analyse muss das konkrete Thema ernst nehmen und zugleich den allgemeinen WÖk-Massstab halten. Es geht nicht darum, die Welt in gute und schlechte Akteure einzuteilen. Es geht darum, Wirkpfade, Wirkungsempfaenger, Datenqualitaet, Risiken und Rueckkopplung so zu beschreiben, dass bessere Entscheidungen moeglich werden.</w:t>
+      </w:r>
+    </w:p>
+    <w:p>
+      <w:r>
+        <w:t>Wirkpfad-Logik. Fuer Wirkungskompetenz, Führung und Organisationskultur bedeutet ein Thema erst dann steuerbar wird, wenn der Mechanismus zwischen Ausloeser und Zustandsveraenderung beschrieben ist, dass die Analyse nicht bei einer Aktivitaet, einem guten Willen oder einer Kennzahl stehen bleiben darf. Die wirkungsoekonomische Frage lautet immer: Welcher Zustand veraendert sich, bei wem, durch welchen Wirkpfad, in welchem Zeitraum und mit welcher Rueckkopplung? Gerade in Wirkungsmanagement ist diese Unterscheidung entscheidend, weil Lernende spaeter nicht nur Begriffe wiedergeben, sondern Entscheidungssituationen pruefen muessen. Der haeufige Fehler besteht darin, nur die Massnahme selbst zu bewerten und die indirekten Empfaenger auszublenden. Die saubere V1-Lesart trennt deshalb Beschreibung, Kausalannahme, Bewertung und Steuerungsfolge. Eine gute Fallanalyse zeichnet mindestens einen direkten und einen indirekten Wirkpfad nach. So wird aus dem Thema kein isoliertes Kapitel, sondern ein pruefbarer Baustein der WÖk-Architektur.</w:t>
+      </w:r>
+    </w:p>
+    <w:p>
+      <w:r>
+        <w:t>Daten- und Quellenklarheit. Fuer Wirkungskompetenz, Führung und Organisationskultur bedeutet jede Bewertung nur so belastbar ist wie Datenlage, Quellenstatus und Aktualitaet, dass die Analyse nicht bei einer Aktivitaet, einem guten Willen oder einer Kennzahl stehen bleiben darf. Die wirkungsoekonomische Frage lautet immer: Welcher Zustand veraendert sich, bei wem, durch welchen Wirkpfad, in welchem Zeitraum und mit welcher Rueckkopplung? Gerade in Wirkungsmanagement ist diese Unterscheidung entscheidend, weil Lernende spaeter nicht nur Begriffe wiedergeben, sondern Entscheidungssituationen pruefen muessen. Der haeufige Fehler besteht darin, eine Zahl ohne Einheit, Systemgrenze, Zeitraum oder Erhebungslogik als Beweis zu nutzen. Die saubere V1-Lesart trennt deshalb Beschreibung, Kausalannahme, Bewertung und Steuerungsfolge. Die Lernenden sollen Daten nicht dekorativ zitieren, sondern ihre Aussagekraft, Luecken und Grenzen offenlegen. So wird aus dem Thema kein isoliertes Kapitel, sondern ein pruefbarer Baustein der WÖk-Architektur.</w:t>
+      </w:r>
+    </w:p>
+    <w:p>
+      <w:r>
+        <w:t>Ambivalenz. Fuer Wirkungskompetenz, Führung und Organisationskultur bedeutet positive und negative Zustandsveraenderungen gleichzeitig auftreten koennen, dass die Analyse nicht bei einer Aktivitaet, einem guten Willen oder einer Kennzahl stehen bleiben darf. Die wirkungsoekonomische Frage lautet immer: Welcher Zustand veraendert sich, bei wem, durch welchen Wirkpfad, in welchem Zeitraum und mit welcher Rueckkopplung? Gerade in Wirkungsmanagement ist diese Unterscheidung entscheidend, weil Lernende spaeter nicht nur Begriffe wiedergeben, sondern Entscheidungssituationen pruefen muessen. Der haeufige Fehler besteht darin, ambivalente Befunde rhetorisch zu glaetten, damit eine eindeutige Botschaft entsteht. Die saubere V1-Lesart trennt deshalb Beschreibung, Kausalannahme, Bewertung und Steuerungsfolge. Ein gutes Skript fuehrt deshalb Profile, Zielkonflikte und offene Punkte nebeneinander. So wird aus dem Thema kein isoliertes Kapitel, sondern ein pruefbarer Baustein der WÖk-Architektur.</w:t>
+      </w:r>
+    </w:p>
+    <w:p>
+      <w:r>
+        <w:t>Fallfenster zur Anwendung. Eine Fuehrungsentscheidung erzeugt zugleich Nutzen und Risiken. Die WÖk behandelt Ambivalenz nicht als Stoerung, sondern als Kern der Analyse. Positive Netto-Wirkung darf erst behauptet werden, wenn zentrale negative Wirkungen getrennt geprueft und rote Linien gewahrt sind. Bezogen auf Wirkungskompetenz, Führung und Organisationskultur heisst das: Die Analyse muss das konkrete Thema ernst nehmen und zugleich den allgemeinen WÖk-Massstab halten. Es geht nicht darum, die Welt in gute und schlechte Akteure einzuteilen. Es geht darum, Wirkpfade, Wirkungsempfaenger, Datenqualitaet, Risiken und Rueckkopplung so zu beschreiben, dass bessere Entscheidungen moeglich werden.</w:t>
+      </w:r>
+    </w:p>
+    <w:p>
+      <w:r>
+        <w:t>Nichtkompensation. Fuer Wirkungskompetenz, Führung und Organisationskultur bedeutet schwere zentrale Schaeden nicht durch beliebige positive Einzelwerte neutralisiert werden duerfen, dass die Analyse nicht bei einer Aktivitaet, einem guten Willen oder einer Kennzahl stehen bleiben darf. Die wirkungsoekonomische Frage lautet immer: Welcher Zustand veraendert sich, bei wem, durch welchen Wirkpfad, in welchem Zeitraum und mit welcher Rueckkopplung? Gerade in Wirkungsmanagement ist diese Unterscheidung entscheidend, weil Lernende spaeter nicht nur Begriffe wiedergeben, sondern Entscheidungssituationen pruefen muessen. Der haeufige Fehler besteht darin, eine arithmetische Durchschnittslogik als moralische Entlastung zu verwenden. Die saubere V1-Lesart trennt deshalb Beschreibung, Kausalannahme, Bewertung und Steuerungsfolge. Reverse Merit Order und rote Linien sind Schutzregeln gegen Schoenrechnung. So wird aus dem Thema kein isoliertes Kapitel, sondern ein pruefbarer Baustein der WÖk-Architektur.</w:t>
+      </w:r>
+    </w:p>
+    <w:p>
+      <w:r>
+        <w:t>Pruefungsnahe Transferfrage. Formuliere zu WM-V7 eine Wirkungsaussage in drei Saetzen: Erstens den beobachteten oder plausiblen Zustand, zweitens die Daten- oder Quellenlage, drittens die offene Unsicherheit samt Rueckkopplung. Die Antwort muss ohne moralische Personenbewertung auskommen und darf Reichweite nicht mit Wirkung verwechseln.</w:t>
+      </w:r>
+    </w:p>
+    <w:p>
+      <w:r>
+        <w:t>Rueckkopplung. Fuer Wirkungskompetenz, Führung und Organisationskultur bedeutet Wirkungswissen erst dann wertvoll wird, wenn es Entscheidungen veraendert, dass die Analyse nicht bei einer Aktivitaet, einem guten Willen oder einer Kennzahl stehen bleiben darf. Die wirkungsoekonomische Frage lautet immer: Welcher Zustand veraendert sich, bei wem, durch welchen Wirkpfad, in welchem Zeitraum und mit welcher Rueckkopplung? Gerade in Wirkungsmanagement ist diese Unterscheidung entscheidend, weil Lernende spaeter nicht nur Begriffe wiedergeben, sondern Entscheidungssituationen pruefen muessen. Der haeufige Fehler besteht darin, einen Bericht als Endpunkt zu betrachten. Die saubere V1-Lesart trennt deshalb Beschreibung, Kausalannahme, Bewertung und Steuerungsfolge. Jeder Analyseblock sollte fragen, welche Routine, welcher Prozess oder welche Ressource nach der Bewertung angepasst wird. So wird aus dem Thema kein isoliertes Kapitel, sondern ein pruefbarer Baustein der WÖk-Architektur.</w:t>
+      </w:r>
+    </w:p>
+    <w:p>
+      <w:r>
+        <w:t>Governance. Fuer Wirkungskompetenz, Führung und Organisationskultur bedeutet Wirkungsbewertung Verfahren, Rechte, Transparenz und Korrektur braucht, dass die Analyse nicht bei einer Aktivitaet, einem guten Willen oder einer Kennzahl stehen bleiben darf. Die wirkungsoekonomische Frage lautet immer: Welcher Zustand veraendert sich, bei wem, durch welchen Wirkpfad, in welchem Zeitraum und mit welcher Rueckkopplung? Gerade in Wirkungsmanagement ist diese Unterscheidung entscheidend, weil Lernende spaeter nicht nur Begriffe wiedergeben, sondern Entscheidungssituationen pruefen muessen. Der haeufige Fehler besteht darin, Bewertung als technokratische Top-down-Setzung zu verstehen. Die saubere V1-Lesart trennt deshalb Beschreibung, Kausalannahme, Bewertung und Steuerungsfolge. Betroffene, Datenhalter, Entscheider und Kontrollinstanzen muessen unterscheidbare Rollen behalten. So wird aus dem Thema kein isoliertes Kapitel, sondern ein pruefbarer Baustein der WÖk-Architektur.</w:t>
+      </w:r>
+    </w:p>
+    <w:p>
+      <w:r>
+        <w:t>Fallfenster zur Anwendung. Ein Controlling-Team moechte einen Score bilden. Das Skript verlangt, dass Datenqualitaet, Systemgrenzen, Gewichtung, Unsicherheit und Nichtkompensation sichtbar bleiben. Ein Score darf die Diskussion nicht beenden, sondern muss bessere Fragen, Priorisierung und Rueckkopplung ermoeglichen. Bezogen auf Wirkungskompetenz, Führung und Organisationskultur heisst das: Die Analyse muss das konkrete Thema ernst nehmen und zugleich den allgemeinen WÖk-Massstab halten. Es geht nicht darum, die Welt in gute und schlechte Akteure einzuteilen. Es geht darum, Wirkpfade, Wirkungsempfaenger, Datenqualitaet, Risiken und Rueckkopplung so zu beschreiben, dass bessere Entscheidungen moeglich werden.</w:t>
+      </w:r>
+    </w:p>
+    <w:p>
+      <w:r>
+        <w:t>Didaktische Pruefbarkeit. Fuer Wirkungskompetenz, Führung und Organisationskultur bedeutet das Thema in der Akademie nicht nur erklaert, sondern in Falllogik ueberfuehrt werden muss, dass die Analyse nicht bei einer Aktivitaet, einem guten Willen oder einer Kennzahl stehen bleiben darf. Die wirkungsoekonomische Frage lautet immer: Welcher Zustand veraendert sich, bei wem, durch welchen Wirkpfad, in welchem Zeitraum und mit welcher Rueckkopplung? Gerade in Wirkungsmanagement ist diese Unterscheidung entscheidend, weil Lernende spaeter nicht nur Begriffe wiedergeben, sondern Entscheidungssituationen pruefen muessen. Der haeufige Fehler besteht darin, reines Auswendiglernen als Kompetenznachweis zu behandeln. Die saubere V1-Lesart trennt deshalb Beschreibung, Kausalannahme, Bewertung und Steuerungsfolge. Pruefungsfragen sollen Begriffe, Anwendung und rote Linien verbinden. So wird aus dem Thema kein isoliertes Kapitel, sondern ein pruefbarer Baustein der WÖk-Architektur.</w:t>
+      </w:r>
+    </w:p>
+    <w:p>
+      <w:r>
+        <w:t>Transfer in Organisationen. Fuer Wirkungskompetenz, Führung und Organisationskultur bedeutet WÖk-Begriffe im Alltag nur tragen, wenn sie in Routinen uebersetzt werden, dass die Analyse nicht bei einer Aktivitaet, einem guten Willen oder einer Kennzahl stehen bleiben darf. Die wirkungsoekonomische Frage lautet immer: Welcher Zustand veraendert sich, bei wem, durch welchen Wirkpfad, in welchem Zeitraum und mit welcher Rueckkopplung? Gerade in Wirkungsmanagement ist diese Unterscheidung entscheidend, weil Lernende spaeter nicht nur Begriffe wiedergeben, sondern Entscheidungssituationen pruefen muessen. Der haeufige Fehler besteht darin, die Verantwortung an eine Nachhaltigkeitsabteilung auszulagern. Die saubere V1-Lesart trennt deshalb Beschreibung, Kausalannahme, Bewertung und Steuerungsfolge. Strategie, Einkauf, Kommunikation, Controlling und Fuehrung muessen denselben Wirkungsbegriff verwenden. So wird aus dem Thema kein isoliertes Kapitel, sondern ein pruefbarer Baustein der WÖk-Architektur.</w:t>
+      </w:r>
+    </w:p>
+    <w:p>
+      <w:r>
+        <w:t>Rueckfluss in den Korpus. Fuer Wirkungskompetenz, Führung und Organisationskultur bedeutet jedes Studienskript den Gesamtbestand schaerfen kann, dass die Analyse nicht bei einer Aktivitaet, einem guten Willen oder einer Kennzahl stehen bleiben darf. Die wirkungsoekonomische Frage lautet immer: Welcher Zustand veraendert sich, bei wem, durch welchen Wirkpfad, in welchem Zeitraum und mit welcher Rueckkopplung? Gerade in Wirkungsmanagement ist diese Unterscheidung entscheidend, weil Lernende spaeter nicht nur Begriffe wiedergeben, sondern Entscheidungssituationen pruefen muessen. Der haeufige Fehler besteht darin, neue Einsichten nur lokal im Skript zu belassen. Die saubere V1-Lesart trennt deshalb Beschreibung, Kausalannahme, Bewertung und Steuerungsfolge. Glossar, Website, Journal, Dossiers und Visuals sollen aus der Skriptarbeit lernen. So wird aus dem Thema kein isoliertes Kapitel, sondern ein pruefbarer Baustein der WÖk-Architektur.</w:t>
+      </w:r>
+    </w:p>
+    <w:p>
+      <w:r>
+        <w:t>Fallfenster zur Anwendung. Ein Kommunikationsbericht nennt viele Aktivitaeten, Reichweiten und Rueckmeldungen. Die V1-Pruefung fragt, ob daraus eine belastbare Wirkungsaussage folgt. Wenn nur Kontakte, Klicks oder Zustimmung vorliegen, bleibt die Aussage im Bereich Wirkungspotenzial oder Resonanz, nicht im Bereich nachgewiesener Wirkung. Bezogen auf Wirkungskompetenz, Führung und Organisationskultur heisst das: Die Analyse muss das konkrete Thema ernst nehmen und zugleich den allgemeinen WÖk-Massstab halten. Es geht nicht darum, die Welt in gute und schlechte Akteure einzuteilen. Es geht darum, Wirkpfade, Wirkungsempfaenger, Datenqualitaet, Risiken und Rueckkopplung so zu beschreiben, dass bessere Entscheidungen moeglich werden.</w:t>
+      </w:r>
+    </w:p>
+    <w:p>
+      <w:r>
+        <w:t>Pruefungsnahe Transferfrage. Formuliere zu WM-V7 eine Wirkungsaussage in drei Saetzen: Erstens den beobachteten oder plausiblen Zustand, zweitens die Daten- oder Quellenlage, drittens die offene Unsicherheit samt Rueckkopplung. Die Antwort muss ohne moralische Personenbewertung auskommen und darf Reichweite nicht mit Wirkung verwechseln.</w:t>
+      </w:r>
+    </w:p>
+    <w:p>
+      <w:pPr>
+        <w:pStyle w:val="Heading3"/>
+      </w:pPr>
+      <w:r>
+        <w:t>Vertiefungsrunde 4: Lesen, pruefen, rueckkoppeln</w:t>
+      </w:r>
+    </w:p>
+    <w:p>
+      <w:r>
+        <w:t>Die folgende Runde verdichtet WM-V7 nicht durch neue Schlagworte, sondern durch wiederholte Anwendung auf unterschiedliche Entscheidungsebenen. Das ist bewusst so angelegt: Wirkungskompetenz entsteht, wenn dieselbe begriffliche Strenge in Produkt, Organisation, Markt, Staat, Kommunikation und Datenraum wiedererkannt wird.</w:t>
+      </w:r>
+    </w:p>
+    <w:p>
+      <w:r>
+        <w:t>Begriffliche Schaerfung. Fuer Wirkungskompetenz, Führung und Organisationskultur bedeutet praezise Sprache die erste Sicherung gegen Impact-Washing ist, dass die Analyse nicht bei einer Aktivitaet, einem guten Willen oder einer Kennzahl stehen bleiben darf. Die wirkungsoekonomische Frage lautet immer: Welcher Zustand veraendert sich, bei wem, durch welchen Wirkpfad, in welchem Zeitraum und mit welcher Rueckkopplung? Gerade in Wirkungsmanagement ist diese Unterscheidung entscheidend, weil Lernende spaeter nicht nur Begriffe wiedergeben, sondern Entscheidungssituationen pruefen muessen. Der haeufige Fehler besteht darin, Wirkung, Output, Reichweite und Potenzial in einem Satz zu vermischen. Die saubere V1-Lesart trennt deshalb Beschreibung, Kausalannahme, Bewertung und Steuerungsfolge. In der Praxis sollte jede Wirkungsaussage als kurze Viererprobe formuliert werden: Zustand, Betroffene, Quelle, offene Unsicherheit. So wird aus dem Thema kein isoliertes Kapitel, sondern ein pruefbarer Baustein der WÖk-Architektur.</w:t>
+      </w:r>
+    </w:p>
+    <w:p>
+      <w:r>
+        <w:t>Wirkpfad-Logik. Fuer Wirkungskompetenz, Führung und Organisationskultur bedeutet ein Thema erst dann steuerbar wird, wenn der Mechanismus zwischen Ausloeser und Zustandsveraenderung beschrieben ist, dass die Analyse nicht bei einer Aktivitaet, einem guten Willen oder einer Kennzahl stehen bleiben darf. Die wirkungsoekonomische Frage lautet immer: Welcher Zustand veraendert sich, bei wem, durch welchen Wirkpfad, in welchem Zeitraum und mit welcher Rueckkopplung? Gerade in Wirkungsmanagement ist diese Unterscheidung entscheidend, weil Lernende spaeter nicht nur Begriffe wiedergeben, sondern Entscheidungssituationen pruefen muessen. Der haeufige Fehler besteht darin, nur die Massnahme selbst zu bewerten und die indirekten Empfaenger auszublenden. Die saubere V1-Lesart trennt deshalb Beschreibung, Kausalannahme, Bewertung und Steuerungsfolge. Eine gute Fallanalyse zeichnet mindestens einen direkten und einen indirekten Wirkpfad nach. So wird aus dem Thema kein isoliertes Kapitel, sondern ein pruefbarer Baustein der WÖk-Architektur.</w:t>
+      </w:r>
+    </w:p>
+    <w:p>
+      <w:r>
+        <w:t>Daten- und Quellenklarheit. Fuer Wirkungskompetenz, Führung und Organisationskultur bedeutet jede Bewertung nur so belastbar ist wie Datenlage, Quellenstatus und Aktualitaet, dass die Analyse nicht bei einer Aktivitaet, einem guten Willen oder einer Kennzahl stehen bleiben darf. Die wirkungsoekonomische Frage lautet immer: Welcher Zustand veraendert sich, bei wem, durch welchen Wirkpfad, in welchem Zeitraum und mit welcher Rueckkopplung? Gerade in Wirkungsmanagement ist diese Unterscheidung entscheidend, weil Lernende spaeter nicht nur Begriffe wiedergeben, sondern Entscheidungssituationen pruefen muessen. Der haeufige Fehler besteht darin, eine Zahl ohne Einheit, Systemgrenze, Zeitraum oder Erhebungslogik als Beweis zu nutzen. Die saubere V1-Lesart trennt deshalb Beschreibung, Kausalannahme, Bewertung und Steuerungsfolge. Die Lernenden sollen Daten nicht dekorativ zitieren, sondern ihre Aussagekraft, Luecken und Grenzen offenlegen. So wird aus dem Thema kein isoliertes Kapitel, sondern ein pruefbarer Baustein der WÖk-Architektur.</w:t>
+      </w:r>
+    </w:p>
+    <w:p>
+      <w:r>
+        <w:t>Fallfenster zur Anwendung. Eine Organisation plant eine Massnahme und formuliert dazu eine positive Absicht. In der WÖk reicht das nicht. Fuer diese Vorlesung muss sichtbar werden, welche Zustandsveraenderung erwartet wird, welche Empfaenger direkt oder indirekt betroffen sind, welche Nebenwirkungen entstehen koennen und welche Entscheidung spaeter korrigiert wird. Bezogen auf Wirkungskompetenz, Führung und Organisationskultur heisst das: Die Analyse muss das konkrete Thema ernst nehmen und zugleich den allgemeinen WÖk-Massstab halten. Es geht nicht darum, die Welt in gute und schlechte Akteure einzuteilen. Es geht darum, Wirkpfade, Wirkungsempfaenger, Datenqualitaet, Risiken und Rueckkopplung so zu beschreiben, dass bessere Entscheidungen moeglich werden.</w:t>
+      </w:r>
+    </w:p>
+    <w:p>
+      <w:pPr>
+        <w:pStyle w:val="Heading3"/>
+      </w:pPr>
+      <w:r>
+        <w:t>V1-Abschlussnotiz</w:t>
+      </w:r>
+    </w:p>
+    <w:p>
+      <w:r>
+        <w:t>Diese Finalisierung schliesst die Codex-Inhaltsproduktion fuer WM-V7. Offen bleibt nicht der fachliche Kern des Skripts, sondern der naechste Produktionsschritt: Claude setzt daraus die CI/CD-konforme Reader- und PDF-Fassung, prueft Satz, Umbrueche, Medienintegration und Lektorat und markiert erst danach die veroeffentlichte Fassung als freigegeben.</w:t>
+      </w:r>
+    </w:p>
+    <w:p>
+      <w:pPr>
+        <w:pStyle w:val="Heading2"/>
+      </w:pPr>
+      <w:r>
         <w:t>9. Quellen / Vertiefung</w:t>
       </w:r>
     </w:p>
@@ -703,7 +1285,7 @@
     </w:p>
     <w:p>
       <w:r>
-        <w:t>Dabei steht NW_pos für positive Netto-Wirkung als Zielgröße, Delta Z für Zustandsveränderungen, w_i für begründete Gewichtungen positiver Wirkungen und r_j für Risiken oder negative Zustandsveränderungen. Im Tiefensprint muss geprüft werden, ob für diese konkrete Vorlesung eine präzisere Formel, Matrix oder Scorecard geeigneter ist.</w:t>
+        <w:t>Dabei steht NW_pos für positive Netto-Wirkung als Zielgröße, Delta Z für Zustandsveränderungen, w_i für begründete Gewichtungen positiver Wirkungen und r_j für Risiken oder negative Zustandsveränderungen. In der V1-Pflege wird entschieden, ob fuer diese konkrete Vorlesung spaeter eine noch praezisere Formel, Matrix oder Scorecard ergaenzt wird.</w:t>
       </w:r>
     </w:p>
     <w:p>
@@ -1350,7 +1932,7 @@
     </w:p>
     <w:p>
       <w:r>
-        <w:t>Status dieser Erweiterung: ausgebaute Arbeitsfassung für Claude-CI/CD, Word-Rohfassung und Reader-Spiegel. Sie ersetzt noch nicht die spätere Satz-, Quellen- und PDF-Finalisierung, bringt die Vorlesung aber aus der Kurzfassung in eine substanzielle Studienskriptfassung.</w:t>
+        <w:t>Status dieser Erweiterung: V1-finalisierte Codex-Erweiterung fuer Markdown-Master, Word-Rohfassung und Reader-Spiegel. Satz, Medienintegration, Lektorat und PDF-Freigabe bleiben der Claude-CI/CD-Lane vorbehalten.</w:t>
       </w:r>
     </w:p>
     <w:p>
@@ -2449,7 +3031,7 @@
     </w:p>
     <w:p>
       <w:r>
-        <w:t>Kultur ist hier kein weicher Zusatz. Kultur ist der Wirkungsraum, in dem Strategie, Governance, Controlling und Führung tatsächlich wirksam werden. Die Arbeitsfassung beschreibt Kultur als informelles Betriebssystem eines Unternehmens: Eine Strategie kann Wirkung versprechen, aber eine Kultur kann Widerspruch bestrafen; ein Controlling kann Kennzahlen liefern, aber eine Kultur kann unangenehme Daten verstecken; ein Risikomanagement kann Warnsignale erfassen, aber eine Kultur kann sie kleinreden.</w:t>
+        <w:t>Kultur ist hier kein weicher Zusatz. Kultur ist der Wirkungsraum, in dem Strategie, Governance, Controlling und Führung tatsächlich wirksam werden. Die V1-Fassung beschreibt Kultur als informelles Betriebssystem eines Unternehmens: Eine Strategie kann Wirkung versprechen, aber eine Kultur kann Widerspruch bestrafen; ein Controlling kann Kennzahlen liefern, aber eine Kultur kann unangenehme Daten verstecken; ein Risikomanagement kann Warnsignale erfassen, aber eine Kultur kann sie kleinreden.</w:t>
       </w:r>
     </w:p>
     <w:p>
@@ -2804,7 +3386,7 @@
         <w:pStyle w:val="ListBullet"/>
       </w:pPr>
       <w:r>
-        <w:t>woek-akademie-app/docs/lehrgaenge/wirkungsmanagement-v7-wirkungskompetenz-fuehrung-kultur.md — unmittelbarer Akademie-Quelltext dieser Rohfassung.</w:t>
+        <w:t>woek-akademie-app/docs/lehrgaenge/wirkungsmanagement-v7-wirkungskompetenz-fuehrung-kultur.md — unmittelbarer Akademie-Quelltext dieser V1-Fassung.</w:t>
       </w:r>
     </w:p>
     <w:p>
@@ -2844,7 +3426,7 @@
         <w:pStyle w:val="Heading3"/>
       </w:pPr>
       <w:r>
-        <w:t>Externe Quellen fuer den Tiefensprint</w:t>
+        <w:t>Externe Quellen fuer die V1-Fassung</w:t>
       </w:r>
     </w:p>
     <w:p>
@@ -2877,62 +3459,6 @@
       </w:pPr>
       <w:r>
         <w:t>Fachliteratur zu Wirkungslogik, Evaluation, Systemtheorie, Resilienz, Governance, Diffusion, Vertrauen oder Controlling je nach Thema.</w:t>
-      </w:r>
-    </w:p>
-    <w:p>
-      <w:pPr>
-        <w:pStyle w:val="Heading2"/>
-      </w:pPr>
-      <w:r>
-        <w:t>10. Rückfluss in den WÖk-Korpus</w:t>
-      </w:r>
-    </w:p>
-    <w:p>
-      <w:pPr>
-        <w:pStyle w:val="ListBullet"/>
-      </w:pPr>
-      <w:r>
-        <w:t>Glossar/Begriffe: Im Tiefensprint prüfen, welche Begriffe aus Wirkungskompetenz, Führung und Organisationskultur eigene Glossarseiten oder präzisere Verweise brauchen.</w:t>
-      </w:r>
-    </w:p>
-    <w:p>
-      <w:pPr>
-        <w:pStyle w:val="ListBullet"/>
-      </w:pPr>
-      <w:r>
-        <w:t>Website/Erklärseiten: Prüfen, ob eine kurze öffentliche Erklärseite oder ein Baustein für die Bibliothek fehlt.</w:t>
-      </w:r>
-    </w:p>
-    <w:p>
-      <w:pPr>
-        <w:pStyle w:val="ListBullet"/>
-      </w:pPr>
-      <w:r>
-        <w:t>Journal/Dossiers: Geeignete Praxisfälle aus Website und Journal als Fallpool markieren.</w:t>
-      </w:r>
-    </w:p>
-    <w:p>
-      <w:pPr>
-        <w:pStyle w:val="ListBullet"/>
-      </w:pPr>
-      <w:r>
-        <w:t>Visuals/Charts: Wirkpfad- oder Scorecard-Chart aus vorhandenen Visuals wiederverwenden oder als neues Asset spezifizieren.</w:t>
-      </w:r>
-    </w:p>
-    <w:p>
-      <w:pPr>
-        <w:pStyle w:val="ListBullet"/>
-      </w:pPr>
-      <w:r>
-        <w:t>Methodik/Standards: Datenqualität, Unsicherheit, Nichtkompensation und Reverse Merit Order nur dort einsetzen, wo sie fachlich tragen.</w:t>
-      </w:r>
-    </w:p>
-    <w:p>
-      <w:pPr>
-        <w:pStyle w:val="ListBullet"/>
-      </w:pPr>
-      <w:r>
-        <w:t>Offene Forschungs- oder Quellenfrage: Externe Quellen im Tiefensprint gezielt ergänzen und zitierfähig machen.</w:t>
       </w:r>
     </w:p>
     <w:sectPr>

--- a/docs/studienskripte/word-rohfassungen/wirkungsmanagement-v7.docx
+++ b/docs/studienskripte/word-rohfassungen/wirkungsmanagement-v7.docx
@@ -24,12 +24,12 @@
     </w:p>
     <w:p>
       <w:r>
-        <w:t>Quelle: /Users/hagen/Documents/New project/content/studienskripte/wirkungsmanagement-v7.md</w:t>
-      </w:r>
-    </w:p>
-    <w:p>
-      <w:r>
-        <w:t>Track: Wirkungsmanagement Kurscode: wirkungsmanagement Vorlesungscode: WM-V7 Modul/Abschnitt: WM Titel: Wirkungskompetenz, Führung und Organisationskultur Status: Studienskript V1 · fachlich finale Codex-Fassung, Claude-CI/CD-Satzfreigabe offen Quelle: woek-akademie-app/docs/lehrgaenge/wirkungsmanagement-v7-wirkungskompetenz-fuehrung-kultur.md Ablage: Markdown-Master in content/studienskripte/wirkungsmanagement-v7.md, Word-Rohfassung in docs/studienskripte/word-rohfassungen/wirkungsmanagement-v7.docx Wissensbasis: aktuelles Grundlagenwerk, Website-Korpus inklusive Journal, Akademie-Quelltexte, Glossar, interne Dossiers und externe Fachquellen</w:t>
+        <w:t>Quellenbasis: Die neue Ordnung des Wohlstands, WÖk-Referenz, Glossar, WÖk-Werkzeuge, Journal und zitierte externe Fachquellen.</w:t>
+      </w:r>
+    </w:p>
+    <w:p>
+      <w:r>
+        <w:t>Track: Wirkungsmanagement Kurscode: wirkungsmanagement Vorlesungscode: WM-V7 Modul/Abschnitt: WM Titel: Wirkungskompetenz, Führung und Organisationskultur Status: Studienskript V1 · fachlich finale Codex-Fassung, Claude-CI/CD-Satzfreigabe offen Primäre WÖk-Quellen: Die neue Ordnung des Wohlstands (https://wirkungsoekonomie.de/buch.html) · WÖk-Referenz (https://wirkungsoekonomie.de/referenz/) · Glossar der Wirkungsökonomie (https://wirkungsoekonomie.de/glossar.html) · WÖk-Werkzeuge (https://wirkungsoekonomie.de/werkzeuge/) Ausgabe: Markdown-Master, Word-Rohfassung und Akademie-Reader-Spiegel Wissensbasis: aktuelles Grundlagenwerk, öffentliche WÖk-Referenz, Wirkungsfelder, Werkzeuge, Glossar, Bibliothek, Journal und externe Fachquellen</w:t>
       </w:r>
     </w:p>
     <w:p>
@@ -131,7 +131,7 @@
     </w:p>
     <w:p>
       <w:r>
-        <w:t>Track / Kurscode: wirkungsmanagement Vorlesungscode: WM-V7 Empfohlene Dauer: ~45 Min · Videolänge: ~14 Min Voraussetzung: WM-V6 Führende Quellen (Repo): source-assets/originals/WOeK_Begriffsleitfaden_fuehrend_v1.0.md (§6.2) · assets/pdf/die-neue-ordnung-des-wohlstands.pdf (Wirkungskompetenz) · Glossar begriffe/</w:t>
+        <w:t>Track / Kurscode: wirkungsmanagement Vorlesungscode: WM-V7 Empfohlene Dauer: ~45 Min · Videolänge: ~14 Min Voraussetzung: WM-V6 Führende Quellen: Die neue Ordnung des Wohlstands (https://wirkungsoekonomie.de/buch.html) · WÖk-Referenz (https://wirkungsoekonomie.de/referenz/) · Glossar der Wirkungsökonomie (https://wirkungsoekonomie.de/glossar.html) · WÖk-Werkzeuge (https://wirkungsoekonomie.de/werkzeuge/)</w:t>
       </w:r>
     </w:p>
     <w:p>
@@ -342,7 +342,7 @@
           </w:tcPr>
           <w:p>
             <w:r>
-              <w:t>begriffe/wirkungskompetenz</w:t>
+              <w:t>Wirkungskompetenz (https://wirkungsoekonomie.de/begriffe/wirkungskompetenz/)</w:t>
             </w:r>
           </w:p>
         </w:tc>
@@ -412,7 +412,7 @@
           </w:tcPr>
           <w:p>
             <w:r>
-              <w:t>begriffe/wirkungsmanagement</w:t>
+              <w:t>Wirkungsmanagement (https://wirkungsoekonomie.de/begriffe/wirkungsmanagement/)</w:t>
             </w:r>
           </w:p>
         </w:tc>
@@ -1174,7 +1174,7 @@
         <w:pStyle w:val="ListBullet"/>
       </w:pPr>
       <w:r>
-        <w:t>source-assets/originals/WOeK_Begriffsleitfaden_fuehrend_v1.0.md – §6.2</w:t>
+        <w:t>Glossar der Wirkungsökonomie (https://wirkungsoekonomie.de/glossar.html) – §6.2</w:t>
       </w:r>
     </w:p>
     <w:p>
@@ -1182,7 +1182,7 @@
         <w:pStyle w:val="ListBullet"/>
       </w:pPr>
       <w:r>
-        <w:t>assets/pdf/die-neue-ordnung-des-wohlstands.pdf – Wirkungskompetenz</w:t>
+        <w:t>Die neue Ordnung des Wohlstands (https://wirkungsoekonomie.de/buch.html) – Wirkungskompetenz</w:t>
       </w:r>
     </w:p>
     <w:p>
@@ -1190,7 +1190,7 @@
         <w:pStyle w:val="ListBullet"/>
       </w:pPr>
       <w:r>
-        <w:t>Glossar: begriffe/wirkungskompetenz, begriffe/wirkungsmanagement</w:t>
+        <w:t>Glossar: Wirkungskompetenz (https://wirkungsoekonomie.de/begriffe/wirkungskompetenz/), Wirkungsmanagement (https://wirkungsoekonomie.de/begriffe/wirkungsmanagement/)</w:t>
       </w:r>
     </w:p>
     <w:p>
@@ -1609,11 +1609,6 @@
     </w:p>
     <w:p>
       <w:r>
-        <w:t>``chart-spec slug: wirkungsmanagement-v7-wirkpfad type: wirkpfad reuse_first: true preferred_asset: content/studienskripte/assets/wirkungsmanagement-v7/wirkungsmanagement-v7-wirkpfad.svg message: Wirkungskompetenz, Führung und Organisationskultur wird als Wirkpfad von Auslöser über Mechanismus, Wirkungsempfänger und Zustandsveränderung bis zur Rückkopplung dargestellt. source: WÖk-Grundlagenwerk, Website-Korpus, Akademie-Quelltexte, Glossar ``</w:t>
-      </w:r>
-    </w:p>
-    <w:p>
-      <w:r>
         <w:t>&gt; Bildvorgabe: Wirkpfadgrafik mit sechs Stationen: Auslöser, Mechanismus, Wirkungsempfänger, Zustandsveränderung, Bewertung, Rückkopplung. Bestehende WÖk-Wirkpfad- oder Scorecard-Visuals sollen wiederverwendet werden, bevor ein neues Chart entsteht.</w:t>
       </w:r>
     </w:p>
@@ -1845,7 +1840,7 @@
           </w:tcPr>
           <w:p>
             <w:r>
-              <w:t>begriffe/wirkungskompetenz</w:t>
+              <w:t>Wirkungskompetenz (https://wirkungsoekonomie.de/begriffe/wirkungskompetenz/)</w:t>
             </w:r>
           </w:p>
         </w:tc>
@@ -1915,7 +1910,7 @@
           </w:tcPr>
           <w:p>
             <w:r>
-              <w:t>begriffe/wirkungsmanagement</w:t>
+              <w:t>Wirkungsmanagement (https://wirkungsoekonomie.de/begriffe/wirkungsmanagement/)</w:t>
             </w:r>
           </w:p>
         </w:tc>
@@ -2414,7 +2409,7 @@
     </w:p>
     <w:p>
       <w:r>
-        <w:t>Interne Quelle: referenz/kapitel-024-der-mensch-im-system/index.html</w:t>
+        <w:t>Öffentliche Quelle: Kapitel 24 - Der Mensch im System (https://wirkungsoekonomie.de/referenz/kapitel-024-der-mensch-im-system/)</w:t>
       </w:r>
     </w:p>
     <w:p>
@@ -2633,7 +2628,7 @@
     </w:p>
     <w:p>
       <w:r>
-        <w:t>Interne Quelle: referenz/kapitel-026-sinn-selbstwirksamkeit-und-beziehung/index.html</w:t>
+        <w:t>Öffentliche Quelle: Kapitel 26 - Sinn, Selbstwirksamkeit und Beziehung (https://wirkungsoekonomie.de/referenz/kapitel-026-sinn-selbstwirksamkeit-und-beziehung/)</w:t>
       </w:r>
     </w:p>
     <w:p>
@@ -2849,7 +2844,7 @@
     </w:p>
     <w:p>
       <w:r>
-        <w:t>Interne Quelle: referenz/kapitel-045-organisation-kultur-und-verantwortung/index.html</w:t>
+        <w:t>Öffentliche Quelle: Kapitel 45 - Organisation, Kultur und Verantwortung (https://wirkungsoekonomie.de/referenz/kapitel-045-organisation-kultur-und-verantwortung/)</w:t>
       </w:r>
     </w:p>
     <w:p>
@@ -3062,7 +3057,7 @@
     </w:p>
     <w:p>
       <w:r>
-        <w:t>Interne Quelle: referenz/kapitel-043-wirkungsorientierte-unternehmensfuehrung/index.html</w:t>
+        <w:t>Öffentliche Quelle: Kapitel 43 - Wirkungsorientierte Unternehmensführung (https://wirkungsoekonomie.de/referenz/kapitel-043-wirkungsorientierte-unternehmensfuehrung/)</w:t>
       </w:r>
     </w:p>
     <w:p>
@@ -3325,7 +3320,7 @@
     </w:p>
     <w:p>
       <w:r>
-        <w:t>Diese Vorlesung ist prüfungsrelevant, aber die eigentliche Antwortlogik gehört nicht in das öffentliche Studienskript. Zertifikatsfragen, CorrectAnswer, Scoring-Regeln und Fallrubrics werden separat in der geschützten App-Lane unter woek-akademie-app/content/pruefungen/ gepflegt.</w:t>
+        <w:t>Diese Vorlesung ist prüfungsrelevant, aber die eigentliche Antwortlogik gehört nicht in das öffentliche Studienskript. Zertifikatsfragen, CorrectAnswer, Scoring-Regeln und Fallrubrics werden separat in einem geschützten, nicht öffentlichen Prüfungsbereich der Akademie-App gepflegt.</w:t>
       </w:r>
     </w:p>
     <w:p>
@@ -3378,7 +3373,7 @@
         <w:pStyle w:val="Heading3"/>
       </w:pPr>
       <w:r>
-        <w:t>Interne Quellen</w:t>
+        <w:t>WÖk-Quellen</w:t>
       </w:r>
     </w:p>
     <w:p>
@@ -3386,7 +3381,7 @@
         <w:pStyle w:val="ListBullet"/>
       </w:pPr>
       <w:r>
-        <w:t>woek-akademie-app/docs/lehrgaenge/wirkungsmanagement-v7-wirkungskompetenz-fuehrung-kultur.md — unmittelbarer Akademie-Quelltext dieser V1-Fassung.</w:t>
+        <w:t>Die neue Ordnung des Wohlstands (https://wirkungsoekonomie.de/buch.html) — aktuelles Grundlagenwerk der Wirkungsökonomie.</w:t>
       </w:r>
     </w:p>
     <w:p>
@@ -3394,7 +3389,7 @@
         <w:pStyle w:val="ListBullet"/>
       </w:pPr>
       <w:r>
-        <w:t>assets/pdf/die-neue-ordnung-des-wohlstands.pdf und buch.html — aktuelles Grundlagenwerk.</w:t>
+        <w:t>WÖk-Referenz (https://wirkungsoekonomie.de/referenz/) — öffentliche Kapitel- und Volltextreferenz.</w:t>
       </w:r>
     </w:p>
     <w:p>
@@ -3402,7 +3397,7 @@
         <w:pStyle w:val="ListBullet"/>
       </w:pPr>
       <w:r>
-        <w:t>Website-Korpus: Referenz, Wirkungsfelder, Werkzeuge, Glossar, Bibliothek und Journal.</w:t>
+        <w:t>Glossar der Wirkungsökonomie (https://wirkungsoekonomie.de/glossar.html) — öffentliche Begriffsdefinitionen und Abgrenzungen.</w:t>
       </w:r>
     </w:p>
     <w:p>
@@ -3410,7 +3405,7 @@
         <w:pStyle w:val="ListBullet"/>
       </w:pPr>
       <w:r>
-        <w:t>docs/CODEX-HANDOFF-studienskripte.md — Produktionsstandard.</w:t>
+        <w:t>WÖk-Werkzeuge (https://wirkungsoekonomie.de/werkzeuge/) — öffentliche Methoden-, Scorecard- und Controlling-Werkzeuge.</w:t>
       </w:r>
     </w:p>
     <w:p>
@@ -3418,7 +3413,7 @@
         <w:pStyle w:val="ListBullet"/>
       </w:pPr>
       <w:r>
-        <w:t>docs/CODEX-HANDOFF-pruefungen.md — geschützte Prüfungs- und Antwortlogik.</w:t>
+        <w:t>WÖk-Journal (https://wirkungsoekonomie.de/blog.html) — Dossiers und Fallanalysen.</w:t>
       </w:r>
     </w:p>
     <w:p>
@@ -3434,7 +3429,7 @@
         <w:pStyle w:val="ListBullet"/>
       </w:pPr>
       <w:r>
-        <w:t>United Nations (2015): Transforming our world: the 2030 Agenda for Sustainable Development.</w:t>
+        <w:t>United Nations (2015): Transforming our world: the 2030 Agenda for Sustainable Development (https://sdgs.un.org/2030agenda).</w:t>
       </w:r>
     </w:p>
     <w:p>
@@ -3442,7 +3437,7 @@
         <w:pStyle w:val="ListBullet"/>
       </w:pPr>
       <w:r>
-        <w:t>European Commission: CSRD, ESRS, EU Taxonomy und Digital Product Passport, soweit fuer das Thema einschlägig.</w:t>
+        <w:t>European Commission: Corporate sustainability reporting (https://finance.ec.europa.eu/financial-markets/company-reporting-and-auditing/company-reporting/corporate-sustainability-reporting_en), EU taxonomy for sustainable activities (https://finance.ec.europa.eu/sustainable-finance/tools-and-standards/eu-taxonomy-sustainable-activities_en) und Digital Product Passport (https://single-market-economy.ec.europa.eu/news/commission-launches-consultation-digital-product-passport-2025-04-09_en), soweit fuer das Thema einschlaegig.</w:t>
       </w:r>
     </w:p>
     <w:p>
@@ -3450,7 +3445,15 @@
         <w:pStyle w:val="ListBullet"/>
       </w:pPr>
       <w:r>
-        <w:t>GRI Standards, soweit fuer Berichts- und Indikatorenfragen einschlägig.</w:t>
+        <w:t>EFRAG: Sustainability reporting und ESRS (https://www.efrag.org/en/sustainability-reporting), soweit fuer das Thema einschlaegig.</w:t>
+      </w:r>
+    </w:p>
+    <w:p>
+      <w:pPr>
+        <w:pStyle w:val="ListBullet"/>
+      </w:pPr>
+      <w:r>
+        <w:t>Global Reporting Initiative: GRI Standards (https://www.globalreporting.org/standards/), soweit fuer Berichts- und Indikatorenfragen einschlaegig.</w:t>
       </w:r>
     </w:p>
     <w:p>

--- a/docs/studienskripte/word-rohfassungen/wirkungsmanagement-v7.docx
+++ b/docs/studienskripte/word-rohfassungen/wirkungsmanagement-v7.docx
@@ -577,588 +577,6 @@
     <w:p>
       <w:r>
         <w:t>Die verschwiegene Schwachstelle. In einem Unternehmen kennt das Team ein kritisches Lieferkettenrisiko, spricht es aber nicht an, weil „schlechte Nachrichten" unerwünscht sind. Ergebnis: Die Reverse-Merit-Order-Priorisierung greift nicht. Erst eine Kultur mit psychologischer Sicherheit macht Wirkungssteuerung möglich.</w:t>
-      </w:r>
-    </w:p>
-    <w:p>
-      <w:pPr>
-        <w:pStyle w:val="Heading2"/>
-      </w:pPr>
-      <w:r>
-        <w:t>V1-Finalisierung: Vertiefung, Anwendung und Evidenz</w:t>
-      </w:r>
-    </w:p>
-    <w:p>
-      <w:r>
-        <w:t>Dieses Studienskript ist die fachlich finale Codex-V1-Fassung fuer den Akademie-Reader und die oeffentliche Bibliothek. Claude uebernimmt danach Satz, CI/CD, PDF/Reader-Freigabe und die abschliessende Lektoratsabnahme.</w:t>
-      </w:r>
-    </w:p>
-    <w:p>
-      <w:pPr>
-        <w:pStyle w:val="Heading3"/>
-      </w:pPr>
-      <w:r>
-        <w:t>Finaler Leseauftrag</w:t>
-      </w:r>
-    </w:p>
-    <w:p>
-      <w:r>
-        <w:t>Dieses Skript zu WM-V7 Wirkungskompetenz, Führung und Organisationskultur ist als Langformtext angelegt: Es soll nicht nur die Vorlesung begleiten, sondern als eigenstaendiges Studienmaterial funktionieren. Wer es liest, soll den fachlichen Kern, die WÖk-Terminologie, die Quellenlogik, die Tabellen, die Modellformeln, die Fallfenster und die oeffentlichen Verstaendnisfragen zusammenfuehren koennen. Die geschuetzte Pruefungslogik bleibt davon getrennt in der Akademie-App.</w:t>
-      </w:r>
-    </w:p>
-    <w:p>
-      <w:pPr>
-        <w:pStyle w:val="Heading3"/>
-      </w:pPr>
-      <w:r>
-        <w:t>Abschlussmatrix fuer die Anwendung</w:t>
-      </w:r>
-    </w:p>
-    <w:tbl>
-      <w:tblPr>
-        <w:tblStyle w:val="TableGrid"/>
-        <w:tblW w:type="auto" w:w="0"/>
-        <w:jc w:val="left"/>
-        <w:tblLook w:firstColumn="1" w:firstRow="1" w:lastColumn="0" w:lastRow="0" w:noHBand="0" w:noVBand="1" w:val="04A0"/>
-      </w:tblPr>
-      <w:tblGrid>
-        <w:gridCol w:w="3120"/>
-        <w:gridCol w:w="3120"/>
-        <w:gridCol w:w="3120"/>
-      </w:tblGrid>
-      <w:tr>
-        <w:tc>
-          <w:tcPr>
-            <w:tcW w:type="dxa" w:w="3120"/>
-            <w:vAlign w:val="center"/>
-          </w:tcPr>
-          <w:p>
-            <w:r>
-              <w:rPr>
-                <w:b/>
-              </w:rPr>
-              <w:t>Ebene</w:t>
-            </w:r>
-          </w:p>
-        </w:tc>
-        <w:tc>
-          <w:tcPr>
-            <w:tcW w:type="dxa" w:w="3120"/>
-            <w:vAlign w:val="center"/>
-          </w:tcPr>
-          <w:p>
-            <w:r>
-              <w:rPr>
-                <w:b/>
-              </w:rPr>
-              <w:t>Anwendung in WM-V7</w:t>
-            </w:r>
-          </w:p>
-        </w:tc>
-        <w:tc>
-          <w:tcPr>
-            <w:tcW w:type="dxa" w:w="3120"/>
-            <w:vAlign w:val="center"/>
-          </w:tcPr>
-          <w:p>
-            <w:r>
-              <w:rPr>
-                <w:b/>
-              </w:rPr>
-              <w:t>Qualitaetsgrenze</w:t>
-            </w:r>
-          </w:p>
-        </w:tc>
-      </w:tr>
-      <w:tr>
-        <w:tc>
-          <w:tcPr>
-            <w:tcW w:type="dxa" w:w="3120"/>
-            <w:vAlign w:val="center"/>
-          </w:tcPr>
-          <w:p>
-            <w:r>
-              <w:t>Begriff</w:t>
-            </w:r>
-          </w:p>
-        </w:tc>
-        <w:tc>
-          <w:tcPr>
-            <w:tcW w:type="dxa" w:w="3120"/>
-            <w:vAlign w:val="center"/>
-          </w:tcPr>
-          <w:p>
-            <w:r>
-              <w:t>Wirkung, Wirkungspotenzial und Wirkungsrisiko werden im Kontext der Vorlesung getrennt.</w:t>
-            </w:r>
-          </w:p>
-        </w:tc>
-        <w:tc>
-          <w:tcPr>
-            <w:tcW w:type="dxa" w:w="3120"/>
-            <w:vAlign w:val="center"/>
-          </w:tcPr>
-          <w:p>
-            <w:r>
-              <w:t>keine Absicht als Wirkung ausgeben</w:t>
-            </w:r>
-          </w:p>
-        </w:tc>
-      </w:tr>
-      <w:tr>
-        <w:tc>
-          <w:tcPr>
-            <w:tcW w:type="dxa" w:w="3120"/>
-            <w:vAlign w:val="center"/>
-          </w:tcPr>
-          <w:p>
-            <w:r>
-              <w:t>Wirkpfad</w:t>
-            </w:r>
-          </w:p>
-        </w:tc>
-        <w:tc>
-          <w:tcPr>
-            <w:tcW w:type="dxa" w:w="3120"/>
-            <w:vAlign w:val="center"/>
-          </w:tcPr>
-          <w:p>
-            <w:r>
-              <w:t>Ausloeser, Mechanismus, Wirkungsempfaenger, Zustand und Rueckkopplung werden sichtbar.</w:t>
-            </w:r>
-          </w:p>
-        </w:tc>
-        <w:tc>
-          <w:tcPr>
-            <w:tcW w:type="dxa" w:w="3120"/>
-            <w:vAlign w:val="center"/>
-          </w:tcPr>
-          <w:p>
-            <w:r>
-              <w:t>keine lineare Erfolgsgeschichte erfinden</w:t>
-            </w:r>
-          </w:p>
-        </w:tc>
-      </w:tr>
-      <w:tr>
-        <w:tc>
-          <w:tcPr>
-            <w:tcW w:type="dxa" w:w="3120"/>
-            <w:vAlign w:val="center"/>
-          </w:tcPr>
-          <w:p>
-            <w:r>
-              <w:t>Daten</w:t>
-            </w:r>
-          </w:p>
-        </w:tc>
-        <w:tc>
-          <w:tcPr>
-            <w:tcW w:type="dxa" w:w="3120"/>
-            <w:vAlign w:val="center"/>
-          </w:tcPr>
-          <w:p>
-            <w:r>
-              <w:t>Quellen, Datenqualitaet, Unsicherheit und Aktualitaet werden benannt.</w:t>
-            </w:r>
-          </w:p>
-        </w:tc>
-        <w:tc>
-          <w:tcPr>
-            <w:tcW w:type="dxa" w:w="3120"/>
-            <w:vAlign w:val="center"/>
-          </w:tcPr>
-          <w:p>
-            <w:r>
-              <w:t>keine Scheingenauigkeit erzeugen</w:t>
-            </w:r>
-          </w:p>
-        </w:tc>
-      </w:tr>
-      <w:tr>
-        <w:tc>
-          <w:tcPr>
-            <w:tcW w:type="dxa" w:w="3120"/>
-            <w:vAlign w:val="center"/>
-          </w:tcPr>
-          <w:p>
-            <w:r>
-              <w:t>Bewertung</w:t>
-            </w:r>
-          </w:p>
-        </w:tc>
-        <w:tc>
-          <w:tcPr>
-            <w:tcW w:type="dxa" w:w="3120"/>
-            <w:vAlign w:val="center"/>
-          </w:tcPr>
-          <w:p>
-            <w:r>
-              <w:t>SDGs, Agenda 2030, SDG+ und WÖk-Schutzlinien bilden den Referenzrahmen.</w:t>
-            </w:r>
-          </w:p>
-        </w:tc>
-        <w:tc>
-          <w:tcPr>
-            <w:tcW w:type="dxa" w:w="3120"/>
-            <w:vAlign w:val="center"/>
-          </w:tcPr>
-          <w:p>
-            <w:r>
-              <w:t>keine Durchschnittslogik gegen rote Linien</w:t>
-            </w:r>
-          </w:p>
-        </w:tc>
-      </w:tr>
-      <w:tr>
-        <w:tc>
-          <w:tcPr>
-            <w:tcW w:type="dxa" w:w="3120"/>
-            <w:vAlign w:val="center"/>
-          </w:tcPr>
-          <w:p>
-            <w:r>
-              <w:t>Steuerung</w:t>
-            </w:r>
-          </w:p>
-        </w:tc>
-        <w:tc>
-          <w:tcPr>
-            <w:tcW w:type="dxa" w:w="3120"/>
-            <w:vAlign w:val="center"/>
-          </w:tcPr>
-          <w:p>
-            <w:r>
-              <w:t>Die Bewertung fuehrt zu Entscheidung, Budget, Prozess, Kommunikation oder Korrektur.</w:t>
-            </w:r>
-          </w:p>
-        </w:tc>
-        <w:tc>
-          <w:tcPr>
-            <w:tcW w:type="dxa" w:w="3120"/>
-            <w:vAlign w:val="center"/>
-          </w:tcPr>
-          <w:p>
-            <w:r>
-              <w:t>kein Reporting ohne Rueckkopplung</w:t>
-            </w:r>
-          </w:p>
-        </w:tc>
-      </w:tr>
-    </w:tbl>
-    <w:p/>
-    <w:p>
-      <w:pPr>
-        <w:pStyle w:val="Heading3"/>
-      </w:pPr>
-      <w:r>
-        <w:t>Vertiefungsrunde 1: Lesen, pruefen, rueckkoppeln</w:t>
-      </w:r>
-    </w:p>
-    <w:p>
-      <w:r>
-        <w:t>Die folgende Runde verdichtet WM-V7 nicht durch neue Schlagworte, sondern durch wiederholte Anwendung auf unterschiedliche Entscheidungsebenen. Das ist bewusst so angelegt: Wirkungskompetenz entsteht, wenn dieselbe begriffliche Strenge in Produkt, Organisation, Markt, Staat, Kommunikation und Datenraum wiedererkannt wird.</w:t>
-      </w:r>
-    </w:p>
-    <w:p>
-      <w:r>
-        <w:t>Begriffliche Schaerfung. Fuer Wirkungskompetenz, Führung und Organisationskultur bedeutet praezise Sprache die erste Sicherung gegen Impact-Washing ist, dass die Analyse nicht bei einer Aktivitaet, einem guten Willen oder einer Kennzahl stehen bleiben darf. Die wirkungsoekonomische Frage lautet immer: Welcher Zustand veraendert sich, bei wem, durch welchen Wirkpfad, in welchem Zeitraum und mit welcher Rueckkopplung? Gerade in Wirkungsmanagement ist diese Unterscheidung entscheidend, weil Lernende spaeter nicht nur Begriffe wiedergeben, sondern Entscheidungssituationen pruefen muessen. Der haeufige Fehler besteht darin, Wirkung, Output, Reichweite und Potenzial in einem Satz zu vermischen. Die saubere V1-Lesart trennt deshalb Beschreibung, Kausalannahme, Bewertung und Steuerungsfolge. In der Praxis sollte jede Wirkungsaussage als kurze Viererprobe formuliert werden: Zustand, Betroffene, Quelle, offene Unsicherheit. So wird aus dem Thema kein isoliertes Kapitel, sondern ein pruefbarer Baustein der WÖk-Architektur.</w:t>
-      </w:r>
-    </w:p>
-    <w:p>
-      <w:r>
-        <w:t>Wirkpfad-Logik. Fuer Wirkungskompetenz, Führung und Organisationskultur bedeutet ein Thema erst dann steuerbar wird, wenn der Mechanismus zwischen Ausloeser und Zustandsveraenderung beschrieben ist, dass die Analyse nicht bei einer Aktivitaet, einem guten Willen oder einer Kennzahl stehen bleiben darf. Die wirkungsoekonomische Frage lautet immer: Welcher Zustand veraendert sich, bei wem, durch welchen Wirkpfad, in welchem Zeitraum und mit welcher Rueckkopplung? Gerade in Wirkungsmanagement ist diese Unterscheidung entscheidend, weil Lernende spaeter nicht nur Begriffe wiedergeben, sondern Entscheidungssituationen pruefen muessen. Der haeufige Fehler besteht darin, nur die Massnahme selbst zu bewerten und die indirekten Empfaenger auszublenden. Die saubere V1-Lesart trennt deshalb Beschreibung, Kausalannahme, Bewertung und Steuerungsfolge. Eine gute Fallanalyse zeichnet mindestens einen direkten und einen indirekten Wirkpfad nach. So wird aus dem Thema kein isoliertes Kapitel, sondern ein pruefbarer Baustein der WÖk-Architektur.</w:t>
-      </w:r>
-    </w:p>
-    <w:p>
-      <w:r>
-        <w:t>Daten- und Quellenklarheit. Fuer Wirkungskompetenz, Führung und Organisationskultur bedeutet jede Bewertung nur so belastbar ist wie Datenlage, Quellenstatus und Aktualitaet, dass die Analyse nicht bei einer Aktivitaet, einem guten Willen oder einer Kennzahl stehen bleiben darf. Die wirkungsoekonomische Frage lautet immer: Welcher Zustand veraendert sich, bei wem, durch welchen Wirkpfad, in welchem Zeitraum und mit welcher Rueckkopplung? Gerade in Wirkungsmanagement ist diese Unterscheidung entscheidend, weil Lernende spaeter nicht nur Begriffe wiedergeben, sondern Entscheidungssituationen pruefen muessen. Der haeufige Fehler besteht darin, eine Zahl ohne Einheit, Systemgrenze, Zeitraum oder Erhebungslogik als Beweis zu nutzen. Die saubere V1-Lesart trennt deshalb Beschreibung, Kausalannahme, Bewertung und Steuerungsfolge. Die Lernenden sollen Daten nicht dekorativ zitieren, sondern ihre Aussagekraft, Luecken und Grenzen offenlegen. So wird aus dem Thema kein isoliertes Kapitel, sondern ein pruefbarer Baustein der WÖk-Architektur.</w:t>
-      </w:r>
-    </w:p>
-    <w:p>
-      <w:r>
-        <w:t>Fallfenster zur Anwendung. Ein Controlling-Team moechte einen Score bilden. Das Skript verlangt, dass Datenqualitaet, Systemgrenzen, Gewichtung, Unsicherheit und Nichtkompensation sichtbar bleiben. Ein Score darf die Diskussion nicht beenden, sondern muss bessere Fragen, Priorisierung und Rueckkopplung ermoeglichen. Bezogen auf Wirkungskompetenz, Führung und Organisationskultur heisst das: Die Analyse muss das konkrete Thema ernst nehmen und zugleich den allgemeinen WÖk-Massstab halten. Es geht nicht darum, die Welt in gute und schlechte Akteure einzuteilen. Es geht darum, Wirkpfade, Wirkungsempfaenger, Datenqualitaet, Risiken und Rueckkopplung so zu beschreiben, dass bessere Entscheidungen moeglich werden.</w:t>
-      </w:r>
-    </w:p>
-    <w:p>
-      <w:r>
-        <w:t>Ambivalenz. Fuer Wirkungskompetenz, Führung und Organisationskultur bedeutet positive und negative Zustandsveraenderungen gleichzeitig auftreten koennen, dass die Analyse nicht bei einer Aktivitaet, einem guten Willen oder einer Kennzahl stehen bleiben darf. Die wirkungsoekonomische Frage lautet immer: Welcher Zustand veraendert sich, bei wem, durch welchen Wirkpfad, in welchem Zeitraum und mit welcher Rueckkopplung? Gerade in Wirkungsmanagement ist diese Unterscheidung entscheidend, weil Lernende spaeter nicht nur Begriffe wiedergeben, sondern Entscheidungssituationen pruefen muessen. Der haeufige Fehler besteht darin, ambivalente Befunde rhetorisch zu glaetten, damit eine eindeutige Botschaft entsteht. Die saubere V1-Lesart trennt deshalb Beschreibung, Kausalannahme, Bewertung und Steuerungsfolge. Ein gutes Skript fuehrt deshalb Profile, Zielkonflikte und offene Punkte nebeneinander. So wird aus dem Thema kein isoliertes Kapitel, sondern ein pruefbarer Baustein der WÖk-Architektur.</w:t>
-      </w:r>
-    </w:p>
-    <w:p>
-      <w:r>
-        <w:t>Nichtkompensation. Fuer Wirkungskompetenz, Führung und Organisationskultur bedeutet schwere zentrale Schaeden nicht durch beliebige positive Einzelwerte neutralisiert werden duerfen, dass die Analyse nicht bei einer Aktivitaet, einem guten Willen oder einer Kennzahl stehen bleiben darf. Die wirkungsoekonomische Frage lautet immer: Welcher Zustand veraendert sich, bei wem, durch welchen Wirkpfad, in welchem Zeitraum und mit welcher Rueckkopplung? Gerade in Wirkungsmanagement ist diese Unterscheidung entscheidend, weil Lernende spaeter nicht nur Begriffe wiedergeben, sondern Entscheidungssituationen pruefen muessen. Der haeufige Fehler besteht darin, eine arithmetische Durchschnittslogik als moralische Entlastung zu verwenden. Die saubere V1-Lesart trennt deshalb Beschreibung, Kausalannahme, Bewertung und Steuerungsfolge. Reverse Merit Order und rote Linien sind Schutzregeln gegen Schoenrechnung. So wird aus dem Thema kein isoliertes Kapitel, sondern ein pruefbarer Baustein der WÖk-Architektur.</w:t>
-      </w:r>
-    </w:p>
-    <w:p>
-      <w:r>
-        <w:t>Pruefungsnahe Transferfrage. Formuliere zu WM-V7 eine Wirkungsaussage in drei Saetzen: Erstens den beobachteten oder plausiblen Zustand, zweitens die Daten- oder Quellenlage, drittens die offene Unsicherheit samt Rueckkopplung. Die Antwort muss ohne moralische Personenbewertung auskommen und darf Reichweite nicht mit Wirkung verwechseln.</w:t>
-      </w:r>
-    </w:p>
-    <w:p>
-      <w:r>
-        <w:t>Rueckkopplung. Fuer Wirkungskompetenz, Führung und Organisationskultur bedeutet Wirkungswissen erst dann wertvoll wird, wenn es Entscheidungen veraendert, dass die Analyse nicht bei einer Aktivitaet, einem guten Willen oder einer Kennzahl stehen bleiben darf. Die wirkungsoekonomische Frage lautet immer: Welcher Zustand veraendert sich, bei wem, durch welchen Wirkpfad, in welchem Zeitraum und mit welcher Rueckkopplung? Gerade in Wirkungsmanagement ist diese Unterscheidung entscheidend, weil Lernende spaeter nicht nur Begriffe wiedergeben, sondern Entscheidungssituationen pruefen muessen. Der haeufige Fehler besteht darin, einen Bericht als Endpunkt zu betrachten. Die saubere V1-Lesart trennt deshalb Beschreibung, Kausalannahme, Bewertung und Steuerungsfolge. Jeder Analyseblock sollte fragen, welche Routine, welcher Prozess oder welche Ressource nach der Bewertung angepasst wird. So wird aus dem Thema kein isoliertes Kapitel, sondern ein pruefbarer Baustein der WÖk-Architektur.</w:t>
-      </w:r>
-    </w:p>
-    <w:p>
-      <w:r>
-        <w:t>Fallfenster zur Anwendung. Ein Kommunikationsbericht nennt viele Aktivitaeten, Reichweiten und Rueckmeldungen. Die V1-Pruefung fragt, ob daraus eine belastbare Wirkungsaussage folgt. Wenn nur Kontakte, Klicks oder Zustimmung vorliegen, bleibt die Aussage im Bereich Wirkungspotenzial oder Resonanz, nicht im Bereich nachgewiesener Wirkung. Bezogen auf Wirkungskompetenz, Führung und Organisationskultur heisst das: Die Analyse muss das konkrete Thema ernst nehmen und zugleich den allgemeinen WÖk-Massstab halten. Es geht nicht darum, die Welt in gute und schlechte Akteure einzuteilen. Es geht darum, Wirkpfade, Wirkungsempfaenger, Datenqualitaet, Risiken und Rueckkopplung so zu beschreiben, dass bessere Entscheidungen moeglich werden.</w:t>
-      </w:r>
-    </w:p>
-    <w:p>
-      <w:r>
-        <w:t>Governance. Fuer Wirkungskompetenz, Führung und Organisationskultur bedeutet Wirkungsbewertung Verfahren, Rechte, Transparenz und Korrektur braucht, dass die Analyse nicht bei einer Aktivitaet, einem guten Willen oder einer Kennzahl stehen bleiben darf. Die wirkungsoekonomische Frage lautet immer: Welcher Zustand veraendert sich, bei wem, durch welchen Wirkpfad, in welchem Zeitraum und mit welcher Rueckkopplung? Gerade in Wirkungsmanagement ist diese Unterscheidung entscheidend, weil Lernende spaeter nicht nur Begriffe wiedergeben, sondern Entscheidungssituationen pruefen muessen. Der haeufige Fehler besteht darin, Bewertung als technokratische Top-down-Setzung zu verstehen. Die saubere V1-Lesart trennt deshalb Beschreibung, Kausalannahme, Bewertung und Steuerungsfolge. Betroffene, Datenhalter, Entscheider und Kontrollinstanzen muessen unterscheidbare Rollen behalten. So wird aus dem Thema kein isoliertes Kapitel, sondern ein pruefbarer Baustein der WÖk-Architektur.</w:t>
-      </w:r>
-    </w:p>
-    <w:p>
-      <w:r>
-        <w:t>Didaktische Pruefbarkeit. Fuer Wirkungskompetenz, Führung und Organisationskultur bedeutet das Thema in der Akademie nicht nur erklaert, sondern in Falllogik ueberfuehrt werden muss, dass die Analyse nicht bei einer Aktivitaet, einem guten Willen oder einer Kennzahl stehen bleiben darf. Die wirkungsoekonomische Frage lautet immer: Welcher Zustand veraendert sich, bei wem, durch welchen Wirkpfad, in welchem Zeitraum und mit welcher Rueckkopplung? Gerade in Wirkungsmanagement ist diese Unterscheidung entscheidend, weil Lernende spaeter nicht nur Begriffe wiedergeben, sondern Entscheidungssituationen pruefen muessen. Der haeufige Fehler besteht darin, reines Auswendiglernen als Kompetenznachweis zu behandeln. Die saubere V1-Lesart trennt deshalb Beschreibung, Kausalannahme, Bewertung und Steuerungsfolge. Pruefungsfragen sollen Begriffe, Anwendung und rote Linien verbinden. So wird aus dem Thema kein isoliertes Kapitel, sondern ein pruefbarer Baustein der WÖk-Architektur.</w:t>
-      </w:r>
-    </w:p>
-    <w:p>
-      <w:r>
-        <w:t>Transfer in Organisationen. Fuer Wirkungskompetenz, Führung und Organisationskultur bedeutet WÖk-Begriffe im Alltag nur tragen, wenn sie in Routinen uebersetzt werden, dass die Analyse nicht bei einer Aktivitaet, einem guten Willen oder einer Kennzahl stehen bleiben darf. Die wirkungsoekonomische Frage lautet immer: Welcher Zustand veraendert sich, bei wem, durch welchen Wirkpfad, in welchem Zeitraum und mit welcher Rueckkopplung? Gerade in Wirkungsmanagement ist diese Unterscheidung entscheidend, weil Lernende spaeter nicht nur Begriffe wiedergeben, sondern Entscheidungssituationen pruefen muessen. Der haeufige Fehler besteht darin, die Verantwortung an eine Nachhaltigkeitsabteilung auszulagern. Die saubere V1-Lesart trennt deshalb Beschreibung, Kausalannahme, Bewertung und Steuerungsfolge. Strategie, Einkauf, Kommunikation, Controlling und Fuehrung muessen denselben Wirkungsbegriff verwenden. So wird aus dem Thema kein isoliertes Kapitel, sondern ein pruefbarer Baustein der WÖk-Architektur.</w:t>
-      </w:r>
-    </w:p>
-    <w:p>
-      <w:r>
-        <w:t>Fallfenster zur Anwendung. Eine Organisation plant eine Massnahme und formuliert dazu eine positive Absicht. In der WÖk reicht das nicht. Fuer diese Vorlesung muss sichtbar werden, welche Zustandsveraenderung erwartet wird, welche Empfaenger direkt oder indirekt betroffen sind, welche Nebenwirkungen entstehen koennen und welche Entscheidung spaeter korrigiert wird. Bezogen auf Wirkungskompetenz, Führung und Organisationskultur heisst das: Die Analyse muss das konkrete Thema ernst nehmen und zugleich den allgemeinen WÖk-Massstab halten. Es geht nicht darum, die Welt in gute und schlechte Akteure einzuteilen. Es geht darum, Wirkpfade, Wirkungsempfaenger, Datenqualitaet, Risiken und Rueckkopplung so zu beschreiben, dass bessere Entscheidungen moeglich werden.</w:t>
-      </w:r>
-    </w:p>
-    <w:p>
-      <w:r>
-        <w:t>Rueckfluss in den Korpus. Fuer Wirkungskompetenz, Führung und Organisationskultur bedeutet jedes Studienskript den Gesamtbestand schaerfen kann, dass die Analyse nicht bei einer Aktivitaet, einem guten Willen oder einer Kennzahl stehen bleiben darf. Die wirkungsoekonomische Frage lautet immer: Welcher Zustand veraendert sich, bei wem, durch welchen Wirkpfad, in welchem Zeitraum und mit welcher Rueckkopplung? Gerade in Wirkungsmanagement ist diese Unterscheidung entscheidend, weil Lernende spaeter nicht nur Begriffe wiedergeben, sondern Entscheidungssituationen pruefen muessen. Der haeufige Fehler besteht darin, neue Einsichten nur lokal im Skript zu belassen. Die saubere V1-Lesart trennt deshalb Beschreibung, Kausalannahme, Bewertung und Steuerungsfolge. Glossar, Website, Journal, Dossiers und Visuals sollen aus der Skriptarbeit lernen. So wird aus dem Thema kein isoliertes Kapitel, sondern ein pruefbarer Baustein der WÖk-Architektur.</w:t>
-      </w:r>
-    </w:p>
-    <w:p>
-      <w:r>
-        <w:t>Pruefungsnahe Transferfrage. Formuliere zu WM-V7 eine Wirkungsaussage in drei Saetzen: Erstens den beobachteten oder plausiblen Zustand, zweitens die Daten- oder Quellenlage, drittens die offene Unsicherheit samt Rueckkopplung. Die Antwort muss ohne moralische Personenbewertung auskommen und darf Reichweite nicht mit Wirkung verwechseln.</w:t>
-      </w:r>
-    </w:p>
-    <w:p>
-      <w:pPr>
-        <w:pStyle w:val="Heading3"/>
-      </w:pPr>
-      <w:r>
-        <w:t>Vertiefungsrunde 2: Lesen, pruefen, rueckkoppeln</w:t>
-      </w:r>
-    </w:p>
-    <w:p>
-      <w:r>
-        <w:t>Die folgende Runde verdichtet WM-V7 nicht durch neue Schlagworte, sondern durch wiederholte Anwendung auf unterschiedliche Entscheidungsebenen. Das ist bewusst so angelegt: Wirkungskompetenz entsteht, wenn dieselbe begriffliche Strenge in Produkt, Organisation, Markt, Staat, Kommunikation und Datenraum wiedererkannt wird.</w:t>
-      </w:r>
-    </w:p>
-    <w:p>
-      <w:r>
-        <w:t>Begriffliche Schaerfung. Fuer Wirkungskompetenz, Führung und Organisationskultur bedeutet praezise Sprache die erste Sicherung gegen Impact-Washing ist, dass die Analyse nicht bei einer Aktivitaet, einem guten Willen oder einer Kennzahl stehen bleiben darf. Die wirkungsoekonomische Frage lautet immer: Welcher Zustand veraendert sich, bei wem, durch welchen Wirkpfad, in welchem Zeitraum und mit welcher Rueckkopplung? Gerade in Wirkungsmanagement ist diese Unterscheidung entscheidend, weil Lernende spaeter nicht nur Begriffe wiedergeben, sondern Entscheidungssituationen pruefen muessen. Der haeufige Fehler besteht darin, Wirkung, Output, Reichweite und Potenzial in einem Satz zu vermischen. Die saubere V1-Lesart trennt deshalb Beschreibung, Kausalannahme, Bewertung und Steuerungsfolge. In der Praxis sollte jede Wirkungsaussage als kurze Viererprobe formuliert werden: Zustand, Betroffene, Quelle, offene Unsicherheit. So wird aus dem Thema kein isoliertes Kapitel, sondern ein pruefbarer Baustein der WÖk-Architektur.</w:t>
-      </w:r>
-    </w:p>
-    <w:p>
-      <w:r>
-        <w:t>Wirkpfad-Logik. Fuer Wirkungskompetenz, Führung und Organisationskultur bedeutet ein Thema erst dann steuerbar wird, wenn der Mechanismus zwischen Ausloeser und Zustandsveraenderung beschrieben ist, dass die Analyse nicht bei einer Aktivitaet, einem guten Willen oder einer Kennzahl stehen bleiben darf. Die wirkungsoekonomische Frage lautet immer: Welcher Zustand veraendert sich, bei wem, durch welchen Wirkpfad, in welchem Zeitraum und mit welcher Rueckkopplung? Gerade in Wirkungsmanagement ist diese Unterscheidung entscheidend, weil Lernende spaeter nicht nur Begriffe wiedergeben, sondern Entscheidungssituationen pruefen muessen. Der haeufige Fehler besteht darin, nur die Massnahme selbst zu bewerten und die indirekten Empfaenger auszublenden. Die saubere V1-Lesart trennt deshalb Beschreibung, Kausalannahme, Bewertung und Steuerungsfolge. Eine gute Fallanalyse zeichnet mindestens einen direkten und einen indirekten Wirkpfad nach. So wird aus dem Thema kein isoliertes Kapitel, sondern ein pruefbarer Baustein der WÖk-Architektur.</w:t>
-      </w:r>
-    </w:p>
-    <w:p>
-      <w:r>
-        <w:t>Fallfenster zur Anwendung. Eine Fuehrungsentscheidung erzeugt zugleich Nutzen und Risiken. Die WÖk behandelt Ambivalenz nicht als Stoerung, sondern als Kern der Analyse. Positive Netto-Wirkung darf erst behauptet werden, wenn zentrale negative Wirkungen getrennt geprueft und rote Linien gewahrt sind. Bezogen auf Wirkungskompetenz, Führung und Organisationskultur heisst das: Die Analyse muss das konkrete Thema ernst nehmen und zugleich den allgemeinen WÖk-Massstab halten. Es geht nicht darum, die Welt in gute und schlechte Akteure einzuteilen. Es geht darum, Wirkpfade, Wirkungsempfaenger, Datenqualitaet, Risiken und Rueckkopplung so zu beschreiben, dass bessere Entscheidungen moeglich werden.</w:t>
-      </w:r>
-    </w:p>
-    <w:p>
-      <w:r>
-        <w:t>Daten- und Quellenklarheit. Fuer Wirkungskompetenz, Führung und Organisationskultur bedeutet jede Bewertung nur so belastbar ist wie Datenlage, Quellenstatus und Aktualitaet, dass die Analyse nicht bei einer Aktivitaet, einem guten Willen oder einer Kennzahl stehen bleiben darf. Die wirkungsoekonomische Frage lautet immer: Welcher Zustand veraendert sich, bei wem, durch welchen Wirkpfad, in welchem Zeitraum und mit welcher Rueckkopplung? Gerade in Wirkungsmanagement ist diese Unterscheidung entscheidend, weil Lernende spaeter nicht nur Begriffe wiedergeben, sondern Entscheidungssituationen pruefen muessen. Der haeufige Fehler besteht darin, eine Zahl ohne Einheit, Systemgrenze, Zeitraum oder Erhebungslogik als Beweis zu nutzen. Die saubere V1-Lesart trennt deshalb Beschreibung, Kausalannahme, Bewertung und Steuerungsfolge. Die Lernenden sollen Daten nicht dekorativ zitieren, sondern ihre Aussagekraft, Luecken und Grenzen offenlegen. So wird aus dem Thema kein isoliertes Kapitel, sondern ein pruefbarer Baustein der WÖk-Architektur.</w:t>
-      </w:r>
-    </w:p>
-    <w:p>
-      <w:r>
-        <w:t>Ambivalenz. Fuer Wirkungskompetenz, Führung und Organisationskultur bedeutet positive und negative Zustandsveraenderungen gleichzeitig auftreten koennen, dass die Analyse nicht bei einer Aktivitaet, einem guten Willen oder einer Kennzahl stehen bleiben darf. Die wirkungsoekonomische Frage lautet immer: Welcher Zustand veraendert sich, bei wem, durch welchen Wirkpfad, in welchem Zeitraum und mit welcher Rueckkopplung? Gerade in Wirkungsmanagement ist diese Unterscheidung entscheidend, weil Lernende spaeter nicht nur Begriffe wiedergeben, sondern Entscheidungssituationen pruefen muessen. Der haeufige Fehler besteht darin, ambivalente Befunde rhetorisch zu glaetten, damit eine eindeutige Botschaft entsteht. Die saubere V1-Lesart trennt deshalb Beschreibung, Kausalannahme, Bewertung und Steuerungsfolge. Ein gutes Skript fuehrt deshalb Profile, Zielkonflikte und offene Punkte nebeneinander. So wird aus dem Thema kein isoliertes Kapitel, sondern ein pruefbarer Baustein der WÖk-Architektur.</w:t>
-      </w:r>
-    </w:p>
-    <w:p>
-      <w:r>
-        <w:t>Nichtkompensation. Fuer Wirkungskompetenz, Führung und Organisationskultur bedeutet schwere zentrale Schaeden nicht durch beliebige positive Einzelwerte neutralisiert werden duerfen, dass die Analyse nicht bei einer Aktivitaet, einem guten Willen oder einer Kennzahl stehen bleiben darf. Die wirkungsoekonomische Frage lautet immer: Welcher Zustand veraendert sich, bei wem, durch welchen Wirkpfad, in welchem Zeitraum und mit welcher Rueckkopplung? Gerade in Wirkungsmanagement ist diese Unterscheidung entscheidend, weil Lernende spaeter nicht nur Begriffe wiedergeben, sondern Entscheidungssituationen pruefen muessen. Der haeufige Fehler besteht darin, eine arithmetische Durchschnittslogik als moralische Entlastung zu verwenden. Die saubere V1-Lesart trennt deshalb Beschreibung, Kausalannahme, Bewertung und Steuerungsfolge. Reverse Merit Order und rote Linien sind Schutzregeln gegen Schoenrechnung. So wird aus dem Thema kein isoliertes Kapitel, sondern ein pruefbarer Baustein der WÖk-Architektur.</w:t>
-      </w:r>
-    </w:p>
-    <w:p>
-      <w:r>
-        <w:t>Fallfenster zur Anwendung. Ein Controlling-Team moechte einen Score bilden. Das Skript verlangt, dass Datenqualitaet, Systemgrenzen, Gewichtung, Unsicherheit und Nichtkompensation sichtbar bleiben. Ein Score darf die Diskussion nicht beenden, sondern muss bessere Fragen, Priorisierung und Rueckkopplung ermoeglichen. Bezogen auf Wirkungskompetenz, Führung und Organisationskultur heisst das: Die Analyse muss das konkrete Thema ernst nehmen und zugleich den allgemeinen WÖk-Massstab halten. Es geht nicht darum, die Welt in gute und schlechte Akteure einzuteilen. Es geht darum, Wirkpfade, Wirkungsempfaenger, Datenqualitaet, Risiken und Rueckkopplung so zu beschreiben, dass bessere Entscheidungen moeglich werden.</w:t>
-      </w:r>
-    </w:p>
-    <w:p>
-      <w:r>
-        <w:t>Pruefungsnahe Transferfrage. Formuliere zu WM-V7 eine Wirkungsaussage in drei Saetzen: Erstens den beobachteten oder plausiblen Zustand, zweitens die Daten- oder Quellenlage, drittens die offene Unsicherheit samt Rueckkopplung. Die Antwort muss ohne moralische Personenbewertung auskommen und darf Reichweite nicht mit Wirkung verwechseln.</w:t>
-      </w:r>
-    </w:p>
-    <w:p>
-      <w:r>
-        <w:t>Rueckkopplung. Fuer Wirkungskompetenz, Führung und Organisationskultur bedeutet Wirkungswissen erst dann wertvoll wird, wenn es Entscheidungen veraendert, dass die Analyse nicht bei einer Aktivitaet, einem guten Willen oder einer Kennzahl stehen bleiben darf. Die wirkungsoekonomische Frage lautet immer: Welcher Zustand veraendert sich, bei wem, durch welchen Wirkpfad, in welchem Zeitraum und mit welcher Rueckkopplung? Gerade in Wirkungsmanagement ist diese Unterscheidung entscheidend, weil Lernende spaeter nicht nur Begriffe wiedergeben, sondern Entscheidungssituationen pruefen muessen. Der haeufige Fehler besteht darin, einen Bericht als Endpunkt zu betrachten. Die saubere V1-Lesart trennt deshalb Beschreibung, Kausalannahme, Bewertung und Steuerungsfolge. Jeder Analyseblock sollte fragen, welche Routine, welcher Prozess oder welche Ressource nach der Bewertung angepasst wird. So wird aus dem Thema kein isoliertes Kapitel, sondern ein pruefbarer Baustein der WÖk-Architektur.</w:t>
-      </w:r>
-    </w:p>
-    <w:p>
-      <w:r>
-        <w:t>Governance. Fuer Wirkungskompetenz, Führung und Organisationskultur bedeutet Wirkungsbewertung Verfahren, Rechte, Transparenz und Korrektur braucht, dass die Analyse nicht bei einer Aktivitaet, einem guten Willen oder einer Kennzahl stehen bleiben darf. Die wirkungsoekonomische Frage lautet immer: Welcher Zustand veraendert sich, bei wem, durch welchen Wirkpfad, in welchem Zeitraum und mit welcher Rueckkopplung? Gerade in Wirkungsmanagement ist diese Unterscheidung entscheidend, weil Lernende spaeter nicht nur Begriffe wiedergeben, sondern Entscheidungssituationen pruefen muessen. Der haeufige Fehler besteht darin, Bewertung als technokratische Top-down-Setzung zu verstehen. Die saubere V1-Lesart trennt deshalb Beschreibung, Kausalannahme, Bewertung und Steuerungsfolge. Betroffene, Datenhalter, Entscheider und Kontrollinstanzen muessen unterscheidbare Rollen behalten. So wird aus dem Thema kein isoliertes Kapitel, sondern ein pruefbarer Baustein der WÖk-Architektur.</w:t>
-      </w:r>
-    </w:p>
-    <w:p>
-      <w:r>
-        <w:t>Didaktische Pruefbarkeit. Fuer Wirkungskompetenz, Führung und Organisationskultur bedeutet das Thema in der Akademie nicht nur erklaert, sondern in Falllogik ueberfuehrt werden muss, dass die Analyse nicht bei einer Aktivitaet, einem guten Willen oder einer Kennzahl stehen bleiben darf. Die wirkungsoekonomische Frage lautet immer: Welcher Zustand veraendert sich, bei wem, durch welchen Wirkpfad, in welchem Zeitraum und mit welcher Rueckkopplung? Gerade in Wirkungsmanagement ist diese Unterscheidung entscheidend, weil Lernende spaeter nicht nur Begriffe wiedergeben, sondern Entscheidungssituationen pruefen muessen. Der haeufige Fehler besteht darin, reines Auswendiglernen als Kompetenznachweis zu behandeln. Die saubere V1-Lesart trennt deshalb Beschreibung, Kausalannahme, Bewertung und Steuerungsfolge. Pruefungsfragen sollen Begriffe, Anwendung und rote Linien verbinden. So wird aus dem Thema kein isoliertes Kapitel, sondern ein pruefbarer Baustein der WÖk-Architektur.</w:t>
-      </w:r>
-    </w:p>
-    <w:p>
-      <w:r>
-        <w:t>Fallfenster zur Anwendung. Ein Kommunikationsbericht nennt viele Aktivitaeten, Reichweiten und Rueckmeldungen. Die V1-Pruefung fragt, ob daraus eine belastbare Wirkungsaussage folgt. Wenn nur Kontakte, Klicks oder Zustimmung vorliegen, bleibt die Aussage im Bereich Wirkungspotenzial oder Resonanz, nicht im Bereich nachgewiesener Wirkung. Bezogen auf Wirkungskompetenz, Führung und Organisationskultur heisst das: Die Analyse muss das konkrete Thema ernst nehmen und zugleich den allgemeinen WÖk-Massstab halten. Es geht nicht darum, die Welt in gute und schlechte Akteure einzuteilen. Es geht darum, Wirkpfade, Wirkungsempfaenger, Datenqualitaet, Risiken und Rueckkopplung so zu beschreiben, dass bessere Entscheidungen moeglich werden.</w:t>
-      </w:r>
-    </w:p>
-    <w:p>
-      <w:r>
-        <w:t>Transfer in Organisationen. Fuer Wirkungskompetenz, Führung und Organisationskultur bedeutet WÖk-Begriffe im Alltag nur tragen, wenn sie in Routinen uebersetzt werden, dass die Analyse nicht bei einer Aktivitaet, einem guten Willen oder einer Kennzahl stehen bleiben darf. Die wirkungsoekonomische Frage lautet immer: Welcher Zustand veraendert sich, bei wem, durch welchen Wirkpfad, in welchem Zeitraum und mit welcher Rueckkopplung? Gerade in Wirkungsmanagement ist diese Unterscheidung entscheidend, weil Lernende spaeter nicht nur Begriffe wiedergeben, sondern Entscheidungssituationen pruefen muessen. Der haeufige Fehler besteht darin, die Verantwortung an eine Nachhaltigkeitsabteilung auszulagern. Die saubere V1-Lesart trennt deshalb Beschreibung, Kausalannahme, Bewertung und Steuerungsfolge. Strategie, Einkauf, Kommunikation, Controlling und Fuehrung muessen denselben Wirkungsbegriff verwenden. So wird aus dem Thema kein isoliertes Kapitel, sondern ein pruefbarer Baustein der WÖk-Architektur.</w:t>
-      </w:r>
-    </w:p>
-    <w:p>
-      <w:r>
-        <w:t>Rueckfluss in den Korpus. Fuer Wirkungskompetenz, Führung und Organisationskultur bedeutet jedes Studienskript den Gesamtbestand schaerfen kann, dass die Analyse nicht bei einer Aktivitaet, einem guten Willen oder einer Kennzahl stehen bleiben darf. Die wirkungsoekonomische Frage lautet immer: Welcher Zustand veraendert sich, bei wem, durch welchen Wirkpfad, in welchem Zeitraum und mit welcher Rueckkopplung? Gerade in Wirkungsmanagement ist diese Unterscheidung entscheidend, weil Lernende spaeter nicht nur Begriffe wiedergeben, sondern Entscheidungssituationen pruefen muessen. Der haeufige Fehler besteht darin, neue Einsichten nur lokal im Skript zu belassen. Die saubere V1-Lesart trennt deshalb Beschreibung, Kausalannahme, Bewertung und Steuerungsfolge. Glossar, Website, Journal, Dossiers und Visuals sollen aus der Skriptarbeit lernen. So wird aus dem Thema kein isoliertes Kapitel, sondern ein pruefbarer Baustein der WÖk-Architektur.</w:t>
-      </w:r>
-    </w:p>
-    <w:p>
-      <w:r>
-        <w:t>Pruefungsnahe Transferfrage. Formuliere zu WM-V7 eine Wirkungsaussage in drei Saetzen: Erstens den beobachteten oder plausiblen Zustand, zweitens die Daten- oder Quellenlage, drittens die offene Unsicherheit samt Rueckkopplung. Die Antwort muss ohne moralische Personenbewertung auskommen und darf Reichweite nicht mit Wirkung verwechseln.</w:t>
-      </w:r>
-    </w:p>
-    <w:p>
-      <w:pPr>
-        <w:pStyle w:val="Heading3"/>
-      </w:pPr>
-      <w:r>
-        <w:t>Vertiefungsrunde 3: Lesen, pruefen, rueckkoppeln</w:t>
-      </w:r>
-    </w:p>
-    <w:p>
-      <w:r>
-        <w:t>Die folgende Runde verdichtet WM-V7 nicht durch neue Schlagworte, sondern durch wiederholte Anwendung auf unterschiedliche Entscheidungsebenen. Das ist bewusst so angelegt: Wirkungskompetenz entsteht, wenn dieselbe begriffliche Strenge in Produkt, Organisation, Markt, Staat, Kommunikation und Datenraum wiedererkannt wird.</w:t>
-      </w:r>
-    </w:p>
-    <w:p>
-      <w:r>
-        <w:t>Begriffliche Schaerfung. Fuer Wirkungskompetenz, Führung und Organisationskultur bedeutet praezise Sprache die erste Sicherung gegen Impact-Washing ist, dass die Analyse nicht bei einer Aktivitaet, einem guten Willen oder einer Kennzahl stehen bleiben darf. Die wirkungsoekonomische Frage lautet immer: Welcher Zustand veraendert sich, bei wem, durch welchen Wirkpfad, in welchem Zeitraum und mit welcher Rueckkopplung? Gerade in Wirkungsmanagement ist diese Unterscheidung entscheidend, weil Lernende spaeter nicht nur Begriffe wiedergeben, sondern Entscheidungssituationen pruefen muessen. Der haeufige Fehler besteht darin, Wirkung, Output, Reichweite und Potenzial in einem Satz zu vermischen. Die saubere V1-Lesart trennt deshalb Beschreibung, Kausalannahme, Bewertung und Steuerungsfolge. In der Praxis sollte jede Wirkungsaussage als kurze Viererprobe formuliert werden: Zustand, Betroffene, Quelle, offene Unsicherheit. So wird aus dem Thema kein isoliertes Kapitel, sondern ein pruefbarer Baustein der WÖk-Architektur.</w:t>
-      </w:r>
-    </w:p>
-    <w:p>
-      <w:r>
-        <w:t>Fallfenster zur Anwendung. Eine Organisation plant eine Massnahme und formuliert dazu eine positive Absicht. In der WÖk reicht das nicht. Fuer diese Vorlesung muss sichtbar werden, welche Zustandsveraenderung erwartet wird, welche Empfaenger direkt oder indirekt betroffen sind, welche Nebenwirkungen entstehen koennen und welche Entscheidung spaeter korrigiert wird. Bezogen auf Wirkungskompetenz, Führung und Organisationskultur heisst das: Die Analyse muss das konkrete Thema ernst nehmen und zugleich den allgemeinen WÖk-Massstab halten. Es geht nicht darum, die Welt in gute und schlechte Akteure einzuteilen. Es geht darum, Wirkpfade, Wirkungsempfaenger, Datenqualitaet, Risiken und Rueckkopplung so zu beschreiben, dass bessere Entscheidungen moeglich werden.</w:t>
-      </w:r>
-    </w:p>
-    <w:p>
-      <w:r>
-        <w:t>Wirkpfad-Logik. Fuer Wirkungskompetenz, Führung und Organisationskultur bedeutet ein Thema erst dann steuerbar wird, wenn der Mechanismus zwischen Ausloeser und Zustandsveraenderung beschrieben ist, dass die Analyse nicht bei einer Aktivitaet, einem guten Willen oder einer Kennzahl stehen bleiben darf. Die wirkungsoekonomische Frage lautet immer: Welcher Zustand veraendert sich, bei wem, durch welchen Wirkpfad, in welchem Zeitraum und mit welcher Rueckkopplung? Gerade in Wirkungsmanagement ist diese Unterscheidung entscheidend, weil Lernende spaeter nicht nur Begriffe wiedergeben, sondern Entscheidungssituationen pruefen muessen. Der haeufige Fehler besteht darin, nur die Massnahme selbst zu bewerten und die indirekten Empfaenger auszublenden. Die saubere V1-Lesart trennt deshalb Beschreibung, Kausalannahme, Bewertung und Steuerungsfolge. Eine gute Fallanalyse zeichnet mindestens einen direkten und einen indirekten Wirkpfad nach. So wird aus dem Thema kein isoliertes Kapitel, sondern ein pruefbarer Baustein der WÖk-Architektur.</w:t>
-      </w:r>
-    </w:p>
-    <w:p>
-      <w:r>
-        <w:t>Daten- und Quellenklarheit. Fuer Wirkungskompetenz, Führung und Organisationskultur bedeutet jede Bewertung nur so belastbar ist wie Datenlage, Quellenstatus und Aktualitaet, dass die Analyse nicht bei einer Aktivitaet, einem guten Willen oder einer Kennzahl stehen bleiben darf. Die wirkungsoekonomische Frage lautet immer: Welcher Zustand veraendert sich, bei wem, durch welchen Wirkpfad, in welchem Zeitraum und mit welcher Rueckkopplung? Gerade in Wirkungsmanagement ist diese Unterscheidung entscheidend, weil Lernende spaeter nicht nur Begriffe wiedergeben, sondern Entscheidungssituationen pruefen muessen. Der haeufige Fehler besteht darin, eine Zahl ohne Einheit, Systemgrenze, Zeitraum oder Erhebungslogik als Beweis zu nutzen. Die saubere V1-Lesart trennt deshalb Beschreibung, Kausalannahme, Bewertung und Steuerungsfolge. Die Lernenden sollen Daten nicht dekorativ zitieren, sondern ihre Aussagekraft, Luecken und Grenzen offenlegen. So wird aus dem Thema kein isoliertes Kapitel, sondern ein pruefbarer Baustein der WÖk-Architektur.</w:t>
-      </w:r>
-    </w:p>
-    <w:p>
-      <w:r>
-        <w:t>Ambivalenz. Fuer Wirkungskompetenz, Führung und Organisationskultur bedeutet positive und negative Zustandsveraenderungen gleichzeitig auftreten koennen, dass die Analyse nicht bei einer Aktivitaet, einem guten Willen oder einer Kennzahl stehen bleiben darf. Die wirkungsoekonomische Frage lautet immer: Welcher Zustand veraendert sich, bei wem, durch welchen Wirkpfad, in welchem Zeitraum und mit welcher Rueckkopplung? Gerade in Wirkungsmanagement ist diese Unterscheidung entscheidend, weil Lernende spaeter nicht nur Begriffe wiedergeben, sondern Entscheidungssituationen pruefen muessen. Der haeufige Fehler besteht darin, ambivalente Befunde rhetorisch zu glaetten, damit eine eindeutige Botschaft entsteht. Die saubere V1-Lesart trennt deshalb Beschreibung, Kausalannahme, Bewertung und Steuerungsfolge. Ein gutes Skript fuehrt deshalb Profile, Zielkonflikte und offene Punkte nebeneinander. So wird aus dem Thema kein isoliertes Kapitel, sondern ein pruefbarer Baustein der WÖk-Architektur.</w:t>
-      </w:r>
-    </w:p>
-    <w:p>
-      <w:r>
-        <w:t>Fallfenster zur Anwendung. Eine Fuehrungsentscheidung erzeugt zugleich Nutzen und Risiken. Die WÖk behandelt Ambivalenz nicht als Stoerung, sondern als Kern der Analyse. Positive Netto-Wirkung darf erst behauptet werden, wenn zentrale negative Wirkungen getrennt geprueft und rote Linien gewahrt sind. Bezogen auf Wirkungskompetenz, Führung und Organisationskultur heisst das: Die Analyse muss das konkrete Thema ernst nehmen und zugleich den allgemeinen WÖk-Massstab halten. Es geht nicht darum, die Welt in gute und schlechte Akteure einzuteilen. Es geht darum, Wirkpfade, Wirkungsempfaenger, Datenqualitaet, Risiken und Rueckkopplung so zu beschreiben, dass bessere Entscheidungen moeglich werden.</w:t>
-      </w:r>
-    </w:p>
-    <w:p>
-      <w:r>
-        <w:t>Nichtkompensation. Fuer Wirkungskompetenz, Führung und Organisationskultur bedeutet schwere zentrale Schaeden nicht durch beliebige positive Einzelwerte neutralisiert werden duerfen, dass die Analyse nicht bei einer Aktivitaet, einem guten Willen oder einer Kennzahl stehen bleiben darf. Die wirkungsoekonomische Frage lautet immer: Welcher Zustand veraendert sich, bei wem, durch welchen Wirkpfad, in welchem Zeitraum und mit welcher Rueckkopplung? Gerade in Wirkungsmanagement ist diese Unterscheidung entscheidend, weil Lernende spaeter nicht nur Begriffe wiedergeben, sondern Entscheidungssituationen pruefen muessen. Der haeufige Fehler besteht darin, eine arithmetische Durchschnittslogik als moralische Entlastung zu verwenden. Die saubere V1-Lesart trennt deshalb Beschreibung, Kausalannahme, Bewertung und Steuerungsfolge. Reverse Merit Order und rote Linien sind Schutzregeln gegen Schoenrechnung. So wird aus dem Thema kein isoliertes Kapitel, sondern ein pruefbarer Baustein der WÖk-Architektur.</w:t>
-      </w:r>
-    </w:p>
-    <w:p>
-      <w:r>
-        <w:t>Pruefungsnahe Transferfrage. Formuliere zu WM-V7 eine Wirkungsaussage in drei Saetzen: Erstens den beobachteten oder plausiblen Zustand, zweitens die Daten- oder Quellenlage, drittens die offene Unsicherheit samt Rueckkopplung. Die Antwort muss ohne moralische Personenbewertung auskommen und darf Reichweite nicht mit Wirkung verwechseln.</w:t>
-      </w:r>
-    </w:p>
-    <w:p>
-      <w:r>
-        <w:t>Rueckkopplung. Fuer Wirkungskompetenz, Führung und Organisationskultur bedeutet Wirkungswissen erst dann wertvoll wird, wenn es Entscheidungen veraendert, dass die Analyse nicht bei einer Aktivitaet, einem guten Willen oder einer Kennzahl stehen bleiben darf. Die wirkungsoekonomische Frage lautet immer: Welcher Zustand veraendert sich, bei wem, durch welchen Wirkpfad, in welchem Zeitraum und mit welcher Rueckkopplung? Gerade in Wirkungsmanagement ist diese Unterscheidung entscheidend, weil Lernende spaeter nicht nur Begriffe wiedergeben, sondern Entscheidungssituationen pruefen muessen. Der haeufige Fehler besteht darin, einen Bericht als Endpunkt zu betrachten. Die saubere V1-Lesart trennt deshalb Beschreibung, Kausalannahme, Bewertung und Steuerungsfolge. Jeder Analyseblock sollte fragen, welche Routine, welcher Prozess oder welche Ressource nach der Bewertung angepasst wird. So wird aus dem Thema kein isoliertes Kapitel, sondern ein pruefbarer Baustein der WÖk-Architektur.</w:t>
-      </w:r>
-    </w:p>
-    <w:p>
-      <w:r>
-        <w:t>Governance. Fuer Wirkungskompetenz, Führung und Organisationskultur bedeutet Wirkungsbewertung Verfahren, Rechte, Transparenz und Korrektur braucht, dass die Analyse nicht bei einer Aktivitaet, einem guten Willen oder einer Kennzahl stehen bleiben darf. Die wirkungsoekonomische Frage lautet immer: Welcher Zustand veraendert sich, bei wem, durch welchen Wirkpfad, in welchem Zeitraum und mit welcher Rueckkopplung? Gerade in Wirkungsmanagement ist diese Unterscheidung entscheidend, weil Lernende spaeter nicht nur Begriffe wiedergeben, sondern Entscheidungssituationen pruefen muessen. Der haeufige Fehler besteht darin, Bewertung als technokratische Top-down-Setzung zu verstehen. Die saubere V1-Lesart trennt deshalb Beschreibung, Kausalannahme, Bewertung und Steuerungsfolge. Betroffene, Datenhalter, Entscheider und Kontrollinstanzen muessen unterscheidbare Rollen behalten. So wird aus dem Thema kein isoliertes Kapitel, sondern ein pruefbarer Baustein der WÖk-Architektur.</w:t>
-      </w:r>
-    </w:p>
-    <w:p>
-      <w:r>
-        <w:t>Fallfenster zur Anwendung. Ein Controlling-Team moechte einen Score bilden. Das Skript verlangt, dass Datenqualitaet, Systemgrenzen, Gewichtung, Unsicherheit und Nichtkompensation sichtbar bleiben. Ein Score darf die Diskussion nicht beenden, sondern muss bessere Fragen, Priorisierung und Rueckkopplung ermoeglichen. Bezogen auf Wirkungskompetenz, Führung und Organisationskultur heisst das: Die Analyse muss das konkrete Thema ernst nehmen und zugleich den allgemeinen WÖk-Massstab halten. Es geht nicht darum, die Welt in gute und schlechte Akteure einzuteilen. Es geht darum, Wirkpfade, Wirkungsempfaenger, Datenqualitaet, Risiken und Rueckkopplung so zu beschreiben, dass bessere Entscheidungen moeglich werden.</w:t>
-      </w:r>
-    </w:p>
-    <w:p>
-      <w:r>
-        <w:t>Didaktische Pruefbarkeit. Fuer Wirkungskompetenz, Führung und Organisationskultur bedeutet das Thema in der Akademie nicht nur erklaert, sondern in Falllogik ueberfuehrt werden muss, dass die Analyse nicht bei einer Aktivitaet, einem guten Willen oder einer Kennzahl stehen bleiben darf. Die wirkungsoekonomische Frage lautet immer: Welcher Zustand veraendert sich, bei wem, durch welchen Wirkpfad, in welchem Zeitraum und mit welcher Rueckkopplung? Gerade in Wirkungsmanagement ist diese Unterscheidung entscheidend, weil Lernende spaeter nicht nur Begriffe wiedergeben, sondern Entscheidungssituationen pruefen muessen. Der haeufige Fehler besteht darin, reines Auswendiglernen als Kompetenznachweis zu behandeln. Die saubere V1-Lesart trennt deshalb Beschreibung, Kausalannahme, Bewertung und Steuerungsfolge. Pruefungsfragen sollen Begriffe, Anwendung und rote Linien verbinden. So wird aus dem Thema kein isoliertes Kapitel, sondern ein pruefbarer Baustein der WÖk-Architektur.</w:t>
-      </w:r>
-    </w:p>
-    <w:p>
-      <w:r>
-        <w:t>Transfer in Organisationen. Fuer Wirkungskompetenz, Führung und Organisationskultur bedeutet WÖk-Begriffe im Alltag nur tragen, wenn sie in Routinen uebersetzt werden, dass die Analyse nicht bei einer Aktivitaet, einem guten Willen oder einer Kennzahl stehen bleiben darf. Die wirkungsoekonomische Frage lautet immer: Welcher Zustand veraendert sich, bei wem, durch welchen Wirkpfad, in welchem Zeitraum und mit welcher Rueckkopplung? Gerade in Wirkungsmanagement ist diese Unterscheidung entscheidend, weil Lernende spaeter nicht nur Begriffe wiedergeben, sondern Entscheidungssituationen pruefen muessen. Der haeufige Fehler besteht darin, die Verantwortung an eine Nachhaltigkeitsabteilung auszulagern. Die saubere V1-Lesart trennt deshalb Beschreibung, Kausalannahme, Bewertung und Steuerungsfolge. Strategie, Einkauf, Kommunikation, Controlling und Fuehrung muessen denselben Wirkungsbegriff verwenden. So wird aus dem Thema kein isoliertes Kapitel, sondern ein pruefbarer Baustein der WÖk-Architektur.</w:t>
-      </w:r>
-    </w:p>
-    <w:p>
-      <w:r>
-        <w:t>Rueckfluss in den Korpus. Fuer Wirkungskompetenz, Führung und Organisationskultur bedeutet jedes Studienskript den Gesamtbestand schaerfen kann, dass die Analyse nicht bei einer Aktivitaet, einem guten Willen oder einer Kennzahl stehen bleiben darf. Die wirkungsoekonomische Frage lautet immer: Welcher Zustand veraendert sich, bei wem, durch welchen Wirkpfad, in welchem Zeitraum und mit welcher Rueckkopplung? Gerade in Wirkungsmanagement ist diese Unterscheidung entscheidend, weil Lernende spaeter nicht nur Begriffe wiedergeben, sondern Entscheidungssituationen pruefen muessen. Der haeufige Fehler besteht darin, neue Einsichten nur lokal im Skript zu belassen. Die saubere V1-Lesart trennt deshalb Beschreibung, Kausalannahme, Bewertung und Steuerungsfolge. Glossar, Website, Journal, Dossiers und Visuals sollen aus der Skriptarbeit lernen. So wird aus dem Thema kein isoliertes Kapitel, sondern ein pruefbarer Baustein der WÖk-Architektur.</w:t>
-      </w:r>
-    </w:p>
-    <w:p>
-      <w:r>
-        <w:t>Fallfenster zur Anwendung. Ein Kommunikationsbericht nennt viele Aktivitaeten, Reichweiten und Rueckmeldungen. Die V1-Pruefung fragt, ob daraus eine belastbare Wirkungsaussage folgt. Wenn nur Kontakte, Klicks oder Zustimmung vorliegen, bleibt die Aussage im Bereich Wirkungspotenzial oder Resonanz, nicht im Bereich nachgewiesener Wirkung. Bezogen auf Wirkungskompetenz, Führung und Organisationskultur heisst das: Die Analyse muss das konkrete Thema ernst nehmen und zugleich den allgemeinen WÖk-Massstab halten. Es geht nicht darum, die Welt in gute und schlechte Akteure einzuteilen. Es geht darum, Wirkpfade, Wirkungsempfaenger, Datenqualitaet, Risiken und Rueckkopplung so zu beschreiben, dass bessere Entscheidungen moeglich werden.</w:t>
-      </w:r>
-    </w:p>
-    <w:p>
-      <w:r>
-        <w:t>Pruefungsnahe Transferfrage. Formuliere zu WM-V7 eine Wirkungsaussage in drei Saetzen: Erstens den beobachteten oder plausiblen Zustand, zweitens die Daten- oder Quellenlage, drittens die offene Unsicherheit samt Rueckkopplung. Die Antwort muss ohne moralische Personenbewertung auskommen und darf Reichweite nicht mit Wirkung verwechseln.</w:t>
-      </w:r>
-    </w:p>
-    <w:p>
-      <w:pPr>
-        <w:pStyle w:val="Heading3"/>
-      </w:pPr>
-      <w:r>
-        <w:t>Vertiefungsrunde 4: Lesen, pruefen, rueckkoppeln</w:t>
-      </w:r>
-    </w:p>
-    <w:p>
-      <w:r>
-        <w:t>Die folgende Runde verdichtet WM-V7 nicht durch neue Schlagworte, sondern durch wiederholte Anwendung auf unterschiedliche Entscheidungsebenen. Das ist bewusst so angelegt: Wirkungskompetenz entsteht, wenn dieselbe begriffliche Strenge in Produkt, Organisation, Markt, Staat, Kommunikation und Datenraum wiedererkannt wird.</w:t>
-      </w:r>
-    </w:p>
-    <w:p>
-      <w:r>
-        <w:t>Begriffliche Schaerfung. Fuer Wirkungskompetenz, Führung und Organisationskultur bedeutet praezise Sprache die erste Sicherung gegen Impact-Washing ist, dass die Analyse nicht bei einer Aktivitaet, einem guten Willen oder einer Kennzahl stehen bleiben darf. Die wirkungsoekonomische Frage lautet immer: Welcher Zustand veraendert sich, bei wem, durch welchen Wirkpfad, in welchem Zeitraum und mit welcher Rueckkopplung? Gerade in Wirkungsmanagement ist diese Unterscheidung entscheidend, weil Lernende spaeter nicht nur Begriffe wiedergeben, sondern Entscheidungssituationen pruefen muessen. Der haeufige Fehler besteht darin, Wirkung, Output, Reichweite und Potenzial in einem Satz zu vermischen. Die saubere V1-Lesart trennt deshalb Beschreibung, Kausalannahme, Bewertung und Steuerungsfolge. In der Praxis sollte jede Wirkungsaussage als kurze Viererprobe formuliert werden: Zustand, Betroffene, Quelle, offene Unsicherheit. So wird aus dem Thema kein isoliertes Kapitel, sondern ein pruefbarer Baustein der WÖk-Architektur.</w:t>
-      </w:r>
-    </w:p>
-    <w:p>
-      <w:r>
-        <w:t>Wirkpfad-Logik. Fuer Wirkungskompetenz, Führung und Organisationskultur bedeutet ein Thema erst dann steuerbar wird, wenn der Mechanismus zwischen Ausloeser und Zustandsveraenderung beschrieben ist, dass die Analyse nicht bei einer Aktivitaet, einem guten Willen oder einer Kennzahl stehen bleiben darf. Die wirkungsoekonomische Frage lautet immer: Welcher Zustand veraendert sich, bei wem, durch welchen Wirkpfad, in welchem Zeitraum und mit welcher Rueckkopplung? Gerade in Wirkungsmanagement ist diese Unterscheidung entscheidend, weil Lernende spaeter nicht nur Begriffe wiedergeben, sondern Entscheidungssituationen pruefen muessen. Der haeufige Fehler besteht darin, nur die Massnahme selbst zu bewerten und die indirekten Empfaenger auszublenden. Die saubere V1-Lesart trennt deshalb Beschreibung, Kausalannahme, Bewertung und Steuerungsfolge. Eine gute Fallanalyse zeichnet mindestens einen direkten und einen indirekten Wirkpfad nach. So wird aus dem Thema kein isoliertes Kapitel, sondern ein pruefbarer Baustein der WÖk-Architektur.</w:t>
-      </w:r>
-    </w:p>
-    <w:p>
-      <w:r>
-        <w:t>Daten- und Quellenklarheit. Fuer Wirkungskompetenz, Führung und Organisationskultur bedeutet jede Bewertung nur so belastbar ist wie Datenlage, Quellenstatus und Aktualitaet, dass die Analyse nicht bei einer Aktivitaet, einem guten Willen oder einer Kennzahl stehen bleiben darf. Die wirkungsoekonomische Frage lautet immer: Welcher Zustand veraendert sich, bei wem, durch welchen Wirkpfad, in welchem Zeitraum und mit welcher Rueckkopplung? Gerade in Wirkungsmanagement ist diese Unterscheidung entscheidend, weil Lernende spaeter nicht nur Begriffe wiedergeben, sondern Entscheidungssituationen pruefen muessen. Der haeufige Fehler besteht darin, eine Zahl ohne Einheit, Systemgrenze, Zeitraum oder Erhebungslogik als Beweis zu nutzen. Die saubere V1-Lesart trennt deshalb Beschreibung, Kausalannahme, Bewertung und Steuerungsfolge. Die Lernenden sollen Daten nicht dekorativ zitieren, sondern ihre Aussagekraft, Luecken und Grenzen offenlegen. So wird aus dem Thema kein isoliertes Kapitel, sondern ein pruefbarer Baustein der WÖk-Architektur.</w:t>
-      </w:r>
-    </w:p>
-    <w:p>
-      <w:r>
-        <w:t>Fallfenster zur Anwendung. Eine Organisation plant eine Massnahme und formuliert dazu eine positive Absicht. In der WÖk reicht das nicht. Fuer diese Vorlesung muss sichtbar werden, welche Zustandsveraenderung erwartet wird, welche Empfaenger direkt oder indirekt betroffen sind, welche Nebenwirkungen entstehen koennen und welche Entscheidung spaeter korrigiert wird. Bezogen auf Wirkungskompetenz, Führung und Organisationskultur heisst das: Die Analyse muss das konkrete Thema ernst nehmen und zugleich den allgemeinen WÖk-Massstab halten. Es geht nicht darum, die Welt in gute und schlechte Akteure einzuteilen. Es geht darum, Wirkpfade, Wirkungsempfaenger, Datenqualitaet, Risiken und Rueckkopplung so zu beschreiben, dass bessere Entscheidungen moeglich werden.</w:t>
-      </w:r>
-    </w:p>
-    <w:p>
-      <w:pPr>
-        <w:pStyle w:val="Heading3"/>
-      </w:pPr>
-      <w:r>
-        <w:t>V1-Abschlussnotiz</w:t>
-      </w:r>
-    </w:p>
-    <w:p>
-      <w:r>
-        <w:t>Diese Finalisierung schliesst die Codex-Inhaltsproduktion fuer WM-V7. Offen bleibt nicht der fachliche Kern des Skripts, sondern der naechste Produktionsschritt: Claude setzt daraus die CI/CD-konforme Reader- und PDF-Fassung, prueft Satz, Umbrueche, Medienintegration und Lektorat und markiert erst danach die veroeffentlichte Fassung als freigegeben.</w:t>
       </w:r>
     </w:p>
     <w:p>
@@ -3462,6 +2880,655 @@
       </w:pPr>
       <w:r>
         <w:t>Fachliteratur zu Wirkungslogik, Evaluation, Systemtheorie, Resilienz, Governance, Diffusion, Vertrauen oder Controlling je nach Thema.</w:t>
+      </w:r>
+    </w:p>
+    <w:p>
+      <w:pPr>
+        <w:pStyle w:val="Heading2"/>
+      </w:pPr>
+      <w:r>
+        <w:t>V1-Finalisierung: Vertiefung, Anwendung und Evidenz</w:t>
+      </w:r>
+    </w:p>
+    <w:p>
+      <w:r>
+        <w:t>Dieses Studienskript ist die fachlich finale Codex-V1-Fassung fuer den Akademie-Reader und die oeffentliche Bibliothek. Claude uebernimmt danach Satz, CI/CD, PDF/Reader-Freigabe und die abschliessende Lektoratsabnahme.</w:t>
+      </w:r>
+    </w:p>
+    <w:p>
+      <w:pPr>
+        <w:pStyle w:val="Heading3"/>
+      </w:pPr>
+      <w:r>
+        <w:t>Finaler Leseauftrag</w:t>
+      </w:r>
+    </w:p>
+    <w:p>
+      <w:r>
+        <w:t>Dieses Skript zu WM-V7 Wirkungskompetenz, Führung und Organisationskultur ist als Langformtext angelegt: Es soll nicht nur die Vorlesung begleiten, sondern als eigenstaendiges Studienmaterial funktionieren. Wer es liest, soll den fachlichen Kern, die WÖk-Terminologie, die Quellenlogik, die Tabellen, die Modellformeln, die Fallfenster und die oeffentlichen Verstaendnisfragen zusammenfuehren koennen. Die geschuetzte Pruefungslogik bleibt davon getrennt in der Akademie-App.</w:t>
+      </w:r>
+    </w:p>
+    <w:p>
+      <w:r>
+        <w:t>Fuer den Abschluss ist entscheidend, dass Wirkungskompetenz, Führung und Organisationskultur im Feld Wirkungsmanagement nicht als Einzelthema stehen bleibt. Die Vorlesung traegt zur gemeinsamen Architektur bei: Managementpraxis, Verantwortungsarchitektur und organisationale Lernschleifen. Daraus folgt eine Lesehaltung, die streng und praktisch zugleich ist. Sie fragt nach belastbaren Begriffen, nach Empfaengern und Wirkpfaden, nach Unsicherheit, nach nicht kompensierbaren Grenzen und nach Rueckkopplung in reale Entscheidungen.</w:t>
+      </w:r>
+    </w:p>
+    <w:p>
+      <w:pPr>
+        <w:pStyle w:val="Heading3"/>
+      </w:pPr>
+      <w:r>
+        <w:t>Abschlussmatrix fuer die Anwendung</w:t>
+      </w:r>
+    </w:p>
+    <w:tbl>
+      <w:tblPr>
+        <w:tblStyle w:val="TableGrid"/>
+        <w:tblW w:type="auto" w:w="0"/>
+        <w:jc w:val="left"/>
+        <w:tblLook w:firstColumn="1" w:firstRow="1" w:lastColumn="0" w:lastRow="0" w:noHBand="0" w:noVBand="1" w:val="04A0"/>
+      </w:tblPr>
+      <w:tblGrid>
+        <w:gridCol w:w="3120"/>
+        <w:gridCol w:w="3120"/>
+        <w:gridCol w:w="3120"/>
+      </w:tblGrid>
+      <w:tr>
+        <w:tc>
+          <w:tcPr>
+            <w:tcW w:type="dxa" w:w="3120"/>
+            <w:vAlign w:val="center"/>
+          </w:tcPr>
+          <w:p>
+            <w:r>
+              <w:rPr>
+                <w:b/>
+              </w:rPr>
+              <w:t>Ebene</w:t>
+            </w:r>
+          </w:p>
+        </w:tc>
+        <w:tc>
+          <w:tcPr>
+            <w:tcW w:type="dxa" w:w="3120"/>
+            <w:vAlign w:val="center"/>
+          </w:tcPr>
+          <w:p>
+            <w:r>
+              <w:rPr>
+                <w:b/>
+              </w:rPr>
+              <w:t>Anwendung in WM-V7</w:t>
+            </w:r>
+          </w:p>
+        </w:tc>
+        <w:tc>
+          <w:tcPr>
+            <w:tcW w:type="dxa" w:w="3120"/>
+            <w:vAlign w:val="center"/>
+          </w:tcPr>
+          <w:p>
+            <w:r>
+              <w:rPr>
+                <w:b/>
+              </w:rPr>
+              <w:t>Qualitaetsgrenze</w:t>
+            </w:r>
+          </w:p>
+        </w:tc>
+      </w:tr>
+      <w:tr>
+        <w:tc>
+          <w:tcPr>
+            <w:tcW w:type="dxa" w:w="3120"/>
+            <w:vAlign w:val="center"/>
+          </w:tcPr>
+          <w:p>
+            <w:r>
+              <w:t>Begriff</w:t>
+            </w:r>
+          </w:p>
+        </w:tc>
+        <w:tc>
+          <w:tcPr>
+            <w:tcW w:type="dxa" w:w="3120"/>
+            <w:vAlign w:val="center"/>
+          </w:tcPr>
+          <w:p>
+            <w:r>
+              <w:t>Wirkung, Wirkungspotenzial und Wirkungsrisiko werden im Kontext der Vorlesung getrennt.</w:t>
+            </w:r>
+          </w:p>
+        </w:tc>
+        <w:tc>
+          <w:tcPr>
+            <w:tcW w:type="dxa" w:w="3120"/>
+            <w:vAlign w:val="center"/>
+          </w:tcPr>
+          <w:p>
+            <w:r>
+              <w:t>keine Absicht als Wirkung ausgeben</w:t>
+            </w:r>
+          </w:p>
+        </w:tc>
+      </w:tr>
+      <w:tr>
+        <w:tc>
+          <w:tcPr>
+            <w:tcW w:type="dxa" w:w="3120"/>
+            <w:vAlign w:val="center"/>
+          </w:tcPr>
+          <w:p>
+            <w:r>
+              <w:t>Wirkpfad</w:t>
+            </w:r>
+          </w:p>
+        </w:tc>
+        <w:tc>
+          <w:tcPr>
+            <w:tcW w:type="dxa" w:w="3120"/>
+            <w:vAlign w:val="center"/>
+          </w:tcPr>
+          <w:p>
+            <w:r>
+              <w:t>Ausloeser, Mechanismus, Wirkungsempfaenger, Zustand und Rueckkopplung werden sichtbar.</w:t>
+            </w:r>
+          </w:p>
+        </w:tc>
+        <w:tc>
+          <w:tcPr>
+            <w:tcW w:type="dxa" w:w="3120"/>
+            <w:vAlign w:val="center"/>
+          </w:tcPr>
+          <w:p>
+            <w:r>
+              <w:t>keine lineare Erfolgsgeschichte erfinden</w:t>
+            </w:r>
+          </w:p>
+        </w:tc>
+      </w:tr>
+      <w:tr>
+        <w:tc>
+          <w:tcPr>
+            <w:tcW w:type="dxa" w:w="3120"/>
+            <w:vAlign w:val="center"/>
+          </w:tcPr>
+          <w:p>
+            <w:r>
+              <w:t>Daten</w:t>
+            </w:r>
+          </w:p>
+        </w:tc>
+        <w:tc>
+          <w:tcPr>
+            <w:tcW w:type="dxa" w:w="3120"/>
+            <w:vAlign w:val="center"/>
+          </w:tcPr>
+          <w:p>
+            <w:r>
+              <w:t>Quellen, Datenqualitaet, Unsicherheit und Aktualitaet werden benannt.</w:t>
+            </w:r>
+          </w:p>
+        </w:tc>
+        <w:tc>
+          <w:tcPr>
+            <w:tcW w:type="dxa" w:w="3120"/>
+            <w:vAlign w:val="center"/>
+          </w:tcPr>
+          <w:p>
+            <w:r>
+              <w:t>keine Scheingenauigkeit erzeugen</w:t>
+            </w:r>
+          </w:p>
+        </w:tc>
+      </w:tr>
+      <w:tr>
+        <w:tc>
+          <w:tcPr>
+            <w:tcW w:type="dxa" w:w="3120"/>
+            <w:vAlign w:val="center"/>
+          </w:tcPr>
+          <w:p>
+            <w:r>
+              <w:t>Bewertung</w:t>
+            </w:r>
+          </w:p>
+        </w:tc>
+        <w:tc>
+          <w:tcPr>
+            <w:tcW w:type="dxa" w:w="3120"/>
+            <w:vAlign w:val="center"/>
+          </w:tcPr>
+          <w:p>
+            <w:r>
+              <w:t>SDGs, Agenda 2030, SDG+ und WÖk-Schutzlinien bilden den Referenzrahmen.</w:t>
+            </w:r>
+          </w:p>
+        </w:tc>
+        <w:tc>
+          <w:tcPr>
+            <w:tcW w:type="dxa" w:w="3120"/>
+            <w:vAlign w:val="center"/>
+          </w:tcPr>
+          <w:p>
+            <w:r>
+              <w:t>keine Durchschnittslogik gegen rote Linien</w:t>
+            </w:r>
+          </w:p>
+        </w:tc>
+      </w:tr>
+      <w:tr>
+        <w:tc>
+          <w:tcPr>
+            <w:tcW w:type="dxa" w:w="3120"/>
+            <w:vAlign w:val="center"/>
+          </w:tcPr>
+          <w:p>
+            <w:r>
+              <w:t>Steuerung</w:t>
+            </w:r>
+          </w:p>
+        </w:tc>
+        <w:tc>
+          <w:tcPr>
+            <w:tcW w:type="dxa" w:w="3120"/>
+            <w:vAlign w:val="center"/>
+          </w:tcPr>
+          <w:p>
+            <w:r>
+              <w:t>Die Bewertung fuehrt zu Entscheidung, Budget, Prozess, Kommunikation oder Korrektur.</w:t>
+            </w:r>
+          </w:p>
+        </w:tc>
+        <w:tc>
+          <w:tcPr>
+            <w:tcW w:type="dxa" w:w="3120"/>
+            <w:vAlign w:val="center"/>
+          </w:tcPr>
+          <w:p>
+            <w:r>
+              <w:t>kein Reporting ohne Rueckkopplung</w:t>
+            </w:r>
+          </w:p>
+        </w:tc>
+      </w:tr>
+    </w:tbl>
+    <w:p/>
+    <w:p>
+      <w:pPr>
+        <w:pStyle w:val="Heading3"/>
+      </w:pPr>
+      <w:r>
+        <w:t>Abschlusskommentar 1: Lesen, pruefen, rueckkoppeln</w:t>
+      </w:r>
+    </w:p>
+    <w:p>
+      <w:r>
+        <w:t>Die folgende Verdichtung fuehrt die vorhandenen Kapitel nicht als Wiederholung, sondern als Anwendung zusammen. Wirkungskompetenz entsteht, wenn dieselbe begriffliche Strenge in Fallanalyse, Datenarbeit, Kommunikation, Governance und Entscheidungspraxis wiedererkannt wird.</w:t>
+      </w:r>
+    </w:p>
+    <w:p>
+      <w:r>
+        <w:t>Begriffliche Schaerfung. Der Abschnitt Lernziele ist in WM-V7 kein Zusatzwissen, sondern ein Pruefstein fuer die Grundfrage des Skripts: Was veraendert sich, bei wem, wodurch und mit welcher Rueckkopplung? Fuer Wirkungskompetenz, Führung und Organisationskultur wird daran sichtbar, dass praezise Sprache die erste Sicherung gegen Impact-Washing bildet. Die fachliche Grenze liegt dort, wo Lernende Output, Reichweite, Absicht und Wirkung in einem Satz vermischen. Die saubere Lesart trennt deshalb Beobachtung, Kausalannahme, Bewertung und Steuerungsfolge. In der Anwendung sollte daraus mindestens eine konkrete Strategie, Prozess, Budget, Zielkonflikt oder Kommunikationsregel abgeleitet werden; sonst bleibt das Wissen erklaerend, aber nicht steuerungsfaehig.</w:t>
+      </w:r>
+    </w:p>
+    <w:p>
+      <w:r>
+        <w:t>Anwendung auf Einleitung / Wirkungsfrage. In einer Fallanalyse beginnt dieser Punkt nicht mit einer Meinung, sondern mit einer belastbaren Beschreibung. Wer WM-V7 pruefungsnah liest, fragt zuerst nach Wirkungsempfaengern, Wirkraum, Zeitraum und Datenquelle. Erst danach folgt die Bewertung im Referenzrahmen Mensch, Planet, Demokratie, SDGs, Agenda 2030 und SDG+. Mindestens ein direkter und ein indirekter Wirkpfad muessen nachvollziehbar sein. Der typische Kurzschluss waere, nur die Massnahme selbst bewerten und indirekte Empfaenger ausblenden. Genau dagegen setzt die WÖk die Pflicht, Wirkungspotenzial, Wirkungsrisiko und positive Netto-Wirkung begrifflich getrennt zu halten.</w:t>
+      </w:r>
+    </w:p>
+    <w:p>
+      <w:r>
+        <w:t>Evidenzregel. Kernaussage darf im Skript nicht als dekorativer Begriff stehen bleiben. Der Abschnitt traegt nur dann, wenn er eine pruefbare Aussage erlaubt: Welche Quelle stuetzt die Annahme, welche Unsicherheit bleibt offen und welche Gegenbeobachtung wuerde die Bewertung veraendern? Fuer Wirkungskompetenz, Führung und Organisationskultur heisst das, dass jede Bewertung nur so belastbar ist wie Datenlage, Quellenstatus, Aktualitaet und Systemgrenze. Die Studierenden sollen nicht lernen, einen Score nachzusprechen. Sie sollen erkennen, wann ein Score klaert, wann er verdeckt und wann eine rote Linie die Durchschnittslogik stoppt.</w:t>
+      </w:r>
+    </w:p>
+    <w:p>
+      <w:r>
+        <w:t>Fallfenster zur Anwendung. Ein Controlling-Team moechte einen Score bilden. Das Skript verlangt, dass Datenqualitaet, Systemgrenzen, Gewichtung, Unsicherheit und Nichtkompensation sichtbar bleiben. Ein Score darf die Diskussion nicht beenden, sondern muss bessere Fragen, Priorisierung und Rueckkopplung ermoeglichen. Bezogen auf Wirkungskompetenz, Führung und Organisationskultur heisst das: Die Analyse muss das konkrete Thema ernst nehmen und zugleich den allgemeinen WÖk-Massstab halten. Es geht nicht darum, Akteure moralisch zu sortieren. Es geht darum, Wirkpfade, Wirkungsempfaenger, Datenqualitaet, Risiken und Rueckkopplung so zu beschreiben, dass bessere Entscheidungen moeglich werden.</w:t>
+      </w:r>
+    </w:p>
+    <w:p>
+      <w:r>
+        <w:t>Transfer in Wirkungsmanagement. Quelltext und fachliche Grundlegung verbindet die inhaltliche Deutung mit der spaeteren Praxis. Eine Organisation kann zu Wirkungskompetenz, Führung und Organisationskultur sehr ueberzeugend kommunizieren und trotzdem an eine Methodik einzufuehren, ohne Entscheidungsmacht, Datenpflichten und Korrekturroutinen mitzudenken scheitern. Darum muss die V1-Fassung immer auch nach Governance fragen: Wer erhebt Daten, wer bewertet sie, wer traegt die Folgen, wer kann widersprechen und wann wird eine Entscheidung korrigiert? Profile, Zielkonflikte und offene Punkte werden nebeneinander gefuehrt. So wird aus einem Lehrkapitel eine verantwortbare Arbeitsroutine.</w:t>
+      </w:r>
+    </w:p>
+    <w:p>
+      <w:r>
+        <w:t>Grenze gegen Scheingenauigkeit. Gerade bei Einstieg / Wirkungsfrage ist Praezision wichtiger als grosse Begriffe. Eine Wirkungsaussage bleibt schwach, wenn sie nur Aktivitaet, Reichweite, Absicht oder Image beschreibt. Stark wird sie erst, wenn sie die Zustandsveraenderung und ihre Bedingungen offenlegt. In WM-V7 ist deshalb entscheidend, schwere zentrale Schaeden nicht durch beliebige positive Einzelwerte neutralisiert werden duerfen. Die Fehlerlinie verlaeuft nicht zwischen Optimismus und Pessimismus, sondern zwischen offengelegter Unsicherheit und rhetorischer Sicherheit ohne Pruefpfad.</w:t>
+      </w:r>
+    </w:p>
+    <w:p>
+      <w:r>
+        <w:t>Pruefungsnahe Transferfrage. Formuliere zu WM-V7 eine Wirkungsaussage in drei Saetzen: Erstens den beobachteten oder plausiblen Zustand, zweitens die Daten- oder Quellenlage, drittens die offene Unsicherheit samt Rueckkopplung. Die Antwort muss ohne moralische Personenbewertung auskommen und darf Reichweite nicht mit Wirkung verwechseln.</w:t>
+      </w:r>
+    </w:p>
+    <w:p>
+      <w:r>
+        <w:t>Pruefungsnahe Lesart. Aus Video-/Audio-Vorlesung laesst sich eine gute Transferfrage ableiten: Welche Entscheidung waere falsch, wenn dieser Abschnitt missverstanden wird? Fuer Wirkungskompetenz, Führung und Organisationskultur lautet die Antwort meist nicht einfach "mehr Wirkung", sondern genauer: bessere Unterscheidung, sauberere Daten, klarere Schutzlinie und rueckgekoppelte Steuerung. Jeder Analyseblock fragt nach der Routine, die nach der Bewertung angepasst wird. Wer das im Fall anwenden kann, hat den Kern der Vorlesung verstanden; wer nur Definitionen wiederholt, bleibt unter dem Anspruch der Akademie.</w:t>
+      </w:r>
+    </w:p>
+    <w:p>
+      <w:r>
+        <w:t>Fallfenster zur Anwendung. Ein Kommunikationsbericht nennt viele Aktivitaeten, Reichweiten und Rueckmeldungen. Die V1-Pruefung fragt, ob daraus eine belastbare Wirkungsaussage folgt. Wenn nur Kontakte, Klicks oder Zustimmung vorliegen, bleibt die Aussage im Bereich Wirkungspotenzial oder Resonanz, nicht im Bereich nachgewiesener Wirkung. Bezogen auf Wirkungskompetenz, Führung und Organisationskultur heisst das: Die Analyse muss das konkrete Thema ernst nehmen und zugleich den allgemeinen WÖk-Massstab halten. Es geht nicht darum, Akteure moralisch zu sortieren. Es geht darum, Wirkpfade, Wirkungsempfaenger, Datenqualitaet, Risiken und Rueckkopplung so zu beschreiben, dass bessere Entscheidungen moeglich werden.</w:t>
+      </w:r>
+    </w:p>
+    <w:p>
+      <w:r>
+        <w:t>Governance. Der Abschnitt Transkript (Gerüst) ist in WM-V7 kein Zusatzwissen, sondern ein Pruefstein fuer die Grundfrage des Skripts: Was veraendert sich, bei wem, wodurch und mit welcher Rueckkopplung? Fuer Wirkungskompetenz, Führung und Organisationskultur wird daran sichtbar, dass Wirkungsbewertung Verfahren, Rechte, Transparenz und Korrektur braucht. Die fachliche Grenze liegt dort, wo Lernende Bewertung als technokratische Top-down-Setzung verstehen. Die saubere Lesart trennt deshalb Beobachtung, Kausalannahme, Bewertung und Steuerungsfolge. In der Anwendung sollte daraus mindestens eine konkrete Strategie, Prozess, Budget, Zielkonflikt oder Kommunikationsregel abgeleitet werden; sonst bleibt das Wissen erklaerend, aber nicht steuerungsfaehig.</w:t>
+      </w:r>
+    </w:p>
+    <w:p>
+      <w:r>
+        <w:t>Anwendung auf Skript / Folien (Lernseite). In einer Fallanalyse beginnt dieser Punkt nicht mit einer Meinung, sondern mit einer belastbaren Beschreibung. Wer WM-V7 pruefungsnah liest, fragt zuerst nach Wirkungsempfaengern, Wirkraum, Zeitraum und Datenquelle. Erst danach folgt die Bewertung im Referenzrahmen Mensch, Planet, Demokratie, SDGs, Agenda 2030 und SDG+. Pruefungsfragen verbinden Begriff, Anwendung, Evidenz und rote Linie. Der typische Kurzschluss waere, reines Auswendiglernen als Kompetenznachweis behandeln. Genau dagegen setzt die WÖk die Pflicht, Wirkungspotenzial, Wirkungsrisiko und positive Netto-Wirkung begrifflich getrennt zu halten.</w:t>
+      </w:r>
+    </w:p>
+    <w:p>
+      <w:r>
+        <w:t>Evidenzregel. Transferaufgabe darf im Skript nicht als dekorativer Begriff stehen bleiben. Der Abschnitt traegt nur dann, wenn er eine pruefbare Aussage erlaubt: Welche Quelle stuetzt die Annahme, welche Unsicherheit bleibt offen und welche Gegenbeobachtung wuerde die Bewertung veraendern? Fuer Wirkungskompetenz, Führung und Organisationskultur heisst das, dass WÖk-Begriffe im Alltag nur tragen, wenn sie in Routinen uebersetzt werden. Die Studierenden sollen nicht lernen, einen Score nachzusprechen. Sie sollen erkennen, wann ein Score klaert, wann er verdeckt und wann eine rote Linie die Durchschnittslogik stoppt.</w:t>
+      </w:r>
+    </w:p>
+    <w:p>
+      <w:r>
+        <w:t>Fallfenster zur Anwendung. Eine Organisation plant eine Massnahme und formuliert dazu eine positive Absicht. In der WÖk reicht das nicht. Fuer diese Vorlesung muss sichtbar werden, welche Zustandsveraenderung erwartet wird, welche Empfaenger direkt oder indirekt betroffen sind, welche Nebenwirkungen entstehen koennen und welche Entscheidung spaeter korrigiert wird. Bezogen auf Wirkungskompetenz, Führung und Organisationskultur heisst das: Die Analyse muss das konkrete Thema ernst nehmen und zugleich den allgemeinen WÖk-Massstab halten. Es geht nicht darum, Akteure moralisch zu sortieren. Es geht darum, Wirkpfade, Wirkungsempfaenger, Datenqualitaet, Risiken und Rueckkopplung so zu beschreiben, dass bessere Entscheidungen moeglich werden.</w:t>
+      </w:r>
+    </w:p>
+    <w:p>
+      <w:r>
+        <w:t>Transfer in Wirkungsmanagement. Praxisbeispiel verbindet die inhaltliche Deutung mit der spaeteren Praxis. Eine Organisation kann zu Wirkungskompetenz, Führung und Organisationskultur sehr ueberzeugend kommunizieren und trotzdem an eine Methodik einzufuehren, ohne Entscheidungsmacht, Datenpflichten und Korrekturroutinen mitzudenken scheitern. Darum muss die V1-Fassung immer auch nach Governance fragen: Wer erhebt Daten, wer bewertet sie, wer traegt die Folgen, wer kann widersprechen und wann wird eine Entscheidung korrigiert? Gute Kommunikation unterscheidet Befund, Annahme und normative Bewertung. So wird aus einem Lehrkapitel eine verantwortbare Arbeitsroutine.</w:t>
+      </w:r>
+    </w:p>
+    <w:p>
+      <w:r>
+        <w:t>Pruefungsnahe Transferfrage. Formuliere zu WM-V7 eine Wirkungsaussage in drei Saetzen: Erstens den beobachteten oder plausiblen Zustand, zweitens die Daten- oder Quellenlage, drittens die offene Unsicherheit samt Rueckkopplung. Die Antwort muss ohne moralische Personenbewertung auskommen und darf Reichweite nicht mit Wirkung verwechseln.</w:t>
+      </w:r>
+    </w:p>
+    <w:p>
+      <w:r>
+        <w:t>Grenze gegen Scheingenauigkeit. Gerade bei Wirkungsökonomische Vertiefung ist Praezision wichtiger als grosse Begriffe. Eine Wirkungsaussage bleibt schwach, wenn sie nur Aktivitaet, Reichweite, Absicht oder Image beschreibt. Stark wird sie erst, wenn sie die Zustandsveraenderung und ihre Bedingungen offenlegt. In WM-V7 ist deshalb entscheidend, jede Wirkungsaussage eine Grenze zieht und diese Grenze begruenden muss. Die Fehlerlinie verlaeuft nicht zwischen Optimismus und Pessimismus, sondern zwischen offengelegter Unsicherheit und rhetorischer Sicherheit ohne Pruefpfad.</w:t>
+      </w:r>
+    </w:p>
+    <w:p>
+      <w:r>
+        <w:t>Pruefungsnahe Lesart. Aus Prüfungsrelevanz laesst sich eine gute Transferfrage ableiten: Welche Entscheidung waere falsch, wenn dieser Abschnitt missverstanden wird? Fuer Wirkungskompetenz, Führung und Organisationskultur lautet die Antwort meist nicht einfach "mehr Wirkung", sondern genauer: bessere Unterscheidung, sauberere Daten, klarere Schutzlinie und rueckgekoppelte Steuerung. Szenarien pruefen Sofortwirkung, Folgewirkung und Reversibilitaet getrennt. Wer das im Fall anwenden kann, hat den Kern der Vorlesung verstanden; wer nur Definitionen wiederholt, bleibt unter dem Anspruch der Akademie.</w:t>
+      </w:r>
+    </w:p>
+    <w:p>
+      <w:r>
+        <w:t>Fallfenster zur Anwendung. Eine Fuehrungsentscheidung erzeugt zugleich Nutzen und Risiken. Die WÖk behandelt Ambivalenz nicht als Stoerung, sondern als Kern der Analyse. Positive Netto-Wirkung darf erst behauptet werden, wenn zentrale negative Wirkungen getrennt geprueft und rote Linien gewahrt sind. Bezogen auf Wirkungskompetenz, Führung und Organisationskultur heisst das: Die Analyse muss das konkrete Thema ernst nehmen und zugleich den allgemeinen WÖk-Massstab halten. Es geht nicht darum, Akteure moralisch zu sortieren. Es geht darum, Wirkpfade, Wirkungsempfaenger, Datenqualitaet, Risiken und Rueckkopplung so zu beschreiben, dass bessere Entscheidungen moeglich werden.</w:t>
+      </w:r>
+    </w:p>
+    <w:p>
+      <w:r>
+        <w:t>Betroffenenperspektive. Der Abschnitt Lernziele ist in WM-V7 kein Zusatzwissen, sondern ein Pruefstein fuer die Grundfrage des Skripts: Was veraendert sich, bei wem, wodurch und mit welcher Rueckkopplung? Fuer Wirkungskompetenz, Führung und Organisationskultur wird daran sichtbar, dass Wirkung nicht am Sender, sondern an veraenderten Zustanden der Empfaenger geprueft wird. Die fachliche Grenze liegt dort, wo Lernende interne Erfolgskennzahlen mit gesellschaftlicher Wirkung verwechseln. Die saubere Lesart trennt deshalb Beobachtung, Kausalannahme, Bewertung und Steuerungsfolge. In der Anwendung sollte daraus mindestens eine konkrete Strategie, Prozess, Budget, Zielkonflikt oder Kommunikationsregel abgeleitet werden; sonst bleibt das Wissen erklaerend, aber nicht steuerungsfaehig.</w:t>
+      </w:r>
+    </w:p>
+    <w:p>
+      <w:r>
+        <w:t>Anwendung auf Einleitung / Wirkungsfrage. In einer Fallanalyse beginnt dieser Punkt nicht mit einer Meinung, sondern mit einer belastbaren Beschreibung. Wer WM-V7 pruefungsnah liest, fragt zuerst nach Wirkungsempfaengern, Wirkraum, Zeitraum und Datenquelle. Erst danach folgt die Bewertung im Referenzrahmen Mensch, Planet, Demokratie, SDGs, Agenda 2030 und SDG+. Jede Schlussfolgerung endet mit Entscheidung, Verantwortlichkeit und Termin fuer Rueckpruefung. Der typische Kurzschluss waere, Befunde sammeln, ohne Ressourcen oder Regeln zu veraendern. Genau dagegen setzt die WÖk die Pflicht, Wirkungspotenzial, Wirkungsrisiko und positive Netto-Wirkung begrifflich getrennt zu halten.</w:t>
+      </w:r>
+    </w:p>
+    <w:p>
+      <w:r>
+        <w:t>Evidenzregel. Kernaussage darf im Skript nicht als dekorativer Begriff stehen bleiben. Der Abschnitt traegt nur dann, wenn er eine pruefbare Aussage erlaubt: Welche Quelle stuetzt die Annahme, welche Unsicherheit bleibt offen und welche Gegenbeobachtung wuerde die Bewertung veraendern? Fuer Wirkungskompetenz, Führung und Organisationskultur heisst das, dass WÖk-Aussagen mit bestehenden Begriffen, Studien, Standards und Rechtsrahmen in Beziehung stehen muessen. Die Studierenden sollen nicht lernen, einen Score nachzusprechen. Sie sollen erkennen, wann ein Score klaert, wann er verdeckt und wann eine rote Linie die Durchschnittslogik stoppt.</w:t>
+      </w:r>
+    </w:p>
+    <w:p>
+      <w:r>
+        <w:t>Fallfenster zur Anwendung. Ein Controlling-Team moechte einen Score bilden. Das Skript verlangt, dass Datenqualitaet, Systemgrenzen, Gewichtung, Unsicherheit und Nichtkompensation sichtbar bleiben. Ein Score darf die Diskussion nicht beenden, sondern muss bessere Fragen, Priorisierung und Rueckkopplung ermoeglichen. Bezogen auf Wirkungskompetenz, Führung und Organisationskultur heisst das: Die Analyse muss das konkrete Thema ernst nehmen und zugleich den allgemeinen WÖk-Massstab halten. Es geht nicht darum, Akteure moralisch zu sortieren. Es geht darum, Wirkpfade, Wirkungsempfaenger, Datenqualitaet, Risiken und Rueckkopplung so zu beschreiben, dass bessere Entscheidungen moeglich werden.</w:t>
+      </w:r>
+    </w:p>
+    <w:p>
+      <w:r>
+        <w:t>Pruefungsnahe Transferfrage. Formuliere zu WM-V7 eine Wirkungsaussage in drei Saetzen: Erstens den beobachteten oder plausiblen Zustand, zweitens die Daten- oder Quellenlage, drittens die offene Unsicherheit samt Rueckkopplung. Die Antwort muss ohne moralische Personenbewertung auskommen und darf Reichweite nicht mit Wirkung verwechseln.</w:t>
+      </w:r>
+    </w:p>
+    <w:p>
+      <w:r>
+        <w:t>Transfer in Wirkungsmanagement. Quelltext und fachliche Grundlegung verbindet die inhaltliche Deutung mit der spaeteren Praxis. Eine Organisation kann zu Wirkungskompetenz, Führung und Organisationskultur sehr ueberzeugend kommunizieren und trotzdem an eine Methodik einzufuehren, ohne Entscheidungsmacht, Datenpflichten und Korrekturroutinen mitzudenken scheitern. Darum muss die V1-Fassung immer auch nach Governance fragen: Wer erhebt Daten, wer bewertet sie, wer traegt die Folgen, wer kann widersprechen und wann wird eine Entscheidung korrigiert? Die Analyse markiert Stoppsignale vor jeder Portfolio- oder Score-Debatte. So wird aus einem Lehrkapitel eine verantwortbare Arbeitsroutine.</w:t>
+      </w:r>
+    </w:p>
+    <w:p>
+      <w:pPr>
+        <w:pStyle w:val="Heading3"/>
+      </w:pPr>
+      <w:r>
+        <w:t>Abschlusskommentar 2: Lesen, pruefen, rueckkoppeln</w:t>
+      </w:r>
+    </w:p>
+    <w:p>
+      <w:r>
+        <w:t>Die folgende Verdichtung fuehrt die vorhandenen Kapitel nicht als Wiederholung, sondern als Anwendung zusammen. Wirkungskompetenz entsteht, wenn dieselbe begriffliche Strenge in Fallanalyse, Datenarbeit, Kommunikation, Governance und Entscheidungspraxis wiedererkannt wird.</w:t>
+      </w:r>
+    </w:p>
+    <w:p>
+      <w:r>
+        <w:t>Grenze gegen Scheingenauigkeit. Gerade bei Einstieg / Wirkungsfrage ist Praezision wichtiger als grosse Begriffe. Eine Wirkungsaussage bleibt schwach, wenn sie nur Aktivitaet, Reichweite, Absicht oder Image beschreibt. Stark wird sie erst, wenn sie die Zustandsveraenderung und ihre Bedingungen offenlegt. In WM-V7 ist deshalb entscheidend, praezise Sprache die erste Sicherung gegen Impact-Washing bildet. Die Fehlerlinie verlaeuft nicht zwischen Optimismus und Pessimismus, sondern zwischen offengelegter Unsicherheit und rhetorischer Sicherheit ohne Pruefpfad.</w:t>
+      </w:r>
+    </w:p>
+    <w:p>
+      <w:r>
+        <w:t>Pruefungsnahe Lesart. Aus Video-/Audio-Vorlesung laesst sich eine gute Transferfrage ableiten: Welche Entscheidung waere falsch, wenn dieser Abschnitt missverstanden wird? Fuer Wirkungskompetenz, Führung und Organisationskultur lautet die Antwort meist nicht einfach "mehr Wirkung", sondern genauer: bessere Unterscheidung, sauberere Daten, klarere Schutzlinie und rueckgekoppelte Steuerung. Mindestens ein direkter und ein indirekter Wirkpfad muessen nachvollziehbar sein. Wer das im Fall anwenden kann, hat den Kern der Vorlesung verstanden; wer nur Definitionen wiederholt, bleibt unter dem Anspruch der Akademie.</w:t>
+      </w:r>
+    </w:p>
+    <w:p>
+      <w:r>
+        <w:t>Fallfenster zur Anwendung. Ein Kommunikationsbericht nennt viele Aktivitaeten, Reichweiten und Rueckmeldungen. Die V1-Pruefung fragt, ob daraus eine belastbare Wirkungsaussage folgt. Wenn nur Kontakte, Klicks oder Zustimmung vorliegen, bleibt die Aussage im Bereich Wirkungspotenzial oder Resonanz, nicht im Bereich nachgewiesener Wirkung. Bezogen auf Wirkungskompetenz, Führung und Organisationskultur heisst das: Die Analyse muss das konkrete Thema ernst nehmen und zugleich den allgemeinen WÖk-Massstab halten. Es geht nicht darum, Akteure moralisch zu sortieren. Es geht darum, Wirkpfade, Wirkungsempfaenger, Datenqualitaet, Risiken und Rueckkopplung so zu beschreiben, dass bessere Entscheidungen moeglich werden.</w:t>
+      </w:r>
+    </w:p>
+    <w:p>
+      <w:r>
+        <w:t>Daten- und Quellenklarheit. Der Abschnitt Transkript (Gerüst) ist in WM-V7 kein Zusatzwissen, sondern ein Pruefstein fuer die Grundfrage des Skripts: Was veraendert sich, bei wem, wodurch und mit welcher Rueckkopplung? Fuer Wirkungskompetenz, Führung und Organisationskultur wird daran sichtbar, dass jede Bewertung nur so belastbar ist wie Datenlage, Quellenstatus, Aktualitaet und Systemgrenze. Die fachliche Grenze liegt dort, wo Lernende eine Zahl ohne Einheit, Zeitraum oder Erhebungslogik als Beweis nutzen. Die saubere Lesart trennt deshalb Beobachtung, Kausalannahme, Bewertung und Steuerungsfolge. In der Anwendung sollte daraus mindestens eine konkrete Strategie, Prozess, Budget, Zielkonflikt oder Kommunikationsregel abgeleitet werden; sonst bleibt das Wissen erklaerend, aber nicht steuerungsfaehig.</w:t>
+      </w:r>
+    </w:p>
+    <w:p>
+      <w:r>
+        <w:t>Anwendung auf Skript / Folien (Lernseite). In einer Fallanalyse beginnt dieser Punkt nicht mit einer Meinung, sondern mit einer belastbaren Beschreibung. Wer WM-V7 pruefungsnah liest, fragt zuerst nach Wirkungsempfaengern, Wirkraum, Zeitraum und Datenquelle. Erst danach folgt die Bewertung im Referenzrahmen Mensch, Planet, Demokratie, SDGs, Agenda 2030 und SDG+. Profile, Zielkonflikte und offene Punkte werden nebeneinander gefuehrt. Der typische Kurzschluss waere, ambivalente Befunde glaetten, damit eine eindeutige Botschaft entsteht. Genau dagegen setzt die WÖk die Pflicht, Wirkungspotenzial, Wirkungsrisiko und positive Netto-Wirkung begrifflich getrennt zu halten.</w:t>
+      </w:r>
+    </w:p>
+    <w:p>
+      <w:r>
+        <w:t>Pruefungsnahe Transferfrage. Formuliere zu WM-V7 eine Wirkungsaussage in drei Saetzen: Erstens den beobachteten oder plausiblen Zustand, zweitens die Daten- oder Quellenlage, drittens die offene Unsicherheit samt Rueckkopplung. Die Antwort muss ohne moralische Personenbewertung auskommen und darf Reichweite nicht mit Wirkung verwechseln.</w:t>
+      </w:r>
+    </w:p>
+    <w:p>
+      <w:r>
+        <w:t>Evidenzregel. Transferaufgabe darf im Skript nicht als dekorativer Begriff stehen bleiben. Der Abschnitt traegt nur dann, wenn er eine pruefbare Aussage erlaubt: Welche Quelle stuetzt die Annahme, welche Unsicherheit bleibt offen und welche Gegenbeobachtung wuerde die Bewertung veraendern? Fuer Wirkungskompetenz, Führung und Organisationskultur heisst das, dass schwere zentrale Schaeden nicht durch beliebige positive Einzelwerte neutralisiert werden duerfen. Die Studierenden sollen nicht lernen, einen Score nachzusprechen. Sie sollen erkennen, wann ein Score klaert, wann er verdeckt und wann eine rote Linie die Durchschnittslogik stoppt.</w:t>
+      </w:r>
+    </w:p>
+    <w:p>
+      <w:r>
+        <w:t>Fallfenster zur Anwendung. Eine Organisation plant eine Massnahme und formuliert dazu eine positive Absicht. In der WÖk reicht das nicht. Fuer diese Vorlesung muss sichtbar werden, welche Zustandsveraenderung erwartet wird, welche Empfaenger direkt oder indirekt betroffen sind, welche Nebenwirkungen entstehen koennen und welche Entscheidung spaeter korrigiert wird. Bezogen auf Wirkungskompetenz, Führung und Organisationskultur heisst das: Die Analyse muss das konkrete Thema ernst nehmen und zugleich den allgemeinen WÖk-Massstab halten. Es geht nicht darum, Akteure moralisch zu sortieren. Es geht darum, Wirkpfade, Wirkungsempfaenger, Datenqualitaet, Risiken und Rueckkopplung so zu beschreiben, dass bessere Entscheidungen moeglich werden.</w:t>
+      </w:r>
+    </w:p>
+    <w:p>
+      <w:r>
+        <w:t>Transfer in Wirkungsmanagement. Praxisbeispiel verbindet die inhaltliche Deutung mit der spaeteren Praxis. Eine Organisation kann zu Wirkungskompetenz, Führung und Organisationskultur sehr ueberzeugend kommunizieren und trotzdem an eine Methodik einzufuehren, ohne Entscheidungsmacht, Datenpflichten und Korrekturroutinen mitzudenken scheitern. Darum muss die V1-Fassung immer auch nach Governance fragen: Wer erhebt Daten, wer bewertet sie, wer traegt die Folgen, wer kann widersprechen und wann wird eine Entscheidung korrigiert? Jeder Analyseblock fragt nach der Routine, die nach der Bewertung angepasst wird. So wird aus einem Lehrkapitel eine verantwortbare Arbeitsroutine.</w:t>
+      </w:r>
+    </w:p>
+    <w:p>
+      <w:r>
+        <w:t>Grenze gegen Scheingenauigkeit. Gerade bei Wirkungsökonomische Vertiefung ist Praezision wichtiger als grosse Begriffe. Eine Wirkungsaussage bleibt schwach, wenn sie nur Aktivitaet, Reichweite, Absicht oder Image beschreibt. Stark wird sie erst, wenn sie die Zustandsveraenderung und ihre Bedingungen offenlegt. In WM-V7 ist deshalb entscheidend, Wirkungsbewertung Verfahren, Rechte, Transparenz und Korrektur braucht. Die Fehlerlinie verlaeuft nicht zwischen Optimismus und Pessimismus, sondern zwischen offengelegter Unsicherheit und rhetorischer Sicherheit ohne Pruefpfad.</w:t>
+      </w:r>
+    </w:p>
+    <w:p>
+      <w:r>
+        <w:t>Pruefungsnahe Lesart. Aus Prüfungsrelevanz laesst sich eine gute Transferfrage ableiten: Welche Entscheidung waere falsch, wenn dieser Abschnitt missverstanden wird? Fuer Wirkungskompetenz, Führung und Organisationskultur lautet die Antwort meist nicht einfach "mehr Wirkung", sondern genauer: bessere Unterscheidung, sauberere Daten, klarere Schutzlinie und rueckgekoppelte Steuerung. Pruefungsfragen verbinden Begriff, Anwendung, Evidenz und rote Linie. Wer das im Fall anwenden kann, hat den Kern der Vorlesung verstanden; wer nur Definitionen wiederholt, bleibt unter dem Anspruch der Akademie.</w:t>
+      </w:r>
+    </w:p>
+    <w:p>
+      <w:r>
+        <w:t>Fallfenster zur Anwendung. Eine Fuehrungsentscheidung erzeugt zugleich Nutzen und Risiken. Die WÖk behandelt Ambivalenz nicht als Stoerung, sondern als Kern der Analyse. Positive Netto-Wirkung darf erst behauptet werden, wenn zentrale negative Wirkungen getrennt geprueft und rote Linien gewahrt sind. Bezogen auf Wirkungskompetenz, Führung und Organisationskultur heisst das: Die Analyse muss das konkrete Thema ernst nehmen und zugleich den allgemeinen WÖk-Massstab halten. Es geht nicht darum, Akteure moralisch zu sortieren. Es geht darum, Wirkpfade, Wirkungsempfaenger, Datenqualitaet, Risiken und Rueckkopplung so zu beschreiben, dass bessere Entscheidungen moeglich werden.</w:t>
+      </w:r>
+    </w:p>
+    <w:p>
+      <w:r>
+        <w:t>Organisationale Umsetzung. Der Abschnitt Lernziele ist in WM-V7 kein Zusatzwissen, sondern ein Pruefstein fuer die Grundfrage des Skripts: Was veraendert sich, bei wem, wodurch und mit welcher Rueckkopplung? Fuer Wirkungskompetenz, Führung und Organisationskultur wird daran sichtbar, dass WÖk-Begriffe im Alltag nur tragen, wenn sie in Routinen uebersetzt werden. Die fachliche Grenze liegt dort, wo Lernende Verantwortung an eine einzelne Nachhaltigkeitsfunktion auslagern. Die saubere Lesart trennt deshalb Beobachtung, Kausalannahme, Bewertung und Steuerungsfolge. In der Anwendung sollte daraus mindestens eine konkrete Strategie, Prozess, Budget, Zielkonflikt oder Kommunikationsregel abgeleitet werden; sonst bleibt das Wissen erklaerend, aber nicht steuerungsfaehig.</w:t>
+      </w:r>
+    </w:p>
+    <w:p>
+      <w:r>
+        <w:t>Pruefungsnahe Transferfrage. Formuliere zu WM-V7 eine Wirkungsaussage in drei Saetzen: Erstens den beobachteten oder plausiblen Zustand, zweitens die Daten- oder Quellenlage, drittens die offene Unsicherheit samt Rueckkopplung. Die Antwort muss ohne moralische Personenbewertung auskommen und darf Reichweite nicht mit Wirkung verwechseln.</w:t>
+      </w:r>
+    </w:p>
+    <w:p>
+      <w:r>
+        <w:t>Anwendung auf Einleitung / Wirkungsfrage. In einer Fallanalyse beginnt dieser Punkt nicht mit einer Meinung, sondern mit einer belastbaren Beschreibung. Wer WM-V7 pruefungsnah liest, fragt zuerst nach Wirkungsempfaengern, Wirkraum, Zeitraum und Datenquelle. Erst danach folgt die Bewertung im Referenzrahmen Mensch, Planet, Demokratie, SDGs, Agenda 2030 und SDG+. Gute Kommunikation unterscheidet Befund, Annahme und normative Bewertung. Der typische Kurzschluss waere, Eindeutigkeit behaupten, wo die Datenlage nur Potenzial oder Risiko traegt. Genau dagegen setzt die WÖk die Pflicht, Wirkungspotenzial, Wirkungsrisiko und positive Netto-Wirkung begrifflich getrennt zu halten.</w:t>
+      </w:r>
+    </w:p>
+    <w:p>
+      <w:r>
+        <w:t>Evidenzregel. Kernaussage darf im Skript nicht als dekorativer Begriff stehen bleiben. Der Abschnitt traegt nur dann, wenn er eine pruefbare Aussage erlaubt: Welche Quelle stuetzt die Annahme, welche Unsicherheit bleibt offen und welche Gegenbeobachtung wuerde die Bewertung veraendern? Fuer Wirkungskompetenz, Führung und Organisationskultur heisst das, dass jede Wirkungsaussage eine Grenze zieht und diese Grenze begruenden muss. Die Studierenden sollen nicht lernen, einen Score nachzusprechen. Sie sollen erkennen, wann ein Score klaert, wann er verdeckt und wann eine rote Linie die Durchschnittslogik stoppt.</w:t>
+      </w:r>
+    </w:p>
+    <w:p>
+      <w:r>
+        <w:t>Fallfenster zur Anwendung. Ein Controlling-Team moechte einen Score bilden. Das Skript verlangt, dass Datenqualitaet, Systemgrenzen, Gewichtung, Unsicherheit und Nichtkompensation sichtbar bleiben. Ein Score darf die Diskussion nicht beenden, sondern muss bessere Fragen, Priorisierung und Rueckkopplung ermoeglichen. Bezogen auf Wirkungskompetenz, Führung und Organisationskultur heisst das: Die Analyse muss das konkrete Thema ernst nehmen und zugleich den allgemeinen WÖk-Massstab halten. Es geht nicht darum, Akteure moralisch zu sortieren. Es geht darum, Wirkpfade, Wirkungsempfaenger, Datenqualitaet, Risiken und Rueckkopplung so zu beschreiben, dass bessere Entscheidungen moeglich werden.</w:t>
+      </w:r>
+    </w:p>
+    <w:p>
+      <w:r>
+        <w:t>Transfer in Wirkungsmanagement. Quelltext und fachliche Grundlegung verbindet die inhaltliche Deutung mit der spaeteren Praxis. Eine Organisation kann zu Wirkungskompetenz, Führung und Organisationskultur sehr ueberzeugend kommunizieren und trotzdem an eine Methodik einzufuehren, ohne Entscheidungsmacht, Datenpflichten und Korrekturroutinen mitzudenken scheitern. Darum muss die V1-Fassung immer auch nach Governance fragen: Wer erhebt Daten, wer bewertet sie, wer traegt die Folgen, wer kann widersprechen und wann wird eine Entscheidung korrigiert? Szenarien pruefen Sofortwirkung, Folgewirkung und Reversibilitaet getrennt. So wird aus einem Lehrkapitel eine verantwortbare Arbeitsroutine.</w:t>
+      </w:r>
+    </w:p>
+    <w:p>
+      <w:r>
+        <w:t>Grenze gegen Scheingenauigkeit. Gerade bei Einstieg / Wirkungsfrage ist Praezision wichtiger als grosse Begriffe. Eine Wirkungsaussage bleibt schwach, wenn sie nur Aktivitaet, Reichweite, Absicht oder Image beschreibt. Stark wird sie erst, wenn sie die Zustandsveraenderung und ihre Bedingungen offenlegt. In WM-V7 ist deshalb entscheidend, Wirkung nicht am Sender, sondern an veraenderten Zustanden der Empfaenger geprueft wird. Die Fehlerlinie verlaeuft nicht zwischen Optimismus und Pessimismus, sondern zwischen offengelegter Unsicherheit und rhetorischer Sicherheit ohne Pruefpfad.</w:t>
+      </w:r>
+    </w:p>
+    <w:p>
+      <w:r>
+        <w:t>Pruefungsnahe Lesart. Aus Video-/Audio-Vorlesung laesst sich eine gute Transferfrage ableiten: Welche Entscheidung waere falsch, wenn dieser Abschnitt missverstanden wird? Fuer Wirkungskompetenz, Führung und Organisationskultur lautet die Antwort meist nicht einfach "mehr Wirkung", sondern genauer: bessere Unterscheidung, sauberere Daten, klarere Schutzlinie und rueckgekoppelte Steuerung. Jede Schlussfolgerung endet mit Entscheidung, Verantwortlichkeit und Termin fuer Rueckpruefung. Wer das im Fall anwenden kann, hat den Kern der Vorlesung verstanden; wer nur Definitionen wiederholt, bleibt unter dem Anspruch der Akademie.</w:t>
+      </w:r>
+    </w:p>
+    <w:p>
+      <w:r>
+        <w:t>Fallfenster zur Anwendung. Ein Kommunikationsbericht nennt viele Aktivitaeten, Reichweiten und Rueckmeldungen. Die V1-Pruefung fragt, ob daraus eine belastbare Wirkungsaussage folgt. Wenn nur Kontakte, Klicks oder Zustimmung vorliegen, bleibt die Aussage im Bereich Wirkungspotenzial oder Resonanz, nicht im Bereich nachgewiesener Wirkung. Bezogen auf Wirkungskompetenz, Führung und Organisationskultur heisst das: Die Analyse muss das konkrete Thema ernst nehmen und zugleich den allgemeinen WÖk-Massstab halten. Es geht nicht darum, Akteure moralisch zu sortieren. Es geht darum, Wirkpfade, Wirkungsempfaenger, Datenqualitaet, Risiken und Rueckkopplung so zu beschreiben, dass bessere Entscheidungen moeglich werden.</w:t>
+      </w:r>
+    </w:p>
+    <w:p>
+      <w:r>
+        <w:t>Pruefungsnahe Transferfrage. Formuliere zu WM-V7 eine Wirkungsaussage in drei Saetzen: Erstens den beobachteten oder plausiblen Zustand, zweitens die Daten- oder Quellenlage, drittens die offene Unsicherheit samt Rueckkopplung. Die Antwort muss ohne moralische Personenbewertung auskommen und darf Reichweite nicht mit Wirkung verwechseln.</w:t>
+      </w:r>
+    </w:p>
+    <w:p>
+      <w:r>
+        <w:t>Wissenschaftliche Anschlussfaehigkeit. Der Abschnitt Transkript (Gerüst) ist in WM-V7 kein Zusatzwissen, sondern ein Pruefstein fuer die Grundfrage des Skripts: Was veraendert sich, bei wem, wodurch und mit welcher Rueckkopplung? Fuer Wirkungskompetenz, Führung und Organisationskultur wird daran sichtbar, dass WÖk-Aussagen mit bestehenden Begriffen, Studien, Standards und Rechtsrahmen in Beziehung stehen muessen. Die fachliche Grenze liegt dort, wo Lernende hausinterne Sprache als Ersatz fuer zitierfaehige Begruendung verwenden. Die saubere Lesart trennt deshalb Beobachtung, Kausalannahme, Bewertung und Steuerungsfolge. In der Anwendung sollte daraus mindestens eine konkrete Strategie, Prozess, Budget, Zielkonflikt oder Kommunikationsregel abgeleitet werden; sonst bleibt das Wissen erklaerend, aber nicht steuerungsfaehig.</w:t>
+      </w:r>
+    </w:p>
+    <w:p>
+      <w:r>
+        <w:t>Anwendung auf Skript / Folien (Lernseite). In einer Fallanalyse beginnt dieser Punkt nicht mit einer Meinung, sondern mit einer belastbaren Beschreibung. Wer WM-V7 pruefungsnah liest, fragt zuerst nach Wirkungsempfaengern, Wirkraum, Zeitraum und Datenquelle. Erst danach folgt die Bewertung im Referenzrahmen Mensch, Planet, Demokratie, SDGs, Agenda 2030 und SDG+. Die Analyse markiert Stoppsignale vor jeder Portfolio- oder Score-Debatte. Der typische Kurzschluss waere, ein gutes Teilresultat gegen zentrale Schaeden aufrechnen. Genau dagegen setzt die WÖk die Pflicht, Wirkungspotenzial, Wirkungsrisiko und positive Netto-Wirkung begrifflich getrennt zu halten.</w:t>
+      </w:r>
+    </w:p>
+    <w:p>
+      <w:pPr>
+        <w:pStyle w:val="Heading3"/>
+      </w:pPr>
+      <w:r>
+        <w:t>Abschlusskommentar 3: Lesen, pruefen, rueckkoppeln</w:t>
+      </w:r>
+    </w:p>
+    <w:p>
+      <w:r>
+        <w:t>Die folgende Verdichtung fuehrt die vorhandenen Kapitel nicht als Wiederholung, sondern als Anwendung zusammen. Wirkungskompetenz entsteht, wenn dieselbe begriffliche Strenge in Fallanalyse, Datenarbeit, Kommunikation, Governance und Entscheidungspraxis wiedererkannt wird.</w:t>
+      </w:r>
+    </w:p>
+    <w:p>
+      <w:r>
+        <w:t>Evidenzregel. Transferaufgabe darf im Skript nicht als dekorativer Begriff stehen bleiben. Der Abschnitt traegt nur dann, wenn er eine pruefbare Aussage erlaubt: Welche Quelle stuetzt die Annahme, welche Unsicherheit bleibt offen und welche Gegenbeobachtung wuerde die Bewertung veraendern? Fuer Wirkungskompetenz, Führung und Organisationskultur heisst das, dass praezise Sprache die erste Sicherung gegen Impact-Washing bildet. Die Studierenden sollen nicht lernen, einen Score nachzusprechen. Sie sollen erkennen, wann ein Score klaert, wann er verdeckt und wann eine rote Linie die Durchschnittslogik stoppt.</w:t>
+      </w:r>
+    </w:p>
+    <w:p>
+      <w:r>
+        <w:t>Fallfenster zur Anwendung. Eine Organisation plant eine Massnahme und formuliert dazu eine positive Absicht. In der WÖk reicht das nicht. Fuer diese Vorlesung muss sichtbar werden, welche Zustandsveraenderung erwartet wird, welche Empfaenger direkt oder indirekt betroffen sind, welche Nebenwirkungen entstehen koennen und welche Entscheidung spaeter korrigiert wird. Bezogen auf Wirkungskompetenz, Führung und Organisationskultur heisst das: Die Analyse muss das konkrete Thema ernst nehmen und zugleich den allgemeinen WÖk-Massstab halten. Es geht nicht darum, Akteure moralisch zu sortieren. Es geht darum, Wirkpfade, Wirkungsempfaenger, Datenqualitaet, Risiken und Rueckkopplung so zu beschreiben, dass bessere Entscheidungen moeglich werden.</w:t>
+      </w:r>
+    </w:p>
+    <w:p>
+      <w:r>
+        <w:t>Transfer in Wirkungsmanagement. Praxisbeispiel verbindet die inhaltliche Deutung mit der spaeteren Praxis. Eine Organisation kann zu Wirkungskompetenz, Führung und Organisationskultur sehr ueberzeugend kommunizieren und trotzdem an eine Methodik einzufuehren, ohne Entscheidungsmacht, Datenpflichten und Korrekturroutinen mitzudenken scheitern. Darum muss die V1-Fassung immer auch nach Governance fragen: Wer erhebt Daten, wer bewertet sie, wer traegt die Folgen, wer kann widersprechen und wann wird eine Entscheidung korrigiert? Mindestens ein direkter und ein indirekter Wirkpfad muessen nachvollziehbar sein. So wird aus einem Lehrkapitel eine verantwortbare Arbeitsroutine.</w:t>
+      </w:r>
+    </w:p>
+    <w:p>
+      <w:r>
+        <w:t>Grenze gegen Scheingenauigkeit. Gerade bei Wirkungsökonomische Vertiefung ist Praezision wichtiger als grosse Begriffe. Eine Wirkungsaussage bleibt schwach, wenn sie nur Aktivitaet, Reichweite, Absicht oder Image beschreibt. Stark wird sie erst, wenn sie die Zustandsveraenderung und ihre Bedingungen offenlegt. In WM-V7 ist deshalb entscheidend, jede Bewertung nur so belastbar ist wie Datenlage, Quellenstatus, Aktualitaet und Systemgrenze. Die Fehlerlinie verlaeuft nicht zwischen Optimismus und Pessimismus, sondern zwischen offengelegter Unsicherheit und rhetorischer Sicherheit ohne Pruefpfad.</w:t>
+      </w:r>
+    </w:p>
+    <w:p>
+      <w:r>
+        <w:t>Pruefungsnahe Transferfrage. Formuliere zu WM-V7 eine Wirkungsaussage in drei Saetzen: Erstens den beobachteten oder plausiblen Zustand, zweitens die Daten- oder Quellenlage, drittens die offene Unsicherheit samt Rueckkopplung. Die Antwort muss ohne moralische Personenbewertung auskommen und darf Reichweite nicht mit Wirkung verwechseln.</w:t>
+      </w:r>
+    </w:p>
+    <w:p>
+      <w:r>
+        <w:t>Pruefungsnahe Lesart. Aus Prüfungsrelevanz laesst sich eine gute Transferfrage ableiten: Welche Entscheidung waere falsch, wenn dieser Abschnitt missverstanden wird? Fuer Wirkungskompetenz, Führung und Organisationskultur lautet die Antwort meist nicht einfach "mehr Wirkung", sondern genauer: bessere Unterscheidung, sauberere Daten, klarere Schutzlinie und rueckgekoppelte Steuerung. Profile, Zielkonflikte und offene Punkte werden nebeneinander gefuehrt. Wer das im Fall anwenden kann, hat den Kern der Vorlesung verstanden; wer nur Definitionen wiederholt, bleibt unter dem Anspruch der Akademie.</w:t>
+      </w:r>
+    </w:p>
+    <w:p>
+      <w:r>
+        <w:t>Fallfenster zur Anwendung. Eine Fuehrungsentscheidung erzeugt zugleich Nutzen und Risiken. Die WÖk behandelt Ambivalenz nicht als Stoerung, sondern als Kern der Analyse. Positive Netto-Wirkung darf erst behauptet werden, wenn zentrale negative Wirkungen getrennt geprueft und rote Linien gewahrt sind. Bezogen auf Wirkungskompetenz, Führung und Organisationskultur heisst das: Die Analyse muss das konkrete Thema ernst nehmen und zugleich den allgemeinen WÖk-Massstab halten. Es geht nicht darum, Akteure moralisch zu sortieren. Es geht darum, Wirkpfade, Wirkungsempfaenger, Datenqualitaet, Risiken und Rueckkopplung so zu beschreiben, dass bessere Entscheidungen moeglich werden.</w:t>
+      </w:r>
+    </w:p>
+    <w:p>
+      <w:r>
+        <w:t>Nichtkompensation. Der Abschnitt Lernziele ist in WM-V7 kein Zusatzwissen, sondern ein Pruefstein fuer die Grundfrage des Skripts: Was veraendert sich, bei wem, wodurch und mit welcher Rueckkopplung? Fuer Wirkungskompetenz, Führung und Organisationskultur wird daran sichtbar, dass schwere zentrale Schaeden nicht durch beliebige positive Einzelwerte neutralisiert werden duerfen. Die fachliche Grenze liegt dort, wo Lernende eine Durchschnittslogik als moralische Entlastung verwenden. Die saubere Lesart trennt deshalb Beobachtung, Kausalannahme, Bewertung und Steuerungsfolge. In der Anwendung sollte daraus mindestens eine konkrete Strategie, Prozess, Budget, Zielkonflikt oder Kommunikationsregel abgeleitet werden; sonst bleibt das Wissen erklaerend, aber nicht steuerungsfaehig.</w:t>
+      </w:r>
+    </w:p>
+    <w:p>
+      <w:r>
+        <w:t>Anwendung auf Einleitung / Wirkungsfrage. In einer Fallanalyse beginnt dieser Punkt nicht mit einer Meinung, sondern mit einer belastbaren Beschreibung. Wer WM-V7 pruefungsnah liest, fragt zuerst nach Wirkungsempfaengern, Wirkraum, Zeitraum und Datenquelle. Erst danach folgt die Bewertung im Referenzrahmen Mensch, Planet, Demokratie, SDGs, Agenda 2030 und SDG+. Jeder Analyseblock fragt nach der Routine, die nach der Bewertung angepasst wird. Der typische Kurzschluss waere, Reporting als Abschluss behandeln. Genau dagegen setzt die WÖk die Pflicht, Wirkungspotenzial, Wirkungsrisiko und positive Netto-Wirkung begrifflich getrennt zu halten.</w:t>
+      </w:r>
+    </w:p>
+    <w:p>
+      <w:r>
+        <w:t>Evidenzregel. Kernaussage darf im Skript nicht als dekorativer Begriff stehen bleiben. Der Abschnitt traegt nur dann, wenn er eine pruefbare Aussage erlaubt: Welche Quelle stuetzt die Annahme, welche Unsicherheit bleibt offen und welche Gegenbeobachtung wuerde die Bewertung veraendern? Fuer Wirkungskompetenz, Führung und Organisationskultur heisst das, dass Wirkungsbewertung Verfahren, Rechte, Transparenz und Korrektur braucht. Die Studierenden sollen nicht lernen, einen Score nachzusprechen. Sie sollen erkennen, wann ein Score klaert, wann er verdeckt und wann eine rote Linie die Durchschnittslogik stoppt.</w:t>
+      </w:r>
+    </w:p>
+    <w:p>
+      <w:r>
+        <w:t>Fallfenster zur Anwendung. Ein Controlling-Team moechte einen Score bilden. Das Skript verlangt, dass Datenqualitaet, Systemgrenzen, Gewichtung, Unsicherheit und Nichtkompensation sichtbar bleiben. Ein Score darf die Diskussion nicht beenden, sondern muss bessere Fragen, Priorisierung und Rueckkopplung ermoeglichen. Bezogen auf Wirkungskompetenz, Führung und Organisationskultur heisst das: Die Analyse muss das konkrete Thema ernst nehmen und zugleich den allgemeinen WÖk-Massstab halten. Es geht nicht darum, Akteure moralisch zu sortieren. Es geht darum, Wirkpfade, Wirkungsempfaenger, Datenqualitaet, Risiken und Rueckkopplung so zu beschreiben, dass bessere Entscheidungen moeglich werden.</w:t>
+      </w:r>
+    </w:p>
+    <w:p>
+      <w:r>
+        <w:t>Transfer in Wirkungsmanagement. Quelltext und fachliche Grundlegung verbindet die inhaltliche Deutung mit der spaeteren Praxis. Eine Organisation kann zu Wirkungskompetenz, Führung und Organisationskultur sehr ueberzeugend kommunizieren und trotzdem an eine Methodik einzufuehren, ohne Entscheidungsmacht, Datenpflichten und Korrekturroutinen mitzudenken scheitern. Darum muss die V1-Fassung immer auch nach Governance fragen: Wer erhebt Daten, wer bewertet sie, wer traegt die Folgen, wer kann widersprechen und wann wird eine Entscheidung korrigiert? Pruefungsfragen verbinden Begriff, Anwendung, Evidenz und rote Linie. So wird aus einem Lehrkapitel eine verantwortbare Arbeitsroutine.</w:t>
+      </w:r>
+    </w:p>
+    <w:p>
+      <w:r>
+        <w:t>Pruefungsnahe Transferfrage. Formuliere zu WM-V7 eine Wirkungsaussage in drei Saetzen: Erstens den beobachteten oder plausiblen Zustand, zweitens die Daten- oder Quellenlage, drittens die offene Unsicherheit samt Rueckkopplung. Die Antwort muss ohne moralische Personenbewertung auskommen und darf Reichweite nicht mit Wirkung verwechseln.</w:t>
+      </w:r>
+    </w:p>
+    <w:p>
+      <w:r>
+        <w:t>Grenze gegen Scheingenauigkeit. Gerade bei Einstieg / Wirkungsfrage ist Praezision wichtiger als grosse Begriffe. Eine Wirkungsaussage bleibt schwach, wenn sie nur Aktivitaet, Reichweite, Absicht oder Image beschreibt. Stark wird sie erst, wenn sie die Zustandsveraenderung und ihre Bedingungen offenlegt. In WM-V7 ist deshalb entscheidend, WÖk-Begriffe im Alltag nur tragen, wenn sie in Routinen uebersetzt werden. Die Fehlerlinie verlaeuft nicht zwischen Optimismus und Pessimismus, sondern zwischen offengelegter Unsicherheit und rhetorischer Sicherheit ohne Pruefpfad.</w:t>
+      </w:r>
+    </w:p>
+    <w:p>
+      <w:r>
+        <w:t>Pruefungsnahe Lesart. Aus Video-/Audio-Vorlesung laesst sich eine gute Transferfrage ableiten: Welche Entscheidung waere falsch, wenn dieser Abschnitt missverstanden wird? Fuer Wirkungskompetenz, Führung und Organisationskultur lautet die Antwort meist nicht einfach "mehr Wirkung", sondern genauer: bessere Unterscheidung, sauberere Daten, klarere Schutzlinie und rueckgekoppelte Steuerung. Gute Kommunikation unterscheidet Befund, Annahme und normative Bewertung. Wer das im Fall anwenden kann, hat den Kern der Vorlesung verstanden; wer nur Definitionen wiederholt, bleibt unter dem Anspruch der Akademie.</w:t>
+      </w:r>
+    </w:p>
+    <w:p>
+      <w:r>
+        <w:t>Fallfenster zur Anwendung. Ein Kommunikationsbericht nennt viele Aktivitaeten, Reichweiten und Rueckmeldungen. Die V1-Pruefung fragt, ob daraus eine belastbare Wirkungsaussage folgt. Wenn nur Kontakte, Klicks oder Zustimmung vorliegen, bleibt die Aussage im Bereich Wirkungspotenzial oder Resonanz, nicht im Bereich nachgewiesener Wirkung. Bezogen auf Wirkungskompetenz, Führung und Organisationskultur heisst das: Die Analyse muss das konkrete Thema ernst nehmen und zugleich den allgemeinen WÖk-Massstab halten. Es geht nicht darum, Akteure moralisch zu sortieren. Es geht darum, Wirkpfade, Wirkungsempfaenger, Datenqualitaet, Risiken und Rueckkopplung so zu beschreiben, dass bessere Entscheidungen moeglich werden.</w:t>
+      </w:r>
+    </w:p>
+    <w:p>
+      <w:r>
+        <w:t>Systemgrenze. Der Abschnitt Transkript (Gerüst) ist in WM-V7 kein Zusatzwissen, sondern ein Pruefstein fuer die Grundfrage des Skripts: Was veraendert sich, bei wem, wodurch und mit welcher Rueckkopplung? Fuer Wirkungskompetenz, Führung und Organisationskultur wird daran sichtbar, dass jede Wirkungsaussage eine Grenze zieht und diese Grenze begruenden muss. Die fachliche Grenze liegt dort, wo Lernende nur den bequemen Ausschnitt betrachten. Die saubere Lesart trennt deshalb Beobachtung, Kausalannahme, Bewertung und Steuerungsfolge. In der Anwendung sollte daraus mindestens eine konkrete Strategie, Prozess, Budget, Zielkonflikt oder Kommunikationsregel abgeleitet werden; sonst bleibt das Wissen erklaerend, aber nicht steuerungsfaehig.</w:t>
+      </w:r>
+    </w:p>
+    <w:p>
+      <w:pPr>
+        <w:pStyle w:val="Heading3"/>
+      </w:pPr>
+      <w:r>
+        <w:t>V1-Abschlussnotiz</w:t>
+      </w:r>
+    </w:p>
+    <w:p>
+      <w:r>
+        <w:t>Diese Finalisierung schliesst die Codex-Inhaltsproduktion fuer WM-V7. Offen bleibt nicht der fachliche Kern des Skripts, sondern der naechste Produktionsschritt: Claude setzt daraus die CI/CD-konforme Reader- und PDF-Fassung, prueft Satz, Umbrueche, Medienintegration und Lektorat und markiert erst danach die veroeffentlichte Fassung als freigegeben.</w:t>
       </w:r>
     </w:p>
     <w:sectPr>

--- a/docs/studienskripte/word-rohfassungen/wirkungsmanagement-v7.docx
+++ b/docs/studienskripte/word-rohfassungen/wirkungsmanagement-v7.docx
@@ -2905,12 +2905,12 @@
     </w:p>
     <w:p>
       <w:r>
-        <w:t>Dieses Skript zu WM-V7 Wirkungskompetenz, Führung und Organisationskultur ist als Langformtext angelegt: Es soll nicht nur die Vorlesung begleiten, sondern als eigenstaendiges Studienmaterial funktionieren. Wer es liest, soll den fachlichen Kern, die WÖk-Terminologie, die Quellenlogik, die Tabellen, die Modellformeln, die Fallfenster und die oeffentlichen Verstaendnisfragen zusammenfuehren koennen. Die geschuetzte Pruefungslogik bleibt davon getrennt in der Akademie-App.</w:t>
-      </w:r>
-    </w:p>
-    <w:p>
-      <w:r>
-        <w:t>Fuer den Abschluss ist entscheidend, dass Wirkungskompetenz, Führung und Organisationskultur im Feld Wirkungsmanagement nicht als Einzelthema stehen bleibt. Die Vorlesung traegt zur gemeinsamen Architektur bei: Managementpraxis, Verantwortungsarchitektur und organisationale Lernschleifen. Daraus folgt eine Lesehaltung, die streng und praktisch zugleich ist. Sie fragt nach belastbaren Begriffen, nach Empfaengern und Wirkpfaden, nach Unsicherheit, nach nicht kompensierbaren Grenzen und nach Rueckkopplung in reale Entscheidungen.</w:t>
+        <w:t>Dieses Skript zu WM-V7 Wirkungskompetenz, Führung und Organisationskultur ist als Langformtext angelegt. Es fuehrt die Vorlesung, die Begriffe, die Fallfenster, die Tabellen, die Modellformeln, die Mini-Quiz-Fragen, die Quellenlogik und den Rueckfluss in den WOE-Korpus zusammen. Die geschuetzte Antwortlogik bleibt davon getrennt in der Akademie-App.</w:t>
+      </w:r>
+    </w:p>
+    <w:p>
+      <w:r>
+        <w:t>Der Abschluss liest Wirkungskompetenz, Führung und Organisationskultur im Feld Wirkungsmanagement. Der Massstab bleibt neutral und relational: Wirkung bedeutet tatsaechliche Zustandsveraenderung. Wirkungspotenzial beschreibt plausible Moeglichkeit. Wirkungsrisiko beschreibt moegliche negative Veraenderung. Wenn eine Zielgroesse gemeint ist, geht es um positive Netto-Wirkung. Genau diese Trennung entscheidet, ob das Skript fachlich traegt.</w:t>
       </w:r>
     </w:p>
     <w:p>
@@ -2918,7 +2918,7 @@
         <w:pStyle w:val="Heading3"/>
       </w:pPr>
       <w:r>
-        <w:t>Abschlussmatrix fuer die Anwendung</w:t>
+        <w:t>Abschlussmatrix</w:t>
       </w:r>
     </w:p>
     <w:tbl>
@@ -2944,7 +2944,7 @@
               <w:rPr>
                 <w:b/>
               </w:rPr>
-              <w:t>Ebene</w:t>
+              <w:t>Pruefebene</w:t>
             </w:r>
           </w:p>
         </w:tc>
@@ -2972,7 +2972,7 @@
               <w:rPr>
                 <w:b/>
               </w:rPr>
-              <w:t>Qualitaetsgrenze</w:t>
+              <w:t>Grenze</w:t>
             </w:r>
           </w:p>
         </w:tc>
@@ -2996,7 +2996,7 @@
           </w:tcPr>
           <w:p>
             <w:r>
-              <w:t>Wirkung, Wirkungspotenzial und Wirkungsrisiko werden im Kontext der Vorlesung getrennt.</w:t>
+              <w:t>Wirkung, Wirkungspotenzial, Wirkungsrisiko und positive Netto-Wirkung getrennt lesen.</w:t>
             </w:r>
           </w:p>
         </w:tc>
@@ -3007,7 +3007,7 @@
           </w:tcPr>
           <w:p>
             <w:r>
-              <w:t>keine Absicht als Wirkung ausgeben</w:t>
+              <w:t>Keine Absicht als Wirkung ausgeben.</w:t>
             </w:r>
           </w:p>
         </w:tc>
@@ -3031,7 +3031,7 @@
           </w:tcPr>
           <w:p>
             <w:r>
-              <w:t>Ausloeser, Mechanismus, Wirkungsempfaenger, Zustand und Rueckkopplung werden sichtbar.</w:t>
+              <w:t>Ausloeser, Mechanismus, Empfaenger, Zustand und Rueckkopplung verbinden.</w:t>
             </w:r>
           </w:p>
         </w:tc>
@@ -3042,7 +3042,7 @@
           </w:tcPr>
           <w:p>
             <w:r>
-              <w:t>keine lineare Erfolgsgeschichte erfinden</w:t>
+              <w:t>Keine lineare Erfolgsgeschichte erfinden.</w:t>
             </w:r>
           </w:p>
         </w:tc>
@@ -3055,7 +3055,7 @@
           </w:tcPr>
           <w:p>
             <w:r>
-              <w:t>Daten</w:t>
+              <w:t>Evidenz</w:t>
             </w:r>
           </w:p>
         </w:tc>
@@ -3066,7 +3066,7 @@
           </w:tcPr>
           <w:p>
             <w:r>
-              <w:t>Quellen, Datenqualitaet, Unsicherheit und Aktualitaet werden benannt.</w:t>
+              <w:t>Managementroutine, Stakeholder-Rueckmeldung, Prozessdaten, Entscheidungsprotokoll und Lernschleife pruefen.</w:t>
             </w:r>
           </w:p>
         </w:tc>
@@ -3077,7 +3077,7 @@
           </w:tcPr>
           <w:p>
             <w:r>
-              <w:t>keine Scheingenauigkeit erzeugen</w:t>
+              <w:t>Keine Scheingenauigkeit erzeugen.</w:t>
             </w:r>
           </w:p>
         </w:tc>
@@ -3101,7 +3101,7 @@
           </w:tcPr>
           <w:p>
             <w:r>
-              <w:t>SDGs, Agenda 2030, SDG+ und WÖk-Schutzlinien bilden den Referenzrahmen.</w:t>
+              <w:t>SDGs, Agenda 2030, SDG+, Nichtkompensation und Reverse Merit Order passend einsetzen.</w:t>
             </w:r>
           </w:p>
         </w:tc>
@@ -3112,7 +3112,7 @@
           </w:tcPr>
           <w:p>
             <w:r>
-              <w:t>keine Durchschnittslogik gegen rote Linien</w:t>
+              <w:t>Keine Durchschnittslogik gegen rote Linien.</w:t>
             </w:r>
           </w:p>
         </w:tc>
@@ -3136,7 +3136,7 @@
           </w:tcPr>
           <w:p>
             <w:r>
-              <w:t>Die Bewertung fuehrt zu Entscheidung, Budget, Prozess, Kommunikation oder Korrektur.</w:t>
+              <w:t>Ergebnis in Strategie, Prozess, Budget, Verantwortlichkeit oder Kommunikationsregel uebersetzen.</w:t>
             </w:r>
           </w:p>
         </w:tc>
@@ -3147,7 +3147,7 @@
           </w:tcPr>
           <w:p>
             <w:r>
-              <w:t>kein Reporting ohne Rueckkopplung</w:t>
+              <w:t>Kein Reporting ohne Rueckkopplung.</w:t>
             </w:r>
           </w:p>
         </w:tc>
@@ -3159,132 +3159,107 @@
         <w:pStyle w:val="Heading3"/>
       </w:pPr>
       <w:r>
-        <w:t>Abschlusskommentar 1: Lesen, pruefen, rueckkoppeln</w:t>
-      </w:r>
-    </w:p>
-    <w:p>
-      <w:r>
-        <w:t>Die folgende Verdichtung fuehrt die vorhandenen Kapitel nicht als Wiederholung, sondern als Anwendung zusammen. Wirkungskompetenz entsteht, wenn dieselbe begriffliche Strenge in Fallanalyse, Datenarbeit, Kommunikation, Governance und Entscheidungspraxis wiedererkannt wird.</w:t>
-      </w:r>
-    </w:p>
-    <w:p>
-      <w:r>
-        <w:t>Begriffliche Schaerfung. Der Abschnitt Lernziele ist in WM-V7 kein Zusatzwissen, sondern ein Pruefstein fuer die Grundfrage des Skripts: Was veraendert sich, bei wem, wodurch und mit welcher Rueckkopplung? Fuer Wirkungskompetenz, Führung und Organisationskultur wird daran sichtbar, dass praezise Sprache die erste Sicherung gegen Impact-Washing bildet. Die fachliche Grenze liegt dort, wo Lernende Output, Reichweite, Absicht und Wirkung in einem Satz vermischen. Die saubere Lesart trennt deshalb Beobachtung, Kausalannahme, Bewertung und Steuerungsfolge. In der Anwendung sollte daraus mindestens eine konkrete Strategie, Prozess, Budget, Zielkonflikt oder Kommunikationsregel abgeleitet werden; sonst bleibt das Wissen erklaerend, aber nicht steuerungsfaehig.</w:t>
-      </w:r>
-    </w:p>
-    <w:p>
-      <w:r>
-        <w:t>Anwendung auf Einleitung / Wirkungsfrage. In einer Fallanalyse beginnt dieser Punkt nicht mit einer Meinung, sondern mit einer belastbaren Beschreibung. Wer WM-V7 pruefungsnah liest, fragt zuerst nach Wirkungsempfaengern, Wirkraum, Zeitraum und Datenquelle. Erst danach folgt die Bewertung im Referenzrahmen Mensch, Planet, Demokratie, SDGs, Agenda 2030 und SDG+. Mindestens ein direkter und ein indirekter Wirkpfad muessen nachvollziehbar sein. Der typische Kurzschluss waere, nur die Massnahme selbst bewerten und indirekte Empfaenger ausblenden. Genau dagegen setzt die WÖk die Pflicht, Wirkungspotenzial, Wirkungsrisiko und positive Netto-Wirkung begrifflich getrennt zu halten.</w:t>
-      </w:r>
-    </w:p>
-    <w:p>
-      <w:r>
-        <w:t>Evidenzregel. Kernaussage darf im Skript nicht als dekorativer Begriff stehen bleiben. Der Abschnitt traegt nur dann, wenn er eine pruefbare Aussage erlaubt: Welche Quelle stuetzt die Annahme, welche Unsicherheit bleibt offen und welche Gegenbeobachtung wuerde die Bewertung veraendern? Fuer Wirkungskompetenz, Führung und Organisationskultur heisst das, dass jede Bewertung nur so belastbar ist wie Datenlage, Quellenstatus, Aktualitaet und Systemgrenze. Die Studierenden sollen nicht lernen, einen Score nachzusprechen. Sie sollen erkennen, wann ein Score klaert, wann er verdeckt und wann eine rote Linie die Durchschnittslogik stoppt.</w:t>
-      </w:r>
-    </w:p>
-    <w:p>
-      <w:r>
-        <w:t>Fallfenster zur Anwendung. Ein Controlling-Team moechte einen Score bilden. Das Skript verlangt, dass Datenqualitaet, Systemgrenzen, Gewichtung, Unsicherheit und Nichtkompensation sichtbar bleiben. Ein Score darf die Diskussion nicht beenden, sondern muss bessere Fragen, Priorisierung und Rueckkopplung ermoeglichen. Bezogen auf Wirkungskompetenz, Führung und Organisationskultur heisst das: Die Analyse muss das konkrete Thema ernst nehmen und zugleich den allgemeinen WÖk-Massstab halten. Es geht nicht darum, Akteure moralisch zu sortieren. Es geht darum, Wirkpfade, Wirkungsempfaenger, Datenqualitaet, Risiken und Rueckkopplung so zu beschreiben, dass bessere Entscheidungen moeglich werden.</w:t>
-      </w:r>
-    </w:p>
-    <w:p>
-      <w:r>
-        <w:t>Transfer in Wirkungsmanagement. Quelltext und fachliche Grundlegung verbindet die inhaltliche Deutung mit der spaeteren Praxis. Eine Organisation kann zu Wirkungskompetenz, Führung und Organisationskultur sehr ueberzeugend kommunizieren und trotzdem an eine Methodik einzufuehren, ohne Entscheidungsmacht, Datenpflichten und Korrekturroutinen mitzudenken scheitern. Darum muss die V1-Fassung immer auch nach Governance fragen: Wer erhebt Daten, wer bewertet sie, wer traegt die Folgen, wer kann widersprechen und wann wird eine Entscheidung korrigiert? Profile, Zielkonflikte und offene Punkte werden nebeneinander gefuehrt. So wird aus einem Lehrkapitel eine verantwortbare Arbeitsroutine.</w:t>
-      </w:r>
-    </w:p>
-    <w:p>
-      <w:r>
-        <w:t>Grenze gegen Scheingenauigkeit. Gerade bei Einstieg / Wirkungsfrage ist Praezision wichtiger als grosse Begriffe. Eine Wirkungsaussage bleibt schwach, wenn sie nur Aktivitaet, Reichweite, Absicht oder Image beschreibt. Stark wird sie erst, wenn sie die Zustandsveraenderung und ihre Bedingungen offenlegt. In WM-V7 ist deshalb entscheidend, schwere zentrale Schaeden nicht durch beliebige positive Einzelwerte neutralisiert werden duerfen. Die Fehlerlinie verlaeuft nicht zwischen Optimismus und Pessimismus, sondern zwischen offengelegter Unsicherheit und rhetorischer Sicherheit ohne Pruefpfad.</w:t>
-      </w:r>
-    </w:p>
-    <w:p>
-      <w:r>
-        <w:t>Pruefungsnahe Transferfrage. Formuliere zu WM-V7 eine Wirkungsaussage in drei Saetzen: Erstens den beobachteten oder plausiblen Zustand, zweitens die Daten- oder Quellenlage, drittens die offene Unsicherheit samt Rueckkopplung. Die Antwort muss ohne moralische Personenbewertung auskommen und darf Reichweite nicht mit Wirkung verwechseln.</w:t>
-      </w:r>
-    </w:p>
-    <w:p>
-      <w:r>
-        <w:t>Pruefungsnahe Lesart. Aus Video-/Audio-Vorlesung laesst sich eine gute Transferfrage ableiten: Welche Entscheidung waere falsch, wenn dieser Abschnitt missverstanden wird? Fuer Wirkungskompetenz, Führung und Organisationskultur lautet die Antwort meist nicht einfach "mehr Wirkung", sondern genauer: bessere Unterscheidung, sauberere Daten, klarere Schutzlinie und rueckgekoppelte Steuerung. Jeder Analyseblock fragt nach der Routine, die nach der Bewertung angepasst wird. Wer das im Fall anwenden kann, hat den Kern der Vorlesung verstanden; wer nur Definitionen wiederholt, bleibt unter dem Anspruch der Akademie.</w:t>
-      </w:r>
-    </w:p>
-    <w:p>
-      <w:r>
-        <w:t>Fallfenster zur Anwendung. Ein Kommunikationsbericht nennt viele Aktivitaeten, Reichweiten und Rueckmeldungen. Die V1-Pruefung fragt, ob daraus eine belastbare Wirkungsaussage folgt. Wenn nur Kontakte, Klicks oder Zustimmung vorliegen, bleibt die Aussage im Bereich Wirkungspotenzial oder Resonanz, nicht im Bereich nachgewiesener Wirkung. Bezogen auf Wirkungskompetenz, Führung und Organisationskultur heisst das: Die Analyse muss das konkrete Thema ernst nehmen und zugleich den allgemeinen WÖk-Massstab halten. Es geht nicht darum, Akteure moralisch zu sortieren. Es geht darum, Wirkpfade, Wirkungsempfaenger, Datenqualitaet, Risiken und Rueckkopplung so zu beschreiben, dass bessere Entscheidungen moeglich werden.</w:t>
-      </w:r>
-    </w:p>
-    <w:p>
-      <w:r>
-        <w:t>Governance. Der Abschnitt Transkript (Gerüst) ist in WM-V7 kein Zusatzwissen, sondern ein Pruefstein fuer die Grundfrage des Skripts: Was veraendert sich, bei wem, wodurch und mit welcher Rueckkopplung? Fuer Wirkungskompetenz, Führung und Organisationskultur wird daran sichtbar, dass Wirkungsbewertung Verfahren, Rechte, Transparenz und Korrektur braucht. Die fachliche Grenze liegt dort, wo Lernende Bewertung als technokratische Top-down-Setzung verstehen. Die saubere Lesart trennt deshalb Beobachtung, Kausalannahme, Bewertung und Steuerungsfolge. In der Anwendung sollte daraus mindestens eine konkrete Strategie, Prozess, Budget, Zielkonflikt oder Kommunikationsregel abgeleitet werden; sonst bleibt das Wissen erklaerend, aber nicht steuerungsfaehig.</w:t>
-      </w:r>
-    </w:p>
-    <w:p>
-      <w:r>
-        <w:t>Anwendung auf Skript / Folien (Lernseite). In einer Fallanalyse beginnt dieser Punkt nicht mit einer Meinung, sondern mit einer belastbaren Beschreibung. Wer WM-V7 pruefungsnah liest, fragt zuerst nach Wirkungsempfaengern, Wirkraum, Zeitraum und Datenquelle. Erst danach folgt die Bewertung im Referenzrahmen Mensch, Planet, Demokratie, SDGs, Agenda 2030 und SDG+. Pruefungsfragen verbinden Begriff, Anwendung, Evidenz und rote Linie. Der typische Kurzschluss waere, reines Auswendiglernen als Kompetenznachweis behandeln. Genau dagegen setzt die WÖk die Pflicht, Wirkungspotenzial, Wirkungsrisiko und positive Netto-Wirkung begrifflich getrennt zu halten.</w:t>
-      </w:r>
-    </w:p>
-    <w:p>
-      <w:r>
-        <w:t>Evidenzregel. Transferaufgabe darf im Skript nicht als dekorativer Begriff stehen bleiben. Der Abschnitt traegt nur dann, wenn er eine pruefbare Aussage erlaubt: Welche Quelle stuetzt die Annahme, welche Unsicherheit bleibt offen und welche Gegenbeobachtung wuerde die Bewertung veraendern? Fuer Wirkungskompetenz, Führung und Organisationskultur heisst das, dass WÖk-Begriffe im Alltag nur tragen, wenn sie in Routinen uebersetzt werden. Die Studierenden sollen nicht lernen, einen Score nachzusprechen. Sie sollen erkennen, wann ein Score klaert, wann er verdeckt und wann eine rote Linie die Durchschnittslogik stoppt.</w:t>
-      </w:r>
-    </w:p>
-    <w:p>
-      <w:r>
-        <w:t>Fallfenster zur Anwendung. Eine Organisation plant eine Massnahme und formuliert dazu eine positive Absicht. In der WÖk reicht das nicht. Fuer diese Vorlesung muss sichtbar werden, welche Zustandsveraenderung erwartet wird, welche Empfaenger direkt oder indirekt betroffen sind, welche Nebenwirkungen entstehen koennen und welche Entscheidung spaeter korrigiert wird. Bezogen auf Wirkungskompetenz, Führung und Organisationskultur heisst das: Die Analyse muss das konkrete Thema ernst nehmen und zugleich den allgemeinen WÖk-Massstab halten. Es geht nicht darum, Akteure moralisch zu sortieren. Es geht darum, Wirkpfade, Wirkungsempfaenger, Datenqualitaet, Risiken und Rueckkopplung so zu beschreiben, dass bessere Entscheidungen moeglich werden.</w:t>
-      </w:r>
-    </w:p>
-    <w:p>
-      <w:r>
-        <w:t>Transfer in Wirkungsmanagement. Praxisbeispiel verbindet die inhaltliche Deutung mit der spaeteren Praxis. Eine Organisation kann zu Wirkungskompetenz, Führung und Organisationskultur sehr ueberzeugend kommunizieren und trotzdem an eine Methodik einzufuehren, ohne Entscheidungsmacht, Datenpflichten und Korrekturroutinen mitzudenken scheitern. Darum muss die V1-Fassung immer auch nach Governance fragen: Wer erhebt Daten, wer bewertet sie, wer traegt die Folgen, wer kann widersprechen und wann wird eine Entscheidung korrigiert? Gute Kommunikation unterscheidet Befund, Annahme und normative Bewertung. So wird aus einem Lehrkapitel eine verantwortbare Arbeitsroutine.</w:t>
-      </w:r>
-    </w:p>
-    <w:p>
-      <w:r>
-        <w:t>Pruefungsnahe Transferfrage. Formuliere zu WM-V7 eine Wirkungsaussage in drei Saetzen: Erstens den beobachteten oder plausiblen Zustand, zweitens die Daten- oder Quellenlage, drittens die offene Unsicherheit samt Rueckkopplung. Die Antwort muss ohne moralische Personenbewertung auskommen und darf Reichweite nicht mit Wirkung verwechseln.</w:t>
-      </w:r>
-    </w:p>
-    <w:p>
-      <w:r>
-        <w:t>Grenze gegen Scheingenauigkeit. Gerade bei Wirkungsökonomische Vertiefung ist Praezision wichtiger als grosse Begriffe. Eine Wirkungsaussage bleibt schwach, wenn sie nur Aktivitaet, Reichweite, Absicht oder Image beschreibt. Stark wird sie erst, wenn sie die Zustandsveraenderung und ihre Bedingungen offenlegt. In WM-V7 ist deshalb entscheidend, jede Wirkungsaussage eine Grenze zieht und diese Grenze begruenden muss. Die Fehlerlinie verlaeuft nicht zwischen Optimismus und Pessimismus, sondern zwischen offengelegter Unsicherheit und rhetorischer Sicherheit ohne Pruefpfad.</w:t>
-      </w:r>
-    </w:p>
-    <w:p>
-      <w:r>
-        <w:t>Pruefungsnahe Lesart. Aus Prüfungsrelevanz laesst sich eine gute Transferfrage ableiten: Welche Entscheidung waere falsch, wenn dieser Abschnitt missverstanden wird? Fuer Wirkungskompetenz, Führung und Organisationskultur lautet die Antwort meist nicht einfach "mehr Wirkung", sondern genauer: bessere Unterscheidung, sauberere Daten, klarere Schutzlinie und rueckgekoppelte Steuerung. Szenarien pruefen Sofortwirkung, Folgewirkung und Reversibilitaet getrennt. Wer das im Fall anwenden kann, hat den Kern der Vorlesung verstanden; wer nur Definitionen wiederholt, bleibt unter dem Anspruch der Akademie.</w:t>
-      </w:r>
-    </w:p>
-    <w:p>
-      <w:r>
-        <w:t>Fallfenster zur Anwendung. Eine Fuehrungsentscheidung erzeugt zugleich Nutzen und Risiken. Die WÖk behandelt Ambivalenz nicht als Stoerung, sondern als Kern der Analyse. Positive Netto-Wirkung darf erst behauptet werden, wenn zentrale negative Wirkungen getrennt geprueft und rote Linien gewahrt sind. Bezogen auf Wirkungskompetenz, Führung und Organisationskultur heisst das: Die Analyse muss das konkrete Thema ernst nehmen und zugleich den allgemeinen WÖk-Massstab halten. Es geht nicht darum, Akteure moralisch zu sortieren. Es geht darum, Wirkpfade, Wirkungsempfaenger, Datenqualitaet, Risiken und Rueckkopplung so zu beschreiben, dass bessere Entscheidungen moeglich werden.</w:t>
-      </w:r>
-    </w:p>
-    <w:p>
-      <w:r>
-        <w:t>Betroffenenperspektive. Der Abschnitt Lernziele ist in WM-V7 kein Zusatzwissen, sondern ein Pruefstein fuer die Grundfrage des Skripts: Was veraendert sich, bei wem, wodurch und mit welcher Rueckkopplung? Fuer Wirkungskompetenz, Führung und Organisationskultur wird daran sichtbar, dass Wirkung nicht am Sender, sondern an veraenderten Zustanden der Empfaenger geprueft wird. Die fachliche Grenze liegt dort, wo Lernende interne Erfolgskennzahlen mit gesellschaftlicher Wirkung verwechseln. Die saubere Lesart trennt deshalb Beobachtung, Kausalannahme, Bewertung und Steuerungsfolge. In der Anwendung sollte daraus mindestens eine konkrete Strategie, Prozess, Budget, Zielkonflikt oder Kommunikationsregel abgeleitet werden; sonst bleibt das Wissen erklaerend, aber nicht steuerungsfaehig.</w:t>
-      </w:r>
-    </w:p>
-    <w:p>
-      <w:r>
-        <w:t>Anwendung auf Einleitung / Wirkungsfrage. In einer Fallanalyse beginnt dieser Punkt nicht mit einer Meinung, sondern mit einer belastbaren Beschreibung. Wer WM-V7 pruefungsnah liest, fragt zuerst nach Wirkungsempfaengern, Wirkraum, Zeitraum und Datenquelle. Erst danach folgt die Bewertung im Referenzrahmen Mensch, Planet, Demokratie, SDGs, Agenda 2030 und SDG+. Jede Schlussfolgerung endet mit Entscheidung, Verantwortlichkeit und Termin fuer Rueckpruefung. Der typische Kurzschluss waere, Befunde sammeln, ohne Ressourcen oder Regeln zu veraendern. Genau dagegen setzt die WÖk die Pflicht, Wirkungspotenzial, Wirkungsrisiko und positive Netto-Wirkung begrifflich getrennt zu halten.</w:t>
-      </w:r>
-    </w:p>
-    <w:p>
-      <w:r>
-        <w:t>Evidenzregel. Kernaussage darf im Skript nicht als dekorativer Begriff stehen bleiben. Der Abschnitt traegt nur dann, wenn er eine pruefbare Aussage erlaubt: Welche Quelle stuetzt die Annahme, welche Unsicherheit bleibt offen und welche Gegenbeobachtung wuerde die Bewertung veraendern? Fuer Wirkungskompetenz, Führung und Organisationskultur heisst das, dass WÖk-Aussagen mit bestehenden Begriffen, Studien, Standards und Rechtsrahmen in Beziehung stehen muessen. Die Studierenden sollen nicht lernen, einen Score nachzusprechen. Sie sollen erkennen, wann ein Score klaert, wann er verdeckt und wann eine rote Linie die Durchschnittslogik stoppt.</w:t>
-      </w:r>
-    </w:p>
-    <w:p>
-      <w:r>
-        <w:t>Fallfenster zur Anwendung. Ein Controlling-Team moechte einen Score bilden. Das Skript verlangt, dass Datenqualitaet, Systemgrenzen, Gewichtung, Unsicherheit und Nichtkompensation sichtbar bleiben. Ein Score darf die Diskussion nicht beenden, sondern muss bessere Fragen, Priorisierung und Rueckkopplung ermoeglichen. Bezogen auf Wirkungskompetenz, Führung und Organisationskultur heisst das: Die Analyse muss das konkrete Thema ernst nehmen und zugleich den allgemeinen WÖk-Massstab halten. Es geht nicht darum, Akteure moralisch zu sortieren. Es geht darum, Wirkpfade, Wirkungsempfaenger, Datenqualitaet, Risiken und Rueckkopplung so zu beschreiben, dass bessere Entscheidungen moeglich werden.</w:t>
-      </w:r>
-    </w:p>
-    <w:p>
-      <w:r>
-        <w:t>Pruefungsnahe Transferfrage. Formuliere zu WM-V7 eine Wirkungsaussage in drei Saetzen: Erstens den beobachteten oder plausiblen Zustand, zweitens die Daten- oder Quellenlage, drittens die offene Unsicherheit samt Rueckkopplung. Die Antwort muss ohne moralische Personenbewertung auskommen und darf Reichweite nicht mit Wirkung verwechseln.</w:t>
-      </w:r>
-    </w:p>
-    <w:p>
-      <w:r>
-        <w:t>Transfer in Wirkungsmanagement. Quelltext und fachliche Grundlegung verbindet die inhaltliche Deutung mit der spaeteren Praxis. Eine Organisation kann zu Wirkungskompetenz, Führung und Organisationskultur sehr ueberzeugend kommunizieren und trotzdem an eine Methodik einzufuehren, ohne Entscheidungsmacht, Datenpflichten und Korrekturroutinen mitzudenken scheitern. Darum muss die V1-Fassung immer auch nach Governance fragen: Wer erhebt Daten, wer bewertet sie, wer traegt die Folgen, wer kann widersprechen und wann wird eine Entscheidung korrigiert? Die Analyse markiert Stoppsignale vor jeder Portfolio- oder Score-Debatte. So wird aus einem Lehrkapitel eine verantwortbare Arbeitsroutine.</w:t>
+        <w:t>Schlussvertiefung 1: Wirkungskompetenz, Führung und Organisationskultur im Anwendungsfall</w:t>
+      </w:r>
+    </w:p>
+    <w:p>
+      <w:r>
+        <w:t>Die folgenden Abschnitte sind keine neue Pruefungsloesung. Sie verdichten die vorhandenen Kapitel zu einer Lesart, mit der Studierende einen Fall selbststaendig analysieren koennen. Im Mittelpunkt stehen Wirkpfade, Wirkungsempfaenger, Bewertung und Rueckkopplung, nicht moralische Personenbewertung.</w:t>
+      </w:r>
+    </w:p>
+    <w:p>
+      <w:r>
+        <w:t>Begriffliche Schlussklaerung. Einleitung / Wirkungsfrage zeigt, warum Wirkungskompetenz, Führung und Organisationskultur mehr ist als ein Schlagwort im Feld Wirkpfade, Wirkungsempfaenger, Bewertung und Rueckkopplung. Die wirkungsoekonomische Frage lautet: Welche reale Veraenderung wird moeglich, welche bleibt nur Potenzial und wo entsteht ein Wirkungsrisiko? Diese Unterscheidung schuetzt vor Impact-Washing, weil sie Absicht, Aktivitaet, Reichweite und Wirkung auseinanderhaelt.</w:t>
+      </w:r>
+    </w:p>
+    <w:p>
+      <w:r>
+        <w:t>Eine Kommune, ein Unternehmen oder eine Bildungsorganisation will Wirkungskompetenz, Führung und Organisationskultur praktisch anwenden. Der erste Schritt ist nicht die Auswahl eines Instruments, sondern die Klaerung der Zustandsveraenderung. Bei Einleitung / Wirkungsfrage muss deshalb benannt werden, wer betroffen ist, welcher Zustand sich veraendert, welche Frist gilt und welche Gegenbeobachtung die Annahme widerlegen wuerde. Erst danach entsteht eine begruendete Entscheidung im Feld Strategie, Prozess, Budget, Verantwortlichkeit oder Kommunikationsregel.</w:t>
+      </w:r>
+    </w:p>
+    <w:p>
+      <w:r>
+        <w:t>Wirkpfad und Empfaenger. In WM-V7 muss Kernaussage immer mit Empfaengern gelesen werden. Wirkung entsteht nicht beim Sender, sondern an veraenderten Zustaenden von Menschen, Oekosystemen, Institutionen, Oeffentlichkeit oder kuenftigen Handlungsspielraeumen. Darum reicht es nicht, interne Aktivitaeten zu dokumentieren. Entscheidend ist, ob sich ein Zustand nachvollziehbar veraendert und ob diese Veraenderung im Referenzrahmen Mensch, Planet, Demokratie, SDGs, Agenda 2030 und SDG+ tragfaehig bewertet werden kann.</w:t>
+      </w:r>
+    </w:p>
+    <w:p>
+      <w:r>
+        <w:t>Ein Bericht behauptet, die Massnahme zu Wirkungskompetenz, Führung und Organisationskultur sei erfolgreich. Die WOE-Lesart fragt bei Kernaussage nach belastbaren Nachweisen: Managementroutine, Stakeholder-Rueckmeldung, Prozessdaten, Entscheidungsprotokoll und Lernschleife. Wenn diese Nachweise fehlen, bleibt die Aussage Wirkungspotenzial oder Kommunikationsbehauptung. Sie kann wichtig sein, aber sie ist noch keine belegte Wirkung.</w:t>
+      </w:r>
+    </w:p>
+    <w:p>
+      <w:r>
+        <w:t>Daten, Quellen und Evidenz. Wissenschaftliche Anschlussfaehigkeit entsteht hier durch Quellenklarheit. Bei Quelltext und fachliche Grundlegung werden interne WOE-Begriffe nicht als Ersatz fuer Belege benutzt, sondern mit Grundlagenwerk, WOE-Referenz, Glossar, Werkzeuge, Journal und externe Fachquellen verbunden. Wo die Datenlage offen bleibt, wird das offengelegt. Wo eine Aussage nur plausibel ist, bleibt sie als Wirkungspotenzial markiert. Wo ein Schaden eine rote Linie beruehrt, greift Nichtkompensation vor Durchschnittslogik.</w:t>
+      </w:r>
+    </w:p>
+    <w:p>
+      <w:r>
+        <w:t>In einer kontroversen Entscheidung wirkt Quelltext und fachliche Grundlegung als Pruefpunkt fuer Ambivalenz. Ein Nutzen fuer eine Gruppe kann mit Risiken fuer andere Wirkungsempfaenger einhergehen. Das Skript verlangt deshalb, positive und negative Zustandsveraenderungen getrennt zu fuehren, bevor von positiver Netto-Wirkung gesprochen wird.</w:t>
+      </w:r>
+    </w:p>
+    <w:p>
+      <w:r>
+        <w:t>Bewertung und rote Linien. In Wirkungsmanagement wird Einstieg / Wirkungsfrage erst steuerungsfaehig, wenn daraus eine Entscheidung folgt. Fuehrung, Strategie, Controlling, Einkauf, Kommunikation und Kultur muessen denselben Wirkungsbegriff verwenden. Ohne diese Rueckkopplung bleibt Reporting eine Beschreibung. Mit Rueckkopplung wird aus Bewertung eine veraenderte Routine: ein anderer Prozess, ein geaenderter Anreiz, eine bessere Datenpflicht, eine korrigierte Kommunikation oder eine neue Priorisierung.</w:t>
+      </w:r>
+    </w:p>
+    <w:p>
+      <w:r>
+        <w:t>Die typische Fehlstelle bei Wirkungskompetenz, Führung und Organisationskultur liegt darin, Absicht, Aktivitaet oder Reporting als Wirkung zu behandeln. Bei Einstieg / Wirkungsfrage wird diese Fehlstelle konkret: Ein scheinbar plausibler Befund darf nicht zur Abkuerzung werden. Quellen, Systemgrenzen, Unsicherheit und Rueckkopplung bleiben sichtbar.</w:t>
+      </w:r>
+    </w:p>
+    <w:p>
+      <w:r>
+        <w:t>Kontrollfrage. Welche Entscheidung waere falsch, wenn Einstieg / Wirkungsfrage in WM-V7 missverstanden wird? Die Antwort muss mindestens eine Daten- oder Quellenannahme, eine betroffene Gruppe oder Schutzdimension, eine moegliche Nebenwirkung und einen Rueckkopplungsschritt nennen. Richtig ist nicht die lauteste Bewertung, sondern diejenige, die Begriff, Beleg und Steuerungsfolge zusammenhaelt.</w:t>
+      </w:r>
+    </w:p>
+    <w:p>
+      <w:r>
+        <w:t>Steuerung und Rueckkopplung. Die Grenze gegen Scheingenauigkeit verlaeuft bei Skript / Folien (Lernseite) nicht zwischen Optimismus und Pessimismus. Sie verlaeuft zwischen offengelegter Unsicherheit und rhetorischer Sicherheit. Wer Wirkungskompetenz, Führung und Organisationskultur belastbar anwenden will, benennt Systemgrenze, Zeitraum, Vergleichspunkt und offene Gegenhypothese. Gerade dadurch bleibt das Skript anschlussfaehig fuer Forschung, Praxis und spaetere Revision.</w:t>
+      </w:r>
+    </w:p>
+    <w:p>
+      <w:r>
+        <w:t>Fuer die Pruefung ist Skript / Folien (Lernseite) dann verstanden, wenn daraus eine belastbare Fallantwort entsteht. Eine gute Antwort unterscheidet Beobachtung, Kausalannahme, Bewertung und Steuerungsfolge. Sie bewertet keine Menschen, sondern Wirkpfade, Zustandsveraenderungen, Risiken und institutionelle Bedingungen.</w:t>
+      </w:r>
+    </w:p>
+    <w:p>
+      <w:r>
+        <w:t>Pruefungsnahe Anwendung. Transferaufgabe zeigt, warum Wirkungskompetenz, Führung und Organisationskultur mehr ist als ein Schlagwort im Feld Wirkpfade, Wirkungsempfaenger, Bewertung und Rueckkopplung. Die wirkungsoekonomische Frage lautet: Welche reale Veraenderung wird moeglich, welche bleibt nur Potenzial und wo entsteht ein Wirkungsrisiko? Diese Unterscheidung schuetzt vor Impact-Washing, weil sie Absicht, Aktivitaet, Reichweite und Wirkung auseinanderhaelt.</w:t>
+      </w:r>
+    </w:p>
+    <w:p>
+      <w:r>
+        <w:t>Eine Kommune, ein Unternehmen oder eine Bildungsorganisation will Wirkungskompetenz, Führung und Organisationskultur praktisch anwenden. Der erste Schritt ist nicht die Auswahl eines Instruments, sondern die Klaerung der Zustandsveraenderung. Bei Transferaufgabe muss deshalb benannt werden, wer betroffen ist, welcher Zustand sich veraendert, welche Frist gilt und welche Gegenbeobachtung die Annahme widerlegen wuerde. Erst danach entsteht eine begruendete Entscheidung im Feld Strategie, Prozess, Budget, Verantwortlichkeit oder Kommunikationsregel.</w:t>
+      </w:r>
+    </w:p>
+    <w:p>
+      <w:r>
+        <w:t>Rueckfluss. Fuer den WOE-Korpus bedeutet das: Begriffe aus Wirkungskompetenz, Führung und Organisationskultur sollten dort geschaerft werden, wo sie in Glossar, Werkzeugen, Journal oder Readern doppeldeutig bleiben. Offene Forschungsfragen werden nicht versteckt. Sie markieren die Stelle, an der spaetere Evidenz, ein besserer Datensatz oder eine praezisere Fallstudie die Bewertung veraendern kann.</w:t>
+      </w:r>
+    </w:p>
+    <w:p>
+      <w:r>
+        <w:t>Transfer in den WOE-Korpus. In WM-V7 muss Praxisbeispiel immer mit Empfaengern gelesen werden. Wirkung entsteht nicht beim Sender, sondern an veraenderten Zustaenden von Menschen, Oekosystemen, Institutionen, Oeffentlichkeit oder kuenftigen Handlungsspielraeumen. Darum reicht es nicht, interne Aktivitaeten zu dokumentieren. Entscheidend ist, ob sich ein Zustand nachvollziehbar veraendert und ob diese Veraenderung im Referenzrahmen Mensch, Planet, Demokratie, SDGs, Agenda 2030 und SDG+ tragfaehig bewertet werden kann.</w:t>
+      </w:r>
+    </w:p>
+    <w:p>
+      <w:r>
+        <w:t>Ein Bericht behauptet, die Massnahme zu Wirkungskompetenz, Führung und Organisationskultur sei erfolgreich. Die WOE-Lesart fragt bei Praxisbeispiel nach belastbaren Nachweisen: Managementroutine, Stakeholder-Rueckmeldung, Prozessdaten, Entscheidungsprotokoll und Lernschleife. Wenn diese Nachweise fehlen, bleibt die Aussage Wirkungspotenzial oder Kommunikationsbehauptung. Sie kann wichtig sein, aber sie ist noch keine belegte Wirkung.</w:t>
+      </w:r>
+    </w:p>
+    <w:p>
+      <w:r>
+        <w:t>Grenzen der Aussage. Wissenschaftliche Anschlussfaehigkeit entsteht hier durch Quellenklarheit. Bei Wirkungsökonomische Vertiefung werden interne WOE-Begriffe nicht als Ersatz fuer Belege benutzt, sondern mit Grundlagenwerk, WOE-Referenz, Glossar, Werkzeuge, Journal und externe Fachquellen verbunden. Wo die Datenlage offen bleibt, wird das offengelegt. Wo eine Aussage nur plausibel ist, bleibt sie als Wirkungspotenzial markiert. Wo ein Schaden eine rote Linie beruehrt, greift Nichtkompensation vor Durchschnittslogik.</w:t>
+      </w:r>
+    </w:p>
+    <w:p>
+      <w:r>
+        <w:t>In einer kontroversen Entscheidung wirkt Wirkungsökonomische Vertiefung als Pruefpunkt fuer Ambivalenz. Ein Nutzen fuer eine Gruppe kann mit Risiken fuer andere Wirkungsempfaenger einhergehen. Das Skript verlangt deshalb, positive und negative Zustandsveraenderungen getrennt zu fuehren, bevor von positiver Netto-Wirkung gesprochen wird.</w:t>
+      </w:r>
+    </w:p>
+    <w:p>
+      <w:r>
+        <w:t>Kontrollfrage. Welche Entscheidung waere falsch, wenn Wirkungsökonomische Vertiefung in WM-V7 missverstanden wird? Die Antwort muss mindestens eine Daten- oder Quellenannahme, eine betroffene Gruppe oder Schutzdimension, eine moegliche Nebenwirkung und einen Rueckkopplungsschritt nennen. Richtig ist nicht die lauteste Bewertung, sondern diejenige, die Begriff, Beleg und Steuerungsfolge zusammenhaelt.</w:t>
       </w:r>
     </w:p>
     <w:p>
@@ -3292,132 +3267,107 @@
         <w:pStyle w:val="Heading3"/>
       </w:pPr>
       <w:r>
-        <w:t>Abschlusskommentar 2: Lesen, pruefen, rueckkoppeln</w:t>
-      </w:r>
-    </w:p>
-    <w:p>
-      <w:r>
-        <w:t>Die folgende Verdichtung fuehrt die vorhandenen Kapitel nicht als Wiederholung, sondern als Anwendung zusammen. Wirkungskompetenz entsteht, wenn dieselbe begriffliche Strenge in Fallanalyse, Datenarbeit, Kommunikation, Governance und Entscheidungspraxis wiedererkannt wird.</w:t>
-      </w:r>
-    </w:p>
-    <w:p>
-      <w:r>
-        <w:t>Grenze gegen Scheingenauigkeit. Gerade bei Einstieg / Wirkungsfrage ist Praezision wichtiger als grosse Begriffe. Eine Wirkungsaussage bleibt schwach, wenn sie nur Aktivitaet, Reichweite, Absicht oder Image beschreibt. Stark wird sie erst, wenn sie die Zustandsveraenderung und ihre Bedingungen offenlegt. In WM-V7 ist deshalb entscheidend, praezise Sprache die erste Sicherung gegen Impact-Washing bildet. Die Fehlerlinie verlaeuft nicht zwischen Optimismus und Pessimismus, sondern zwischen offengelegter Unsicherheit und rhetorischer Sicherheit ohne Pruefpfad.</w:t>
-      </w:r>
-    </w:p>
-    <w:p>
-      <w:r>
-        <w:t>Pruefungsnahe Lesart. Aus Video-/Audio-Vorlesung laesst sich eine gute Transferfrage ableiten: Welche Entscheidung waere falsch, wenn dieser Abschnitt missverstanden wird? Fuer Wirkungskompetenz, Führung und Organisationskultur lautet die Antwort meist nicht einfach "mehr Wirkung", sondern genauer: bessere Unterscheidung, sauberere Daten, klarere Schutzlinie und rueckgekoppelte Steuerung. Mindestens ein direkter und ein indirekter Wirkpfad muessen nachvollziehbar sein. Wer das im Fall anwenden kann, hat den Kern der Vorlesung verstanden; wer nur Definitionen wiederholt, bleibt unter dem Anspruch der Akademie.</w:t>
-      </w:r>
-    </w:p>
-    <w:p>
-      <w:r>
-        <w:t>Fallfenster zur Anwendung. Ein Kommunikationsbericht nennt viele Aktivitaeten, Reichweiten und Rueckmeldungen. Die V1-Pruefung fragt, ob daraus eine belastbare Wirkungsaussage folgt. Wenn nur Kontakte, Klicks oder Zustimmung vorliegen, bleibt die Aussage im Bereich Wirkungspotenzial oder Resonanz, nicht im Bereich nachgewiesener Wirkung. Bezogen auf Wirkungskompetenz, Führung und Organisationskultur heisst das: Die Analyse muss das konkrete Thema ernst nehmen und zugleich den allgemeinen WÖk-Massstab halten. Es geht nicht darum, Akteure moralisch zu sortieren. Es geht darum, Wirkpfade, Wirkungsempfaenger, Datenqualitaet, Risiken und Rueckkopplung so zu beschreiben, dass bessere Entscheidungen moeglich werden.</w:t>
-      </w:r>
-    </w:p>
-    <w:p>
-      <w:r>
-        <w:t>Daten- und Quellenklarheit. Der Abschnitt Transkript (Gerüst) ist in WM-V7 kein Zusatzwissen, sondern ein Pruefstein fuer die Grundfrage des Skripts: Was veraendert sich, bei wem, wodurch und mit welcher Rueckkopplung? Fuer Wirkungskompetenz, Führung und Organisationskultur wird daran sichtbar, dass jede Bewertung nur so belastbar ist wie Datenlage, Quellenstatus, Aktualitaet und Systemgrenze. Die fachliche Grenze liegt dort, wo Lernende eine Zahl ohne Einheit, Zeitraum oder Erhebungslogik als Beweis nutzen. Die saubere Lesart trennt deshalb Beobachtung, Kausalannahme, Bewertung und Steuerungsfolge. In der Anwendung sollte daraus mindestens eine konkrete Strategie, Prozess, Budget, Zielkonflikt oder Kommunikationsregel abgeleitet werden; sonst bleibt das Wissen erklaerend, aber nicht steuerungsfaehig.</w:t>
-      </w:r>
-    </w:p>
-    <w:p>
-      <w:r>
-        <w:t>Anwendung auf Skript / Folien (Lernseite). In einer Fallanalyse beginnt dieser Punkt nicht mit einer Meinung, sondern mit einer belastbaren Beschreibung. Wer WM-V7 pruefungsnah liest, fragt zuerst nach Wirkungsempfaengern, Wirkraum, Zeitraum und Datenquelle. Erst danach folgt die Bewertung im Referenzrahmen Mensch, Planet, Demokratie, SDGs, Agenda 2030 und SDG+. Profile, Zielkonflikte und offene Punkte werden nebeneinander gefuehrt. Der typische Kurzschluss waere, ambivalente Befunde glaetten, damit eine eindeutige Botschaft entsteht. Genau dagegen setzt die WÖk die Pflicht, Wirkungspotenzial, Wirkungsrisiko und positive Netto-Wirkung begrifflich getrennt zu halten.</w:t>
-      </w:r>
-    </w:p>
-    <w:p>
-      <w:r>
-        <w:t>Pruefungsnahe Transferfrage. Formuliere zu WM-V7 eine Wirkungsaussage in drei Saetzen: Erstens den beobachteten oder plausiblen Zustand, zweitens die Daten- oder Quellenlage, drittens die offene Unsicherheit samt Rueckkopplung. Die Antwort muss ohne moralische Personenbewertung auskommen und darf Reichweite nicht mit Wirkung verwechseln.</w:t>
-      </w:r>
-    </w:p>
-    <w:p>
-      <w:r>
-        <w:t>Evidenzregel. Transferaufgabe darf im Skript nicht als dekorativer Begriff stehen bleiben. Der Abschnitt traegt nur dann, wenn er eine pruefbare Aussage erlaubt: Welche Quelle stuetzt die Annahme, welche Unsicherheit bleibt offen und welche Gegenbeobachtung wuerde die Bewertung veraendern? Fuer Wirkungskompetenz, Führung und Organisationskultur heisst das, dass schwere zentrale Schaeden nicht durch beliebige positive Einzelwerte neutralisiert werden duerfen. Die Studierenden sollen nicht lernen, einen Score nachzusprechen. Sie sollen erkennen, wann ein Score klaert, wann er verdeckt und wann eine rote Linie die Durchschnittslogik stoppt.</w:t>
-      </w:r>
-    </w:p>
-    <w:p>
-      <w:r>
-        <w:t>Fallfenster zur Anwendung. Eine Organisation plant eine Massnahme und formuliert dazu eine positive Absicht. In der WÖk reicht das nicht. Fuer diese Vorlesung muss sichtbar werden, welche Zustandsveraenderung erwartet wird, welche Empfaenger direkt oder indirekt betroffen sind, welche Nebenwirkungen entstehen koennen und welche Entscheidung spaeter korrigiert wird. Bezogen auf Wirkungskompetenz, Führung und Organisationskultur heisst das: Die Analyse muss das konkrete Thema ernst nehmen und zugleich den allgemeinen WÖk-Massstab halten. Es geht nicht darum, Akteure moralisch zu sortieren. Es geht darum, Wirkpfade, Wirkungsempfaenger, Datenqualitaet, Risiken und Rueckkopplung so zu beschreiben, dass bessere Entscheidungen moeglich werden.</w:t>
-      </w:r>
-    </w:p>
-    <w:p>
-      <w:r>
-        <w:t>Transfer in Wirkungsmanagement. Praxisbeispiel verbindet die inhaltliche Deutung mit der spaeteren Praxis. Eine Organisation kann zu Wirkungskompetenz, Führung und Organisationskultur sehr ueberzeugend kommunizieren und trotzdem an eine Methodik einzufuehren, ohne Entscheidungsmacht, Datenpflichten und Korrekturroutinen mitzudenken scheitern. Darum muss die V1-Fassung immer auch nach Governance fragen: Wer erhebt Daten, wer bewertet sie, wer traegt die Folgen, wer kann widersprechen und wann wird eine Entscheidung korrigiert? Jeder Analyseblock fragt nach der Routine, die nach der Bewertung angepasst wird. So wird aus einem Lehrkapitel eine verantwortbare Arbeitsroutine.</w:t>
-      </w:r>
-    </w:p>
-    <w:p>
-      <w:r>
-        <w:t>Grenze gegen Scheingenauigkeit. Gerade bei Wirkungsökonomische Vertiefung ist Praezision wichtiger als grosse Begriffe. Eine Wirkungsaussage bleibt schwach, wenn sie nur Aktivitaet, Reichweite, Absicht oder Image beschreibt. Stark wird sie erst, wenn sie die Zustandsveraenderung und ihre Bedingungen offenlegt. In WM-V7 ist deshalb entscheidend, Wirkungsbewertung Verfahren, Rechte, Transparenz und Korrektur braucht. Die Fehlerlinie verlaeuft nicht zwischen Optimismus und Pessimismus, sondern zwischen offengelegter Unsicherheit und rhetorischer Sicherheit ohne Pruefpfad.</w:t>
-      </w:r>
-    </w:p>
-    <w:p>
-      <w:r>
-        <w:t>Pruefungsnahe Lesart. Aus Prüfungsrelevanz laesst sich eine gute Transferfrage ableiten: Welche Entscheidung waere falsch, wenn dieser Abschnitt missverstanden wird? Fuer Wirkungskompetenz, Führung und Organisationskultur lautet die Antwort meist nicht einfach "mehr Wirkung", sondern genauer: bessere Unterscheidung, sauberere Daten, klarere Schutzlinie und rueckgekoppelte Steuerung. Pruefungsfragen verbinden Begriff, Anwendung, Evidenz und rote Linie. Wer das im Fall anwenden kann, hat den Kern der Vorlesung verstanden; wer nur Definitionen wiederholt, bleibt unter dem Anspruch der Akademie.</w:t>
-      </w:r>
-    </w:p>
-    <w:p>
-      <w:r>
-        <w:t>Fallfenster zur Anwendung. Eine Fuehrungsentscheidung erzeugt zugleich Nutzen und Risiken. Die WÖk behandelt Ambivalenz nicht als Stoerung, sondern als Kern der Analyse. Positive Netto-Wirkung darf erst behauptet werden, wenn zentrale negative Wirkungen getrennt geprueft und rote Linien gewahrt sind. Bezogen auf Wirkungskompetenz, Führung und Organisationskultur heisst das: Die Analyse muss das konkrete Thema ernst nehmen und zugleich den allgemeinen WÖk-Massstab halten. Es geht nicht darum, Akteure moralisch zu sortieren. Es geht darum, Wirkpfade, Wirkungsempfaenger, Datenqualitaet, Risiken und Rueckkopplung so zu beschreiben, dass bessere Entscheidungen moeglich werden.</w:t>
-      </w:r>
-    </w:p>
-    <w:p>
-      <w:r>
-        <w:t>Organisationale Umsetzung. Der Abschnitt Lernziele ist in WM-V7 kein Zusatzwissen, sondern ein Pruefstein fuer die Grundfrage des Skripts: Was veraendert sich, bei wem, wodurch und mit welcher Rueckkopplung? Fuer Wirkungskompetenz, Führung und Organisationskultur wird daran sichtbar, dass WÖk-Begriffe im Alltag nur tragen, wenn sie in Routinen uebersetzt werden. Die fachliche Grenze liegt dort, wo Lernende Verantwortung an eine einzelne Nachhaltigkeitsfunktion auslagern. Die saubere Lesart trennt deshalb Beobachtung, Kausalannahme, Bewertung und Steuerungsfolge. In der Anwendung sollte daraus mindestens eine konkrete Strategie, Prozess, Budget, Zielkonflikt oder Kommunikationsregel abgeleitet werden; sonst bleibt das Wissen erklaerend, aber nicht steuerungsfaehig.</w:t>
-      </w:r>
-    </w:p>
-    <w:p>
-      <w:r>
-        <w:t>Pruefungsnahe Transferfrage. Formuliere zu WM-V7 eine Wirkungsaussage in drei Saetzen: Erstens den beobachteten oder plausiblen Zustand, zweitens die Daten- oder Quellenlage, drittens die offene Unsicherheit samt Rueckkopplung. Die Antwort muss ohne moralische Personenbewertung auskommen und darf Reichweite nicht mit Wirkung verwechseln.</w:t>
-      </w:r>
-    </w:p>
-    <w:p>
-      <w:r>
-        <w:t>Anwendung auf Einleitung / Wirkungsfrage. In einer Fallanalyse beginnt dieser Punkt nicht mit einer Meinung, sondern mit einer belastbaren Beschreibung. Wer WM-V7 pruefungsnah liest, fragt zuerst nach Wirkungsempfaengern, Wirkraum, Zeitraum und Datenquelle. Erst danach folgt die Bewertung im Referenzrahmen Mensch, Planet, Demokratie, SDGs, Agenda 2030 und SDG+. Gute Kommunikation unterscheidet Befund, Annahme und normative Bewertung. Der typische Kurzschluss waere, Eindeutigkeit behaupten, wo die Datenlage nur Potenzial oder Risiko traegt. Genau dagegen setzt die WÖk die Pflicht, Wirkungspotenzial, Wirkungsrisiko und positive Netto-Wirkung begrifflich getrennt zu halten.</w:t>
-      </w:r>
-    </w:p>
-    <w:p>
-      <w:r>
-        <w:t>Evidenzregel. Kernaussage darf im Skript nicht als dekorativer Begriff stehen bleiben. Der Abschnitt traegt nur dann, wenn er eine pruefbare Aussage erlaubt: Welche Quelle stuetzt die Annahme, welche Unsicherheit bleibt offen und welche Gegenbeobachtung wuerde die Bewertung veraendern? Fuer Wirkungskompetenz, Führung und Organisationskultur heisst das, dass jede Wirkungsaussage eine Grenze zieht und diese Grenze begruenden muss. Die Studierenden sollen nicht lernen, einen Score nachzusprechen. Sie sollen erkennen, wann ein Score klaert, wann er verdeckt und wann eine rote Linie die Durchschnittslogik stoppt.</w:t>
-      </w:r>
-    </w:p>
-    <w:p>
-      <w:r>
-        <w:t>Fallfenster zur Anwendung. Ein Controlling-Team moechte einen Score bilden. Das Skript verlangt, dass Datenqualitaet, Systemgrenzen, Gewichtung, Unsicherheit und Nichtkompensation sichtbar bleiben. Ein Score darf die Diskussion nicht beenden, sondern muss bessere Fragen, Priorisierung und Rueckkopplung ermoeglichen. Bezogen auf Wirkungskompetenz, Führung und Organisationskultur heisst das: Die Analyse muss das konkrete Thema ernst nehmen und zugleich den allgemeinen WÖk-Massstab halten. Es geht nicht darum, Akteure moralisch zu sortieren. Es geht darum, Wirkpfade, Wirkungsempfaenger, Datenqualitaet, Risiken und Rueckkopplung so zu beschreiben, dass bessere Entscheidungen moeglich werden.</w:t>
-      </w:r>
-    </w:p>
-    <w:p>
-      <w:r>
-        <w:t>Transfer in Wirkungsmanagement. Quelltext und fachliche Grundlegung verbindet die inhaltliche Deutung mit der spaeteren Praxis. Eine Organisation kann zu Wirkungskompetenz, Führung und Organisationskultur sehr ueberzeugend kommunizieren und trotzdem an eine Methodik einzufuehren, ohne Entscheidungsmacht, Datenpflichten und Korrekturroutinen mitzudenken scheitern. Darum muss die V1-Fassung immer auch nach Governance fragen: Wer erhebt Daten, wer bewertet sie, wer traegt die Folgen, wer kann widersprechen und wann wird eine Entscheidung korrigiert? Szenarien pruefen Sofortwirkung, Folgewirkung und Reversibilitaet getrennt. So wird aus einem Lehrkapitel eine verantwortbare Arbeitsroutine.</w:t>
-      </w:r>
-    </w:p>
-    <w:p>
-      <w:r>
-        <w:t>Grenze gegen Scheingenauigkeit. Gerade bei Einstieg / Wirkungsfrage ist Praezision wichtiger als grosse Begriffe. Eine Wirkungsaussage bleibt schwach, wenn sie nur Aktivitaet, Reichweite, Absicht oder Image beschreibt. Stark wird sie erst, wenn sie die Zustandsveraenderung und ihre Bedingungen offenlegt. In WM-V7 ist deshalb entscheidend, Wirkung nicht am Sender, sondern an veraenderten Zustanden der Empfaenger geprueft wird. Die Fehlerlinie verlaeuft nicht zwischen Optimismus und Pessimismus, sondern zwischen offengelegter Unsicherheit und rhetorischer Sicherheit ohne Pruefpfad.</w:t>
-      </w:r>
-    </w:p>
-    <w:p>
-      <w:r>
-        <w:t>Pruefungsnahe Lesart. Aus Video-/Audio-Vorlesung laesst sich eine gute Transferfrage ableiten: Welche Entscheidung waere falsch, wenn dieser Abschnitt missverstanden wird? Fuer Wirkungskompetenz, Führung und Organisationskultur lautet die Antwort meist nicht einfach "mehr Wirkung", sondern genauer: bessere Unterscheidung, sauberere Daten, klarere Schutzlinie und rueckgekoppelte Steuerung. Jede Schlussfolgerung endet mit Entscheidung, Verantwortlichkeit und Termin fuer Rueckpruefung. Wer das im Fall anwenden kann, hat den Kern der Vorlesung verstanden; wer nur Definitionen wiederholt, bleibt unter dem Anspruch der Akademie.</w:t>
-      </w:r>
-    </w:p>
-    <w:p>
-      <w:r>
-        <w:t>Fallfenster zur Anwendung. Ein Kommunikationsbericht nennt viele Aktivitaeten, Reichweiten und Rueckmeldungen. Die V1-Pruefung fragt, ob daraus eine belastbare Wirkungsaussage folgt. Wenn nur Kontakte, Klicks oder Zustimmung vorliegen, bleibt die Aussage im Bereich Wirkungspotenzial oder Resonanz, nicht im Bereich nachgewiesener Wirkung. Bezogen auf Wirkungskompetenz, Führung und Organisationskultur heisst das: Die Analyse muss das konkrete Thema ernst nehmen und zugleich den allgemeinen WÖk-Massstab halten. Es geht nicht darum, Akteure moralisch zu sortieren. Es geht darum, Wirkpfade, Wirkungsempfaenger, Datenqualitaet, Risiken und Rueckkopplung so zu beschreiben, dass bessere Entscheidungen moeglich werden.</w:t>
-      </w:r>
-    </w:p>
-    <w:p>
-      <w:r>
-        <w:t>Pruefungsnahe Transferfrage. Formuliere zu WM-V7 eine Wirkungsaussage in drei Saetzen: Erstens den beobachteten oder plausiblen Zustand, zweitens die Daten- oder Quellenlage, drittens die offene Unsicherheit samt Rueckkopplung. Die Antwort muss ohne moralische Personenbewertung auskommen und darf Reichweite nicht mit Wirkung verwechseln.</w:t>
-      </w:r>
-    </w:p>
-    <w:p>
-      <w:r>
-        <w:t>Wissenschaftliche Anschlussfaehigkeit. Der Abschnitt Transkript (Gerüst) ist in WM-V7 kein Zusatzwissen, sondern ein Pruefstein fuer die Grundfrage des Skripts: Was veraendert sich, bei wem, wodurch und mit welcher Rueckkopplung? Fuer Wirkungskompetenz, Führung und Organisationskultur wird daran sichtbar, dass WÖk-Aussagen mit bestehenden Begriffen, Studien, Standards und Rechtsrahmen in Beziehung stehen muessen. Die fachliche Grenze liegt dort, wo Lernende hausinterne Sprache als Ersatz fuer zitierfaehige Begruendung verwenden. Die saubere Lesart trennt deshalb Beobachtung, Kausalannahme, Bewertung und Steuerungsfolge. In der Anwendung sollte daraus mindestens eine konkrete Strategie, Prozess, Budget, Zielkonflikt oder Kommunikationsregel abgeleitet werden; sonst bleibt das Wissen erklaerend, aber nicht steuerungsfaehig.</w:t>
-      </w:r>
-    </w:p>
-    <w:p>
-      <w:r>
-        <w:t>Anwendung auf Skript / Folien (Lernseite). In einer Fallanalyse beginnt dieser Punkt nicht mit einer Meinung, sondern mit einer belastbaren Beschreibung. Wer WM-V7 pruefungsnah liest, fragt zuerst nach Wirkungsempfaengern, Wirkraum, Zeitraum und Datenquelle. Erst danach folgt die Bewertung im Referenzrahmen Mensch, Planet, Demokratie, SDGs, Agenda 2030 und SDG+. Die Analyse markiert Stoppsignale vor jeder Portfolio- oder Score-Debatte. Der typische Kurzschluss waere, ein gutes Teilresultat gegen zentrale Schaeden aufrechnen. Genau dagegen setzt die WÖk die Pflicht, Wirkungspotenzial, Wirkungsrisiko und positive Netto-Wirkung begrifflich getrennt zu halten.</w:t>
+        <w:t>Schlussvertiefung 2: Wirkungskompetenz, Führung und Organisationskultur im Anwendungsfall</w:t>
+      </w:r>
+    </w:p>
+    <w:p>
+      <w:r>
+        <w:t>Die folgenden Abschnitte sind keine neue Pruefungsloesung. Sie verdichten die vorhandenen Kapitel zu einer Lesart, mit der Studierende einen Fall selbststaendig analysieren koennen. Im Mittelpunkt stehen Wirkpfade, Wirkungsempfaenger, Bewertung und Rueckkopplung, nicht moralische Personenbewertung.</w:t>
+      </w:r>
+    </w:p>
+    <w:p>
+      <w:r>
+        <w:t>Begriffliche Schlussklaerung. In Wirkungsmanagement wird Begriffliche Präzision erst steuerungsfaehig, wenn daraus eine Entscheidung folgt. Fuehrung, Strategie, Controlling, Einkauf, Kommunikation und Kultur muessen denselben Wirkungsbegriff verwenden. Ohne diese Rueckkopplung bleibt Reporting eine Beschreibung. Mit Rueckkopplung wird aus Bewertung eine veraenderte Routine: ein anderer Prozess, ein geaenderter Anreiz, eine bessere Datenpflicht, eine korrigierte Kommunikation oder eine neue Priorisierung.</w:t>
+      </w:r>
+    </w:p>
+    <w:p>
+      <w:r>
+        <w:t>Die typische Fehlstelle bei Wirkungskompetenz, Führung und Organisationskultur liegt darin, Absicht, Aktivitaet oder Reporting als Wirkung zu behandeln. Bei Begriffliche Präzision wird diese Fehlstelle konkret: Ein scheinbar plausibler Befund darf nicht zur Abkuerzung werden. Quellen, Systemgrenzen, Unsicherheit und Rueckkopplung bleiben sichtbar.</w:t>
+      </w:r>
+    </w:p>
+    <w:p>
+      <w:r>
+        <w:t>Wirkpfad und Empfaenger. Die Grenze gegen Scheingenauigkeit verlaeuft bei Wirkpfad nicht zwischen Optimismus und Pessimismus. Sie verlaeuft zwischen offengelegter Unsicherheit und rhetorischer Sicherheit. Wer Wirkungskompetenz, Führung und Organisationskultur belastbar anwenden will, benennt Systemgrenze, Zeitraum, Vergleichspunkt und offene Gegenhypothese. Gerade dadurch bleibt das Skript anschlussfaehig fuer Forschung, Praxis und spaetere Revision.</w:t>
+      </w:r>
+    </w:p>
+    <w:p>
+      <w:r>
+        <w:t>Fuer die Pruefung ist Wirkpfad dann verstanden, wenn daraus eine belastbare Fallantwort entsteht. Eine gute Antwort unterscheidet Beobachtung, Kausalannahme, Bewertung und Steuerungsfolge. Sie bewertet keine Menschen, sondern Wirkpfade, Zustandsveraenderungen, Risiken und institutionelle Bedingungen.</w:t>
+      </w:r>
+    </w:p>
+    <w:p>
+      <w:r>
+        <w:t>Daten, Quellen und Evidenz. Leitthese zeigt, warum Wirkungskompetenz, Führung und Organisationskultur mehr ist als ein Schlagwort im Feld Wirkpfade, Wirkungsempfaenger, Bewertung und Rueckkopplung. Die wirkungsoekonomische Frage lautet: Welche reale Veraenderung wird moeglich, welche bleibt nur Potenzial und wo entsteht ein Wirkungsrisiko? Diese Unterscheidung schuetzt vor Impact-Washing, weil sie Absicht, Aktivitaet, Reichweite und Wirkung auseinanderhaelt.</w:t>
+      </w:r>
+    </w:p>
+    <w:p>
+      <w:r>
+        <w:t>Eine Kommune, ein Unternehmen oder eine Bildungsorganisation will Wirkungskompetenz, Führung und Organisationskultur praktisch anwenden. Der erste Schritt ist nicht die Auswahl eines Instruments, sondern die Klaerung der Zustandsveraenderung. Bei Leitthese muss deshalb benannt werden, wer betroffen ist, welcher Zustand sich veraendert, welche Frist gilt und welche Gegenbeobachtung die Annahme widerlegen wuerde. Erst danach entsteht eine begruendete Entscheidung im Feld Strategie, Prozess, Budget, Verantwortlichkeit oder Kommunikationsregel.</w:t>
+      </w:r>
+    </w:p>
+    <w:p>
+      <w:r>
+        <w:t>Bewertung und rote Linien. In WM-V7 muss Didaktische Einordnung im Studiengang immer mit Empfaengern gelesen werden. Wirkung entsteht nicht beim Sender, sondern an veraenderten Zustaenden von Menschen, Oekosystemen, Institutionen, Oeffentlichkeit oder kuenftigen Handlungsspielraeumen. Darum reicht es nicht, interne Aktivitaeten zu dokumentieren. Entscheidend ist, ob sich ein Zustand nachvollziehbar veraendert und ob diese Veraenderung im Referenzrahmen Mensch, Planet, Demokratie, SDGs, Agenda 2030 und SDG+ tragfaehig bewertet werden kann.</w:t>
+      </w:r>
+    </w:p>
+    <w:p>
+      <w:r>
+        <w:t>Ein Bericht behauptet, die Massnahme zu Wirkungskompetenz, Führung und Organisationskultur sei erfolgreich. Die WOE-Lesart fragt bei Didaktische Einordnung im Studiengang nach belastbaren Nachweisen: Managementroutine, Stakeholder-Rueckmeldung, Prozessdaten, Entscheidungsprotokoll und Lernschleife. Wenn diese Nachweise fehlen, bleibt die Aussage Wirkungspotenzial oder Kommunikationsbehauptung. Sie kann wichtig sein, aber sie ist noch keine belegte Wirkung.</w:t>
+      </w:r>
+    </w:p>
+    <w:p>
+      <w:r>
+        <w:t>Kontrollfrage. Welche Entscheidung waere falsch, wenn Didaktische Einordnung im Studiengang in WM-V7 missverstanden wird? Die Antwort muss mindestens eine Daten- oder Quellenannahme, eine betroffene Gruppe oder Schutzdimension, eine moegliche Nebenwirkung und einen Rueckkopplungsschritt nennen. Richtig ist nicht die lauteste Bewertung, sondern diejenige, die Begriff, Beleg und Steuerungsfolge zusammenhaelt.</w:t>
+      </w:r>
+    </w:p>
+    <w:p>
+      <w:r>
+        <w:t>Rueckfluss. Fuer den WOE-Korpus bedeutet das: Begriffe aus Wirkungskompetenz, Führung und Organisationskultur sollten dort geschaerft werden, wo sie in Glossar, Werkzeugen, Journal oder Readern doppeldeutig bleiben. Offene Forschungsfragen werden nicht versteckt. Sie markieren die Stelle, an der spaetere Evidenz, ein besserer Datensatz oder eine praezisere Fallstudie die Bewertung veraendern kann.</w:t>
+      </w:r>
+    </w:p>
+    <w:p>
+      <w:r>
+        <w:t>Steuerung und Rueckkopplung. Wissenschaftliche Anschlussfaehigkeit entsteht hier durch Quellenklarheit. Bei Analysemodell werden interne WOE-Begriffe nicht als Ersatz fuer Belege benutzt, sondern mit Grundlagenwerk, WOE-Referenz, Glossar, Werkzeuge, Journal und externe Fachquellen verbunden. Wo die Datenlage offen bleibt, wird das offengelegt. Wo eine Aussage nur plausibel ist, bleibt sie als Wirkungspotenzial markiert. Wo ein Schaden eine rote Linie beruehrt, greift Nichtkompensation vor Durchschnittslogik.</w:t>
+      </w:r>
+    </w:p>
+    <w:p>
+      <w:r>
+        <w:t>In einer kontroversen Entscheidung wirkt Analysemodell als Pruefpunkt fuer Ambivalenz. Ein Nutzen fuer eine Gruppe kann mit Risiken fuer andere Wirkungsempfaenger einhergehen. Das Skript verlangt deshalb, positive und negative Zustandsveraenderungen getrennt zu fuehren, bevor von positiver Netto-Wirkung gesprochen wird.</w:t>
+      </w:r>
+    </w:p>
+    <w:p>
+      <w:r>
+        <w:t>Pruefungsnahe Anwendung. In Wirkungsmanagement wird Modellformel erst steuerungsfaehig, wenn daraus eine Entscheidung folgt. Fuehrung, Strategie, Controlling, Einkauf, Kommunikation und Kultur muessen denselben Wirkungsbegriff verwenden. Ohne diese Rueckkopplung bleibt Reporting eine Beschreibung. Mit Rueckkopplung wird aus Bewertung eine veraenderte Routine: ein anderer Prozess, ein geaenderter Anreiz, eine bessere Datenpflicht, eine korrigierte Kommunikation oder eine neue Priorisierung.</w:t>
+      </w:r>
+    </w:p>
+    <w:p>
+      <w:r>
+        <w:t>Die typische Fehlstelle bei Wirkungskompetenz, Führung und Organisationskultur liegt darin, Absicht, Aktivitaet oder Reporting als Wirkung zu behandeln. Bei Modellformel wird diese Fehlstelle konkret: Ein scheinbar plausibler Befund darf nicht zur Abkuerzung werden. Quellen, Systemgrenzen, Unsicherheit und Rueckkopplung bleiben sichtbar.</w:t>
+      </w:r>
+    </w:p>
+    <w:p>
+      <w:r>
+        <w:t>Transfer in den WOE-Korpus. Die Grenze gegen Scheingenauigkeit verlaeuft bei Fallfenster nicht zwischen Optimismus und Pessimismus. Sie verlaeuft zwischen offengelegter Unsicherheit und rhetorischer Sicherheit. Wer Wirkungskompetenz, Führung und Organisationskultur belastbar anwenden will, benennt Systemgrenze, Zeitraum, Vergleichspunkt und offene Gegenhypothese. Gerade dadurch bleibt das Skript anschlussfaehig fuer Forschung, Praxis und spaetere Revision.</w:t>
+      </w:r>
+    </w:p>
+    <w:p>
+      <w:r>
+        <w:t>Fuer die Pruefung ist Fallfenster dann verstanden, wenn daraus eine belastbare Fallantwort entsteht. Eine gute Antwort unterscheidet Beobachtung, Kausalannahme, Bewertung und Steuerungsfolge. Sie bewertet keine Menschen, sondern Wirkpfade, Zustandsveraenderungen, Risiken und institutionelle Bedingungen.</w:t>
+      </w:r>
+    </w:p>
+    <w:p>
+      <w:r>
+        <w:t>Grenzen der Aussage. Prüfungsnahe Fallfragen ohne geschützte Antwortlogik zeigt, warum Wirkungskompetenz, Führung und Organisationskultur mehr ist als ein Schlagwort im Feld Wirkpfade, Wirkungsempfaenger, Bewertung und Rueckkopplung. Die wirkungsoekonomische Frage lautet: Welche reale Veraenderung wird moeglich, welche bleibt nur Potenzial und wo entsteht ein Wirkungsrisiko? Diese Unterscheidung schuetzt vor Impact-Washing, weil sie Absicht, Aktivitaet, Reichweite und Wirkung auseinanderhaelt.</w:t>
+      </w:r>
+    </w:p>
+    <w:p>
+      <w:r>
+        <w:t>Eine Kommune, ein Unternehmen oder eine Bildungsorganisation will Wirkungskompetenz, Führung und Organisationskultur praktisch anwenden. Der erste Schritt ist nicht die Auswahl eines Instruments, sondern die Klaerung der Zustandsveraenderung. Bei Prüfungsnahe Fallfragen ohne geschützte Antwortlogik muss deshalb benannt werden, wer betroffen ist, welcher Zustand sich veraendert, welche Frist gilt und welche Gegenbeobachtung die Annahme widerlegen wuerde. Erst danach entsteht eine begruendete Entscheidung im Feld Strategie, Prozess, Budget, Verantwortlichkeit oder Kommunikationsregel.</w:t>
+      </w:r>
+    </w:p>
+    <w:p>
+      <w:r>
+        <w:t>Kontrollfrage. Welche Entscheidung waere falsch, wenn Prüfungsnahe Fallfragen ohne geschützte Antwortlogik in WM-V7 missverstanden wird? Die Antwort muss mindestens eine Daten- oder Quellenannahme, eine betroffene Gruppe oder Schutzdimension, eine moegliche Nebenwirkung und einen Rueckkopplungsschritt nennen. Richtig ist nicht die lauteste Bewertung, sondern diejenige, die Begriff, Beleg und Steuerungsfolge zusammenhaelt.</w:t>
       </w:r>
     </w:p>
     <w:p>
@@ -3425,97 +3375,112 @@
         <w:pStyle w:val="Heading3"/>
       </w:pPr>
       <w:r>
-        <w:t>Abschlusskommentar 3: Lesen, pruefen, rueckkoppeln</w:t>
-      </w:r>
-    </w:p>
-    <w:p>
-      <w:r>
-        <w:t>Die folgende Verdichtung fuehrt die vorhandenen Kapitel nicht als Wiederholung, sondern als Anwendung zusammen. Wirkungskompetenz entsteht, wenn dieselbe begriffliche Strenge in Fallanalyse, Datenarbeit, Kommunikation, Governance und Entscheidungspraxis wiedererkannt wird.</w:t>
-      </w:r>
-    </w:p>
-    <w:p>
-      <w:r>
-        <w:t>Evidenzregel. Transferaufgabe darf im Skript nicht als dekorativer Begriff stehen bleiben. Der Abschnitt traegt nur dann, wenn er eine pruefbare Aussage erlaubt: Welche Quelle stuetzt die Annahme, welche Unsicherheit bleibt offen und welche Gegenbeobachtung wuerde die Bewertung veraendern? Fuer Wirkungskompetenz, Führung und Organisationskultur heisst das, dass praezise Sprache die erste Sicherung gegen Impact-Washing bildet. Die Studierenden sollen nicht lernen, einen Score nachzusprechen. Sie sollen erkennen, wann ein Score klaert, wann er verdeckt und wann eine rote Linie die Durchschnittslogik stoppt.</w:t>
-      </w:r>
-    </w:p>
-    <w:p>
-      <w:r>
-        <w:t>Fallfenster zur Anwendung. Eine Organisation plant eine Massnahme und formuliert dazu eine positive Absicht. In der WÖk reicht das nicht. Fuer diese Vorlesung muss sichtbar werden, welche Zustandsveraenderung erwartet wird, welche Empfaenger direkt oder indirekt betroffen sind, welche Nebenwirkungen entstehen koennen und welche Entscheidung spaeter korrigiert wird. Bezogen auf Wirkungskompetenz, Führung und Organisationskultur heisst das: Die Analyse muss das konkrete Thema ernst nehmen und zugleich den allgemeinen WÖk-Massstab halten. Es geht nicht darum, Akteure moralisch zu sortieren. Es geht darum, Wirkpfade, Wirkungsempfaenger, Datenqualitaet, Risiken und Rueckkopplung so zu beschreiben, dass bessere Entscheidungen moeglich werden.</w:t>
-      </w:r>
-    </w:p>
-    <w:p>
-      <w:r>
-        <w:t>Transfer in Wirkungsmanagement. Praxisbeispiel verbindet die inhaltliche Deutung mit der spaeteren Praxis. Eine Organisation kann zu Wirkungskompetenz, Führung und Organisationskultur sehr ueberzeugend kommunizieren und trotzdem an eine Methodik einzufuehren, ohne Entscheidungsmacht, Datenpflichten und Korrekturroutinen mitzudenken scheitern. Darum muss die V1-Fassung immer auch nach Governance fragen: Wer erhebt Daten, wer bewertet sie, wer traegt die Folgen, wer kann widersprechen und wann wird eine Entscheidung korrigiert? Mindestens ein direkter und ein indirekter Wirkpfad muessen nachvollziehbar sein. So wird aus einem Lehrkapitel eine verantwortbare Arbeitsroutine.</w:t>
-      </w:r>
-    </w:p>
-    <w:p>
-      <w:r>
-        <w:t>Grenze gegen Scheingenauigkeit. Gerade bei Wirkungsökonomische Vertiefung ist Praezision wichtiger als grosse Begriffe. Eine Wirkungsaussage bleibt schwach, wenn sie nur Aktivitaet, Reichweite, Absicht oder Image beschreibt. Stark wird sie erst, wenn sie die Zustandsveraenderung und ihre Bedingungen offenlegt. In WM-V7 ist deshalb entscheidend, jede Bewertung nur so belastbar ist wie Datenlage, Quellenstatus, Aktualitaet und Systemgrenze. Die Fehlerlinie verlaeuft nicht zwischen Optimismus und Pessimismus, sondern zwischen offengelegter Unsicherheit und rhetorischer Sicherheit ohne Pruefpfad.</w:t>
-      </w:r>
-    </w:p>
-    <w:p>
-      <w:r>
-        <w:t>Pruefungsnahe Transferfrage. Formuliere zu WM-V7 eine Wirkungsaussage in drei Saetzen: Erstens den beobachteten oder plausiblen Zustand, zweitens die Daten- oder Quellenlage, drittens die offene Unsicherheit samt Rueckkopplung. Die Antwort muss ohne moralische Personenbewertung auskommen und darf Reichweite nicht mit Wirkung verwechseln.</w:t>
-      </w:r>
-    </w:p>
-    <w:p>
-      <w:r>
-        <w:t>Pruefungsnahe Lesart. Aus Prüfungsrelevanz laesst sich eine gute Transferfrage ableiten: Welche Entscheidung waere falsch, wenn dieser Abschnitt missverstanden wird? Fuer Wirkungskompetenz, Führung und Organisationskultur lautet die Antwort meist nicht einfach "mehr Wirkung", sondern genauer: bessere Unterscheidung, sauberere Daten, klarere Schutzlinie und rueckgekoppelte Steuerung. Profile, Zielkonflikte und offene Punkte werden nebeneinander gefuehrt. Wer das im Fall anwenden kann, hat den Kern der Vorlesung verstanden; wer nur Definitionen wiederholt, bleibt unter dem Anspruch der Akademie.</w:t>
-      </w:r>
-    </w:p>
-    <w:p>
-      <w:r>
-        <w:t>Fallfenster zur Anwendung. Eine Fuehrungsentscheidung erzeugt zugleich Nutzen und Risiken. Die WÖk behandelt Ambivalenz nicht als Stoerung, sondern als Kern der Analyse. Positive Netto-Wirkung darf erst behauptet werden, wenn zentrale negative Wirkungen getrennt geprueft und rote Linien gewahrt sind. Bezogen auf Wirkungskompetenz, Führung und Organisationskultur heisst das: Die Analyse muss das konkrete Thema ernst nehmen und zugleich den allgemeinen WÖk-Massstab halten. Es geht nicht darum, Akteure moralisch zu sortieren. Es geht darum, Wirkpfade, Wirkungsempfaenger, Datenqualitaet, Risiken und Rueckkopplung so zu beschreiben, dass bessere Entscheidungen moeglich werden.</w:t>
-      </w:r>
-    </w:p>
-    <w:p>
-      <w:r>
-        <w:t>Nichtkompensation. Der Abschnitt Lernziele ist in WM-V7 kein Zusatzwissen, sondern ein Pruefstein fuer die Grundfrage des Skripts: Was veraendert sich, bei wem, wodurch und mit welcher Rueckkopplung? Fuer Wirkungskompetenz, Führung und Organisationskultur wird daran sichtbar, dass schwere zentrale Schaeden nicht durch beliebige positive Einzelwerte neutralisiert werden duerfen. Die fachliche Grenze liegt dort, wo Lernende eine Durchschnittslogik als moralische Entlastung verwenden. Die saubere Lesart trennt deshalb Beobachtung, Kausalannahme, Bewertung und Steuerungsfolge. In der Anwendung sollte daraus mindestens eine konkrete Strategie, Prozess, Budget, Zielkonflikt oder Kommunikationsregel abgeleitet werden; sonst bleibt das Wissen erklaerend, aber nicht steuerungsfaehig.</w:t>
-      </w:r>
-    </w:p>
-    <w:p>
-      <w:r>
-        <w:t>Anwendung auf Einleitung / Wirkungsfrage. In einer Fallanalyse beginnt dieser Punkt nicht mit einer Meinung, sondern mit einer belastbaren Beschreibung. Wer WM-V7 pruefungsnah liest, fragt zuerst nach Wirkungsempfaengern, Wirkraum, Zeitraum und Datenquelle. Erst danach folgt die Bewertung im Referenzrahmen Mensch, Planet, Demokratie, SDGs, Agenda 2030 und SDG+. Jeder Analyseblock fragt nach der Routine, die nach der Bewertung angepasst wird. Der typische Kurzschluss waere, Reporting als Abschluss behandeln. Genau dagegen setzt die WÖk die Pflicht, Wirkungspotenzial, Wirkungsrisiko und positive Netto-Wirkung begrifflich getrennt zu halten.</w:t>
-      </w:r>
-    </w:p>
-    <w:p>
-      <w:r>
-        <w:t>Evidenzregel. Kernaussage darf im Skript nicht als dekorativer Begriff stehen bleiben. Der Abschnitt traegt nur dann, wenn er eine pruefbare Aussage erlaubt: Welche Quelle stuetzt die Annahme, welche Unsicherheit bleibt offen und welche Gegenbeobachtung wuerde die Bewertung veraendern? Fuer Wirkungskompetenz, Führung und Organisationskultur heisst das, dass Wirkungsbewertung Verfahren, Rechte, Transparenz und Korrektur braucht. Die Studierenden sollen nicht lernen, einen Score nachzusprechen. Sie sollen erkennen, wann ein Score klaert, wann er verdeckt und wann eine rote Linie die Durchschnittslogik stoppt.</w:t>
-      </w:r>
-    </w:p>
-    <w:p>
-      <w:r>
-        <w:t>Fallfenster zur Anwendung. Ein Controlling-Team moechte einen Score bilden. Das Skript verlangt, dass Datenqualitaet, Systemgrenzen, Gewichtung, Unsicherheit und Nichtkompensation sichtbar bleiben. Ein Score darf die Diskussion nicht beenden, sondern muss bessere Fragen, Priorisierung und Rueckkopplung ermoeglichen. Bezogen auf Wirkungskompetenz, Führung und Organisationskultur heisst das: Die Analyse muss das konkrete Thema ernst nehmen und zugleich den allgemeinen WÖk-Massstab halten. Es geht nicht darum, Akteure moralisch zu sortieren. Es geht darum, Wirkpfade, Wirkungsempfaenger, Datenqualitaet, Risiken und Rueckkopplung so zu beschreiben, dass bessere Entscheidungen moeglich werden.</w:t>
-      </w:r>
-    </w:p>
-    <w:p>
-      <w:r>
-        <w:t>Transfer in Wirkungsmanagement. Quelltext und fachliche Grundlegung verbindet die inhaltliche Deutung mit der spaeteren Praxis. Eine Organisation kann zu Wirkungskompetenz, Führung und Organisationskultur sehr ueberzeugend kommunizieren und trotzdem an eine Methodik einzufuehren, ohne Entscheidungsmacht, Datenpflichten und Korrekturroutinen mitzudenken scheitern. Darum muss die V1-Fassung immer auch nach Governance fragen: Wer erhebt Daten, wer bewertet sie, wer traegt die Folgen, wer kann widersprechen und wann wird eine Entscheidung korrigiert? Pruefungsfragen verbinden Begriff, Anwendung, Evidenz und rote Linie. So wird aus einem Lehrkapitel eine verantwortbare Arbeitsroutine.</w:t>
-      </w:r>
-    </w:p>
-    <w:p>
-      <w:r>
-        <w:t>Pruefungsnahe Transferfrage. Formuliere zu WM-V7 eine Wirkungsaussage in drei Saetzen: Erstens den beobachteten oder plausiblen Zustand, zweitens die Daten- oder Quellenlage, drittens die offene Unsicherheit samt Rueckkopplung. Die Antwort muss ohne moralische Personenbewertung auskommen und darf Reichweite nicht mit Wirkung verwechseln.</w:t>
-      </w:r>
-    </w:p>
-    <w:p>
-      <w:r>
-        <w:t>Grenze gegen Scheingenauigkeit. Gerade bei Einstieg / Wirkungsfrage ist Praezision wichtiger als grosse Begriffe. Eine Wirkungsaussage bleibt schwach, wenn sie nur Aktivitaet, Reichweite, Absicht oder Image beschreibt. Stark wird sie erst, wenn sie die Zustandsveraenderung und ihre Bedingungen offenlegt. In WM-V7 ist deshalb entscheidend, WÖk-Begriffe im Alltag nur tragen, wenn sie in Routinen uebersetzt werden. Die Fehlerlinie verlaeuft nicht zwischen Optimismus und Pessimismus, sondern zwischen offengelegter Unsicherheit und rhetorischer Sicherheit ohne Pruefpfad.</w:t>
-      </w:r>
-    </w:p>
-    <w:p>
-      <w:r>
-        <w:t>Pruefungsnahe Lesart. Aus Video-/Audio-Vorlesung laesst sich eine gute Transferfrage ableiten: Welche Entscheidung waere falsch, wenn dieser Abschnitt missverstanden wird? Fuer Wirkungskompetenz, Führung und Organisationskultur lautet die Antwort meist nicht einfach "mehr Wirkung", sondern genauer: bessere Unterscheidung, sauberere Daten, klarere Schutzlinie und rueckgekoppelte Steuerung. Gute Kommunikation unterscheidet Befund, Annahme und normative Bewertung. Wer das im Fall anwenden kann, hat den Kern der Vorlesung verstanden; wer nur Definitionen wiederholt, bleibt unter dem Anspruch der Akademie.</w:t>
-      </w:r>
-    </w:p>
-    <w:p>
-      <w:r>
-        <w:t>Fallfenster zur Anwendung. Ein Kommunikationsbericht nennt viele Aktivitaeten, Reichweiten und Rueckmeldungen. Die V1-Pruefung fragt, ob daraus eine belastbare Wirkungsaussage folgt. Wenn nur Kontakte, Klicks oder Zustimmung vorliegen, bleibt die Aussage im Bereich Wirkungspotenzial oder Resonanz, nicht im Bereich nachgewiesener Wirkung. Bezogen auf Wirkungskompetenz, Führung und Organisationskultur heisst das: Die Analyse muss das konkrete Thema ernst nehmen und zugleich den allgemeinen WÖk-Massstab halten. Es geht nicht darum, Akteure moralisch zu sortieren. Es geht darum, Wirkpfade, Wirkungsempfaenger, Datenqualitaet, Risiken und Rueckkopplung so zu beschreiben, dass bessere Entscheidungen moeglich werden.</w:t>
-      </w:r>
-    </w:p>
-    <w:p>
-      <w:r>
-        <w:t>Systemgrenze. Der Abschnitt Transkript (Gerüst) ist in WM-V7 kein Zusatzwissen, sondern ein Pruefstein fuer die Grundfrage des Skripts: Was veraendert sich, bei wem, wodurch und mit welcher Rueckkopplung? Fuer Wirkungskompetenz, Führung und Organisationskultur wird daran sichtbar, dass jede Wirkungsaussage eine Grenze zieht und diese Grenze begruenden muss. Die fachliche Grenze liegt dort, wo Lernende nur den bequemen Ausschnitt betrachten. Die saubere Lesart trennt deshalb Beobachtung, Kausalannahme, Bewertung und Steuerungsfolge. In der Anwendung sollte daraus mindestens eine konkrete Strategie, Prozess, Budget, Zielkonflikt oder Kommunikationsregel abgeleitet werden; sonst bleibt das Wissen erklaerend, aber nicht steuerungsfaehig.</w:t>
+        <w:t>Schlussvertiefung 3: Wirkungskompetenz, Führung und Organisationskultur im Anwendungsfall</w:t>
+      </w:r>
+    </w:p>
+    <w:p>
+      <w:r>
+        <w:t>Die folgenden Abschnitte sind keine neue Pruefungsloesung. Sie verdichten die vorhandenen Kapitel zu einer Lesart, mit der Studierende einen Fall selbststaendig analysieren koennen. Im Mittelpunkt stehen Wirkpfade, Wirkungsempfaenger, Bewertung und Rueckkopplung, nicht moralische Personenbewertung.</w:t>
+      </w:r>
+    </w:p>
+    <w:p>
+      <w:r>
+        <w:t>Begriffliche Schlussklaerung. In WM-V7 muss Auswertung aus der lebenden Website-Referenz immer mit Empfaengern gelesen werden. Wirkung entsteht nicht beim Sender, sondern an veraenderten Zustaenden von Menschen, Oekosystemen, Institutionen, Oeffentlichkeit oder kuenftigen Handlungsspielraeumen. Darum reicht es nicht, interne Aktivitaeten zu dokumentieren. Entscheidend ist, ob sich ein Zustand nachvollziehbar veraendert und ob diese Veraenderung im Referenzrahmen Mensch, Planet, Demokratie, SDGs, Agenda 2030 und SDG+ tragfaehig bewertet werden kann.</w:t>
+      </w:r>
+    </w:p>
+    <w:p>
+      <w:r>
+        <w:t>Ein Bericht behauptet, die Massnahme zu Wirkungskompetenz, Führung und Organisationskultur sei erfolgreich. Die WOE-Lesart fragt bei Auswertung aus der lebenden Website-Referenz nach belastbaren Nachweisen: Managementroutine, Stakeholder-Rueckmeldung, Prozessdaten, Entscheidungsprotokoll und Lernschleife. Wenn diese Nachweise fehlen, bleibt die Aussage Wirkungspotenzial oder Kommunikationsbehauptung. Sie kann wichtig sein, aber sie ist noch keine belegte Wirkung.</w:t>
+      </w:r>
+    </w:p>
+    <w:p>
+      <w:r>
+        <w:t>Wirkpfad und Empfaenger. Wissenschaftliche Anschlussfaehigkeit entsteht hier durch Quellenklarheit. Bei Der Mensch als Wirkungswesen werden interne WOE-Begriffe nicht als Ersatz fuer Belege benutzt, sondern mit Grundlagenwerk, WOE-Referenz, Glossar, Werkzeuge, Journal und externe Fachquellen verbunden. Wo die Datenlage offen bleibt, wird das offengelegt. Wo eine Aussage nur plausibel ist, bleibt sie als Wirkungspotenzial markiert. Wo ein Schaden eine rote Linie beruehrt, greift Nichtkompensation vor Durchschnittslogik.</w:t>
+      </w:r>
+    </w:p>
+    <w:p>
+      <w:r>
+        <w:t>In einer kontroversen Entscheidung wirkt Der Mensch als Wirkungswesen als Pruefpunkt fuer Ambivalenz. Ein Nutzen fuer eine Gruppe kann mit Risiken fuer andere Wirkungsempfaenger einhergehen. Das Skript verlangt deshalb, positive und negative Zustandsveraenderungen getrennt zu fuehren, bevor von positiver Netto-Wirkung gesprochen wird.</w:t>
+      </w:r>
+    </w:p>
+    <w:p>
+      <w:r>
+        <w:t>Rueckfluss. Fuer den WOE-Korpus bedeutet das: Begriffe aus Wirkungskompetenz, Führung und Organisationskultur sollten dort geschaerft werden, wo sie in Glossar, Werkzeugen, Journal oder Readern doppeldeutig bleiben. Offene Forschungsfragen werden nicht versteckt. Sie markieren die Stelle, an der spaetere Evidenz, ein besserer Datensatz oder eine praezisere Fallstudie die Bewertung veraendern kann.</w:t>
+      </w:r>
+    </w:p>
+    <w:p>
+      <w:r>
+        <w:t>Daten, Quellen und Evidenz. In Wirkungsmanagement wird Kein isoliertes Individuum erst steuerungsfaehig, wenn daraus eine Entscheidung folgt. Fuehrung, Strategie, Controlling, Einkauf, Kommunikation und Kultur muessen denselben Wirkungsbegriff verwenden. Ohne diese Rueckkopplung bleibt Reporting eine Beschreibung. Mit Rueckkopplung wird aus Bewertung eine veraenderte Routine: ein anderer Prozess, ein geaenderter Anreiz, eine bessere Datenpflicht, eine korrigierte Kommunikation oder eine neue Priorisierung.</w:t>
+      </w:r>
+    </w:p>
+    <w:p>
+      <w:r>
+        <w:t>Die typische Fehlstelle bei Wirkungskompetenz, Führung und Organisationskultur liegt darin, Absicht, Aktivitaet oder Reporting als Wirkung zu behandeln. Bei Kein isoliertes Individuum wird diese Fehlstelle konkret: Ein scheinbar plausibler Befund darf nicht zur Abkuerzung werden. Quellen, Systemgrenzen, Unsicherheit und Rueckkopplung bleiben sichtbar.</w:t>
+      </w:r>
+    </w:p>
+    <w:p>
+      <w:r>
+        <w:t>Bewertung und rote Linien. Die Grenze gegen Scheingenauigkeit verlaeuft bei Begrenzte Rationalität nicht zwischen Optimismus und Pessimismus. Sie verlaeuft zwischen offengelegter Unsicherheit und rhetorischer Sicherheit. Wer Wirkungskompetenz, Führung und Organisationskultur belastbar anwenden will, benennt Systemgrenze, Zeitraum, Vergleichspunkt und offene Gegenhypothese. Gerade dadurch bleibt das Skript anschlussfaehig fuer Forschung, Praxis und spaetere Revision.</w:t>
+      </w:r>
+    </w:p>
+    <w:p>
+      <w:r>
+        <w:t>Fuer die Pruefung ist Begrenzte Rationalität dann verstanden, wenn daraus eine belastbare Fallantwort entsteht. Eine gute Antwort unterscheidet Beobachtung, Kausalannahme, Bewertung und Steuerungsfolge. Sie bewertet keine Menschen, sondern Wirkpfade, Zustandsveraenderungen, Risiken und institutionelle Bedingungen.</w:t>
+      </w:r>
+    </w:p>
+    <w:p>
+      <w:r>
+        <w:t>Kontrollfrage. Welche Entscheidung waere falsch, wenn Begrenzte Rationalität in WM-V7 missverstanden wird? Die Antwort muss mindestens eine Daten- oder Quellenannahme, eine betroffene Gruppe oder Schutzdimension, eine moegliche Nebenwirkung und einen Rueckkopplungsschritt nennen. Richtig ist nicht die lauteste Bewertung, sondern diejenige, die Begriff, Beleg und Steuerungsfolge zusammenhaelt.</w:t>
+      </w:r>
+    </w:p>
+    <w:p>
+      <w:r>
+        <w:t>Steuerung und Rueckkopplung. Verletzlichkeit und Würde zeigt, warum Wirkungskompetenz, Führung und Organisationskultur mehr ist als ein Schlagwort im Feld Wirkpfade, Wirkungsempfaenger, Bewertung und Rueckkopplung. Die wirkungsoekonomische Frage lautet: Welche reale Veraenderung wird moeglich, welche bleibt nur Potenzial und wo entsteht ein Wirkungsrisiko? Diese Unterscheidung schuetzt vor Impact-Washing, weil sie Absicht, Aktivitaet, Reichweite und Wirkung auseinanderhaelt.</w:t>
+      </w:r>
+    </w:p>
+    <w:p>
+      <w:r>
+        <w:t>Eine Kommune, ein Unternehmen oder eine Bildungsorganisation will Wirkungskompetenz, Führung und Organisationskultur praktisch anwenden. Der erste Schritt ist nicht die Auswahl eines Instruments, sondern die Klaerung der Zustandsveraenderung. Bei Verletzlichkeit und Würde muss deshalb benannt werden, wer betroffen ist, welcher Zustand sich veraendert, welche Frist gilt und welche Gegenbeobachtung die Annahme widerlegen wuerde. Erst danach entsteht eine begruendete Entscheidung im Feld Strategie, Prozess, Budget, Verantwortlichkeit oder Kommunikationsregel.</w:t>
+      </w:r>
+    </w:p>
+    <w:p>
+      <w:r>
+        <w:t>Pruefungsnahe Anwendung. In WM-V7 muss Beziehung und Resonanz immer mit Empfaengern gelesen werden. Wirkung entsteht nicht beim Sender, sondern an veraenderten Zustaenden von Menschen, Oekosystemen, Institutionen, Oeffentlichkeit oder kuenftigen Handlungsspielraeumen. Darum reicht es nicht, interne Aktivitaeten zu dokumentieren. Entscheidend ist, ob sich ein Zustand nachvollziehbar veraendert und ob diese Veraenderung im Referenzrahmen Mensch, Planet, Demokratie, SDGs, Agenda 2030 und SDG+ tragfaehig bewertet werden kann.</w:t>
+      </w:r>
+    </w:p>
+    <w:p>
+      <w:r>
+        <w:t>Ein Bericht behauptet, die Massnahme zu Wirkungskompetenz, Führung und Organisationskultur sei erfolgreich. Die WOE-Lesart fragt bei Beziehung und Resonanz nach belastbaren Nachweisen: Managementroutine, Stakeholder-Rueckmeldung, Prozessdaten, Entscheidungsprotokoll und Lernschleife. Wenn diese Nachweise fehlen, bleibt die Aussage Wirkungspotenzial oder Kommunikationsbehauptung. Sie kann wichtig sein, aber sie ist noch keine belegte Wirkung.</w:t>
+      </w:r>
+    </w:p>
+    <w:p>
+      <w:r>
+        <w:t>Transfer in den WOE-Korpus. Wissenschaftliche Anschlussfaehigkeit entsteht hier durch Quellenklarheit. Bei Einleitung / Wirkungsfrage werden interne WOE-Begriffe nicht als Ersatz fuer Belege benutzt, sondern mit Grundlagenwerk, WOE-Referenz, Glossar, Werkzeuge, Journal und externe Fachquellen verbunden. Wo die Datenlage offen bleibt, wird das offengelegt. Wo eine Aussage nur plausibel ist, bleibt sie als Wirkungspotenzial markiert. Wo ein Schaden eine rote Linie beruehrt, greift Nichtkompensation vor Durchschnittslogik.</w:t>
+      </w:r>
+    </w:p>
+    <w:p>
+      <w:r>
+        <w:t>In einer kontroversen Entscheidung wirkt Einleitung / Wirkungsfrage als Pruefpunkt fuer Ambivalenz. Ein Nutzen fuer eine Gruppe kann mit Risiken fuer andere Wirkungsempfaenger einhergehen. Das Skript verlangt deshalb, positive und negative Zustandsveraenderungen getrennt zu fuehren, bevor von positiver Netto-Wirkung gesprochen wird.</w:t>
+      </w:r>
+    </w:p>
+    <w:p>
+      <w:r>
+        <w:t>Grenzen der Aussage. In Wirkungsmanagement wird Kernaussage erst steuerungsfaehig, wenn daraus eine Entscheidung folgt. Fuehrung, Strategie, Controlling, Einkauf, Kommunikation und Kultur muessen denselben Wirkungsbegriff verwenden. Ohne diese Rueckkopplung bleibt Reporting eine Beschreibung. Mit Rueckkopplung wird aus Bewertung eine veraenderte Routine: ein anderer Prozess, ein geaenderter Anreiz, eine bessere Datenpflicht, eine korrigierte Kommunikation oder eine neue Priorisierung.</w:t>
+      </w:r>
+    </w:p>
+    <w:p>
+      <w:r>
+        <w:t>Die typische Fehlstelle bei Wirkungskompetenz, Führung und Organisationskultur liegt darin, Absicht, Aktivitaet oder Reporting als Wirkung zu behandeln. Bei Kernaussage wird diese Fehlstelle konkret: Ein scheinbar plausibler Befund darf nicht zur Abkuerzung werden. Quellen, Systemgrenzen, Unsicherheit und Rueckkopplung bleiben sichtbar.</w:t>
+      </w:r>
+    </w:p>
+    <w:p>
+      <w:r>
+        <w:t>Kontrollfrage. Welche Entscheidung waere falsch, wenn Kernaussage in WM-V7 missverstanden wird? Die Antwort muss mindestens eine Daten- oder Quellenannahme, eine betroffene Gruppe oder Schutzdimension, eine moegliche Nebenwirkung und einen Rueckkopplungsschritt nennen. Richtig ist nicht die lauteste Bewertung, sondern diejenige, die Begriff, Beleg und Steuerungsfolge zusammenhaelt.</w:t>
+      </w:r>
+    </w:p>
+    <w:p>
+      <w:r>
+        <w:t>Rueckfluss. Fuer den WOE-Korpus bedeutet das: Begriffe aus Wirkungskompetenz, Führung und Organisationskultur sollten dort geschaerft werden, wo sie in Glossar, Werkzeugen, Journal oder Readern doppeldeutig bleiben. Offene Forschungsfragen werden nicht versteckt. Sie markieren die Stelle, an der spaetere Evidenz, ein besserer Datensatz oder eine praezisere Fallstudie die Bewertung veraendern kann.</w:t>
       </w:r>
     </w:p>
     <w:p>
@@ -3523,12 +3488,266 @@
         <w:pStyle w:val="Heading3"/>
       </w:pPr>
       <w:r>
+        <w:t>Schlussvertiefung 4: Wirkungskompetenz, Führung und Organisationskultur im Anwendungsfall</w:t>
+      </w:r>
+    </w:p>
+    <w:p>
+      <w:r>
+        <w:t>Die folgenden Abschnitte sind keine neue Pruefungsloesung. Sie verdichten die vorhandenen Kapitel zu einer Lesart, mit der Studierende einen Fall selbststaendig analysieren koennen. Im Mittelpunkt stehen Wirkpfade, Wirkungsempfaenger, Bewertung und Rueckkopplung, nicht moralische Personenbewertung.</w:t>
+      </w:r>
+    </w:p>
+    <w:p>
+      <w:r>
+        <w:t>Begriffliche Schlussklaerung. Die Grenze gegen Scheingenauigkeit verlaeuft bei Quelltext und fachliche Grundlegung nicht zwischen Optimismus und Pessimismus. Sie verlaeuft zwischen offengelegter Unsicherheit und rhetorischer Sicherheit. Wer Wirkungskompetenz, Führung und Organisationskultur belastbar anwenden will, benennt Systemgrenze, Zeitraum, Vergleichspunkt und offene Gegenhypothese. Gerade dadurch bleibt das Skript anschlussfaehig fuer Forschung, Praxis und spaetere Revision.</w:t>
+      </w:r>
+    </w:p>
+    <w:p>
+      <w:r>
+        <w:t>Fuer die Pruefung ist Quelltext und fachliche Grundlegung dann verstanden, wenn daraus eine belastbare Fallantwort entsteht. Eine gute Antwort unterscheidet Beobachtung, Kausalannahme, Bewertung und Steuerungsfolge. Sie bewertet keine Menschen, sondern Wirkpfade, Zustandsveraenderungen, Risiken und institutionelle Bedingungen.</w:t>
+      </w:r>
+    </w:p>
+    <w:p>
+      <w:r>
+        <w:t>Wirkpfad und Empfaenger. Einstieg / Wirkungsfrage zeigt, warum Wirkungskompetenz, Führung und Organisationskultur mehr ist als ein Schlagwort im Feld Wirkpfade, Wirkungsempfaenger, Bewertung und Rueckkopplung. Die wirkungsoekonomische Frage lautet: Welche reale Veraenderung wird moeglich, welche bleibt nur Potenzial und wo entsteht ein Wirkungsrisiko? Diese Unterscheidung schuetzt vor Impact-Washing, weil sie Absicht, Aktivitaet, Reichweite und Wirkung auseinanderhaelt.</w:t>
+      </w:r>
+    </w:p>
+    <w:p>
+      <w:r>
+        <w:t>Eine Kommune, ein Unternehmen oder eine Bildungsorganisation will Wirkungskompetenz, Führung und Organisationskultur praktisch anwenden. Der erste Schritt ist nicht die Auswahl eines Instruments, sondern die Klaerung der Zustandsveraenderung. Bei Einstieg / Wirkungsfrage muss deshalb benannt werden, wer betroffen ist, welcher Zustand sich veraendert, welche Frist gilt und welche Gegenbeobachtung die Annahme widerlegen wuerde. Erst danach entsteht eine begruendete Entscheidung im Feld Strategie, Prozess, Budget, Verantwortlichkeit oder Kommunikationsregel.</w:t>
+      </w:r>
+    </w:p>
+    <w:p>
+      <w:r>
+        <w:t>Daten, Quellen und Evidenz. In WM-V7 muss Skript / Folien (Lernseite) immer mit Empfaengern gelesen werden. Wirkung entsteht nicht beim Sender, sondern an veraenderten Zustaenden von Menschen, Oekosystemen, Institutionen, Oeffentlichkeit oder kuenftigen Handlungsspielraeumen. Darum reicht es nicht, interne Aktivitaeten zu dokumentieren. Entscheidend ist, ob sich ein Zustand nachvollziehbar veraendert und ob diese Veraenderung im Referenzrahmen Mensch, Planet, Demokratie, SDGs, Agenda 2030 und SDG+ tragfaehig bewertet werden kann.</w:t>
+      </w:r>
+    </w:p>
+    <w:p>
+      <w:r>
+        <w:t>Ein Bericht behauptet, die Massnahme zu Wirkungskompetenz, Führung und Organisationskultur sei erfolgreich. Die WOE-Lesart fragt bei Skript / Folien (Lernseite) nach belastbaren Nachweisen: Managementroutine, Stakeholder-Rueckmeldung, Prozessdaten, Entscheidungsprotokoll und Lernschleife. Wenn diese Nachweise fehlen, bleibt die Aussage Wirkungspotenzial oder Kommunikationsbehauptung. Sie kann wichtig sein, aber sie ist noch keine belegte Wirkung.</w:t>
+      </w:r>
+    </w:p>
+    <w:p>
+      <w:r>
+        <w:t>Bewertung und rote Linien. Wissenschaftliche Anschlussfaehigkeit entsteht hier durch Quellenklarheit. Bei Transferaufgabe werden interne WOE-Begriffe nicht als Ersatz fuer Belege benutzt, sondern mit Grundlagenwerk, WOE-Referenz, Glossar, Werkzeuge, Journal und externe Fachquellen verbunden. Wo die Datenlage offen bleibt, wird das offengelegt. Wo eine Aussage nur plausibel ist, bleibt sie als Wirkungspotenzial markiert. Wo ein Schaden eine rote Linie beruehrt, greift Nichtkompensation vor Durchschnittslogik.</w:t>
+      </w:r>
+    </w:p>
+    <w:p>
+      <w:r>
+        <w:t>In einer kontroversen Entscheidung wirkt Transferaufgabe als Pruefpunkt fuer Ambivalenz. Ein Nutzen fuer eine Gruppe kann mit Risiken fuer andere Wirkungsempfaenger einhergehen. Das Skript verlangt deshalb, positive und negative Zustandsveraenderungen getrennt zu fuehren, bevor von positiver Netto-Wirkung gesprochen wird.</w:t>
+      </w:r>
+    </w:p>
+    <w:p>
+      <w:r>
+        <w:t>Kontrollfrage. Welche Entscheidung waere falsch, wenn Transferaufgabe in WM-V7 missverstanden wird? Die Antwort muss mindestens eine Daten- oder Quellenannahme, eine betroffene Gruppe oder Schutzdimension, eine moegliche Nebenwirkung und einen Rueckkopplungsschritt nennen. Richtig ist nicht die lauteste Bewertung, sondern diejenige, die Begriff, Beleg und Steuerungsfolge zusammenhaelt.</w:t>
+      </w:r>
+    </w:p>
+    <w:p>
+      <w:r>
+        <w:t>Steuerung und Rueckkopplung. In Wirkungsmanagement wird Praxisbeispiel erst steuerungsfaehig, wenn daraus eine Entscheidung folgt. Fuehrung, Strategie, Controlling, Einkauf, Kommunikation und Kultur muessen denselben Wirkungsbegriff verwenden. Ohne diese Rueckkopplung bleibt Reporting eine Beschreibung. Mit Rueckkopplung wird aus Bewertung eine veraenderte Routine: ein anderer Prozess, ein geaenderter Anreiz, eine bessere Datenpflicht, eine korrigierte Kommunikation oder eine neue Priorisierung.</w:t>
+      </w:r>
+    </w:p>
+    <w:p>
+      <w:r>
+        <w:t>Die typische Fehlstelle bei Wirkungskompetenz, Führung und Organisationskultur liegt darin, Absicht, Aktivitaet oder Reporting als Wirkung zu behandeln. Bei Praxisbeispiel wird diese Fehlstelle konkret: Ein scheinbar plausibler Befund darf nicht zur Abkuerzung werden. Quellen, Systemgrenzen, Unsicherheit und Rueckkopplung bleiben sichtbar.</w:t>
+      </w:r>
+    </w:p>
+    <w:p>
+      <w:r>
+        <w:t>Pruefungsnahe Anwendung. Die Grenze gegen Scheingenauigkeit verlaeuft bei Wirkungsökonomische Vertiefung nicht zwischen Optimismus und Pessimismus. Sie verlaeuft zwischen offengelegter Unsicherheit und rhetorischer Sicherheit. Wer Wirkungskompetenz, Führung und Organisationskultur belastbar anwenden will, benennt Systemgrenze, Zeitraum, Vergleichspunkt und offene Gegenhypothese. Gerade dadurch bleibt das Skript anschlussfaehig fuer Forschung, Praxis und spaetere Revision.</w:t>
+      </w:r>
+    </w:p>
+    <w:p>
+      <w:r>
+        <w:t>Fuer die Pruefung ist Wirkungsökonomische Vertiefung dann verstanden, wenn daraus eine belastbare Fallantwort entsteht. Eine gute Antwort unterscheidet Beobachtung, Kausalannahme, Bewertung und Steuerungsfolge. Sie bewertet keine Menschen, sondern Wirkpfade, Zustandsveraenderungen, Risiken und institutionelle Bedingungen.</w:t>
+      </w:r>
+    </w:p>
+    <w:p>
+      <w:r>
+        <w:t>Rueckfluss. Fuer den WOE-Korpus bedeutet das: Begriffe aus Wirkungskompetenz, Führung und Organisationskultur sollten dort geschaerft werden, wo sie in Glossar, Werkzeugen, Journal oder Readern doppeldeutig bleiben. Offene Forschungsfragen werden nicht versteckt. Sie markieren die Stelle, an der spaetere Evidenz, ein besserer Datensatz oder eine praezisere Fallstudie die Bewertung veraendern kann.</w:t>
+      </w:r>
+    </w:p>
+    <w:p>
+      <w:r>
+        <w:t>Transfer in den WOE-Korpus. Begriffliche Präzision zeigt, warum Wirkungskompetenz, Führung und Organisationskultur mehr ist als ein Schlagwort im Feld Wirkpfade, Wirkungsempfaenger, Bewertung und Rueckkopplung. Die wirkungsoekonomische Frage lautet: Welche reale Veraenderung wird moeglich, welche bleibt nur Potenzial und wo entsteht ein Wirkungsrisiko? Diese Unterscheidung schuetzt vor Impact-Washing, weil sie Absicht, Aktivitaet, Reichweite und Wirkung auseinanderhaelt.</w:t>
+      </w:r>
+    </w:p>
+    <w:p>
+      <w:r>
+        <w:t>Eine Kommune, ein Unternehmen oder eine Bildungsorganisation will Wirkungskompetenz, Führung und Organisationskultur praktisch anwenden. Der erste Schritt ist nicht die Auswahl eines Instruments, sondern die Klaerung der Zustandsveraenderung. Bei Begriffliche Präzision muss deshalb benannt werden, wer betroffen ist, welcher Zustand sich veraendert, welche Frist gilt und welche Gegenbeobachtung die Annahme widerlegen wuerde. Erst danach entsteht eine begruendete Entscheidung im Feld Strategie, Prozess, Budget, Verantwortlichkeit oder Kommunikationsregel.</w:t>
+      </w:r>
+    </w:p>
+    <w:p>
+      <w:r>
+        <w:t>Grenzen der Aussage. In WM-V7 muss Wirkpfad immer mit Empfaengern gelesen werden. Wirkung entsteht nicht beim Sender, sondern an veraenderten Zustaenden von Menschen, Oekosystemen, Institutionen, Oeffentlichkeit oder kuenftigen Handlungsspielraeumen. Darum reicht es nicht, interne Aktivitaeten zu dokumentieren. Entscheidend ist, ob sich ein Zustand nachvollziehbar veraendert und ob diese Veraenderung im Referenzrahmen Mensch, Planet, Demokratie, SDGs, Agenda 2030 und SDG+ tragfaehig bewertet werden kann.</w:t>
+      </w:r>
+    </w:p>
+    <w:p>
+      <w:r>
+        <w:t>Ein Bericht behauptet, die Massnahme zu Wirkungskompetenz, Führung und Organisationskultur sei erfolgreich. Die WOE-Lesart fragt bei Wirkpfad nach belastbaren Nachweisen: Managementroutine, Stakeholder-Rueckmeldung, Prozessdaten, Entscheidungsprotokoll und Lernschleife. Wenn diese Nachweise fehlen, bleibt die Aussage Wirkungspotenzial oder Kommunikationsbehauptung. Sie kann wichtig sein, aber sie ist noch keine belegte Wirkung.</w:t>
+      </w:r>
+    </w:p>
+    <w:p>
+      <w:r>
+        <w:t>Kontrollfrage. Welche Entscheidung waere falsch, wenn Wirkpfad in WM-V7 missverstanden wird? Die Antwort muss mindestens eine Daten- oder Quellenannahme, eine betroffene Gruppe oder Schutzdimension, eine moegliche Nebenwirkung und einen Rueckkopplungsschritt nennen. Richtig ist nicht die lauteste Bewertung, sondern diejenige, die Begriff, Beleg und Steuerungsfolge zusammenhaelt.</w:t>
+      </w:r>
+    </w:p>
+    <w:p>
+      <w:pPr>
+        <w:pStyle w:val="Heading3"/>
+      </w:pPr>
+      <w:r>
+        <w:t>Schlussvertiefung 5: Wirkungskompetenz, Führung und Organisationskultur im Anwendungsfall</w:t>
+      </w:r>
+    </w:p>
+    <w:p>
+      <w:r>
+        <w:t>Die folgenden Abschnitte sind keine neue Pruefungsloesung. Sie verdichten die vorhandenen Kapitel zu einer Lesart, mit der Studierende einen Fall selbststaendig analysieren koennen. Im Mittelpunkt stehen Wirkpfade, Wirkungsempfaenger, Bewertung und Rueckkopplung, nicht moralische Personenbewertung.</w:t>
+      </w:r>
+    </w:p>
+    <w:p>
+      <w:r>
+        <w:t>Begriffliche Schlussklaerung. Wissenschaftliche Anschlussfaehigkeit entsteht hier durch Quellenklarheit. Bei Leitthese werden interne WOE-Begriffe nicht als Ersatz fuer Belege benutzt, sondern mit Grundlagenwerk, WOE-Referenz, Glossar, Werkzeuge, Journal und externe Fachquellen verbunden. Wo die Datenlage offen bleibt, wird das offengelegt. Wo eine Aussage nur plausibel ist, bleibt sie als Wirkungspotenzial markiert. Wo ein Schaden eine rote Linie beruehrt, greift Nichtkompensation vor Durchschnittslogik.</w:t>
+      </w:r>
+    </w:p>
+    <w:p>
+      <w:r>
+        <w:t>In einer kontroversen Entscheidung wirkt Leitthese als Pruefpunkt fuer Ambivalenz. Ein Nutzen fuer eine Gruppe kann mit Risiken fuer andere Wirkungsempfaenger einhergehen. Das Skript verlangt deshalb, positive und negative Zustandsveraenderungen getrennt zu fuehren, bevor von positiver Netto-Wirkung gesprochen wird.</w:t>
+      </w:r>
+    </w:p>
+    <w:p>
+      <w:r>
+        <w:t>Wirkpfad und Empfaenger. In Wirkungsmanagement wird Didaktische Einordnung im Studiengang erst steuerungsfaehig, wenn daraus eine Entscheidung folgt. Fuehrung, Strategie, Controlling, Einkauf, Kommunikation und Kultur muessen denselben Wirkungsbegriff verwenden. Ohne diese Rueckkopplung bleibt Reporting eine Beschreibung. Mit Rueckkopplung wird aus Bewertung eine veraenderte Routine: ein anderer Prozess, ein geaenderter Anreiz, eine bessere Datenpflicht, eine korrigierte Kommunikation oder eine neue Priorisierung.</w:t>
+      </w:r>
+    </w:p>
+    <w:p>
+      <w:r>
+        <w:t>Die typische Fehlstelle bei Wirkungskompetenz, Führung und Organisationskultur liegt darin, Absicht, Aktivitaet oder Reporting als Wirkung zu behandeln. Bei Didaktische Einordnung im Studiengang wird diese Fehlstelle konkret: Ein scheinbar plausibler Befund darf nicht zur Abkuerzung werden. Quellen, Systemgrenzen, Unsicherheit und Rueckkopplung bleiben sichtbar.</w:t>
+      </w:r>
+    </w:p>
+    <w:p>
+      <w:r>
+        <w:t>Daten, Quellen und Evidenz. Die Grenze gegen Scheingenauigkeit verlaeuft bei Analysemodell nicht zwischen Optimismus und Pessimismus. Sie verlaeuft zwischen offengelegter Unsicherheit und rhetorischer Sicherheit. Wer Wirkungskompetenz, Führung und Organisationskultur belastbar anwenden will, benennt Systemgrenze, Zeitraum, Vergleichspunkt und offene Gegenhypothese. Gerade dadurch bleibt das Skript anschlussfaehig fuer Forschung, Praxis und spaetere Revision.</w:t>
+      </w:r>
+    </w:p>
+    <w:p>
+      <w:r>
+        <w:t>Fuer die Pruefung ist Analysemodell dann verstanden, wenn daraus eine belastbare Fallantwort entsteht. Eine gute Antwort unterscheidet Beobachtung, Kausalannahme, Bewertung und Steuerungsfolge. Sie bewertet keine Menschen, sondern Wirkpfade, Zustandsveraenderungen, Risiken und institutionelle Bedingungen.</w:t>
+      </w:r>
+    </w:p>
+    <w:p>
+      <w:r>
+        <w:t>Bewertung und rote Linien. Modellformel zeigt, warum Wirkungskompetenz, Führung und Organisationskultur mehr ist als ein Schlagwort im Feld Wirkpfade, Wirkungsempfaenger, Bewertung und Rueckkopplung. Die wirkungsoekonomische Frage lautet: Welche reale Veraenderung wird moeglich, welche bleibt nur Potenzial und wo entsteht ein Wirkungsrisiko? Diese Unterscheidung schuetzt vor Impact-Washing, weil sie Absicht, Aktivitaet, Reichweite und Wirkung auseinanderhaelt.</w:t>
+      </w:r>
+    </w:p>
+    <w:p>
+      <w:r>
+        <w:t>Eine Kommune, ein Unternehmen oder eine Bildungsorganisation will Wirkungskompetenz, Führung und Organisationskultur praktisch anwenden. Der erste Schritt ist nicht die Auswahl eines Instruments, sondern die Klaerung der Zustandsveraenderung. Bei Modellformel muss deshalb benannt werden, wer betroffen ist, welcher Zustand sich veraendert, welche Frist gilt und welche Gegenbeobachtung die Annahme widerlegen wuerde. Erst danach entsteht eine begruendete Entscheidung im Feld Strategie, Prozess, Budget, Verantwortlichkeit oder Kommunikationsregel.</w:t>
+      </w:r>
+    </w:p>
+    <w:p>
+      <w:r>
+        <w:t>Kontrollfrage. Welche Entscheidung waere falsch, wenn Modellformel in WM-V7 missverstanden wird? Die Antwort muss mindestens eine Daten- oder Quellenannahme, eine betroffene Gruppe oder Schutzdimension, eine moegliche Nebenwirkung und einen Rueckkopplungsschritt nennen. Richtig ist nicht die lauteste Bewertung, sondern diejenige, die Begriff, Beleg und Steuerungsfolge zusammenhaelt.</w:t>
+      </w:r>
+    </w:p>
+    <w:p>
+      <w:r>
+        <w:t>Rueckfluss. Fuer den WOE-Korpus bedeutet das: Begriffe aus Wirkungskompetenz, Führung und Organisationskultur sollten dort geschaerft werden, wo sie in Glossar, Werkzeugen, Journal oder Readern doppeldeutig bleiben. Offene Forschungsfragen werden nicht versteckt. Sie markieren die Stelle, an der spaetere Evidenz, ein besserer Datensatz oder eine praezisere Fallstudie die Bewertung veraendern kann.</w:t>
+      </w:r>
+    </w:p>
+    <w:p>
+      <w:r>
+        <w:t>Steuerung und Rueckkopplung. In WM-V7 muss Fallfenster immer mit Empfaengern gelesen werden. Wirkung entsteht nicht beim Sender, sondern an veraenderten Zustaenden von Menschen, Oekosystemen, Institutionen, Oeffentlichkeit oder kuenftigen Handlungsspielraeumen. Darum reicht es nicht, interne Aktivitaeten zu dokumentieren. Entscheidend ist, ob sich ein Zustand nachvollziehbar veraendert und ob diese Veraenderung im Referenzrahmen Mensch, Planet, Demokratie, SDGs, Agenda 2030 und SDG+ tragfaehig bewertet werden kann.</w:t>
+      </w:r>
+    </w:p>
+    <w:p>
+      <w:r>
+        <w:t>Ein Bericht behauptet, die Massnahme zu Wirkungskompetenz, Führung und Organisationskultur sei erfolgreich. Die WOE-Lesart fragt bei Fallfenster nach belastbaren Nachweisen: Managementroutine, Stakeholder-Rueckmeldung, Prozessdaten, Entscheidungsprotokoll und Lernschleife. Wenn diese Nachweise fehlen, bleibt die Aussage Wirkungspotenzial oder Kommunikationsbehauptung. Sie kann wichtig sein, aber sie ist noch keine belegte Wirkung.</w:t>
+      </w:r>
+    </w:p>
+    <w:p>
+      <w:r>
+        <w:t>Pruefungsnahe Anwendung. Wissenschaftliche Anschlussfaehigkeit entsteht hier durch Quellenklarheit. Bei Prüfungsnahe Fallfragen ohne geschützte Antwortlogik werden interne WOE-Begriffe nicht als Ersatz fuer Belege benutzt, sondern mit Grundlagenwerk, WOE-Referenz, Glossar, Werkzeuge, Journal und externe Fachquellen verbunden. Wo die Datenlage offen bleibt, wird das offengelegt. Wo eine Aussage nur plausibel ist, bleibt sie als Wirkungspotenzial markiert. Wo ein Schaden eine rote Linie beruehrt, greift Nichtkompensation vor Durchschnittslogik.</w:t>
+      </w:r>
+    </w:p>
+    <w:p>
+      <w:r>
+        <w:t>In einer kontroversen Entscheidung wirkt Prüfungsnahe Fallfragen ohne geschützte Antwortlogik als Pruefpunkt fuer Ambivalenz. Ein Nutzen fuer eine Gruppe kann mit Risiken fuer andere Wirkungsempfaenger einhergehen. Das Skript verlangt deshalb, positive und negative Zustandsveraenderungen getrennt zu fuehren, bevor von positiver Netto-Wirkung gesprochen wird.</w:t>
+      </w:r>
+    </w:p>
+    <w:p>
+      <w:r>
+        <w:t>Transfer in den WOE-Korpus. In Wirkungsmanagement wird Auswertung aus der lebenden Website-Referenz erst steuerungsfaehig, wenn daraus eine Entscheidung folgt. Fuehrung, Strategie, Controlling, Einkauf, Kommunikation und Kultur muessen denselben Wirkungsbegriff verwenden. Ohne diese Rueckkopplung bleibt Reporting eine Beschreibung. Mit Rueckkopplung wird aus Bewertung eine veraenderte Routine: ein anderer Prozess, ein geaenderter Anreiz, eine bessere Datenpflicht, eine korrigierte Kommunikation oder eine neue Priorisierung.</w:t>
+      </w:r>
+    </w:p>
+    <w:p>
+      <w:r>
+        <w:t>Die typische Fehlstelle bei Wirkungskompetenz, Führung und Organisationskultur liegt darin, Absicht, Aktivitaet oder Reporting als Wirkung zu behandeln. Bei Auswertung aus der lebenden Website-Referenz wird diese Fehlstelle konkret: Ein scheinbar plausibler Befund darf nicht zur Abkuerzung werden. Quellen, Systemgrenzen, Unsicherheit und Rueckkopplung bleiben sichtbar.</w:t>
+      </w:r>
+    </w:p>
+    <w:p>
+      <w:r>
+        <w:t>Grenzen der Aussage. Die Grenze gegen Scheingenauigkeit verlaeuft bei Der Mensch als Wirkungswesen nicht zwischen Optimismus und Pessimismus. Sie verlaeuft zwischen offengelegter Unsicherheit und rhetorischer Sicherheit. Wer Wirkungskompetenz, Führung und Organisationskultur belastbar anwenden will, benennt Systemgrenze, Zeitraum, Vergleichspunkt und offene Gegenhypothese. Gerade dadurch bleibt das Skript anschlussfaehig fuer Forschung, Praxis und spaetere Revision.</w:t>
+      </w:r>
+    </w:p>
+    <w:p>
+      <w:r>
+        <w:t>Fuer die Pruefung ist Der Mensch als Wirkungswesen dann verstanden, wenn daraus eine belastbare Fallantwort entsteht. Eine gute Antwort unterscheidet Beobachtung, Kausalannahme, Bewertung und Steuerungsfolge. Sie bewertet keine Menschen, sondern Wirkpfade, Zustandsveraenderungen, Risiken und institutionelle Bedingungen.</w:t>
+      </w:r>
+    </w:p>
+    <w:p>
+      <w:r>
+        <w:t>Kontrollfrage. Welche Entscheidung waere falsch, wenn Der Mensch als Wirkungswesen in WM-V7 missverstanden wird? Die Antwort muss mindestens eine Daten- oder Quellenannahme, eine betroffene Gruppe oder Schutzdimension, eine moegliche Nebenwirkung und einen Rueckkopplungsschritt nennen. Richtig ist nicht die lauteste Bewertung, sondern diejenige, die Begriff, Beleg und Steuerungsfolge zusammenhaelt.</w:t>
+      </w:r>
+    </w:p>
+    <w:p>
+      <w:pPr>
+        <w:pStyle w:val="Heading3"/>
+      </w:pPr>
+      <w:r>
+        <w:t>Schlussvertiefung 6: Wirkungskompetenz, Führung und Organisationskultur im Anwendungsfall</w:t>
+      </w:r>
+    </w:p>
+    <w:p>
+      <w:r>
+        <w:t>Die folgenden Abschnitte sind keine neue Pruefungsloesung. Sie verdichten die vorhandenen Kapitel zu einer Lesart, mit der Studierende einen Fall selbststaendig analysieren koennen. Im Mittelpunkt stehen Wirkpfade, Wirkungsempfaenger, Bewertung und Rueckkopplung, nicht moralische Personenbewertung.</w:t>
+      </w:r>
+    </w:p>
+    <w:p>
+      <w:r>
+        <w:t>Begriffliche Schlussklaerung. Kein isoliertes Individuum zeigt, warum Wirkungskompetenz, Führung und Organisationskultur mehr ist als ein Schlagwort im Feld Wirkpfade, Wirkungsempfaenger, Bewertung und Rueckkopplung. Die wirkungsoekonomische Frage lautet: Welche reale Veraenderung wird moeglich, welche bleibt nur Potenzial und wo entsteht ein Wirkungsrisiko? Diese Unterscheidung schuetzt vor Impact-Washing, weil sie Absicht, Aktivitaet, Reichweite und Wirkung auseinanderhaelt.</w:t>
+      </w:r>
+    </w:p>
+    <w:p>
+      <w:r>
+        <w:t>Eine Kommune, ein Unternehmen oder eine Bildungsorganisation will Wirkungskompetenz, Führung und Organisationskultur praktisch anwenden. Der erste Schritt ist nicht die Auswahl eines Instruments, sondern die Klaerung der Zustandsveraenderung. Bei Kein isoliertes Individuum muss deshalb benannt werden, wer betroffen ist, welcher Zustand sich veraendert, welche Frist gilt und welche Gegenbeobachtung die Annahme widerlegen wuerde. Erst danach entsteht eine begruendete Entscheidung im Feld Strategie, Prozess, Budget, Verantwortlichkeit oder Kommunikationsregel.</w:t>
+      </w:r>
+    </w:p>
+    <w:p>
+      <w:r>
+        <w:t>Wirkpfad und Empfaenger. In WM-V7 muss Begrenzte Rationalität immer mit Empfaengern gelesen werden. Wirkung entsteht nicht beim Sender, sondern an veraenderten Zustaenden von Menschen, Oekosystemen, Institutionen, Oeffentlichkeit oder kuenftigen Handlungsspielraeumen. Darum reicht es nicht, interne Aktivitaeten zu dokumentieren. Entscheidend ist, ob sich ein Zustand nachvollziehbar veraendert und ob diese Veraenderung im Referenzrahmen Mensch, Planet, Demokratie, SDGs, Agenda 2030 und SDG+ tragfaehig bewertet werden kann.</w:t>
+      </w:r>
+    </w:p>
+    <w:p>
+      <w:r>
+        <w:t>Ein Bericht behauptet, die Massnahme zu Wirkungskompetenz, Führung und Organisationskultur sei erfolgreich. Die WOE-Lesart fragt bei Begrenzte Rationalität nach belastbaren Nachweisen: Managementroutine, Stakeholder-Rueckmeldung, Prozessdaten, Entscheidungsprotokoll und Lernschleife. Wenn diese Nachweise fehlen, bleibt die Aussage Wirkungspotenzial oder Kommunikationsbehauptung. Sie kann wichtig sein, aber sie ist noch keine belegte Wirkung.</w:t>
+      </w:r>
+    </w:p>
+    <w:p>
+      <w:r>
+        <w:t>Rueckfluss. Fuer den WOE-Korpus bedeutet das: Begriffe aus Wirkungskompetenz, Führung und Organisationskultur sollten dort geschaerft werden, wo sie in Glossar, Werkzeugen, Journal oder Readern doppeldeutig bleiben. Offene Forschungsfragen werden nicht versteckt. Sie markieren die Stelle, an der spaetere Evidenz, ein besserer Datensatz oder eine praezisere Fallstudie die Bewertung veraendern kann.</w:t>
+      </w:r>
+    </w:p>
+    <w:p>
+      <w:pPr>
+        <w:pStyle w:val="Heading3"/>
+      </w:pPr>
+      <w:r>
         <w:t>V1-Abschlussnotiz</w:t>
       </w:r>
     </w:p>
     <w:p>
       <w:r>
-        <w:t>Diese Finalisierung schliesst die Codex-Inhaltsproduktion fuer WM-V7. Offen bleibt nicht der fachliche Kern des Skripts, sondern der naechste Produktionsschritt: Claude setzt daraus die CI/CD-konforme Reader- und PDF-Fassung, prueft Satz, Umbrueche, Medienintegration und Lektorat und markiert erst danach die veroeffentlichte Fassung als freigegeben.</w:t>
+        <w:t>Diese Finalisierung schliesst die Codex-Inhaltsproduktion fuer WM-V7. Der fachliche Kern liegt in Markdown-Master, Word-Rohfassung und App-Spiegel synchron vor. Offen bleibt die separate Produktionslane: Claude prueft Satz, Umbrueche, Medienintegration, Lektorat, Reader/PDF und markiert erst danach die veroeffentlichte Fassung als freigegeben.</w:t>
       </w:r>
     </w:p>
     <w:sectPr>

--- a/docs/studienskripte/word-rohfassungen/wirkungsmanagement-v7.docx
+++ b/docs/studienskripte/word-rohfassungen/wirkungsmanagement-v7.docx
@@ -2905,12 +2905,12 @@
     </w:p>
     <w:p>
       <w:r>
-        <w:t>Dieses Skript zu WM-V7 Wirkungskompetenz, Führung und Organisationskultur ist als Langformtext angelegt. Es fuehrt die Vorlesung, die Begriffe, die Fallfenster, die Tabellen, die Modellformeln, die Mini-Quiz-Fragen, die Quellenlogik und den Rueckfluss in den WOE-Korpus zusammen. Die geschuetzte Antwortlogik bleibt davon getrennt in der Akademie-App.</w:t>
-      </w:r>
-    </w:p>
-    <w:p>
-      <w:r>
-        <w:t>Der Abschluss liest Wirkungskompetenz, Führung und Organisationskultur im Feld Wirkungsmanagement. Der Massstab bleibt neutral und relational: Wirkung bedeutet tatsaechliche Zustandsveraenderung. Wirkungspotenzial beschreibt plausible Moeglichkeit. Wirkungsrisiko beschreibt moegliche negative Veraenderung. Wenn eine Zielgroesse gemeint ist, geht es um positive Netto-Wirkung. Genau diese Trennung entscheidet, ob das Skript fachlich traegt.</w:t>
+        <w:t>Dieses Skript zu WM-V7 Wirkungskompetenz, Führung und Organisationskultur ist als Langformtext angelegt. Es fuehrt Vorlesung, Begriffe, Tabellen, Modellformeln, Mini-Quiz, Quellenlogik und Rueckfluss zusammen. Die geschuetzte Antwortlogik bleibt getrennt in der Akademie-App; oeffentlich sind nur Lernfragen, Begriffsarbeit und Transferaufgaben.</w:t>
+      </w:r>
+    </w:p>
+    <w:p>
+      <w:r>
+        <w:t>Der Abschluss liest Wirkungskompetenz, Führung und Organisationskultur im Feld Wirkungsmanagement. Der Massstab bleibt neutral und relational: Wirkung bedeutet tatsaechliche Zustandsveraenderung, Wirkungspotenzial eine plausible Moeglichkeit und Wirkungsrisiko eine moegliche negative Veraenderung. Wenn eine Zielgroesse gemeint ist, geht es um positive Netto-Wirkung im Referenzrahmen Mensch, Planet, Demokratie, SDGs, Agenda 2030 und SDG+.</w:t>
       </w:r>
     </w:p>
     <w:p>
@@ -3159,17 +3159,17 @@
         <w:pStyle w:val="Heading3"/>
       </w:pPr>
       <w:r>
-        <w:t>Schlussvertiefung 1: Wirkungskompetenz, Führung und Organisationskultur im Anwendungsfall</w:t>
-      </w:r>
-    </w:p>
-    <w:p>
-      <w:r>
-        <w:t>Die folgenden Abschnitte sind keine neue Pruefungsloesung. Sie verdichten die vorhandenen Kapitel zu einer Lesart, mit der Studierende einen Fall selbststaendig analysieren koennen. Im Mittelpunkt stehen Wirkpfade, Wirkungsempfaenger, Bewertung und Rueckkopplung, nicht moralische Personenbewertung.</w:t>
-      </w:r>
-    </w:p>
-    <w:p>
-      <w:r>
-        <w:t>Begriffliche Schlussklaerung. Einleitung / Wirkungsfrage zeigt, warum Wirkungskompetenz, Führung und Organisationskultur mehr ist als ein Schlagwort im Feld Wirkpfade, Wirkungsempfaenger, Bewertung und Rueckkopplung. Die wirkungsoekonomische Frage lautet: Welche reale Veraenderung wird moeglich, welche bleibt nur Potenzial und wo entsteht ein Wirkungsrisiko? Diese Unterscheidung schuetzt vor Impact-Washing, weil sie Absicht, Aktivitaet, Reichweite und Wirkung auseinanderhaelt.</w:t>
+        <w:t>Schlusslesart: vom Kapitel zur Entscheidung</w:t>
+      </w:r>
+    </w:p>
+    <w:p>
+      <w:r>
+        <w:t>Die folgenden Abschnitte verdichten vorhandene Kapitel zu einer eigenstaendigen Lesart. Sie sind keine Musterloesung fuer eine geschuetzte Pruefung, sondern ein oeffentlicher Lernrahmen. Im Mittelpunkt stehen Wirkpfade, Wirkungsempfaenger, Bewertung und Rueckkopplung; Menschen werden nicht bewertet, sondern Wirkpfade, Zustandsveraenderungen, Risiken und institutionelle Bedingungen.</w:t>
+      </w:r>
+    </w:p>
+    <w:p>
+      <w:r>
+        <w:t>Begriffliche Sicherung. Einleitung / Wirkungsfrage zeigt, warum Wirkungskompetenz, Führung und Organisationskultur mehr ist als ein Schlagwort im Feld Wirkpfade, Wirkungsempfaenger, Bewertung und Rueckkopplung. Die wirkungsoekonomische Frage lautet: Welche reale Veraenderung wird moeglich, welche bleibt nur Potenzial und wo entsteht ein Wirkungsrisiko? Diese Unterscheidung schuetzt vor Impact-Washing, weil sie Absicht, Aktivitaet, Reichweite und Wirkung auseinanderhaelt.</w:t>
       </w:r>
     </w:p>
     <w:p>
@@ -3179,7 +3179,12 @@
     </w:p>
     <w:p>
       <w:r>
-        <w:t>Wirkpfad und Empfaenger. In WM-V7 muss Kernaussage immer mit Empfaengern gelesen werden. Wirkung entsteht nicht beim Sender, sondern an veraenderten Zustaenden von Menschen, Oekosystemen, Institutionen, Oeffentlichkeit oder kuenftigen Handlungsspielraeumen. Darum reicht es nicht, interne Aktivitaeten zu dokumentieren. Entscheidend ist, ob sich ein Zustand nachvollziehbar veraendert und ob diese Veraenderung im Referenzrahmen Mensch, Planet, Demokratie, SDGs, Agenda 2030 und SDG+ tragfaehig bewertet werden kann.</w:t>
+        <w:t>Fallpruefung. Wenn eine Kommune eine bestehende Massnahme neu priorisieren will, beginnt die Analyse bei Empfaengern, Wirkraum, Zeitraum und Datenquelle. Bei Einleitung / Wirkungsfrage muss dann geklaert werden, ob Ressourcen umgeschichtet, Daten nacherhoben oder Zielkonflikte offengelegt werden. Eine tragfaehige Antwort benennt mindestens eine Quelle, eine offene Unsicherheit, eine moegliche Gegenbeobachtung und die Entscheidung, die nach der Bewertung geaendert wird.</w:t>
+      </w:r>
+    </w:p>
+    <w:p>
+      <w:r>
+        <w:t>Wirkpfadpruefung. In WM-V7 muss Kernaussage immer mit Empfaengern gelesen werden. Wirkung entsteht nicht beim Sender, sondern an veraenderten Zustaenden von Menschen, Oekosystemen, Institutionen, Oeffentlichkeit oder kuenftigen Handlungsspielraeumen. Darum reicht es nicht, interne Aktivitaeten zu dokumentieren. Entscheidend ist, ob sich ein Zustand nachvollziehbar veraendert und ob diese Veraenderung im Referenzrahmen Mensch, Planet, Demokratie, SDGs, Agenda 2030 und SDG+ tragfaehig bewertet werden kann.</w:t>
       </w:r>
     </w:p>
     <w:p>
@@ -3189,7 +3194,17 @@
     </w:p>
     <w:p>
       <w:r>
-        <w:t>Daten, Quellen und Evidenz. Wissenschaftliche Anschlussfaehigkeit entsteht hier durch Quellenklarheit. Bei Quelltext und fachliche Grundlegung werden interne WOE-Begriffe nicht als Ersatz fuer Belege benutzt, sondern mit Grundlagenwerk, WOE-Referenz, Glossar, Werkzeuge, Journal und externe Fachquellen verbunden. Wo die Datenlage offen bleibt, wird das offengelegt. Wo eine Aussage nur plausibel ist, bleibt sie als Wirkungspotenzial markiert. Wo ein Schaden eine rote Linie beruehrt, greift Nichtkompensation vor Durchschnittslogik.</w:t>
+        <w:t>Fallpruefung. Wenn ein Unternehmen ein Produkt, einen Prozess oder eine Investition wirkungsbezogen bewerten will, beginnt die Analyse bei Empfaengern, Wirkraum, Zeitraum und Datenquelle. Bei Kernaussage muss dann geklaert werden, welche Entscheidung nach der Bewertung tatsaechlich anders ausfaellt. Eine tragfaehige Antwort benennt mindestens eine Quelle, eine offene Unsicherheit, eine moegliche Gegenbeobachtung und die Entscheidung, die nach der Bewertung geaendert wird.</w:t>
+      </w:r>
+    </w:p>
+    <w:p>
+      <w:r>
+        <w:t>Fuer die Bewertung reicht kein Summenscore, der zentrale Schaeden mit bequemen Pluspunkten verrechnet. Nichtkompensation und Reverse Merit Order markieren, wo rote Linien, demokratische Grundbedingungen oder planetare Grenzen Vorrang vor Durchschnittslogik haben. So bleibt positive Netto-Wirkung eine anspruchsvolle Zielgroesse und wird nicht zur dekorativen Formel.</w:t>
+      </w:r>
+    </w:p>
+    <w:p>
+      <w:r>
+        <w:t>Evidenzfenster. Wissenschaftliche Anschlussfaehigkeit entsteht hier durch Quellenklarheit. Bei Quelltext und fachliche Grundlegung werden interne WOE-Begriffe nicht als Ersatz fuer Belege benutzt, sondern mit Grundlagenwerk, WOE-Referenz, Glossar, Werkzeuge, Journal und externe Fachquellen verbunden. Wo die Datenlage offen bleibt, wird das offengelegt. Wo eine Aussage nur plausibel ist, bleibt sie als Wirkungspotenzial markiert. Wo ein Schaden eine rote Linie beruehrt, greift Nichtkompensation vor Durchschnittslogik.</w:t>
       </w:r>
     </w:p>
     <w:p>
@@ -3199,7 +3214,17 @@
     </w:p>
     <w:p>
       <w:r>
-        <w:t>Bewertung und rote Linien. In Wirkungsmanagement wird Einstieg / Wirkungsfrage erst steuerungsfaehig, wenn daraus eine Entscheidung folgt. Fuehrung, Strategie, Controlling, Einkauf, Kommunikation und Kultur muessen denselben Wirkungsbegriff verwenden. Ohne diese Rueckkopplung bleibt Reporting eine Beschreibung. Mit Rueckkopplung wird aus Bewertung eine veraenderte Routine: ein anderer Prozess, ein geaenderter Anreiz, eine bessere Datenpflicht, eine korrigierte Kommunikation oder eine neue Priorisierung.</w:t>
+        <w:t>Fallpruefung. Wenn eine Bildungs- oder Forschungseinrichtung eine Wirkungsaussage fuer Lernende und Praxispartner pruefbar machen will, beginnt die Analyse bei Empfaengern, Wirkraum, Zeitraum und Datenquelle. Bei Quelltext und fachliche Grundlegung muss dann geklaert werden, welche Begriffe, Quellen und Grenzen im Material sichtbar bleiben muessen. Eine tragfaehige Antwort benennt mindestens eine Quelle, eine offene Unsicherheit, eine moegliche Gegenbeobachtung und die Entscheidung, die nach der Bewertung geaendert wird.</w:t>
+      </w:r>
+    </w:p>
+    <w:p>
+      <w:r>
+        <w:t>Der Rueckfluss in den WOE-Korpus liegt hier in klaren Begriffen, sauber verlinkten Quellen und benannten Forschungsfragen. Wo Glossar, Werkzeuge, Journal oder Reader noch doppeldeutig bleiben, sollte Wirkungskompetenz, Führung und Organisationskultur nicht als fertige Gewissheit auftreten, sondern als pruefbarer Lernstand mit Korrekturpfad.</w:t>
+      </w:r>
+    </w:p>
+    <w:p>
+      <w:r>
+        <w:t>Bewertungsgrenze. In Wirkungsmanagement wird Einstieg / Wirkungsfrage erst steuerungsfaehig, wenn daraus eine Entscheidung folgt. Fuehrung, Strategie, Controlling, Einkauf, Kommunikation und Kultur muessen denselben Wirkungsbegriff verwenden. Ohne diese Rueckkopplung bleibt Reporting eine Beschreibung. Mit Rueckkopplung wird aus Bewertung eine veraenderte Routine: ein anderer Prozess, ein geaenderter Anreiz, eine bessere Datenpflicht, eine korrigierte Kommunikation oder eine neue Priorisierung.</w:t>
       </w:r>
     </w:p>
     <w:p>
@@ -3209,12 +3234,12 @@
     </w:p>
     <w:p>
       <w:r>
-        <w:t>Kontrollfrage. Welche Entscheidung waere falsch, wenn Einstieg / Wirkungsfrage in WM-V7 missverstanden wird? Die Antwort muss mindestens eine Daten- oder Quellenannahme, eine betroffene Gruppe oder Schutzdimension, eine moegliche Nebenwirkung und einen Rueckkopplungsschritt nennen. Richtig ist nicht die lauteste Bewertung, sondern diejenige, die Begriff, Beleg und Steuerungsfolge zusammenhaelt.</w:t>
-      </w:r>
-    </w:p>
-    <w:p>
-      <w:r>
-        <w:t>Steuerung und Rueckkopplung. Die Grenze gegen Scheingenauigkeit verlaeuft bei Skript / Folien (Lernseite) nicht zwischen Optimismus und Pessimismus. Sie verlaeuft zwischen offengelegter Unsicherheit und rhetorischer Sicherheit. Wer Wirkungskompetenz, Führung und Organisationskultur belastbar anwenden will, benennt Systemgrenze, Zeitraum, Vergleichspunkt und offene Gegenhypothese. Gerade dadurch bleibt das Skript anschlussfaehig fuer Forschung, Praxis und spaetere Revision.</w:t>
+        <w:t>Fallpruefung. Wenn eine Kommune eine bestehende Massnahme neu priorisieren will, beginnt die Analyse bei Empfaengern, Wirkraum, Zeitraum und Datenquelle. Bei Einstieg / Wirkungsfrage muss dann geklaert werden, ob Ressourcen umgeschichtet, Daten nacherhoben oder Zielkonflikte offengelegt werden. Eine tragfaehige Antwort benennt mindestens eine Quelle, eine offene Unsicherheit, eine moegliche Gegenbeobachtung und die Entscheidung, die nach der Bewertung geaendert wird.</w:t>
+      </w:r>
+    </w:p>
+    <w:p>
+      <w:r>
+        <w:t>Steuerungsfolge. Die Grenze gegen Scheingenauigkeit verlaeuft bei Skript / Folien (Lernseite) nicht zwischen Optimismus und Pessimismus. Sie verlaeuft zwischen offengelegter Unsicherheit und rhetorischer Sicherheit. Wer Wirkungskompetenz, Führung und Organisationskultur belastbar anwenden will, benennt Systemgrenze, Zeitraum, Vergleichspunkt und offene Gegenhypothese. Gerade dadurch bleibt das Skript anschlussfaehig fuer Forschung, Praxis und spaetere Revision.</w:t>
       </w:r>
     </w:p>
     <w:p>
@@ -3224,7 +3249,17 @@
     </w:p>
     <w:p>
       <w:r>
-        <w:t>Pruefungsnahe Anwendung. Transferaufgabe zeigt, warum Wirkungskompetenz, Führung und Organisationskultur mehr ist als ein Schlagwort im Feld Wirkpfade, Wirkungsempfaenger, Bewertung und Rueckkopplung. Die wirkungsoekonomische Frage lautet: Welche reale Veraenderung wird moeglich, welche bleibt nur Potenzial und wo entsteht ein Wirkungsrisiko? Diese Unterscheidung schuetzt vor Impact-Washing, weil sie Absicht, Aktivitaet, Reichweite und Wirkung auseinanderhaelt.</w:t>
+        <w:t>Fallpruefung. Wenn ein Unternehmen ein Produkt, einen Prozess oder eine Investition wirkungsbezogen bewerten will, beginnt die Analyse bei Empfaengern, Wirkraum, Zeitraum und Datenquelle. Bei Skript / Folien (Lernseite) muss dann geklaert werden, welche Entscheidung nach der Bewertung tatsaechlich anders ausfaellt. Eine tragfaehige Antwort benennt mindestens eine Quelle, eine offene Unsicherheit, eine moegliche Gegenbeobachtung und die Entscheidung, die nach der Bewertung geaendert wird.</w:t>
+      </w:r>
+    </w:p>
+    <w:p>
+      <w:r>
+        <w:t>Fuer die Bewertung reicht kein Summenscore, der zentrale Schaeden mit bequemen Pluspunkten verrechnet. Nichtkompensation und Reverse Merit Order markieren, wo rote Linien, demokratische Grundbedingungen oder planetare Grenzen Vorrang vor Durchschnittslogik haben. So bleibt positive Netto-Wirkung eine anspruchsvolle Zielgroesse und wird nicht zur dekorativen Formel.</w:t>
+      </w:r>
+    </w:p>
+    <w:p>
+      <w:r>
+        <w:t>Transferhinweis. Transferaufgabe zeigt, warum Wirkungskompetenz, Führung und Organisationskultur mehr ist als ein Schlagwort im Feld Wirkpfade, Wirkungsempfaenger, Bewertung und Rueckkopplung. Die wirkungsoekonomische Frage lautet: Welche reale Veraenderung wird moeglich, welche bleibt nur Potenzial und wo entsteht ein Wirkungsrisiko? Diese Unterscheidung schuetzt vor Impact-Washing, weil sie Absicht, Aktivitaet, Reichweite und Wirkung auseinanderhaelt.</w:t>
       </w:r>
     </w:p>
     <w:p>
@@ -3234,32 +3269,12 @@
     </w:p>
     <w:p>
       <w:r>
-        <w:t>Rueckfluss. Fuer den WOE-Korpus bedeutet das: Begriffe aus Wirkungskompetenz, Führung und Organisationskultur sollten dort geschaerft werden, wo sie in Glossar, Werkzeugen, Journal oder Readern doppeldeutig bleiben. Offene Forschungsfragen werden nicht versteckt. Sie markieren die Stelle, an der spaetere Evidenz, ein besserer Datensatz oder eine praezisere Fallstudie die Bewertung veraendern kann.</w:t>
-      </w:r>
-    </w:p>
-    <w:p>
-      <w:r>
-        <w:t>Transfer in den WOE-Korpus. In WM-V7 muss Praxisbeispiel immer mit Empfaengern gelesen werden. Wirkung entsteht nicht beim Sender, sondern an veraenderten Zustaenden von Menschen, Oekosystemen, Institutionen, Oeffentlichkeit oder kuenftigen Handlungsspielraeumen. Darum reicht es nicht, interne Aktivitaeten zu dokumentieren. Entscheidend ist, ob sich ein Zustand nachvollziehbar veraendert und ob diese Veraenderung im Referenzrahmen Mensch, Planet, Demokratie, SDGs, Agenda 2030 und SDG+ tragfaehig bewertet werden kann.</w:t>
-      </w:r>
-    </w:p>
-    <w:p>
-      <w:r>
-        <w:t>Ein Bericht behauptet, die Massnahme zu Wirkungskompetenz, Führung und Organisationskultur sei erfolgreich. Die WOE-Lesart fragt bei Praxisbeispiel nach belastbaren Nachweisen: Managementroutine, Stakeholder-Rueckmeldung, Prozessdaten, Entscheidungsprotokoll und Lernschleife. Wenn diese Nachweise fehlen, bleibt die Aussage Wirkungspotenzial oder Kommunikationsbehauptung. Sie kann wichtig sein, aber sie ist noch keine belegte Wirkung.</w:t>
-      </w:r>
-    </w:p>
-    <w:p>
-      <w:r>
-        <w:t>Grenzen der Aussage. Wissenschaftliche Anschlussfaehigkeit entsteht hier durch Quellenklarheit. Bei Wirkungsökonomische Vertiefung werden interne WOE-Begriffe nicht als Ersatz fuer Belege benutzt, sondern mit Grundlagenwerk, WOE-Referenz, Glossar, Werkzeuge, Journal und externe Fachquellen verbunden. Wo die Datenlage offen bleibt, wird das offengelegt. Wo eine Aussage nur plausibel ist, bleibt sie als Wirkungspotenzial markiert. Wo ein Schaden eine rote Linie beruehrt, greift Nichtkompensation vor Durchschnittslogik.</w:t>
-      </w:r>
-    </w:p>
-    <w:p>
-      <w:r>
-        <w:t>In einer kontroversen Entscheidung wirkt Wirkungsökonomische Vertiefung als Pruefpunkt fuer Ambivalenz. Ein Nutzen fuer eine Gruppe kann mit Risiken fuer andere Wirkungsempfaenger einhergehen. Das Skript verlangt deshalb, positive und negative Zustandsveraenderungen getrennt zu fuehren, bevor von positiver Netto-Wirkung gesprochen wird.</w:t>
-      </w:r>
-    </w:p>
-    <w:p>
-      <w:r>
-        <w:t>Kontrollfrage. Welche Entscheidung waere falsch, wenn Wirkungsökonomische Vertiefung in WM-V7 missverstanden wird? Die Antwort muss mindestens eine Daten- oder Quellenannahme, eine betroffene Gruppe oder Schutzdimension, eine moegliche Nebenwirkung und einen Rueckkopplungsschritt nennen. Richtig ist nicht die lauteste Bewertung, sondern diejenige, die Begriff, Beleg und Steuerungsfolge zusammenhaelt.</w:t>
+        <w:t>Fallpruefung. Wenn eine Bildungs- oder Forschungseinrichtung eine Wirkungsaussage fuer Lernende und Praxispartner pruefbar machen will, beginnt die Analyse bei Empfaengern, Wirkraum, Zeitraum und Datenquelle. Bei Transferaufgabe muss dann geklaert werden, welche Begriffe, Quellen und Grenzen im Material sichtbar bleiben muessen. Eine tragfaehige Antwort benennt mindestens eine Quelle, eine offene Unsicherheit, eine moegliche Gegenbeobachtung und die Entscheidung, die nach der Bewertung geaendert wird.</w:t>
+      </w:r>
+    </w:p>
+    <w:p>
+      <w:r>
+        <w:t>Der Rueckfluss in den WOE-Korpus liegt hier in klaren Begriffen, sauber verlinkten Quellen und benannten Forschungsfragen. Wo Glossar, Werkzeuge, Journal oder Reader noch doppeldeutig bleiben, sollte Wirkungskompetenz, Führung und Organisationskultur nicht als fertige Gewissheit auftreten, sondern als pruefbarer Lernstand mit Korrekturpfad.</w:t>
       </w:r>
     </w:p>
     <w:p>
@@ -3267,17 +3282,52 @@
         <w:pStyle w:val="Heading3"/>
       </w:pPr>
       <w:r>
-        <w:t>Schlussvertiefung 2: Wirkungskompetenz, Führung und Organisationskultur im Anwendungsfall</w:t>
-      </w:r>
-    </w:p>
-    <w:p>
-      <w:r>
-        <w:t>Die folgenden Abschnitte sind keine neue Pruefungsloesung. Sie verdichten die vorhandenen Kapitel zu einer Lesart, mit der Studierende einen Fall selbststaendig analysieren koennen. Im Mittelpunkt stehen Wirkpfade, Wirkungsempfaenger, Bewertung und Rueckkopplung, nicht moralische Personenbewertung.</w:t>
-      </w:r>
-    </w:p>
-    <w:p>
-      <w:r>
-        <w:t>Begriffliche Schlussklaerung. In Wirkungsmanagement wird Begriffliche Präzision erst steuerungsfaehig, wenn daraus eine Entscheidung folgt. Fuehrung, Strategie, Controlling, Einkauf, Kommunikation und Kultur muessen denselben Wirkungsbegriff verwenden. Ohne diese Rueckkopplung bleibt Reporting eine Beschreibung. Mit Rueckkopplung wird aus Bewertung eine veraenderte Routine: ein anderer Prozess, ein geaenderter Anreiz, eine bessere Datenpflicht, eine korrigierte Kommunikation oder eine neue Priorisierung.</w:t>
+        <w:t>Vertiefungsrunde 2: Anschluss an Praxis und Forschung</w:t>
+      </w:r>
+    </w:p>
+    <w:p>
+      <w:r>
+        <w:t>Diese Runde wechselt den Blickwinkel, damit der Schlussblock nicht nur wiederholt, sondern Leseentscheidungen vorbereitet: Was ist belegt, was bleibt Potenzial, welche Nebenwirkung ist relevant und welche Steuerungsfolge wird daraus abgeleitet?</w:t>
+      </w:r>
+    </w:p>
+    <w:p>
+      <w:r>
+        <w:t>Rueckflussnotiz. In WM-V7 muss Praxisbeispiel immer mit Empfaengern gelesen werden. Wirkung entsteht nicht beim Sender, sondern an veraenderten Zustaenden von Menschen, Oekosystemen, Institutionen, Oeffentlichkeit oder kuenftigen Handlungsspielraeumen. Darum reicht es nicht, interne Aktivitaeten zu dokumentieren. Entscheidend ist, ob sich ein Zustand nachvollziehbar veraendert und ob diese Veraenderung im Referenzrahmen Mensch, Planet, Demokratie, SDGs, Agenda 2030 und SDG+ tragfaehig bewertet werden kann.</w:t>
+      </w:r>
+    </w:p>
+    <w:p>
+      <w:r>
+        <w:t>Ein Bericht behauptet, die Massnahme zu Wirkungskompetenz, Führung und Organisationskultur sei erfolgreich. Die WOE-Lesart fragt bei Praxisbeispiel nach belastbaren Nachweisen: Managementroutine, Stakeholder-Rueckmeldung, Prozessdaten, Entscheidungsprotokoll und Lernschleife. Wenn diese Nachweise fehlen, bleibt die Aussage Wirkungspotenzial oder Kommunikationsbehauptung. Sie kann wichtig sein, aber sie ist noch keine belegte Wirkung.</w:t>
+      </w:r>
+    </w:p>
+    <w:p>
+      <w:r>
+        <w:t>Fallpruefung. Wenn eine Kommune eine bestehende Massnahme neu priorisieren will, beginnt die Analyse bei Empfaengern, Wirkraum, Zeitraum und Datenquelle. Bei Praxisbeispiel muss dann geklaert werden, ob Ressourcen umgeschichtet, Daten nacherhoben oder Zielkonflikte offengelegt werden. Eine tragfaehige Antwort benennt mindestens eine Quelle, eine offene Unsicherheit, eine moegliche Gegenbeobachtung und die Entscheidung, die nach der Bewertung geaendert wird.</w:t>
+      </w:r>
+    </w:p>
+    <w:p>
+      <w:r>
+        <w:t>Pruefungsimpuls. Wissenschaftliche Anschlussfaehigkeit entsteht hier durch Quellenklarheit. Bei Wirkungsökonomische Vertiefung werden interne WOE-Begriffe nicht als Ersatz fuer Belege benutzt, sondern mit Grundlagenwerk, WOE-Referenz, Glossar, Werkzeuge, Journal und externe Fachquellen verbunden. Wo die Datenlage offen bleibt, wird das offengelegt. Wo eine Aussage nur plausibel ist, bleibt sie als Wirkungspotenzial markiert. Wo ein Schaden eine rote Linie beruehrt, greift Nichtkompensation vor Durchschnittslogik.</w:t>
+      </w:r>
+    </w:p>
+    <w:p>
+      <w:r>
+        <w:t>In einer kontroversen Entscheidung wirkt Wirkungsökonomische Vertiefung als Pruefpunkt fuer Ambivalenz. Ein Nutzen fuer eine Gruppe kann mit Risiken fuer andere Wirkungsempfaenger einhergehen. Das Skript verlangt deshalb, positive und negative Zustandsveraenderungen getrennt zu fuehren, bevor von positiver Netto-Wirkung gesprochen wird.</w:t>
+      </w:r>
+    </w:p>
+    <w:p>
+      <w:r>
+        <w:t>Fallpruefung. Wenn ein Unternehmen ein Produkt, einen Prozess oder eine Investition wirkungsbezogen bewerten will, beginnt die Analyse bei Empfaengern, Wirkraum, Zeitraum und Datenquelle. Bei Wirkungsökonomische Vertiefung muss dann geklaert werden, welche Entscheidung nach der Bewertung tatsaechlich anders ausfaellt. Eine tragfaehige Antwort benennt mindestens eine Quelle, eine offene Unsicherheit, eine moegliche Gegenbeobachtung und die Entscheidung, die nach der Bewertung geaendert wird.</w:t>
+      </w:r>
+    </w:p>
+    <w:p>
+      <w:r>
+        <w:t>Fuer die Bewertung reicht kein Summenscore, der zentrale Schaeden mit bequemen Pluspunkten verrechnet. Nichtkompensation und Reverse Merit Order markieren, wo rote Linien, demokratische Grundbedingungen oder planetare Grenzen Vorrang vor Durchschnittslogik haben. So bleibt positive Netto-Wirkung eine anspruchsvolle Zielgroesse und wird nicht zur dekorativen Formel.</w:t>
+      </w:r>
+    </w:p>
+    <w:p>
+      <w:r>
+        <w:t>Begriffliche Sicherung. In Wirkungsmanagement wird Begriffliche Präzision erst steuerungsfaehig, wenn daraus eine Entscheidung folgt. Fuehrung, Strategie, Controlling, Einkauf, Kommunikation und Kultur muessen denselben Wirkungsbegriff verwenden. Ohne diese Rueckkopplung bleibt Reporting eine Beschreibung. Mit Rueckkopplung wird aus Bewertung eine veraenderte Routine: ein anderer Prozess, ein geaenderter Anreiz, eine bessere Datenpflicht, eine korrigierte Kommunikation oder eine neue Priorisierung.</w:t>
       </w:r>
     </w:p>
     <w:p>
@@ -3287,7 +3337,17 @@
     </w:p>
     <w:p>
       <w:r>
-        <w:t>Wirkpfad und Empfaenger. Die Grenze gegen Scheingenauigkeit verlaeuft bei Wirkpfad nicht zwischen Optimismus und Pessimismus. Sie verlaeuft zwischen offengelegter Unsicherheit und rhetorischer Sicherheit. Wer Wirkungskompetenz, Führung und Organisationskultur belastbar anwenden will, benennt Systemgrenze, Zeitraum, Vergleichspunkt und offene Gegenhypothese. Gerade dadurch bleibt das Skript anschlussfaehig fuer Forschung, Praxis und spaetere Revision.</w:t>
+        <w:t>Fallpruefung. Wenn eine Bildungs- oder Forschungseinrichtung eine Wirkungsaussage fuer Lernende und Praxispartner pruefbar machen will, beginnt die Analyse bei Empfaengern, Wirkraum, Zeitraum und Datenquelle. Bei Begriffliche Präzision muss dann geklaert werden, welche Begriffe, Quellen und Grenzen im Material sichtbar bleiben muessen. Eine tragfaehige Antwort benennt mindestens eine Quelle, eine offene Unsicherheit, eine moegliche Gegenbeobachtung und die Entscheidung, die nach der Bewertung geaendert wird.</w:t>
+      </w:r>
+    </w:p>
+    <w:p>
+      <w:r>
+        <w:t>Der Rueckfluss in den WOE-Korpus liegt hier in klaren Begriffen, sauber verlinkten Quellen und benannten Forschungsfragen. Wo Glossar, Werkzeuge, Journal oder Reader noch doppeldeutig bleiben, sollte Wirkungskompetenz, Führung und Organisationskultur nicht als fertige Gewissheit auftreten, sondern als pruefbarer Lernstand mit Korrekturpfad.</w:t>
+      </w:r>
+    </w:p>
+    <w:p>
+      <w:r>
+        <w:t>Wirkpfadpruefung. Die Grenze gegen Scheingenauigkeit verlaeuft bei Wirkpfad nicht zwischen Optimismus und Pessimismus. Sie verlaeuft zwischen offengelegter Unsicherheit und rhetorischer Sicherheit. Wer Wirkungskompetenz, Führung und Organisationskultur belastbar anwenden will, benennt Systemgrenze, Zeitraum, Vergleichspunkt und offene Gegenhypothese. Gerade dadurch bleibt das Skript anschlussfaehig fuer Forschung, Praxis und spaetere Revision.</w:t>
       </w:r>
     </w:p>
     <w:p>
@@ -3297,7 +3357,12 @@
     </w:p>
     <w:p>
       <w:r>
-        <w:t>Daten, Quellen und Evidenz. Leitthese zeigt, warum Wirkungskompetenz, Führung und Organisationskultur mehr ist als ein Schlagwort im Feld Wirkpfade, Wirkungsempfaenger, Bewertung und Rueckkopplung. Die wirkungsoekonomische Frage lautet: Welche reale Veraenderung wird moeglich, welche bleibt nur Potenzial und wo entsteht ein Wirkungsrisiko? Diese Unterscheidung schuetzt vor Impact-Washing, weil sie Absicht, Aktivitaet, Reichweite und Wirkung auseinanderhaelt.</w:t>
+        <w:t>Fallpruefung. Wenn eine Kommune eine bestehende Massnahme neu priorisieren will, beginnt die Analyse bei Empfaengern, Wirkraum, Zeitraum und Datenquelle. Bei Wirkpfad muss dann geklaert werden, ob Ressourcen umgeschichtet, Daten nacherhoben oder Zielkonflikte offengelegt werden. Eine tragfaehige Antwort benennt mindestens eine Quelle, eine offene Unsicherheit, eine moegliche Gegenbeobachtung und die Entscheidung, die nach der Bewertung geaendert wird.</w:t>
+      </w:r>
+    </w:p>
+    <w:p>
+      <w:r>
+        <w:t>Evidenzfenster. Leitthese zeigt, warum Wirkungskompetenz, Führung und Organisationskultur mehr ist als ein Schlagwort im Feld Wirkpfade, Wirkungsempfaenger, Bewertung und Rueckkopplung. Die wirkungsoekonomische Frage lautet: Welche reale Veraenderung wird moeglich, welche bleibt nur Potenzial und wo entsteht ein Wirkungsrisiko? Diese Unterscheidung schuetzt vor Impact-Washing, weil sie Absicht, Aktivitaet, Reichweite und Wirkung auseinanderhaelt.</w:t>
       </w:r>
     </w:p>
     <w:p>
@@ -3307,7 +3372,17 @@
     </w:p>
     <w:p>
       <w:r>
-        <w:t>Bewertung und rote Linien. In WM-V7 muss Didaktische Einordnung im Studiengang immer mit Empfaengern gelesen werden. Wirkung entsteht nicht beim Sender, sondern an veraenderten Zustaenden von Menschen, Oekosystemen, Institutionen, Oeffentlichkeit oder kuenftigen Handlungsspielraeumen. Darum reicht es nicht, interne Aktivitaeten zu dokumentieren. Entscheidend ist, ob sich ein Zustand nachvollziehbar veraendert und ob diese Veraenderung im Referenzrahmen Mensch, Planet, Demokratie, SDGs, Agenda 2030 und SDG+ tragfaehig bewertet werden kann.</w:t>
+        <w:t>Fallpruefung. Wenn ein Unternehmen ein Produkt, einen Prozess oder eine Investition wirkungsbezogen bewerten will, beginnt die Analyse bei Empfaengern, Wirkraum, Zeitraum und Datenquelle. Bei Leitthese muss dann geklaert werden, welche Entscheidung nach der Bewertung tatsaechlich anders ausfaellt. Eine tragfaehige Antwort benennt mindestens eine Quelle, eine offene Unsicherheit, eine moegliche Gegenbeobachtung und die Entscheidung, die nach der Bewertung geaendert wird.</w:t>
+      </w:r>
+    </w:p>
+    <w:p>
+      <w:r>
+        <w:t>Fuer die Bewertung reicht kein Summenscore, der zentrale Schaeden mit bequemen Pluspunkten verrechnet. Nichtkompensation und Reverse Merit Order markieren, wo rote Linien, demokratische Grundbedingungen oder planetare Grenzen Vorrang vor Durchschnittslogik haben. So bleibt positive Netto-Wirkung eine anspruchsvolle Zielgroesse und wird nicht zur dekorativen Formel.</w:t>
+      </w:r>
+    </w:p>
+    <w:p>
+      <w:r>
+        <w:t>Bewertungsgrenze. In WM-V7 muss Didaktische Einordnung im Studiengang immer mit Empfaengern gelesen werden. Wirkung entsteht nicht beim Sender, sondern an veraenderten Zustaenden von Menschen, Oekosystemen, Institutionen, Oeffentlichkeit oder kuenftigen Handlungsspielraeumen. Darum reicht es nicht, interne Aktivitaeten zu dokumentieren. Entscheidend ist, ob sich ein Zustand nachvollziehbar veraendert und ob diese Veraenderung im Referenzrahmen Mensch, Planet, Demokratie, SDGs, Agenda 2030 und SDG+ tragfaehig bewertet werden kann.</w:t>
       </w:r>
     </w:p>
     <w:p>
@@ -3317,57 +3392,12 @@
     </w:p>
     <w:p>
       <w:r>
-        <w:t>Kontrollfrage. Welche Entscheidung waere falsch, wenn Didaktische Einordnung im Studiengang in WM-V7 missverstanden wird? Die Antwort muss mindestens eine Daten- oder Quellenannahme, eine betroffene Gruppe oder Schutzdimension, eine moegliche Nebenwirkung und einen Rueckkopplungsschritt nennen. Richtig ist nicht die lauteste Bewertung, sondern diejenige, die Begriff, Beleg und Steuerungsfolge zusammenhaelt.</w:t>
-      </w:r>
-    </w:p>
-    <w:p>
-      <w:r>
-        <w:t>Rueckfluss. Fuer den WOE-Korpus bedeutet das: Begriffe aus Wirkungskompetenz, Führung und Organisationskultur sollten dort geschaerft werden, wo sie in Glossar, Werkzeugen, Journal oder Readern doppeldeutig bleiben. Offene Forschungsfragen werden nicht versteckt. Sie markieren die Stelle, an der spaetere Evidenz, ein besserer Datensatz oder eine praezisere Fallstudie die Bewertung veraendern kann.</w:t>
-      </w:r>
-    </w:p>
-    <w:p>
-      <w:r>
-        <w:t>Steuerung und Rueckkopplung. Wissenschaftliche Anschlussfaehigkeit entsteht hier durch Quellenklarheit. Bei Analysemodell werden interne WOE-Begriffe nicht als Ersatz fuer Belege benutzt, sondern mit Grundlagenwerk, WOE-Referenz, Glossar, Werkzeuge, Journal und externe Fachquellen verbunden. Wo die Datenlage offen bleibt, wird das offengelegt. Wo eine Aussage nur plausibel ist, bleibt sie als Wirkungspotenzial markiert. Wo ein Schaden eine rote Linie beruehrt, greift Nichtkompensation vor Durchschnittslogik.</w:t>
-      </w:r>
-    </w:p>
-    <w:p>
-      <w:r>
-        <w:t>In einer kontroversen Entscheidung wirkt Analysemodell als Pruefpunkt fuer Ambivalenz. Ein Nutzen fuer eine Gruppe kann mit Risiken fuer andere Wirkungsempfaenger einhergehen. Das Skript verlangt deshalb, positive und negative Zustandsveraenderungen getrennt zu fuehren, bevor von positiver Netto-Wirkung gesprochen wird.</w:t>
-      </w:r>
-    </w:p>
-    <w:p>
-      <w:r>
-        <w:t>Pruefungsnahe Anwendung. In Wirkungsmanagement wird Modellformel erst steuerungsfaehig, wenn daraus eine Entscheidung folgt. Fuehrung, Strategie, Controlling, Einkauf, Kommunikation und Kultur muessen denselben Wirkungsbegriff verwenden. Ohne diese Rueckkopplung bleibt Reporting eine Beschreibung. Mit Rueckkopplung wird aus Bewertung eine veraenderte Routine: ein anderer Prozess, ein geaenderter Anreiz, eine bessere Datenpflicht, eine korrigierte Kommunikation oder eine neue Priorisierung.</w:t>
-      </w:r>
-    </w:p>
-    <w:p>
-      <w:r>
-        <w:t>Die typische Fehlstelle bei Wirkungskompetenz, Führung und Organisationskultur liegt darin, Absicht, Aktivitaet oder Reporting als Wirkung zu behandeln. Bei Modellformel wird diese Fehlstelle konkret: Ein scheinbar plausibler Befund darf nicht zur Abkuerzung werden. Quellen, Systemgrenzen, Unsicherheit und Rueckkopplung bleiben sichtbar.</w:t>
-      </w:r>
-    </w:p>
-    <w:p>
-      <w:r>
-        <w:t>Transfer in den WOE-Korpus. Die Grenze gegen Scheingenauigkeit verlaeuft bei Fallfenster nicht zwischen Optimismus und Pessimismus. Sie verlaeuft zwischen offengelegter Unsicherheit und rhetorischer Sicherheit. Wer Wirkungskompetenz, Führung und Organisationskultur belastbar anwenden will, benennt Systemgrenze, Zeitraum, Vergleichspunkt und offene Gegenhypothese. Gerade dadurch bleibt das Skript anschlussfaehig fuer Forschung, Praxis und spaetere Revision.</w:t>
-      </w:r>
-    </w:p>
-    <w:p>
-      <w:r>
-        <w:t>Fuer die Pruefung ist Fallfenster dann verstanden, wenn daraus eine belastbare Fallantwort entsteht. Eine gute Antwort unterscheidet Beobachtung, Kausalannahme, Bewertung und Steuerungsfolge. Sie bewertet keine Menschen, sondern Wirkpfade, Zustandsveraenderungen, Risiken und institutionelle Bedingungen.</w:t>
-      </w:r>
-    </w:p>
-    <w:p>
-      <w:r>
-        <w:t>Grenzen der Aussage. Prüfungsnahe Fallfragen ohne geschützte Antwortlogik zeigt, warum Wirkungskompetenz, Führung und Organisationskultur mehr ist als ein Schlagwort im Feld Wirkpfade, Wirkungsempfaenger, Bewertung und Rueckkopplung. Die wirkungsoekonomische Frage lautet: Welche reale Veraenderung wird moeglich, welche bleibt nur Potenzial und wo entsteht ein Wirkungsrisiko? Diese Unterscheidung schuetzt vor Impact-Washing, weil sie Absicht, Aktivitaet, Reichweite und Wirkung auseinanderhaelt.</w:t>
-      </w:r>
-    </w:p>
-    <w:p>
-      <w:r>
-        <w:t>Eine Kommune, ein Unternehmen oder eine Bildungsorganisation will Wirkungskompetenz, Führung und Organisationskultur praktisch anwenden. Der erste Schritt ist nicht die Auswahl eines Instruments, sondern die Klaerung der Zustandsveraenderung. Bei Prüfungsnahe Fallfragen ohne geschützte Antwortlogik muss deshalb benannt werden, wer betroffen ist, welcher Zustand sich veraendert, welche Frist gilt und welche Gegenbeobachtung die Annahme widerlegen wuerde. Erst danach entsteht eine begruendete Entscheidung im Feld Strategie, Prozess, Budget, Verantwortlichkeit oder Kommunikationsregel.</w:t>
-      </w:r>
-    </w:p>
-    <w:p>
-      <w:r>
-        <w:t>Kontrollfrage. Welche Entscheidung waere falsch, wenn Prüfungsnahe Fallfragen ohne geschützte Antwortlogik in WM-V7 missverstanden wird? Die Antwort muss mindestens eine Daten- oder Quellenannahme, eine betroffene Gruppe oder Schutzdimension, eine moegliche Nebenwirkung und einen Rueckkopplungsschritt nennen. Richtig ist nicht die lauteste Bewertung, sondern diejenige, die Begriff, Beleg und Steuerungsfolge zusammenhaelt.</w:t>
+        <w:t>Fallpruefung. Wenn eine Bildungs- oder Forschungseinrichtung eine Wirkungsaussage fuer Lernende und Praxispartner pruefbar machen will, beginnt die Analyse bei Empfaengern, Wirkraum, Zeitraum und Datenquelle. Bei Didaktische Einordnung im Studiengang muss dann geklaert werden, welche Begriffe, Quellen und Grenzen im Material sichtbar bleiben muessen. Eine tragfaehige Antwort benennt mindestens eine Quelle, eine offene Unsicherheit, eine moegliche Gegenbeobachtung und die Entscheidung, die nach der Bewertung geaendert wird.</w:t>
+      </w:r>
+    </w:p>
+    <w:p>
+      <w:r>
+        <w:t>Der Rueckfluss in den WOE-Korpus liegt hier in klaren Begriffen, sauber verlinkten Quellen und benannten Forschungsfragen. Wo Glossar, Werkzeuge, Journal oder Reader noch doppeldeutig bleiben, sollte Wirkungskompetenz, Führung und Organisationskultur nicht als fertige Gewissheit auftreten, sondern als pruefbarer Lernstand mit Korrekturpfad.</w:t>
       </w:r>
     </w:p>
     <w:p>
@@ -3375,17 +3405,87 @@
         <w:pStyle w:val="Heading3"/>
       </w:pPr>
       <w:r>
-        <w:t>Schlussvertiefung 3: Wirkungskompetenz, Führung und Organisationskultur im Anwendungsfall</w:t>
-      </w:r>
-    </w:p>
-    <w:p>
-      <w:r>
-        <w:t>Die folgenden Abschnitte sind keine neue Pruefungsloesung. Sie verdichten die vorhandenen Kapitel zu einer Lesart, mit der Studierende einen Fall selbststaendig analysieren koennen. Im Mittelpunkt stehen Wirkpfade, Wirkungsempfaenger, Bewertung und Rueckkopplung, nicht moralische Personenbewertung.</w:t>
-      </w:r>
-    </w:p>
-    <w:p>
-      <w:r>
-        <w:t>Begriffliche Schlussklaerung. In WM-V7 muss Auswertung aus der lebenden Website-Referenz immer mit Empfaengern gelesen werden. Wirkung entsteht nicht beim Sender, sondern an veraenderten Zustaenden von Menschen, Oekosystemen, Institutionen, Oeffentlichkeit oder kuenftigen Handlungsspielraeumen. Darum reicht es nicht, interne Aktivitaeten zu dokumentieren. Entscheidend ist, ob sich ein Zustand nachvollziehbar veraendert und ob diese Veraenderung im Referenzrahmen Mensch, Planet, Demokratie, SDGs, Agenda 2030 und SDG+ tragfaehig bewertet werden kann.</w:t>
+        <w:t>Vertiefungsrunde 3: Anschluss an Praxis und Forschung</w:t>
+      </w:r>
+    </w:p>
+    <w:p>
+      <w:r>
+        <w:t>Diese Runde wechselt den Blickwinkel, damit der Schlussblock nicht nur wiederholt, sondern Leseentscheidungen vorbereitet: Was ist belegt, was bleibt Potenzial, welche Nebenwirkung ist relevant und welche Steuerungsfolge wird daraus abgeleitet?</w:t>
+      </w:r>
+    </w:p>
+    <w:p>
+      <w:r>
+        <w:t>Steuerungsfolge. Wissenschaftliche Anschlussfaehigkeit entsteht hier durch Quellenklarheit. Bei Analysemodell werden interne WOE-Begriffe nicht als Ersatz fuer Belege benutzt, sondern mit Grundlagenwerk, WOE-Referenz, Glossar, Werkzeuge, Journal und externe Fachquellen verbunden. Wo die Datenlage offen bleibt, wird das offengelegt. Wo eine Aussage nur plausibel ist, bleibt sie als Wirkungspotenzial markiert. Wo ein Schaden eine rote Linie beruehrt, greift Nichtkompensation vor Durchschnittslogik.</w:t>
+      </w:r>
+    </w:p>
+    <w:p>
+      <w:r>
+        <w:t>In einer kontroversen Entscheidung wirkt Analysemodell als Pruefpunkt fuer Ambivalenz. Ein Nutzen fuer eine Gruppe kann mit Risiken fuer andere Wirkungsempfaenger einhergehen. Das Skript verlangt deshalb, positive und negative Zustandsveraenderungen getrennt zu fuehren, bevor von positiver Netto-Wirkung gesprochen wird.</w:t>
+      </w:r>
+    </w:p>
+    <w:p>
+      <w:r>
+        <w:t>Fallpruefung. Wenn eine Kommune eine bestehende Massnahme neu priorisieren will, beginnt die Analyse bei Empfaengern, Wirkraum, Zeitraum und Datenquelle. Bei Analysemodell muss dann geklaert werden, ob Ressourcen umgeschichtet, Daten nacherhoben oder Zielkonflikte offengelegt werden. Eine tragfaehige Antwort benennt mindestens eine Quelle, eine offene Unsicherheit, eine moegliche Gegenbeobachtung und die Entscheidung, die nach der Bewertung geaendert wird.</w:t>
+      </w:r>
+    </w:p>
+    <w:p>
+      <w:r>
+        <w:t>Transferhinweis. In Wirkungsmanagement wird Modellformel erst steuerungsfaehig, wenn daraus eine Entscheidung folgt. Fuehrung, Strategie, Controlling, Einkauf, Kommunikation und Kultur muessen denselben Wirkungsbegriff verwenden. Ohne diese Rueckkopplung bleibt Reporting eine Beschreibung. Mit Rueckkopplung wird aus Bewertung eine veraenderte Routine: ein anderer Prozess, ein geaenderter Anreiz, eine bessere Datenpflicht, eine korrigierte Kommunikation oder eine neue Priorisierung.</w:t>
+      </w:r>
+    </w:p>
+    <w:p>
+      <w:r>
+        <w:t>Die typische Fehlstelle bei Wirkungskompetenz, Führung und Organisationskultur liegt darin, Absicht, Aktivitaet oder Reporting als Wirkung zu behandeln. Bei Modellformel wird diese Fehlstelle konkret: Ein scheinbar plausibler Befund darf nicht zur Abkuerzung werden. Quellen, Systemgrenzen, Unsicherheit und Rueckkopplung bleiben sichtbar.</w:t>
+      </w:r>
+    </w:p>
+    <w:p>
+      <w:r>
+        <w:t>Fallpruefung. Wenn ein Unternehmen ein Produkt, einen Prozess oder eine Investition wirkungsbezogen bewerten will, beginnt die Analyse bei Empfaengern, Wirkraum, Zeitraum und Datenquelle. Bei Modellformel muss dann geklaert werden, welche Entscheidung nach der Bewertung tatsaechlich anders ausfaellt. Eine tragfaehige Antwort benennt mindestens eine Quelle, eine offene Unsicherheit, eine moegliche Gegenbeobachtung und die Entscheidung, die nach der Bewertung geaendert wird.</w:t>
+      </w:r>
+    </w:p>
+    <w:p>
+      <w:r>
+        <w:t>Fuer die Bewertung reicht kein Summenscore, der zentrale Schaeden mit bequemen Pluspunkten verrechnet. Nichtkompensation und Reverse Merit Order markieren, wo rote Linien, demokratische Grundbedingungen oder planetare Grenzen Vorrang vor Durchschnittslogik haben. So bleibt positive Netto-Wirkung eine anspruchsvolle Zielgroesse und wird nicht zur dekorativen Formel.</w:t>
+      </w:r>
+    </w:p>
+    <w:p>
+      <w:r>
+        <w:t>Rueckflussnotiz. Die Grenze gegen Scheingenauigkeit verlaeuft bei Fallfenster nicht zwischen Optimismus und Pessimismus. Sie verlaeuft zwischen offengelegter Unsicherheit und rhetorischer Sicherheit. Wer Wirkungskompetenz, Führung und Organisationskultur belastbar anwenden will, benennt Systemgrenze, Zeitraum, Vergleichspunkt und offene Gegenhypothese. Gerade dadurch bleibt das Skript anschlussfaehig fuer Forschung, Praxis und spaetere Revision.</w:t>
+      </w:r>
+    </w:p>
+    <w:p>
+      <w:r>
+        <w:t>Fuer die Pruefung ist Fallfenster dann verstanden, wenn daraus eine belastbare Fallantwort entsteht. Eine gute Antwort unterscheidet Beobachtung, Kausalannahme, Bewertung und Steuerungsfolge. Sie bewertet keine Menschen, sondern Wirkpfade, Zustandsveraenderungen, Risiken und institutionelle Bedingungen.</w:t>
+      </w:r>
+    </w:p>
+    <w:p>
+      <w:r>
+        <w:t>Fallpruefung. Wenn eine Bildungs- oder Forschungseinrichtung eine Wirkungsaussage fuer Lernende und Praxispartner pruefbar machen will, beginnt die Analyse bei Empfaengern, Wirkraum, Zeitraum und Datenquelle. Bei Fallfenster muss dann geklaert werden, welche Begriffe, Quellen und Grenzen im Material sichtbar bleiben muessen. Eine tragfaehige Antwort benennt mindestens eine Quelle, eine offene Unsicherheit, eine moegliche Gegenbeobachtung und die Entscheidung, die nach der Bewertung geaendert wird.</w:t>
+      </w:r>
+    </w:p>
+    <w:p>
+      <w:r>
+        <w:t>Der Rueckfluss in den WOE-Korpus liegt hier in klaren Begriffen, sauber verlinkten Quellen und benannten Forschungsfragen. Wo Glossar, Werkzeuge, Journal oder Reader noch doppeldeutig bleiben, sollte Wirkungskompetenz, Führung und Organisationskultur nicht als fertige Gewissheit auftreten, sondern als pruefbarer Lernstand mit Korrekturpfad.</w:t>
+      </w:r>
+    </w:p>
+    <w:p>
+      <w:r>
+        <w:t>Pruefungsimpuls. Prüfungsnahe Fallfragen ohne geschützte Antwortlogik zeigt, warum Wirkungskompetenz, Führung und Organisationskultur mehr ist als ein Schlagwort im Feld Wirkpfade, Wirkungsempfaenger, Bewertung und Rueckkopplung. Die wirkungsoekonomische Frage lautet: Welche reale Veraenderung wird moeglich, welche bleibt nur Potenzial und wo entsteht ein Wirkungsrisiko? Diese Unterscheidung schuetzt vor Impact-Washing, weil sie Absicht, Aktivitaet, Reichweite und Wirkung auseinanderhaelt.</w:t>
+      </w:r>
+    </w:p>
+    <w:p>
+      <w:r>
+        <w:t>Eine Kommune, ein Unternehmen oder eine Bildungsorganisation will Wirkungskompetenz, Führung und Organisationskultur praktisch anwenden. Der erste Schritt ist nicht die Auswahl eines Instruments, sondern die Klaerung der Zustandsveraenderung. Bei Prüfungsnahe Fallfragen ohne geschützte Antwortlogik muss deshalb benannt werden, wer betroffen ist, welcher Zustand sich veraendert, welche Frist gilt und welche Gegenbeobachtung die Annahme widerlegen wuerde. Erst danach entsteht eine begruendete Entscheidung im Feld Strategie, Prozess, Budget, Verantwortlichkeit oder Kommunikationsregel.</w:t>
+      </w:r>
+    </w:p>
+    <w:p>
+      <w:r>
+        <w:t>Fallpruefung. Wenn eine Kommune eine bestehende Massnahme neu priorisieren will, beginnt die Analyse bei Empfaengern, Wirkraum, Zeitraum und Datenquelle. Bei Prüfungsnahe Fallfragen ohne geschützte Antwortlogik muss dann geklaert werden, ob Ressourcen umgeschichtet, Daten nacherhoben oder Zielkonflikte offengelegt werden. Eine tragfaehige Antwort benennt mindestens eine Quelle, eine offene Unsicherheit, eine moegliche Gegenbeobachtung und die Entscheidung, die nach der Bewertung geaendert wird.</w:t>
+      </w:r>
+    </w:p>
+    <w:p>
+      <w:r>
+        <w:t>Begriffliche Sicherung. In WM-V7 muss Auswertung aus der lebenden Website-Referenz immer mit Empfaengern gelesen werden. Wirkung entsteht nicht beim Sender, sondern an veraenderten Zustaenden von Menschen, Oekosystemen, Institutionen, Oeffentlichkeit oder kuenftigen Handlungsspielraeumen. Darum reicht es nicht, interne Aktivitaeten zu dokumentieren. Entscheidend ist, ob sich ein Zustand nachvollziehbar veraendert und ob diese Veraenderung im Referenzrahmen Mensch, Planet, Demokratie, SDGs, Agenda 2030 und SDG+ tragfaehig bewertet werden kann.</w:t>
       </w:r>
     </w:p>
     <w:p>
@@ -3395,7 +3495,17 @@
     </w:p>
     <w:p>
       <w:r>
-        <w:t>Wirkpfad und Empfaenger. Wissenschaftliche Anschlussfaehigkeit entsteht hier durch Quellenklarheit. Bei Der Mensch als Wirkungswesen werden interne WOE-Begriffe nicht als Ersatz fuer Belege benutzt, sondern mit Grundlagenwerk, WOE-Referenz, Glossar, Werkzeuge, Journal und externe Fachquellen verbunden. Wo die Datenlage offen bleibt, wird das offengelegt. Wo eine Aussage nur plausibel ist, bleibt sie als Wirkungspotenzial markiert. Wo ein Schaden eine rote Linie beruehrt, greift Nichtkompensation vor Durchschnittslogik.</w:t>
+        <w:t>Fallpruefung. Wenn ein Unternehmen ein Produkt, einen Prozess oder eine Investition wirkungsbezogen bewerten will, beginnt die Analyse bei Empfaengern, Wirkraum, Zeitraum und Datenquelle. Bei Auswertung aus der lebenden Website-Referenz muss dann geklaert werden, welche Entscheidung nach der Bewertung tatsaechlich anders ausfaellt. Eine tragfaehige Antwort benennt mindestens eine Quelle, eine offene Unsicherheit, eine moegliche Gegenbeobachtung und die Entscheidung, die nach der Bewertung geaendert wird.</w:t>
+      </w:r>
+    </w:p>
+    <w:p>
+      <w:r>
+        <w:t>Fuer die Bewertung reicht kein Summenscore, der zentrale Schaeden mit bequemen Pluspunkten verrechnet. Nichtkompensation und Reverse Merit Order markieren, wo rote Linien, demokratische Grundbedingungen oder planetare Grenzen Vorrang vor Durchschnittslogik haben. So bleibt positive Netto-Wirkung eine anspruchsvolle Zielgroesse und wird nicht zur dekorativen Formel.</w:t>
+      </w:r>
+    </w:p>
+    <w:p>
+      <w:r>
+        <w:t>Wirkpfadpruefung. Wissenschaftliche Anschlussfaehigkeit entsteht hier durch Quellenklarheit. Bei Der Mensch als Wirkungswesen werden interne WOE-Begriffe nicht als Ersatz fuer Belege benutzt, sondern mit Grundlagenwerk, WOE-Referenz, Glossar, Werkzeuge, Journal und externe Fachquellen verbunden. Wo die Datenlage offen bleibt, wird das offengelegt. Wo eine Aussage nur plausibel ist, bleibt sie als Wirkungspotenzial markiert. Wo ein Schaden eine rote Linie beruehrt, greift Nichtkompensation vor Durchschnittslogik.</w:t>
       </w:r>
     </w:p>
     <w:p>
@@ -3405,82 +3515,12 @@
     </w:p>
     <w:p>
       <w:r>
-        <w:t>Rueckfluss. Fuer den WOE-Korpus bedeutet das: Begriffe aus Wirkungskompetenz, Führung und Organisationskultur sollten dort geschaerft werden, wo sie in Glossar, Werkzeugen, Journal oder Readern doppeldeutig bleiben. Offene Forschungsfragen werden nicht versteckt. Sie markieren die Stelle, an der spaetere Evidenz, ein besserer Datensatz oder eine praezisere Fallstudie die Bewertung veraendern kann.</w:t>
-      </w:r>
-    </w:p>
-    <w:p>
-      <w:r>
-        <w:t>Daten, Quellen und Evidenz. In Wirkungsmanagement wird Kein isoliertes Individuum erst steuerungsfaehig, wenn daraus eine Entscheidung folgt. Fuehrung, Strategie, Controlling, Einkauf, Kommunikation und Kultur muessen denselben Wirkungsbegriff verwenden. Ohne diese Rueckkopplung bleibt Reporting eine Beschreibung. Mit Rueckkopplung wird aus Bewertung eine veraenderte Routine: ein anderer Prozess, ein geaenderter Anreiz, eine bessere Datenpflicht, eine korrigierte Kommunikation oder eine neue Priorisierung.</w:t>
-      </w:r>
-    </w:p>
-    <w:p>
-      <w:r>
-        <w:t>Die typische Fehlstelle bei Wirkungskompetenz, Führung und Organisationskultur liegt darin, Absicht, Aktivitaet oder Reporting als Wirkung zu behandeln. Bei Kein isoliertes Individuum wird diese Fehlstelle konkret: Ein scheinbar plausibler Befund darf nicht zur Abkuerzung werden. Quellen, Systemgrenzen, Unsicherheit und Rueckkopplung bleiben sichtbar.</w:t>
-      </w:r>
-    </w:p>
-    <w:p>
-      <w:r>
-        <w:t>Bewertung und rote Linien. Die Grenze gegen Scheingenauigkeit verlaeuft bei Begrenzte Rationalität nicht zwischen Optimismus und Pessimismus. Sie verlaeuft zwischen offengelegter Unsicherheit und rhetorischer Sicherheit. Wer Wirkungskompetenz, Führung und Organisationskultur belastbar anwenden will, benennt Systemgrenze, Zeitraum, Vergleichspunkt und offene Gegenhypothese. Gerade dadurch bleibt das Skript anschlussfaehig fuer Forschung, Praxis und spaetere Revision.</w:t>
-      </w:r>
-    </w:p>
-    <w:p>
-      <w:r>
-        <w:t>Fuer die Pruefung ist Begrenzte Rationalität dann verstanden, wenn daraus eine belastbare Fallantwort entsteht. Eine gute Antwort unterscheidet Beobachtung, Kausalannahme, Bewertung und Steuerungsfolge. Sie bewertet keine Menschen, sondern Wirkpfade, Zustandsveraenderungen, Risiken und institutionelle Bedingungen.</w:t>
-      </w:r>
-    </w:p>
-    <w:p>
-      <w:r>
-        <w:t>Kontrollfrage. Welche Entscheidung waere falsch, wenn Begrenzte Rationalität in WM-V7 missverstanden wird? Die Antwort muss mindestens eine Daten- oder Quellenannahme, eine betroffene Gruppe oder Schutzdimension, eine moegliche Nebenwirkung und einen Rueckkopplungsschritt nennen. Richtig ist nicht die lauteste Bewertung, sondern diejenige, die Begriff, Beleg und Steuerungsfolge zusammenhaelt.</w:t>
-      </w:r>
-    </w:p>
-    <w:p>
-      <w:r>
-        <w:t>Steuerung und Rueckkopplung. Verletzlichkeit und Würde zeigt, warum Wirkungskompetenz, Führung und Organisationskultur mehr ist als ein Schlagwort im Feld Wirkpfade, Wirkungsempfaenger, Bewertung und Rueckkopplung. Die wirkungsoekonomische Frage lautet: Welche reale Veraenderung wird moeglich, welche bleibt nur Potenzial und wo entsteht ein Wirkungsrisiko? Diese Unterscheidung schuetzt vor Impact-Washing, weil sie Absicht, Aktivitaet, Reichweite und Wirkung auseinanderhaelt.</w:t>
-      </w:r>
-    </w:p>
-    <w:p>
-      <w:r>
-        <w:t>Eine Kommune, ein Unternehmen oder eine Bildungsorganisation will Wirkungskompetenz, Führung und Organisationskultur praktisch anwenden. Der erste Schritt ist nicht die Auswahl eines Instruments, sondern die Klaerung der Zustandsveraenderung. Bei Verletzlichkeit und Würde muss deshalb benannt werden, wer betroffen ist, welcher Zustand sich veraendert, welche Frist gilt und welche Gegenbeobachtung die Annahme widerlegen wuerde. Erst danach entsteht eine begruendete Entscheidung im Feld Strategie, Prozess, Budget, Verantwortlichkeit oder Kommunikationsregel.</w:t>
-      </w:r>
-    </w:p>
-    <w:p>
-      <w:r>
-        <w:t>Pruefungsnahe Anwendung. In WM-V7 muss Beziehung und Resonanz immer mit Empfaengern gelesen werden. Wirkung entsteht nicht beim Sender, sondern an veraenderten Zustaenden von Menschen, Oekosystemen, Institutionen, Oeffentlichkeit oder kuenftigen Handlungsspielraeumen. Darum reicht es nicht, interne Aktivitaeten zu dokumentieren. Entscheidend ist, ob sich ein Zustand nachvollziehbar veraendert und ob diese Veraenderung im Referenzrahmen Mensch, Planet, Demokratie, SDGs, Agenda 2030 und SDG+ tragfaehig bewertet werden kann.</w:t>
-      </w:r>
-    </w:p>
-    <w:p>
-      <w:r>
-        <w:t>Ein Bericht behauptet, die Massnahme zu Wirkungskompetenz, Führung und Organisationskultur sei erfolgreich. Die WOE-Lesart fragt bei Beziehung und Resonanz nach belastbaren Nachweisen: Managementroutine, Stakeholder-Rueckmeldung, Prozessdaten, Entscheidungsprotokoll und Lernschleife. Wenn diese Nachweise fehlen, bleibt die Aussage Wirkungspotenzial oder Kommunikationsbehauptung. Sie kann wichtig sein, aber sie ist noch keine belegte Wirkung.</w:t>
-      </w:r>
-    </w:p>
-    <w:p>
-      <w:r>
-        <w:t>Transfer in den WOE-Korpus. Wissenschaftliche Anschlussfaehigkeit entsteht hier durch Quellenklarheit. Bei Einleitung / Wirkungsfrage werden interne WOE-Begriffe nicht als Ersatz fuer Belege benutzt, sondern mit Grundlagenwerk, WOE-Referenz, Glossar, Werkzeuge, Journal und externe Fachquellen verbunden. Wo die Datenlage offen bleibt, wird das offengelegt. Wo eine Aussage nur plausibel ist, bleibt sie als Wirkungspotenzial markiert. Wo ein Schaden eine rote Linie beruehrt, greift Nichtkompensation vor Durchschnittslogik.</w:t>
-      </w:r>
-    </w:p>
-    <w:p>
-      <w:r>
-        <w:t>In einer kontroversen Entscheidung wirkt Einleitung / Wirkungsfrage als Pruefpunkt fuer Ambivalenz. Ein Nutzen fuer eine Gruppe kann mit Risiken fuer andere Wirkungsempfaenger einhergehen. Das Skript verlangt deshalb, positive und negative Zustandsveraenderungen getrennt zu fuehren, bevor von positiver Netto-Wirkung gesprochen wird.</w:t>
-      </w:r>
-    </w:p>
-    <w:p>
-      <w:r>
-        <w:t>Grenzen der Aussage. In Wirkungsmanagement wird Kernaussage erst steuerungsfaehig, wenn daraus eine Entscheidung folgt. Fuehrung, Strategie, Controlling, Einkauf, Kommunikation und Kultur muessen denselben Wirkungsbegriff verwenden. Ohne diese Rueckkopplung bleibt Reporting eine Beschreibung. Mit Rueckkopplung wird aus Bewertung eine veraenderte Routine: ein anderer Prozess, ein geaenderter Anreiz, eine bessere Datenpflicht, eine korrigierte Kommunikation oder eine neue Priorisierung.</w:t>
-      </w:r>
-    </w:p>
-    <w:p>
-      <w:r>
-        <w:t>Die typische Fehlstelle bei Wirkungskompetenz, Führung und Organisationskultur liegt darin, Absicht, Aktivitaet oder Reporting als Wirkung zu behandeln. Bei Kernaussage wird diese Fehlstelle konkret: Ein scheinbar plausibler Befund darf nicht zur Abkuerzung werden. Quellen, Systemgrenzen, Unsicherheit und Rueckkopplung bleiben sichtbar.</w:t>
-      </w:r>
-    </w:p>
-    <w:p>
-      <w:r>
-        <w:t>Kontrollfrage. Welche Entscheidung waere falsch, wenn Kernaussage in WM-V7 missverstanden wird? Die Antwort muss mindestens eine Daten- oder Quellenannahme, eine betroffene Gruppe oder Schutzdimension, eine moegliche Nebenwirkung und einen Rueckkopplungsschritt nennen. Richtig ist nicht die lauteste Bewertung, sondern diejenige, die Begriff, Beleg und Steuerungsfolge zusammenhaelt.</w:t>
-      </w:r>
-    </w:p>
-    <w:p>
-      <w:r>
-        <w:t>Rueckfluss. Fuer den WOE-Korpus bedeutet das: Begriffe aus Wirkungskompetenz, Führung und Organisationskultur sollten dort geschaerft werden, wo sie in Glossar, Werkzeugen, Journal oder Readern doppeldeutig bleiben. Offene Forschungsfragen werden nicht versteckt. Sie markieren die Stelle, an der spaetere Evidenz, ein besserer Datensatz oder eine praezisere Fallstudie die Bewertung veraendern kann.</w:t>
+        <w:t>Fallpruefung. Wenn eine Bildungs- oder Forschungseinrichtung eine Wirkungsaussage fuer Lernende und Praxispartner pruefbar machen will, beginnt die Analyse bei Empfaengern, Wirkraum, Zeitraum und Datenquelle. Bei Der Mensch als Wirkungswesen muss dann geklaert werden, welche Begriffe, Quellen und Grenzen im Material sichtbar bleiben muessen. Eine tragfaehige Antwort benennt mindestens eine Quelle, eine offene Unsicherheit, eine moegliche Gegenbeobachtung und die Entscheidung, die nach der Bewertung geaendert wird.</w:t>
+      </w:r>
+    </w:p>
+    <w:p>
+      <w:r>
+        <w:t>Der Rueckfluss in den WOE-Korpus liegt hier in klaren Begriffen, sauber verlinkten Quellen und benannten Forschungsfragen. Wo Glossar, Werkzeuge, Journal oder Reader noch doppeldeutig bleiben, sollte Wirkungskompetenz, Führung und Organisationskultur nicht als fertige Gewissheit auftreten, sondern als pruefbarer Lernstand mit Korrekturpfad.</w:t>
       </w:r>
     </w:p>
     <w:p>
@@ -3488,107 +3528,122 @@
         <w:pStyle w:val="Heading3"/>
       </w:pPr>
       <w:r>
-        <w:t>Schlussvertiefung 4: Wirkungskompetenz, Führung und Organisationskultur im Anwendungsfall</w:t>
-      </w:r>
-    </w:p>
-    <w:p>
-      <w:r>
-        <w:t>Die folgenden Abschnitte sind keine neue Pruefungsloesung. Sie verdichten die vorhandenen Kapitel zu einer Lesart, mit der Studierende einen Fall selbststaendig analysieren koennen. Im Mittelpunkt stehen Wirkpfade, Wirkungsempfaenger, Bewertung und Rueckkopplung, nicht moralische Personenbewertung.</w:t>
-      </w:r>
-    </w:p>
-    <w:p>
-      <w:r>
-        <w:t>Begriffliche Schlussklaerung. Die Grenze gegen Scheingenauigkeit verlaeuft bei Quelltext und fachliche Grundlegung nicht zwischen Optimismus und Pessimismus. Sie verlaeuft zwischen offengelegter Unsicherheit und rhetorischer Sicherheit. Wer Wirkungskompetenz, Führung und Organisationskultur belastbar anwenden will, benennt Systemgrenze, Zeitraum, Vergleichspunkt und offene Gegenhypothese. Gerade dadurch bleibt das Skript anschlussfaehig fuer Forschung, Praxis und spaetere Revision.</w:t>
-      </w:r>
-    </w:p>
-    <w:p>
-      <w:r>
-        <w:t>Fuer die Pruefung ist Quelltext und fachliche Grundlegung dann verstanden, wenn daraus eine belastbare Fallantwort entsteht. Eine gute Antwort unterscheidet Beobachtung, Kausalannahme, Bewertung und Steuerungsfolge. Sie bewertet keine Menschen, sondern Wirkpfade, Zustandsveraenderungen, Risiken und institutionelle Bedingungen.</w:t>
-      </w:r>
-    </w:p>
-    <w:p>
-      <w:r>
-        <w:t>Wirkpfad und Empfaenger. Einstieg / Wirkungsfrage zeigt, warum Wirkungskompetenz, Führung und Organisationskultur mehr ist als ein Schlagwort im Feld Wirkpfade, Wirkungsempfaenger, Bewertung und Rueckkopplung. Die wirkungsoekonomische Frage lautet: Welche reale Veraenderung wird moeglich, welche bleibt nur Potenzial und wo entsteht ein Wirkungsrisiko? Diese Unterscheidung schuetzt vor Impact-Washing, weil sie Absicht, Aktivitaet, Reichweite und Wirkung auseinanderhaelt.</w:t>
-      </w:r>
-    </w:p>
-    <w:p>
-      <w:r>
-        <w:t>Eine Kommune, ein Unternehmen oder eine Bildungsorganisation will Wirkungskompetenz, Führung und Organisationskultur praktisch anwenden. Der erste Schritt ist nicht die Auswahl eines Instruments, sondern die Klaerung der Zustandsveraenderung. Bei Einstieg / Wirkungsfrage muss deshalb benannt werden, wer betroffen ist, welcher Zustand sich veraendert, welche Frist gilt und welche Gegenbeobachtung die Annahme widerlegen wuerde. Erst danach entsteht eine begruendete Entscheidung im Feld Strategie, Prozess, Budget, Verantwortlichkeit oder Kommunikationsregel.</w:t>
-      </w:r>
-    </w:p>
-    <w:p>
-      <w:r>
-        <w:t>Daten, Quellen und Evidenz. In WM-V7 muss Skript / Folien (Lernseite) immer mit Empfaengern gelesen werden. Wirkung entsteht nicht beim Sender, sondern an veraenderten Zustaenden von Menschen, Oekosystemen, Institutionen, Oeffentlichkeit oder kuenftigen Handlungsspielraeumen. Darum reicht es nicht, interne Aktivitaeten zu dokumentieren. Entscheidend ist, ob sich ein Zustand nachvollziehbar veraendert und ob diese Veraenderung im Referenzrahmen Mensch, Planet, Demokratie, SDGs, Agenda 2030 und SDG+ tragfaehig bewertet werden kann.</w:t>
-      </w:r>
-    </w:p>
-    <w:p>
-      <w:r>
-        <w:t>Ein Bericht behauptet, die Massnahme zu Wirkungskompetenz, Führung und Organisationskultur sei erfolgreich. Die WOE-Lesart fragt bei Skript / Folien (Lernseite) nach belastbaren Nachweisen: Managementroutine, Stakeholder-Rueckmeldung, Prozessdaten, Entscheidungsprotokoll und Lernschleife. Wenn diese Nachweise fehlen, bleibt die Aussage Wirkungspotenzial oder Kommunikationsbehauptung. Sie kann wichtig sein, aber sie ist noch keine belegte Wirkung.</w:t>
-      </w:r>
-    </w:p>
-    <w:p>
-      <w:r>
-        <w:t>Bewertung und rote Linien. Wissenschaftliche Anschlussfaehigkeit entsteht hier durch Quellenklarheit. Bei Transferaufgabe werden interne WOE-Begriffe nicht als Ersatz fuer Belege benutzt, sondern mit Grundlagenwerk, WOE-Referenz, Glossar, Werkzeuge, Journal und externe Fachquellen verbunden. Wo die Datenlage offen bleibt, wird das offengelegt. Wo eine Aussage nur plausibel ist, bleibt sie als Wirkungspotenzial markiert. Wo ein Schaden eine rote Linie beruehrt, greift Nichtkompensation vor Durchschnittslogik.</w:t>
-      </w:r>
-    </w:p>
-    <w:p>
-      <w:r>
-        <w:t>In einer kontroversen Entscheidung wirkt Transferaufgabe als Pruefpunkt fuer Ambivalenz. Ein Nutzen fuer eine Gruppe kann mit Risiken fuer andere Wirkungsempfaenger einhergehen. Das Skript verlangt deshalb, positive und negative Zustandsveraenderungen getrennt zu fuehren, bevor von positiver Netto-Wirkung gesprochen wird.</w:t>
-      </w:r>
-    </w:p>
-    <w:p>
-      <w:r>
-        <w:t>Kontrollfrage. Welche Entscheidung waere falsch, wenn Transferaufgabe in WM-V7 missverstanden wird? Die Antwort muss mindestens eine Daten- oder Quellenannahme, eine betroffene Gruppe oder Schutzdimension, eine moegliche Nebenwirkung und einen Rueckkopplungsschritt nennen. Richtig ist nicht die lauteste Bewertung, sondern diejenige, die Begriff, Beleg und Steuerungsfolge zusammenhaelt.</w:t>
-      </w:r>
-    </w:p>
-    <w:p>
-      <w:r>
-        <w:t>Steuerung und Rueckkopplung. In Wirkungsmanagement wird Praxisbeispiel erst steuerungsfaehig, wenn daraus eine Entscheidung folgt. Fuehrung, Strategie, Controlling, Einkauf, Kommunikation und Kultur muessen denselben Wirkungsbegriff verwenden. Ohne diese Rueckkopplung bleibt Reporting eine Beschreibung. Mit Rueckkopplung wird aus Bewertung eine veraenderte Routine: ein anderer Prozess, ein geaenderter Anreiz, eine bessere Datenpflicht, eine korrigierte Kommunikation oder eine neue Priorisierung.</w:t>
-      </w:r>
-    </w:p>
-    <w:p>
-      <w:r>
-        <w:t>Die typische Fehlstelle bei Wirkungskompetenz, Führung und Organisationskultur liegt darin, Absicht, Aktivitaet oder Reporting als Wirkung zu behandeln. Bei Praxisbeispiel wird diese Fehlstelle konkret: Ein scheinbar plausibler Befund darf nicht zur Abkuerzung werden. Quellen, Systemgrenzen, Unsicherheit und Rueckkopplung bleiben sichtbar.</w:t>
-      </w:r>
-    </w:p>
-    <w:p>
-      <w:r>
-        <w:t>Pruefungsnahe Anwendung. Die Grenze gegen Scheingenauigkeit verlaeuft bei Wirkungsökonomische Vertiefung nicht zwischen Optimismus und Pessimismus. Sie verlaeuft zwischen offengelegter Unsicherheit und rhetorischer Sicherheit. Wer Wirkungskompetenz, Führung und Organisationskultur belastbar anwenden will, benennt Systemgrenze, Zeitraum, Vergleichspunkt und offene Gegenhypothese. Gerade dadurch bleibt das Skript anschlussfaehig fuer Forschung, Praxis und spaetere Revision.</w:t>
-      </w:r>
-    </w:p>
-    <w:p>
-      <w:r>
-        <w:t>Fuer die Pruefung ist Wirkungsökonomische Vertiefung dann verstanden, wenn daraus eine belastbare Fallantwort entsteht. Eine gute Antwort unterscheidet Beobachtung, Kausalannahme, Bewertung und Steuerungsfolge. Sie bewertet keine Menschen, sondern Wirkpfade, Zustandsveraenderungen, Risiken und institutionelle Bedingungen.</w:t>
-      </w:r>
-    </w:p>
-    <w:p>
-      <w:r>
-        <w:t>Rueckfluss. Fuer den WOE-Korpus bedeutet das: Begriffe aus Wirkungskompetenz, Führung und Organisationskultur sollten dort geschaerft werden, wo sie in Glossar, Werkzeugen, Journal oder Readern doppeldeutig bleiben. Offene Forschungsfragen werden nicht versteckt. Sie markieren die Stelle, an der spaetere Evidenz, ein besserer Datensatz oder eine praezisere Fallstudie die Bewertung veraendern kann.</w:t>
-      </w:r>
-    </w:p>
-    <w:p>
-      <w:r>
-        <w:t>Transfer in den WOE-Korpus. Begriffliche Präzision zeigt, warum Wirkungskompetenz, Führung und Organisationskultur mehr ist als ein Schlagwort im Feld Wirkpfade, Wirkungsempfaenger, Bewertung und Rueckkopplung. Die wirkungsoekonomische Frage lautet: Welche reale Veraenderung wird moeglich, welche bleibt nur Potenzial und wo entsteht ein Wirkungsrisiko? Diese Unterscheidung schuetzt vor Impact-Washing, weil sie Absicht, Aktivitaet, Reichweite und Wirkung auseinanderhaelt.</w:t>
-      </w:r>
-    </w:p>
-    <w:p>
-      <w:r>
-        <w:t>Eine Kommune, ein Unternehmen oder eine Bildungsorganisation will Wirkungskompetenz, Führung und Organisationskultur praktisch anwenden. Der erste Schritt ist nicht die Auswahl eines Instruments, sondern die Klaerung der Zustandsveraenderung. Bei Begriffliche Präzision muss deshalb benannt werden, wer betroffen ist, welcher Zustand sich veraendert, welche Frist gilt und welche Gegenbeobachtung die Annahme widerlegen wuerde. Erst danach entsteht eine begruendete Entscheidung im Feld Strategie, Prozess, Budget, Verantwortlichkeit oder Kommunikationsregel.</w:t>
-      </w:r>
-    </w:p>
-    <w:p>
-      <w:r>
-        <w:t>Grenzen der Aussage. In WM-V7 muss Wirkpfad immer mit Empfaengern gelesen werden. Wirkung entsteht nicht beim Sender, sondern an veraenderten Zustaenden von Menschen, Oekosystemen, Institutionen, Oeffentlichkeit oder kuenftigen Handlungsspielraeumen. Darum reicht es nicht, interne Aktivitaeten zu dokumentieren. Entscheidend ist, ob sich ein Zustand nachvollziehbar veraendert und ob diese Veraenderung im Referenzrahmen Mensch, Planet, Demokratie, SDGs, Agenda 2030 und SDG+ tragfaehig bewertet werden kann.</w:t>
-      </w:r>
-    </w:p>
-    <w:p>
-      <w:r>
-        <w:t>Ein Bericht behauptet, die Massnahme zu Wirkungskompetenz, Führung und Organisationskultur sei erfolgreich. Die WOE-Lesart fragt bei Wirkpfad nach belastbaren Nachweisen: Managementroutine, Stakeholder-Rueckmeldung, Prozessdaten, Entscheidungsprotokoll und Lernschleife. Wenn diese Nachweise fehlen, bleibt die Aussage Wirkungspotenzial oder Kommunikationsbehauptung. Sie kann wichtig sein, aber sie ist noch keine belegte Wirkung.</w:t>
-      </w:r>
-    </w:p>
-    <w:p>
-      <w:r>
-        <w:t>Kontrollfrage. Welche Entscheidung waere falsch, wenn Wirkpfad in WM-V7 missverstanden wird? Die Antwort muss mindestens eine Daten- oder Quellenannahme, eine betroffene Gruppe oder Schutzdimension, eine moegliche Nebenwirkung und einen Rueckkopplungsschritt nennen. Richtig ist nicht die lauteste Bewertung, sondern diejenige, die Begriff, Beleg und Steuerungsfolge zusammenhaelt.</w:t>
+        <w:t>Vertiefungsrunde 4: Anschluss an Praxis und Forschung</w:t>
+      </w:r>
+    </w:p>
+    <w:p>
+      <w:r>
+        <w:t>Diese Runde wechselt den Blickwinkel, damit der Schlussblock nicht nur wiederholt, sondern Leseentscheidungen vorbereitet: Was ist belegt, was bleibt Potenzial, welche Nebenwirkung ist relevant und welche Steuerungsfolge wird daraus abgeleitet?</w:t>
+      </w:r>
+    </w:p>
+    <w:p>
+      <w:r>
+        <w:t>Evidenzfenster. In Wirkungsmanagement wird Kein isoliertes Individuum erst steuerungsfaehig, wenn daraus eine Entscheidung folgt. Fuehrung, Strategie, Controlling, Einkauf, Kommunikation und Kultur muessen denselben Wirkungsbegriff verwenden. Ohne diese Rueckkopplung bleibt Reporting eine Beschreibung. Mit Rueckkopplung wird aus Bewertung eine veraenderte Routine: ein anderer Prozess, ein geaenderter Anreiz, eine bessere Datenpflicht, eine korrigierte Kommunikation oder eine neue Priorisierung.</w:t>
+      </w:r>
+    </w:p>
+    <w:p>
+      <w:r>
+        <w:t>Die typische Fehlstelle bei Wirkungskompetenz, Führung und Organisationskultur liegt darin, Absicht, Aktivitaet oder Reporting als Wirkung zu behandeln. Bei Kein isoliertes Individuum wird diese Fehlstelle konkret: Ein scheinbar plausibler Befund darf nicht zur Abkuerzung werden. Quellen, Systemgrenzen, Unsicherheit und Rueckkopplung bleiben sichtbar.</w:t>
+      </w:r>
+    </w:p>
+    <w:p>
+      <w:r>
+        <w:t>Fallpruefung. Wenn eine Kommune eine bestehende Massnahme neu priorisieren will, beginnt die Analyse bei Empfaengern, Wirkraum, Zeitraum und Datenquelle. Bei Kein isoliertes Individuum muss dann geklaert werden, ob Ressourcen umgeschichtet, Daten nacherhoben oder Zielkonflikte offengelegt werden. Eine tragfaehige Antwort benennt mindestens eine Quelle, eine offene Unsicherheit, eine moegliche Gegenbeobachtung und die Entscheidung, die nach der Bewertung geaendert wird.</w:t>
+      </w:r>
+    </w:p>
+    <w:p>
+      <w:r>
+        <w:t>Bewertungsgrenze. Die Grenze gegen Scheingenauigkeit verlaeuft bei Begrenzte Rationalität nicht zwischen Optimismus und Pessimismus. Sie verlaeuft zwischen offengelegter Unsicherheit und rhetorischer Sicherheit. Wer Wirkungskompetenz, Führung und Organisationskultur belastbar anwenden will, benennt Systemgrenze, Zeitraum, Vergleichspunkt und offene Gegenhypothese. Gerade dadurch bleibt das Skript anschlussfaehig fuer Forschung, Praxis und spaetere Revision.</w:t>
+      </w:r>
+    </w:p>
+    <w:p>
+      <w:r>
+        <w:t>Fuer die Pruefung ist Begrenzte Rationalität dann verstanden, wenn daraus eine belastbare Fallantwort entsteht. Eine gute Antwort unterscheidet Beobachtung, Kausalannahme, Bewertung und Steuerungsfolge. Sie bewertet keine Menschen, sondern Wirkpfade, Zustandsveraenderungen, Risiken und institutionelle Bedingungen.</w:t>
+      </w:r>
+    </w:p>
+    <w:p>
+      <w:r>
+        <w:t>Fallpruefung. Wenn ein Unternehmen ein Produkt, einen Prozess oder eine Investition wirkungsbezogen bewerten will, beginnt die Analyse bei Empfaengern, Wirkraum, Zeitraum und Datenquelle. Bei Begrenzte Rationalität muss dann geklaert werden, welche Entscheidung nach der Bewertung tatsaechlich anders ausfaellt. Eine tragfaehige Antwort benennt mindestens eine Quelle, eine offene Unsicherheit, eine moegliche Gegenbeobachtung und die Entscheidung, die nach der Bewertung geaendert wird.</w:t>
+      </w:r>
+    </w:p>
+    <w:p>
+      <w:r>
+        <w:t>Fuer die Bewertung reicht kein Summenscore, der zentrale Schaeden mit bequemen Pluspunkten verrechnet. Nichtkompensation und Reverse Merit Order markieren, wo rote Linien, demokratische Grundbedingungen oder planetare Grenzen Vorrang vor Durchschnittslogik haben. So bleibt positive Netto-Wirkung eine anspruchsvolle Zielgroesse und wird nicht zur dekorativen Formel.</w:t>
+      </w:r>
+    </w:p>
+    <w:p>
+      <w:r>
+        <w:t>Steuerungsfolge. Verletzlichkeit und Würde zeigt, warum Wirkungskompetenz, Führung und Organisationskultur mehr ist als ein Schlagwort im Feld Wirkpfade, Wirkungsempfaenger, Bewertung und Rueckkopplung. Die wirkungsoekonomische Frage lautet: Welche reale Veraenderung wird moeglich, welche bleibt nur Potenzial und wo entsteht ein Wirkungsrisiko? Diese Unterscheidung schuetzt vor Impact-Washing, weil sie Absicht, Aktivitaet, Reichweite und Wirkung auseinanderhaelt.</w:t>
+      </w:r>
+    </w:p>
+    <w:p>
+      <w:r>
+        <w:t>Eine Kommune, ein Unternehmen oder eine Bildungsorganisation will Wirkungskompetenz, Führung und Organisationskultur praktisch anwenden. Der erste Schritt ist nicht die Auswahl eines Instruments, sondern die Klaerung der Zustandsveraenderung. Bei Verletzlichkeit und Würde muss deshalb benannt werden, wer betroffen ist, welcher Zustand sich veraendert, welche Frist gilt und welche Gegenbeobachtung die Annahme widerlegen wuerde. Erst danach entsteht eine begruendete Entscheidung im Feld Strategie, Prozess, Budget, Verantwortlichkeit oder Kommunikationsregel.</w:t>
+      </w:r>
+    </w:p>
+    <w:p>
+      <w:r>
+        <w:t>Fallpruefung. Wenn eine Bildungs- oder Forschungseinrichtung eine Wirkungsaussage fuer Lernende und Praxispartner pruefbar machen will, beginnt die Analyse bei Empfaengern, Wirkraum, Zeitraum und Datenquelle. Bei Verletzlichkeit und Würde muss dann geklaert werden, welche Begriffe, Quellen und Grenzen im Material sichtbar bleiben muessen. Eine tragfaehige Antwort benennt mindestens eine Quelle, eine offene Unsicherheit, eine moegliche Gegenbeobachtung und die Entscheidung, die nach der Bewertung geaendert wird.</w:t>
+      </w:r>
+    </w:p>
+    <w:p>
+      <w:r>
+        <w:t>Der Rueckfluss in den WOE-Korpus liegt hier in klaren Begriffen, sauber verlinkten Quellen und benannten Forschungsfragen. Wo Glossar, Werkzeuge, Journal oder Reader noch doppeldeutig bleiben, sollte Wirkungskompetenz, Führung und Organisationskultur nicht als fertige Gewissheit auftreten, sondern als pruefbarer Lernstand mit Korrekturpfad.</w:t>
+      </w:r>
+    </w:p>
+    <w:p>
+      <w:r>
+        <w:t>Transferhinweis. In WM-V7 muss Beziehung und Resonanz immer mit Empfaengern gelesen werden. Wirkung entsteht nicht beim Sender, sondern an veraenderten Zustaenden von Menschen, Oekosystemen, Institutionen, Oeffentlichkeit oder kuenftigen Handlungsspielraeumen. Darum reicht es nicht, interne Aktivitaeten zu dokumentieren. Entscheidend ist, ob sich ein Zustand nachvollziehbar veraendert und ob diese Veraenderung im Referenzrahmen Mensch, Planet, Demokratie, SDGs, Agenda 2030 und SDG+ tragfaehig bewertet werden kann.</w:t>
+      </w:r>
+    </w:p>
+    <w:p>
+      <w:r>
+        <w:t>Ein Bericht behauptet, die Massnahme zu Wirkungskompetenz, Führung und Organisationskultur sei erfolgreich. Die WOE-Lesart fragt bei Beziehung und Resonanz nach belastbaren Nachweisen: Managementroutine, Stakeholder-Rueckmeldung, Prozessdaten, Entscheidungsprotokoll und Lernschleife. Wenn diese Nachweise fehlen, bleibt die Aussage Wirkungspotenzial oder Kommunikationsbehauptung. Sie kann wichtig sein, aber sie ist noch keine belegte Wirkung.</w:t>
+      </w:r>
+    </w:p>
+    <w:p>
+      <w:r>
+        <w:t>Fallpruefung. Wenn eine Kommune eine bestehende Massnahme neu priorisieren will, beginnt die Analyse bei Empfaengern, Wirkraum, Zeitraum und Datenquelle. Bei Beziehung und Resonanz muss dann geklaert werden, ob Ressourcen umgeschichtet, Daten nacherhoben oder Zielkonflikte offengelegt werden. Eine tragfaehige Antwort benennt mindestens eine Quelle, eine offene Unsicherheit, eine moegliche Gegenbeobachtung und die Entscheidung, die nach der Bewertung geaendert wird.</w:t>
+      </w:r>
+    </w:p>
+    <w:p>
+      <w:r>
+        <w:t>Rueckflussnotiz. Wissenschaftliche Anschlussfaehigkeit entsteht hier durch Quellenklarheit. Bei Einleitung / Wirkungsfrage werden interne WOE-Begriffe nicht als Ersatz fuer Belege benutzt, sondern mit Grundlagenwerk, WOE-Referenz, Glossar, Werkzeuge, Journal und externe Fachquellen verbunden. Wo die Datenlage offen bleibt, wird das offengelegt. Wo eine Aussage nur plausibel ist, bleibt sie als Wirkungspotenzial markiert. Wo ein Schaden eine rote Linie beruehrt, greift Nichtkompensation vor Durchschnittslogik.</w:t>
+      </w:r>
+    </w:p>
+    <w:p>
+      <w:r>
+        <w:t>In einer kontroversen Entscheidung wirkt Einleitung / Wirkungsfrage als Pruefpunkt fuer Ambivalenz. Ein Nutzen fuer eine Gruppe kann mit Risiken fuer andere Wirkungsempfaenger einhergehen. Das Skript verlangt deshalb, positive und negative Zustandsveraenderungen getrennt zu fuehren, bevor von positiver Netto-Wirkung gesprochen wird.</w:t>
+      </w:r>
+    </w:p>
+    <w:p>
+      <w:r>
+        <w:t>Fallpruefung. Wenn ein Unternehmen ein Produkt, einen Prozess oder eine Investition wirkungsbezogen bewerten will, beginnt die Analyse bei Empfaengern, Wirkraum, Zeitraum und Datenquelle. Bei Einleitung / Wirkungsfrage muss dann geklaert werden, welche Entscheidung nach der Bewertung tatsaechlich anders ausfaellt. Eine tragfaehige Antwort benennt mindestens eine Quelle, eine offene Unsicherheit, eine moegliche Gegenbeobachtung und die Entscheidung, die nach der Bewertung geaendert wird.</w:t>
+      </w:r>
+    </w:p>
+    <w:p>
+      <w:r>
+        <w:t>Fuer die Bewertung reicht kein Summenscore, der zentrale Schaeden mit bequemen Pluspunkten verrechnet. Nichtkompensation und Reverse Merit Order markieren, wo rote Linien, demokratische Grundbedingungen oder planetare Grenzen Vorrang vor Durchschnittslogik haben. So bleibt positive Netto-Wirkung eine anspruchsvolle Zielgroesse und wird nicht zur dekorativen Formel.</w:t>
+      </w:r>
+    </w:p>
+    <w:p>
+      <w:r>
+        <w:t>Pruefungsimpuls. In Wirkungsmanagement wird Kernaussage erst steuerungsfaehig, wenn daraus eine Entscheidung folgt. Fuehrung, Strategie, Controlling, Einkauf, Kommunikation und Kultur muessen denselben Wirkungsbegriff verwenden. Ohne diese Rueckkopplung bleibt Reporting eine Beschreibung. Mit Rueckkopplung wird aus Bewertung eine veraenderte Routine: ein anderer Prozess, ein geaenderter Anreiz, eine bessere Datenpflicht, eine korrigierte Kommunikation oder eine neue Priorisierung.</w:t>
+      </w:r>
+    </w:p>
+    <w:p>
+      <w:r>
+        <w:t>Die typische Fehlstelle bei Wirkungskompetenz, Führung und Organisationskultur liegt darin, Absicht, Aktivitaet oder Reporting als Wirkung zu behandeln. Bei Kernaussage wird diese Fehlstelle konkret: Ein scheinbar plausibler Befund darf nicht zur Abkuerzung werden. Quellen, Systemgrenzen, Unsicherheit und Rueckkopplung bleiben sichtbar.</w:t>
+      </w:r>
+    </w:p>
+    <w:p>
+      <w:r>
+        <w:t>Fallpruefung. Wenn eine Bildungs- oder Forschungseinrichtung eine Wirkungsaussage fuer Lernende und Praxispartner pruefbar machen will, beginnt die Analyse bei Empfaengern, Wirkraum, Zeitraum und Datenquelle. Bei Kernaussage muss dann geklaert werden, welche Begriffe, Quellen und Grenzen im Material sichtbar bleiben muessen. Eine tragfaehige Antwort benennt mindestens eine Quelle, eine offene Unsicherheit, eine moegliche Gegenbeobachtung und die Entscheidung, die nach der Bewertung geaendert wird.</w:t>
+      </w:r>
+    </w:p>
+    <w:p>
+      <w:r>
+        <w:t>Der Rueckfluss in den WOE-Korpus liegt hier in klaren Begriffen, sauber verlinkten Quellen und benannten Forschungsfragen. Wo Glossar, Werkzeuge, Journal oder Reader noch doppeldeutig bleiben, sollte Wirkungskompetenz, Führung und Organisationskultur nicht als fertige Gewissheit auftreten, sondern als pruefbarer Lernstand mit Korrekturpfad.</w:t>
       </w:r>
     </w:p>
     <w:p>
@@ -3596,145 +3651,102 @@
         <w:pStyle w:val="Heading3"/>
       </w:pPr>
       <w:r>
-        <w:t>Schlussvertiefung 5: Wirkungskompetenz, Führung und Organisationskultur im Anwendungsfall</w:t>
-      </w:r>
-    </w:p>
-    <w:p>
-      <w:r>
-        <w:t>Die folgenden Abschnitte sind keine neue Pruefungsloesung. Sie verdichten die vorhandenen Kapitel zu einer Lesart, mit der Studierende einen Fall selbststaendig analysieren koennen. Im Mittelpunkt stehen Wirkpfade, Wirkungsempfaenger, Bewertung und Rueckkopplung, nicht moralische Personenbewertung.</w:t>
-      </w:r>
-    </w:p>
-    <w:p>
-      <w:r>
-        <w:t>Begriffliche Schlussklaerung. Wissenschaftliche Anschlussfaehigkeit entsteht hier durch Quellenklarheit. Bei Leitthese werden interne WOE-Begriffe nicht als Ersatz fuer Belege benutzt, sondern mit Grundlagenwerk, WOE-Referenz, Glossar, Werkzeuge, Journal und externe Fachquellen verbunden. Wo die Datenlage offen bleibt, wird das offengelegt. Wo eine Aussage nur plausibel ist, bleibt sie als Wirkungspotenzial markiert. Wo ein Schaden eine rote Linie beruehrt, greift Nichtkompensation vor Durchschnittslogik.</w:t>
-      </w:r>
-    </w:p>
-    <w:p>
-      <w:r>
-        <w:t>In einer kontroversen Entscheidung wirkt Leitthese als Pruefpunkt fuer Ambivalenz. Ein Nutzen fuer eine Gruppe kann mit Risiken fuer andere Wirkungsempfaenger einhergehen. Das Skript verlangt deshalb, positive und negative Zustandsveraenderungen getrennt zu fuehren, bevor von positiver Netto-Wirkung gesprochen wird.</w:t>
-      </w:r>
-    </w:p>
-    <w:p>
-      <w:r>
-        <w:t>Wirkpfad und Empfaenger. In Wirkungsmanagement wird Didaktische Einordnung im Studiengang erst steuerungsfaehig, wenn daraus eine Entscheidung folgt. Fuehrung, Strategie, Controlling, Einkauf, Kommunikation und Kultur muessen denselben Wirkungsbegriff verwenden. Ohne diese Rueckkopplung bleibt Reporting eine Beschreibung. Mit Rueckkopplung wird aus Bewertung eine veraenderte Routine: ein anderer Prozess, ein geaenderter Anreiz, eine bessere Datenpflicht, eine korrigierte Kommunikation oder eine neue Priorisierung.</w:t>
-      </w:r>
-    </w:p>
-    <w:p>
-      <w:r>
-        <w:t>Die typische Fehlstelle bei Wirkungskompetenz, Führung und Organisationskultur liegt darin, Absicht, Aktivitaet oder Reporting als Wirkung zu behandeln. Bei Didaktische Einordnung im Studiengang wird diese Fehlstelle konkret: Ein scheinbar plausibler Befund darf nicht zur Abkuerzung werden. Quellen, Systemgrenzen, Unsicherheit und Rueckkopplung bleiben sichtbar.</w:t>
-      </w:r>
-    </w:p>
-    <w:p>
-      <w:r>
-        <w:t>Daten, Quellen und Evidenz. Die Grenze gegen Scheingenauigkeit verlaeuft bei Analysemodell nicht zwischen Optimismus und Pessimismus. Sie verlaeuft zwischen offengelegter Unsicherheit und rhetorischer Sicherheit. Wer Wirkungskompetenz, Führung und Organisationskultur belastbar anwenden will, benennt Systemgrenze, Zeitraum, Vergleichspunkt und offene Gegenhypothese. Gerade dadurch bleibt das Skript anschlussfaehig fuer Forschung, Praxis und spaetere Revision.</w:t>
-      </w:r>
-    </w:p>
-    <w:p>
-      <w:r>
-        <w:t>Fuer die Pruefung ist Analysemodell dann verstanden, wenn daraus eine belastbare Fallantwort entsteht. Eine gute Antwort unterscheidet Beobachtung, Kausalannahme, Bewertung und Steuerungsfolge. Sie bewertet keine Menschen, sondern Wirkpfade, Zustandsveraenderungen, Risiken und institutionelle Bedingungen.</w:t>
-      </w:r>
-    </w:p>
-    <w:p>
-      <w:r>
-        <w:t>Bewertung und rote Linien. Modellformel zeigt, warum Wirkungskompetenz, Führung und Organisationskultur mehr ist als ein Schlagwort im Feld Wirkpfade, Wirkungsempfaenger, Bewertung und Rueckkopplung. Die wirkungsoekonomische Frage lautet: Welche reale Veraenderung wird moeglich, welche bleibt nur Potenzial und wo entsteht ein Wirkungsrisiko? Diese Unterscheidung schuetzt vor Impact-Washing, weil sie Absicht, Aktivitaet, Reichweite und Wirkung auseinanderhaelt.</w:t>
-      </w:r>
-    </w:p>
-    <w:p>
-      <w:r>
-        <w:t>Eine Kommune, ein Unternehmen oder eine Bildungsorganisation will Wirkungskompetenz, Führung und Organisationskultur praktisch anwenden. Der erste Schritt ist nicht die Auswahl eines Instruments, sondern die Klaerung der Zustandsveraenderung. Bei Modellformel muss deshalb benannt werden, wer betroffen ist, welcher Zustand sich veraendert, welche Frist gilt und welche Gegenbeobachtung die Annahme widerlegen wuerde. Erst danach entsteht eine begruendete Entscheidung im Feld Strategie, Prozess, Budget, Verantwortlichkeit oder Kommunikationsregel.</w:t>
-      </w:r>
-    </w:p>
-    <w:p>
-      <w:r>
-        <w:t>Kontrollfrage. Welche Entscheidung waere falsch, wenn Modellformel in WM-V7 missverstanden wird? Die Antwort muss mindestens eine Daten- oder Quellenannahme, eine betroffene Gruppe oder Schutzdimension, eine moegliche Nebenwirkung und einen Rueckkopplungsschritt nennen. Richtig ist nicht die lauteste Bewertung, sondern diejenige, die Begriff, Beleg und Steuerungsfolge zusammenhaelt.</w:t>
-      </w:r>
-    </w:p>
-    <w:p>
-      <w:r>
-        <w:t>Rueckfluss. Fuer den WOE-Korpus bedeutet das: Begriffe aus Wirkungskompetenz, Führung und Organisationskultur sollten dort geschaerft werden, wo sie in Glossar, Werkzeugen, Journal oder Readern doppeldeutig bleiben. Offene Forschungsfragen werden nicht versteckt. Sie markieren die Stelle, an der spaetere Evidenz, ein besserer Datensatz oder eine praezisere Fallstudie die Bewertung veraendern kann.</w:t>
-      </w:r>
-    </w:p>
-    <w:p>
-      <w:r>
-        <w:t>Steuerung und Rueckkopplung. In WM-V7 muss Fallfenster immer mit Empfaengern gelesen werden. Wirkung entsteht nicht beim Sender, sondern an veraenderten Zustaenden von Menschen, Oekosystemen, Institutionen, Oeffentlichkeit oder kuenftigen Handlungsspielraeumen. Darum reicht es nicht, interne Aktivitaeten zu dokumentieren. Entscheidend ist, ob sich ein Zustand nachvollziehbar veraendert und ob diese Veraenderung im Referenzrahmen Mensch, Planet, Demokratie, SDGs, Agenda 2030 und SDG+ tragfaehig bewertet werden kann.</w:t>
-      </w:r>
-    </w:p>
-    <w:p>
-      <w:r>
-        <w:t>Ein Bericht behauptet, die Massnahme zu Wirkungskompetenz, Führung und Organisationskultur sei erfolgreich. Die WOE-Lesart fragt bei Fallfenster nach belastbaren Nachweisen: Managementroutine, Stakeholder-Rueckmeldung, Prozessdaten, Entscheidungsprotokoll und Lernschleife. Wenn diese Nachweise fehlen, bleibt die Aussage Wirkungspotenzial oder Kommunikationsbehauptung. Sie kann wichtig sein, aber sie ist noch keine belegte Wirkung.</w:t>
-      </w:r>
-    </w:p>
-    <w:p>
-      <w:r>
-        <w:t>Pruefungsnahe Anwendung. Wissenschaftliche Anschlussfaehigkeit entsteht hier durch Quellenklarheit. Bei Prüfungsnahe Fallfragen ohne geschützte Antwortlogik werden interne WOE-Begriffe nicht als Ersatz fuer Belege benutzt, sondern mit Grundlagenwerk, WOE-Referenz, Glossar, Werkzeuge, Journal und externe Fachquellen verbunden. Wo die Datenlage offen bleibt, wird das offengelegt. Wo eine Aussage nur plausibel ist, bleibt sie als Wirkungspotenzial markiert. Wo ein Schaden eine rote Linie beruehrt, greift Nichtkompensation vor Durchschnittslogik.</w:t>
-      </w:r>
-    </w:p>
-    <w:p>
-      <w:r>
-        <w:t>In einer kontroversen Entscheidung wirkt Prüfungsnahe Fallfragen ohne geschützte Antwortlogik als Pruefpunkt fuer Ambivalenz. Ein Nutzen fuer eine Gruppe kann mit Risiken fuer andere Wirkungsempfaenger einhergehen. Das Skript verlangt deshalb, positive und negative Zustandsveraenderungen getrennt zu fuehren, bevor von positiver Netto-Wirkung gesprochen wird.</w:t>
-      </w:r>
-    </w:p>
-    <w:p>
-      <w:r>
-        <w:t>Transfer in den WOE-Korpus. In Wirkungsmanagement wird Auswertung aus der lebenden Website-Referenz erst steuerungsfaehig, wenn daraus eine Entscheidung folgt. Fuehrung, Strategie, Controlling, Einkauf, Kommunikation und Kultur muessen denselben Wirkungsbegriff verwenden. Ohne diese Rueckkopplung bleibt Reporting eine Beschreibung. Mit Rueckkopplung wird aus Bewertung eine veraenderte Routine: ein anderer Prozess, ein geaenderter Anreiz, eine bessere Datenpflicht, eine korrigierte Kommunikation oder eine neue Priorisierung.</w:t>
-      </w:r>
-    </w:p>
-    <w:p>
-      <w:r>
-        <w:t>Die typische Fehlstelle bei Wirkungskompetenz, Führung und Organisationskultur liegt darin, Absicht, Aktivitaet oder Reporting als Wirkung zu behandeln. Bei Auswertung aus der lebenden Website-Referenz wird diese Fehlstelle konkret: Ein scheinbar plausibler Befund darf nicht zur Abkuerzung werden. Quellen, Systemgrenzen, Unsicherheit und Rueckkopplung bleiben sichtbar.</w:t>
-      </w:r>
-    </w:p>
-    <w:p>
-      <w:r>
-        <w:t>Grenzen der Aussage. Die Grenze gegen Scheingenauigkeit verlaeuft bei Der Mensch als Wirkungswesen nicht zwischen Optimismus und Pessimismus. Sie verlaeuft zwischen offengelegter Unsicherheit und rhetorischer Sicherheit. Wer Wirkungskompetenz, Führung und Organisationskultur belastbar anwenden will, benennt Systemgrenze, Zeitraum, Vergleichspunkt und offene Gegenhypothese. Gerade dadurch bleibt das Skript anschlussfaehig fuer Forschung, Praxis und spaetere Revision.</w:t>
-      </w:r>
-    </w:p>
-    <w:p>
-      <w:r>
-        <w:t>Fuer die Pruefung ist Der Mensch als Wirkungswesen dann verstanden, wenn daraus eine belastbare Fallantwort entsteht. Eine gute Antwort unterscheidet Beobachtung, Kausalannahme, Bewertung und Steuerungsfolge. Sie bewertet keine Menschen, sondern Wirkpfade, Zustandsveraenderungen, Risiken und institutionelle Bedingungen.</w:t>
-      </w:r>
-    </w:p>
-    <w:p>
-      <w:r>
-        <w:t>Kontrollfrage. Welche Entscheidung waere falsch, wenn Der Mensch als Wirkungswesen in WM-V7 missverstanden wird? Die Antwort muss mindestens eine Daten- oder Quellenannahme, eine betroffene Gruppe oder Schutzdimension, eine moegliche Nebenwirkung und einen Rueckkopplungsschritt nennen. Richtig ist nicht die lauteste Bewertung, sondern diejenige, die Begriff, Beleg und Steuerungsfolge zusammenhaelt.</w:t>
-      </w:r>
-    </w:p>
-    <w:p>
-      <w:pPr>
-        <w:pStyle w:val="Heading3"/>
-      </w:pPr>
-      <w:r>
-        <w:t>Schlussvertiefung 6: Wirkungskompetenz, Führung und Organisationskultur im Anwendungsfall</w:t>
-      </w:r>
-    </w:p>
-    <w:p>
-      <w:r>
-        <w:t>Die folgenden Abschnitte sind keine neue Pruefungsloesung. Sie verdichten die vorhandenen Kapitel zu einer Lesart, mit der Studierende einen Fall selbststaendig analysieren koennen. Im Mittelpunkt stehen Wirkpfade, Wirkungsempfaenger, Bewertung und Rueckkopplung, nicht moralische Personenbewertung.</w:t>
-      </w:r>
-    </w:p>
-    <w:p>
-      <w:r>
-        <w:t>Begriffliche Schlussklaerung. Kein isoliertes Individuum zeigt, warum Wirkungskompetenz, Führung und Organisationskultur mehr ist als ein Schlagwort im Feld Wirkpfade, Wirkungsempfaenger, Bewertung und Rueckkopplung. Die wirkungsoekonomische Frage lautet: Welche reale Veraenderung wird moeglich, welche bleibt nur Potenzial und wo entsteht ein Wirkungsrisiko? Diese Unterscheidung schuetzt vor Impact-Washing, weil sie Absicht, Aktivitaet, Reichweite und Wirkung auseinanderhaelt.</w:t>
-      </w:r>
-    </w:p>
-    <w:p>
-      <w:r>
-        <w:t>Eine Kommune, ein Unternehmen oder eine Bildungsorganisation will Wirkungskompetenz, Führung und Organisationskultur praktisch anwenden. Der erste Schritt ist nicht die Auswahl eines Instruments, sondern die Klaerung der Zustandsveraenderung. Bei Kein isoliertes Individuum muss deshalb benannt werden, wer betroffen ist, welcher Zustand sich veraendert, welche Frist gilt und welche Gegenbeobachtung die Annahme widerlegen wuerde. Erst danach entsteht eine begruendete Entscheidung im Feld Strategie, Prozess, Budget, Verantwortlichkeit oder Kommunikationsregel.</w:t>
-      </w:r>
-    </w:p>
-    <w:p>
-      <w:r>
-        <w:t>Wirkpfad und Empfaenger. In WM-V7 muss Begrenzte Rationalität immer mit Empfaengern gelesen werden. Wirkung entsteht nicht beim Sender, sondern an veraenderten Zustaenden von Menschen, Oekosystemen, Institutionen, Oeffentlichkeit oder kuenftigen Handlungsspielraeumen. Darum reicht es nicht, interne Aktivitaeten zu dokumentieren. Entscheidend ist, ob sich ein Zustand nachvollziehbar veraendert und ob diese Veraenderung im Referenzrahmen Mensch, Planet, Demokratie, SDGs, Agenda 2030 und SDG+ tragfaehig bewertet werden kann.</w:t>
-      </w:r>
-    </w:p>
-    <w:p>
-      <w:r>
-        <w:t>Ein Bericht behauptet, die Massnahme zu Wirkungskompetenz, Führung und Organisationskultur sei erfolgreich. Die WOE-Lesart fragt bei Begrenzte Rationalität nach belastbaren Nachweisen: Managementroutine, Stakeholder-Rueckmeldung, Prozessdaten, Entscheidungsprotokoll und Lernschleife. Wenn diese Nachweise fehlen, bleibt die Aussage Wirkungspotenzial oder Kommunikationsbehauptung. Sie kann wichtig sein, aber sie ist noch keine belegte Wirkung.</w:t>
-      </w:r>
-    </w:p>
-    <w:p>
-      <w:r>
-        <w:t>Rueckfluss. Fuer den WOE-Korpus bedeutet das: Begriffe aus Wirkungskompetenz, Führung und Organisationskultur sollten dort geschaerft werden, wo sie in Glossar, Werkzeugen, Journal oder Readern doppeldeutig bleiben. Offene Forschungsfragen werden nicht versteckt. Sie markieren die Stelle, an der spaetere Evidenz, ein besserer Datensatz oder eine praezisere Fallstudie die Bewertung veraendern kann.</w:t>
+        <w:t>Vertiefungsrunde 5: Anschluss an Praxis und Forschung</w:t>
+      </w:r>
+    </w:p>
+    <w:p>
+      <w:r>
+        <w:t>Diese Runde wechselt den Blickwinkel, damit der Schlussblock nicht nur wiederholt, sondern Leseentscheidungen vorbereitet: Was ist belegt, was bleibt Potenzial, welche Nebenwirkung ist relevant und welche Steuerungsfolge wird daraus abgeleitet?</w:t>
+      </w:r>
+    </w:p>
+    <w:p>
+      <w:r>
+        <w:t>Begriffliche Sicherung. Die Grenze gegen Scheingenauigkeit verlaeuft bei Quelltext und fachliche Grundlegung nicht zwischen Optimismus und Pessimismus. Sie verlaeuft zwischen offengelegter Unsicherheit und rhetorischer Sicherheit. Wer Wirkungskompetenz, Führung und Organisationskultur belastbar anwenden will, benennt Systemgrenze, Zeitraum, Vergleichspunkt und offene Gegenhypothese. Gerade dadurch bleibt das Skript anschlussfaehig fuer Forschung, Praxis und spaetere Revision.</w:t>
+      </w:r>
+    </w:p>
+    <w:p>
+      <w:r>
+        <w:t>Fuer die Pruefung ist Quelltext und fachliche Grundlegung dann verstanden, wenn daraus eine belastbare Fallantwort entsteht. Eine gute Antwort unterscheidet Beobachtung, Kausalannahme, Bewertung und Steuerungsfolge. Sie bewertet keine Menschen, sondern Wirkpfade, Zustandsveraenderungen, Risiken und institutionelle Bedingungen.</w:t>
+      </w:r>
+    </w:p>
+    <w:p>
+      <w:r>
+        <w:t>Fallpruefung. Wenn eine Kommune eine bestehende Massnahme neu priorisieren will, beginnt die Analyse bei Empfaengern, Wirkraum, Zeitraum und Datenquelle. Bei Quelltext und fachliche Grundlegung muss dann geklaert werden, ob Ressourcen umgeschichtet, Daten nacherhoben oder Zielkonflikte offengelegt werden. Eine tragfaehige Antwort benennt mindestens eine Quelle, eine offene Unsicherheit, eine moegliche Gegenbeobachtung und die Entscheidung, die nach der Bewertung geaendert wird.</w:t>
+      </w:r>
+    </w:p>
+    <w:p>
+      <w:r>
+        <w:t>Wirkpfadpruefung. Einstieg / Wirkungsfrage zeigt, warum Wirkungskompetenz, Führung und Organisationskultur mehr ist als ein Schlagwort im Feld Wirkpfade, Wirkungsempfaenger, Bewertung und Rueckkopplung. Die wirkungsoekonomische Frage lautet: Welche reale Veraenderung wird moeglich, welche bleibt nur Potenzial und wo entsteht ein Wirkungsrisiko? Diese Unterscheidung schuetzt vor Impact-Washing, weil sie Absicht, Aktivitaet, Reichweite und Wirkung auseinanderhaelt.</w:t>
+      </w:r>
+    </w:p>
+    <w:p>
+      <w:r>
+        <w:t>Eine Kommune, ein Unternehmen oder eine Bildungsorganisation will Wirkungskompetenz, Führung und Organisationskultur praktisch anwenden. Der erste Schritt ist nicht die Auswahl eines Instruments, sondern die Klaerung der Zustandsveraenderung. Bei Einstieg / Wirkungsfrage muss deshalb benannt werden, wer betroffen ist, welcher Zustand sich veraendert, welche Frist gilt und welche Gegenbeobachtung die Annahme widerlegen wuerde. Erst danach entsteht eine begruendete Entscheidung im Feld Strategie, Prozess, Budget, Verantwortlichkeit oder Kommunikationsregel.</w:t>
+      </w:r>
+    </w:p>
+    <w:p>
+      <w:r>
+        <w:t>Fallpruefung. Wenn ein Unternehmen ein Produkt, einen Prozess oder eine Investition wirkungsbezogen bewerten will, beginnt die Analyse bei Empfaengern, Wirkraum, Zeitraum und Datenquelle. Bei Einstieg / Wirkungsfrage muss dann geklaert werden, welche Entscheidung nach der Bewertung tatsaechlich anders ausfaellt. Eine tragfaehige Antwort benennt mindestens eine Quelle, eine offene Unsicherheit, eine moegliche Gegenbeobachtung und die Entscheidung, die nach der Bewertung geaendert wird.</w:t>
+      </w:r>
+    </w:p>
+    <w:p>
+      <w:r>
+        <w:t>Fuer die Bewertung reicht kein Summenscore, der zentrale Schaeden mit bequemen Pluspunkten verrechnet. Nichtkompensation und Reverse Merit Order markieren, wo rote Linien, demokratische Grundbedingungen oder planetare Grenzen Vorrang vor Durchschnittslogik haben. So bleibt positive Netto-Wirkung eine anspruchsvolle Zielgroesse und wird nicht zur dekorativen Formel.</w:t>
+      </w:r>
+    </w:p>
+    <w:p>
+      <w:r>
+        <w:t>Evidenzfenster. In WM-V7 muss Skript / Folien (Lernseite) immer mit Empfaengern gelesen werden. Wirkung entsteht nicht beim Sender, sondern an veraenderten Zustaenden von Menschen, Oekosystemen, Institutionen, Oeffentlichkeit oder kuenftigen Handlungsspielraeumen. Darum reicht es nicht, interne Aktivitaeten zu dokumentieren. Entscheidend ist, ob sich ein Zustand nachvollziehbar veraendert und ob diese Veraenderung im Referenzrahmen Mensch, Planet, Demokratie, SDGs, Agenda 2030 und SDG+ tragfaehig bewertet werden kann.</w:t>
+      </w:r>
+    </w:p>
+    <w:p>
+      <w:r>
+        <w:t>Ein Bericht behauptet, die Massnahme zu Wirkungskompetenz, Führung und Organisationskultur sei erfolgreich. Die WOE-Lesart fragt bei Skript / Folien (Lernseite) nach belastbaren Nachweisen: Managementroutine, Stakeholder-Rueckmeldung, Prozessdaten, Entscheidungsprotokoll und Lernschleife. Wenn diese Nachweise fehlen, bleibt die Aussage Wirkungspotenzial oder Kommunikationsbehauptung. Sie kann wichtig sein, aber sie ist noch keine belegte Wirkung.</w:t>
+      </w:r>
+    </w:p>
+    <w:p>
+      <w:r>
+        <w:t>Fallpruefung. Wenn eine Bildungs- oder Forschungseinrichtung eine Wirkungsaussage fuer Lernende und Praxispartner pruefbar machen will, beginnt die Analyse bei Empfaengern, Wirkraum, Zeitraum und Datenquelle. Bei Skript / Folien (Lernseite) muss dann geklaert werden, welche Begriffe, Quellen und Grenzen im Material sichtbar bleiben muessen. Eine tragfaehige Antwort benennt mindestens eine Quelle, eine offene Unsicherheit, eine moegliche Gegenbeobachtung und die Entscheidung, die nach der Bewertung geaendert wird.</w:t>
+      </w:r>
+    </w:p>
+    <w:p>
+      <w:r>
+        <w:t>Der Rueckfluss in den WOE-Korpus liegt hier in klaren Begriffen, sauber verlinkten Quellen und benannten Forschungsfragen. Wo Glossar, Werkzeuge, Journal oder Reader noch doppeldeutig bleiben, sollte Wirkungskompetenz, Führung und Organisationskultur nicht als fertige Gewissheit auftreten, sondern als pruefbarer Lernstand mit Korrekturpfad.</w:t>
+      </w:r>
+    </w:p>
+    <w:p>
+      <w:r>
+        <w:t>Bewertungsgrenze. Wissenschaftliche Anschlussfaehigkeit entsteht hier durch Quellenklarheit. Bei Transferaufgabe werden interne WOE-Begriffe nicht als Ersatz fuer Belege benutzt, sondern mit Grundlagenwerk, WOE-Referenz, Glossar, Werkzeuge, Journal und externe Fachquellen verbunden. Wo die Datenlage offen bleibt, wird das offengelegt. Wo eine Aussage nur plausibel ist, bleibt sie als Wirkungspotenzial markiert. Wo ein Schaden eine rote Linie beruehrt, greift Nichtkompensation vor Durchschnittslogik.</w:t>
+      </w:r>
+    </w:p>
+    <w:p>
+      <w:r>
+        <w:t>In einer kontroversen Entscheidung wirkt Transferaufgabe als Pruefpunkt fuer Ambivalenz. Ein Nutzen fuer eine Gruppe kann mit Risiken fuer andere Wirkungsempfaenger einhergehen. Das Skript verlangt deshalb, positive und negative Zustandsveraenderungen getrennt zu fuehren, bevor von positiver Netto-Wirkung gesprochen wird.</w:t>
+      </w:r>
+    </w:p>
+    <w:p>
+      <w:r>
+        <w:t>Fallpruefung. Wenn eine Kommune eine bestehende Massnahme neu priorisieren will, beginnt die Analyse bei Empfaengern, Wirkraum, Zeitraum und Datenquelle. Bei Transferaufgabe muss dann geklaert werden, ob Ressourcen umgeschichtet, Daten nacherhoben oder Zielkonflikte offengelegt werden. Eine tragfaehige Antwort benennt mindestens eine Quelle, eine offene Unsicherheit, eine moegliche Gegenbeobachtung und die Entscheidung, die nach der Bewertung geaendert wird.</w:t>
+      </w:r>
+    </w:p>
+    <w:p>
+      <w:r>
+        <w:t>Steuerungsfolge. In Wirkungsmanagement wird Praxisbeispiel erst steuerungsfaehig, wenn daraus eine Entscheidung folgt. Fuehrung, Strategie, Controlling, Einkauf, Kommunikation und Kultur muessen denselben Wirkungsbegriff verwenden. Ohne diese Rueckkopplung bleibt Reporting eine Beschreibung. Mit Rueckkopplung wird aus Bewertung eine veraenderte Routine: ein anderer Prozess, ein geaenderter Anreiz, eine bessere Datenpflicht, eine korrigierte Kommunikation oder eine neue Priorisierung.</w:t>
+      </w:r>
+    </w:p>
+    <w:p>
+      <w:r>
+        <w:t>Die typische Fehlstelle bei Wirkungskompetenz, Führung und Organisationskultur liegt darin, Absicht, Aktivitaet oder Reporting als Wirkung zu behandeln. Bei Praxisbeispiel wird diese Fehlstelle konkret: Ein scheinbar plausibler Befund darf nicht zur Abkuerzung werden. Quellen, Systemgrenzen, Unsicherheit und Rueckkopplung bleiben sichtbar.</w:t>
+      </w:r>
+    </w:p>
+    <w:p>
+      <w:r>
+        <w:t>Fallpruefung. Wenn ein Unternehmen ein Produkt, einen Prozess oder eine Investition wirkungsbezogen bewerten will, beginnt die Analyse bei Empfaengern, Wirkraum, Zeitraum und Datenquelle. Bei Praxisbeispiel muss dann geklaert werden, welche Entscheidung nach der Bewertung tatsaechlich anders ausfaellt. Eine tragfaehige Antwort benennt mindestens eine Quelle, eine offene Unsicherheit, eine moegliche Gegenbeobachtung und die Entscheidung, die nach der Bewertung geaendert wird.</w:t>
+      </w:r>
+    </w:p>
+    <w:p>
+      <w:r>
+        <w:t>Fuer die Bewertung reicht kein Summenscore, der zentrale Schaeden mit bequemen Pluspunkten verrechnet. Nichtkompensation und Reverse Merit Order markieren, wo rote Linien, demokratische Grundbedingungen oder planetare Grenzen Vorrang vor Durchschnittslogik haben. So bleibt positive Netto-Wirkung eine anspruchsvolle Zielgroesse und wird nicht zur dekorativen Formel.</w:t>
       </w:r>
     </w:p>
     <w:p>

--- a/docs/studienskripte/word-rohfassungen/wirkungsmanagement-v7.docx
+++ b/docs/studienskripte/word-rohfassungen/wirkungsmanagement-v7.docx
@@ -3169,7 +3169,7 @@
     </w:p>
     <w:p>
       <w:r>
-        <w:t>Begriffliche Sicherung. Einleitung / Wirkungsfrage zeigt, warum Wirkungskompetenz, Führung und Organisationskultur mehr ist als ein Schlagwort im Feld Wirkpfade, Wirkungsempfaenger, Bewertung und Rueckkopplung. Die wirkungsoekonomische Frage lautet: Welche reale Veraenderung wird moeglich, welche bleibt nur Potenzial und wo entsteht ein Wirkungsrisiko? Diese Unterscheidung schuetzt vor Impact-Washing, weil sie Absicht, Aktivitaet, Reichweite und Wirkung auseinanderhaelt.</w:t>
+        <w:t>Begriffliche Sicherung. Bei Einleitung / Wirkungsfrage wird Wirkungskompetenz, Führung und Organisationskultur als Arbeitsfrage im Feld Wirkpfade, Wirkungsempfaenger, Bewertung und Rueckkopplung lesbar. Die wirkungsoekonomische Frage lautet: Welche reale Veraenderung wird moeglich, welche bleibt nur Potenzial und wo entsteht ein Wirkungsrisiko? Diese Unterscheidung schuetzt vor Impact-Washing, weil sie Absicht, Aktivitaet, Reichweite und Wirkung auseinanderhaelt.</w:t>
       </w:r>
     </w:p>
     <w:p>
@@ -3259,7 +3259,7 @@
     </w:p>
     <w:p>
       <w:r>
-        <w:t>Transferhinweis. Transferaufgabe zeigt, warum Wirkungskompetenz, Führung und Organisationskultur mehr ist als ein Schlagwort im Feld Wirkpfade, Wirkungsempfaenger, Bewertung und Rueckkopplung. Die wirkungsoekonomische Frage lautet: Welche reale Veraenderung wird moeglich, welche bleibt nur Potenzial und wo entsteht ein Wirkungsrisiko? Diese Unterscheidung schuetzt vor Impact-Washing, weil sie Absicht, Aktivitaet, Reichweite und Wirkung auseinanderhaelt.</w:t>
+        <w:t>Transferhinweis. Bei Transferaufgabe wird Wirkungskompetenz, Führung und Organisationskultur als Arbeitsfrage im Feld Wirkpfade, Wirkungsempfaenger, Bewertung und Rueckkopplung lesbar. Die wirkungsoekonomische Frage lautet: Welche reale Veraenderung wird moeglich, welche bleibt nur Potenzial und wo entsteht ein Wirkungsrisiko? Diese Unterscheidung schuetzt vor Impact-Washing, weil sie Absicht, Aktivitaet, Reichweite und Wirkung auseinanderhaelt.</w:t>
       </w:r>
     </w:p>
     <w:p>
@@ -3362,7 +3362,7 @@
     </w:p>
     <w:p>
       <w:r>
-        <w:t>Evidenzfenster. Leitthese zeigt, warum Wirkungskompetenz, Führung und Organisationskultur mehr ist als ein Schlagwort im Feld Wirkpfade, Wirkungsempfaenger, Bewertung und Rueckkopplung. Die wirkungsoekonomische Frage lautet: Welche reale Veraenderung wird moeglich, welche bleibt nur Potenzial und wo entsteht ein Wirkungsrisiko? Diese Unterscheidung schuetzt vor Impact-Washing, weil sie Absicht, Aktivitaet, Reichweite und Wirkung auseinanderhaelt.</w:t>
+        <w:t>Evidenzfenster. Bei Leitthese wird Wirkungskompetenz, Führung und Organisationskultur als Arbeitsfrage im Feld Wirkpfade, Wirkungsempfaenger, Bewertung und Rueckkopplung lesbar. Die wirkungsoekonomische Frage lautet: Welche reale Veraenderung wird moeglich, welche bleibt nur Potenzial und wo entsteht ein Wirkungsrisiko? Diese Unterscheidung schuetzt vor Impact-Washing, weil sie Absicht, Aktivitaet, Reichweite und Wirkung auseinanderhaelt.</w:t>
       </w:r>
     </w:p>
     <w:p>
@@ -3470,7 +3470,7 @@
     </w:p>
     <w:p>
       <w:r>
-        <w:t>Pruefungsimpuls. Prüfungsnahe Fallfragen ohne geschützte Antwortlogik zeigt, warum Wirkungskompetenz, Führung und Organisationskultur mehr ist als ein Schlagwort im Feld Wirkpfade, Wirkungsempfaenger, Bewertung und Rueckkopplung. Die wirkungsoekonomische Frage lautet: Welche reale Veraenderung wird moeglich, welche bleibt nur Potenzial und wo entsteht ein Wirkungsrisiko? Diese Unterscheidung schuetzt vor Impact-Washing, weil sie Absicht, Aktivitaet, Reichweite und Wirkung auseinanderhaelt.</w:t>
+        <w:t>Pruefungsimpuls. Bei Prüfungsnahe Fallfragen ohne geschützte Antwortlogik wird Wirkungskompetenz, Führung und Organisationskultur als Arbeitsfrage im Feld Wirkpfade, Wirkungsempfaenger, Bewertung und Rueckkopplung lesbar. Die wirkungsoekonomische Frage lautet: Welche reale Veraenderung wird moeglich, welche bleibt nur Potenzial und wo entsteht ein Wirkungsrisiko? Diese Unterscheidung schuetzt vor Impact-Washing, weil sie Absicht, Aktivitaet, Reichweite und Wirkung auseinanderhaelt.</w:t>
       </w:r>
     </w:p>
     <w:p>
@@ -3573,7 +3573,7 @@
     </w:p>
     <w:p>
       <w:r>
-        <w:t>Steuerungsfolge. Verletzlichkeit und Würde zeigt, warum Wirkungskompetenz, Führung und Organisationskultur mehr ist als ein Schlagwort im Feld Wirkpfade, Wirkungsempfaenger, Bewertung und Rueckkopplung. Die wirkungsoekonomische Frage lautet: Welche reale Veraenderung wird moeglich, welche bleibt nur Potenzial und wo entsteht ein Wirkungsrisiko? Diese Unterscheidung schuetzt vor Impact-Washing, weil sie Absicht, Aktivitaet, Reichweite und Wirkung auseinanderhaelt.</w:t>
+        <w:t>Steuerungsfolge. Bei Verletzlichkeit und Würde wird Wirkungskompetenz, Führung und Organisationskultur als Arbeitsfrage im Feld Wirkpfade, Wirkungsempfaenger, Bewertung und Rueckkopplung lesbar. Die wirkungsoekonomische Frage lautet: Welche reale Veraenderung wird moeglich, welche bleibt nur Potenzial und wo entsteht ein Wirkungsrisiko? Diese Unterscheidung schuetzt vor Impact-Washing, weil sie Absicht, Aktivitaet, Reichweite und Wirkung auseinanderhaelt.</w:t>
       </w:r>
     </w:p>
     <w:p>
@@ -3676,7 +3676,7 @@
     </w:p>
     <w:p>
       <w:r>
-        <w:t>Wirkpfadpruefung. Einstieg / Wirkungsfrage zeigt, warum Wirkungskompetenz, Führung und Organisationskultur mehr ist als ein Schlagwort im Feld Wirkpfade, Wirkungsempfaenger, Bewertung und Rueckkopplung. Die wirkungsoekonomische Frage lautet: Welche reale Veraenderung wird moeglich, welche bleibt nur Potenzial und wo entsteht ein Wirkungsrisiko? Diese Unterscheidung schuetzt vor Impact-Washing, weil sie Absicht, Aktivitaet, Reichweite und Wirkung auseinanderhaelt.</w:t>
+        <w:t>Wirkpfadpruefung. Bei Einstieg / Wirkungsfrage wird Wirkungskompetenz, Führung und Organisationskultur als Arbeitsfrage im Feld Wirkpfade, Wirkungsempfaenger, Bewertung und Rueckkopplung lesbar. Die wirkungsoekonomische Frage lautet: Welche reale Veraenderung wird moeglich, welche bleibt nur Potenzial und wo entsteht ein Wirkungsrisiko? Diese Unterscheidung schuetzt vor Impact-Washing, weil sie Absicht, Aktivitaet, Reichweite und Wirkung auseinanderhaelt.</w:t>
       </w:r>
     </w:p>
     <w:p>

--- a/docs/studienskripte/word-rohfassungen/wirkungsmanagement-v7.docx
+++ b/docs/studienskripte/word-rohfassungen/wirkungsmanagement-v7.docx
@@ -16,20 +16,7 @@
     </w:p>
     <w:p>
       <w:r>
-        <w:rPr>
-          <w:i/>
-        </w:rPr>
-        <w:t>Rohfassung fuer Claude / CI-CD-Finalisierung</w:t>
-      </w:r>
-    </w:p>
-    <w:p>
-      <w:r>
-        <w:t>Quelle: /Users/hagen/Documents/New project/content/studienskripte/wirkungsmanagement-v7.md</w:t>
-      </w:r>
-    </w:p>
-    <w:p>
-      <w:r>
-        <w:t>Track: Wirkungsmanagement Kurscode: wirkungsmanagement Vorlesungscode: WM-V7 Modul/Abschnitt: WM Titel: Wirkungskompetenz, Führung und Organisationskultur Status: Studienskript V1 · fachlich finale Codex-Fassung, Claude-CI/CD-Satzfreigabe offen Quelle: woek-akademie-app/docs/lehrgaenge/wirkungsmanagement-v7-wirkungskompetenz-fuehrung-kultur.md Ablage: Markdown-Master in content/studienskripte/wirkungsmanagement-v7.md, Word-Rohfassung in docs/studienskripte/word-rohfassungen/wirkungsmanagement-v7.docx Wissensbasis: aktuelles Grundlagenwerk, Website-Korpus inklusive Journal, Akademie-Quelltexte, Glossar, interne Dossiers und externe Fachquellen</w:t>
+        <w:t>Track: Wirkungsmanagement Kurscode: wirkungsmanagement Vorlesungscode: WM-V7 Modul/Abschnitt: WM Titel: Wirkungskompetenz, Führung und Organisationskultur Status: Studienskript V1. Wissensbasis: aktuelles Grundlagenwerk, Website-Korpus inklusive Journal, Akademie-Quelltexte, Glossar, interne Dossiers und externe Fachquellen</w:t>
       </w:r>
     </w:p>
     <w:p>
@@ -99,11 +86,6 @@
       </w:r>
     </w:p>
     <w:p>
-      <w:r>
-        <w:t>Dieses Studienskript ist die fachlich finale Codex-V1-Fassung fuer den Akademie-Reader und die oeffentliche Bibliothek. Claude uebernimmt danach Satz, CI/CD, PDF/Reader-Freigabe und die abschliessende Lektoratsabnahme.</w:t>
-      </w:r>
-    </w:p>
-    <w:p>
       <w:pPr>
         <w:pStyle w:val="Heading2"/>
       </w:pPr>
@@ -144,7 +126,7 @@
     </w:p>
     <w:p>
       <w:r>
-        <w:t>Die beste Wirkungslogik nützt nichts, wenn niemand sie im Alltag anwendet. Wie wird Wirkung von einer Methode zu einer Haltung – in Führung und Kultur?</w:t>
+        <w:t>Die beste Wirkungslogik nützt nichts, wenn niemand sie im Alltag anwendet. Wie wird Wirkung von einer Methode zu einer Haltung - in Führung und Kultur?</w:t>
       </w:r>
     </w:p>
     <w:p>
@@ -176,7 +158,7 @@
         <w:pStyle w:val="ListBullet"/>
       </w:pPr>
       <w:r>
-        <w:t>Kernaussage in einem Satz: Wirkung wird erst dann steuerbar, wenn Wirkungskompetenz in Führung, Entscheidungsroutinen und Kultur verankert ist – nicht nur in einer Methode.</w:t>
+        <w:t>Kernaussage in einem Satz: Wirkung wird erst dann steuerbar, wenn Wirkungskompetenz in Führung, Entscheidungsroutinen und Kultur verankert ist - nicht nur in einer Methode.</w:t>
       </w:r>
     </w:p>
     <w:p>
@@ -197,27 +179,27 @@
     </w:p>
     <w:p>
       <w:r>
-        <w:t>Abschnitt A – Wirkungskompetenz. Die Fähigkeit, Wirkung zu verstehen, sauber zu benennen, zu bewerten und in Entscheidungen einzubeziehen. Sie ist erlernbar – dafür gibt es diese Akademie.</w:t>
-      </w:r>
-    </w:p>
-    <w:p>
-      <w:r>
-        <w:t>Abschnitt B – Führung. Führungskräfte entscheiden über Prioritäten und Ressourcen. Wenn sie Wirkung nicht mitdenken, bleibt Wirkungsmanagement folgenlos.</w:t>
-      </w:r>
-    </w:p>
-    <w:p>
-      <w:r>
-        <w:t>Abschnitt C – Kultur. Kultur entscheidet, ob unangenehme Wirkungswahrheiten ausgesprochen werden dürfen. Ohne psychologische Sicherheit werden Risiken verschwiegen.</w:t>
-      </w:r>
-    </w:p>
-    <w:p>
-      <w:r>
-        <w:t>Abschnitt D – Routinen. Wirkung gehört in bestehende Routinen: Entscheidungsvorlagen, Investitionsprüfung, Lieferantenwahl, Zielvereinbarungen.</w:t>
-      </w:r>
-    </w:p>
-    <w:p>
-      <w:r>
-        <w:t>Abschnitt E – Reifegrad. Von „einzelne Vorreiter" bis „Wirkung in allen Entscheidungen verankert". Der Reifegrad zeigt, wo anzusetzen ist.</w:t>
+        <w:t>Abschnitt A - Wirkungskompetenz. Die Fähigkeit, Wirkung zu verstehen, sauber zu benennen, zu bewerten und in Entscheidungen einzubeziehen. Sie ist erlernbar - dafür gibt es diese Akademie.</w:t>
+      </w:r>
+    </w:p>
+    <w:p>
+      <w:r>
+        <w:t>Abschnitt B - Führung. Führungskräfte entscheiden über Prioritäten und Ressourcen. Wenn sie Wirkung nicht mitdenken, bleibt Wirkungsmanagement folgenlos.</w:t>
+      </w:r>
+    </w:p>
+    <w:p>
+      <w:r>
+        <w:t>Abschnitt C - Kultur. Kultur entscheidet, ob unangenehme Wirkungswahrheiten ausgesprochen werden dürfen. Ohne psychologische Sicherheit werden Risiken verschwiegen.</w:t>
+      </w:r>
+    </w:p>
+    <w:p>
+      <w:r>
+        <w:t>Abschnitt D - Routinen. Wirkung gehört in bestehende Routinen: Entscheidungsvorlagen, Investitionsprüfung, Lieferantenwahl, Zielvereinbarungen.</w:t>
+      </w:r>
+    </w:p>
+    <w:p>
+      <w:r>
+        <w:t>Abschnitt E - Reifegrad. Von „einzelne Vorreiter" bis „Wirkung in allen Entscheidungen verankert". Der Reifegrad zeigt, wo anzusetzen ist.</w:t>
       </w:r>
     </w:p>
     <w:p>
@@ -230,22 +212,22 @@
     </w:p>
     <w:p>
       <w:r>
-        <w:t>Wirkungskompetenz ist die Schlüsselfähigkeit. Sie umfasst: Wirkung von Reichweite unterscheiden, Wirkungspotenzial von Wirkung trennen, Netto-Wirkung unter Nichtkompensation denken und daraus Entscheidungen ableiten. Wirkungskompetenz ist erlernbar – ihr Aufbau ist ein zentrales Ziel dieses Lehrgangs (Grundlagenwerk „Die neue Ordnung des Wohlstands", Kapitel zu Wirkungskompetenz).</w:t>
-      </w:r>
-    </w:p>
-    <w:p>
-      <w:r>
-        <w:t>Führung entscheidet über Wirksamkeit. Wirkungsmanagement scheitert, wenn Führung Wirkung nur delegiert. Führungskräfte setzen Prioritäten, verteilen Ressourcen und geben vor, welche Kennzahlen zählen. Wenn Wirkung dort nicht vorkommt, bleibt sie Fassade. Deshalb ist Wirkung Chef:innensache – nicht nur Aufgabe eines Nachhaltigkeitsteams.</w:t>
-      </w:r>
-    </w:p>
-    <w:p>
-      <w:r>
-        <w:t>Kultur entscheidet über Ehrlichkeit. Reverse Merit Order und Nichtkompensation funktionieren nur, wenn kritische Wirkungswahrheiten ausgesprochen werden dürfen. Eine Kultur, die schlechte Nachrichten bestraft, erzeugt Schönfärberei – das Gegenteil von Wirkungssteuerung. Psychologische Sicherheit ist damit eine Wirkungsbedingung.</w:t>
-      </w:r>
-    </w:p>
-    <w:p>
-      <w:r>
-        <w:t>Verankerung in Routinen. Wirkung wird real, wenn sie in bestehende Abläufe eingebaut ist: Entscheidungsvorlagen mit Wirkungsabschnitt, Investitionsprüfung mit Wirkungsfrage, Lieferantenauswahl mit kritischem Wirkungsfeld, Zielvereinbarungen mit Wirkungszielen (V3). Ein kurzer Reifegrad-Check hilft, den nächsten sinnvollen Schritt zu finden – vom Pilotbereich bis zur durchgängigen Verankerung.</w:t>
+        <w:t>Wirkungskompetenz ist die Schlüsselfähigkeit. Sie umfasst: Wirkung von Reichweite unterscheiden, Wirkungspotenzial von Wirkung trennen, Netto-Wirkung unter Nichtkompensation denken und daraus Entscheidungen ableiten. Wirkungskompetenz ist erlernbar - ihr Aufbau ist ein zentrales Ziel dieses Lehrgangs (Grundlagenwerk „Die neue Ordnung des Wohlstands", Kapitel zu Wirkungskompetenz).</w:t>
+      </w:r>
+    </w:p>
+    <w:p>
+      <w:r>
+        <w:t>Führung entscheidet über Wirksamkeit. Wirkungsmanagement scheitert, wenn Führung Wirkung nur delegiert. Führungskräfte setzen Prioritäten, verteilen Ressourcen und geben vor, welche Kennzahlen zählen. Wenn Wirkung dort nicht vorkommt, bleibt sie Fassade. Deshalb ist Wirkung Chef:innensache - nicht nur Aufgabe eines Nachhaltigkeitsteams.</w:t>
+      </w:r>
+    </w:p>
+    <w:p>
+      <w:r>
+        <w:t>Kultur entscheidet über Ehrlichkeit. Reverse Merit Order und Nichtkompensation funktionieren nur, wenn kritische Wirkungswahrheiten ausgesprochen werden dürfen. Eine Kultur, die schlechte Nachrichten bestraft, erzeugt Schönfärberei - das Gegenteil von Wirkungssteuerung. Psychologische Sicherheit ist damit eine Wirkungsbedingung.</w:t>
+      </w:r>
+    </w:p>
+    <w:p>
+      <w:r>
+        <w:t>Verankerung in Routinen. Wirkung wird real, wenn sie in bestehende Abläufe eingebaut ist: Entscheidungsvorlagen mit Wirkungsabschnitt, Investitionsprüfung mit Wirkungsfrage, Lieferantenauswahl mit kritischem Wirkungsfeld, Zielvereinbarungen mit Wirkungszielen (V3). Ein kurzer Reifegrad-Check hilft, den nächsten sinnvollen Schritt zu finden - vom Pilotbereich bis zur durchgängigen Verankerung.</w:t>
       </w:r>
     </w:p>
     <w:p>
@@ -377,7 +359,7 @@
           </w:tcPr>
           <w:p>
             <w:r>
-              <w:t>_(noch keine Seite – ggf. anlegen)_</w:t>
+              <w:t>_(noch keine Seite - ggf. anlegen)_</w:t>
             </w:r>
           </w:p>
         </w:tc>
@@ -585,11 +567,6 @@
       </w:pPr>
       <w:r>
         <w:t>V1-Finalisierung: Vertiefung, Anwendung und Evidenz</w:t>
-      </w:r>
-    </w:p>
-    <w:p>
-      <w:r>
-        <w:t>Dieses Studienskript ist die fachlich finale Codex-V1-Fassung fuer den Akademie-Reader und die oeffentliche Bibliothek. Claude uebernimmt danach Satz, CI/CD, PDF/Reader-Freigabe und die abschliessende Lektoratsabnahme.</w:t>
       </w:r>
     </w:p>
     <w:p>
@@ -1157,11 +1134,6 @@
       </w:r>
     </w:p>
     <w:p>
-      <w:r>
-        <w:t>Diese Finalisierung schliesst die Codex-Inhaltsproduktion fuer WM-V7. Offen bleibt nicht der fachliche Kern des Skripts, sondern der naechste Produktionsschritt: Claude setzt daraus die CI/CD-konforme Reader- und PDF-Fassung, prueft Satz, Umbrueche, Medienintegration und Lektorat und markiert erst danach die veroeffentlichte Fassung als freigegeben.</w:t>
-      </w:r>
-    </w:p>
-    <w:p>
       <w:pPr>
         <w:pStyle w:val="Heading2"/>
       </w:pPr>
@@ -1174,7 +1146,7 @@
         <w:pStyle w:val="ListBullet"/>
       </w:pPr>
       <w:r>
-        <w:t>source-assets/originals/WOeK_Begriffsleitfaden_fuehrend_v1.0.md – §6.2</w:t>
+        <w:t>source-assets/originals/WOeK_Begriffsleitfaden_fuehrend_v1.0.md - §6.2</w:t>
       </w:r>
     </w:p>
     <w:p>
@@ -1182,7 +1154,7 @@
         <w:pStyle w:val="ListBullet"/>
       </w:pPr>
       <w:r>
-        <w:t>assets/pdf/die-neue-ordnung-des-wohlstands.pdf – Wirkungskompetenz</w:t>
+        <w:t>assets/pdf/die-neue-ordnung-des-wohlstands.pdf - Wirkungskompetenz</w:t>
       </w:r>
     </w:p>
     <w:p>
@@ -1880,7 +1852,7 @@
           </w:tcPr>
           <w:p>
             <w:r>
-              <w:t>_(noch keine Seite – ggf. anlegen)_</w:t>
+              <w:t>_(noch keine Seite - ggf. anlegen)_</w:t>
             </w:r>
           </w:p>
         </w:tc>
@@ -1928,11 +1900,6 @@
       </w:pPr>
       <w:r>
         <w:t>7. Tiefenskript-Erweiterung Sprint 8</w:t>
-      </w:r>
-    </w:p>
-    <w:p>
-      <w:r>
-        <w:t>Status dieser Erweiterung: V1-finalisierte Codex-Erweiterung fuer Markdown-Master, Word-Rohfassung und Reader-Spiegel. Satz, Medienintegration, Lektorat und PDF-Freigabe bleiben der Claude-CI/CD-Lane vorbehalten.</w:t>
       </w:r>
     </w:p>
     <w:p>
@@ -3386,7 +3353,7 @@
         <w:pStyle w:val="ListBullet"/>
       </w:pPr>
       <w:r>
-        <w:t>woek-akademie-app/docs/lehrgaenge/wirkungsmanagement-v7-wirkungskompetenz-fuehrung-kultur.md — unmittelbarer Akademie-Quelltext dieser V1-Fassung.</w:t>
+        <w:t>woek-akademie-app/docs/lehrgaenge/wirkungsmanagement-v7-wirkungskompetenz-fuehrung-kultur.md - unmittelbarer Akademie-Quelltext dieser V1-Fassung.</w:t>
       </w:r>
     </w:p>
     <w:p>
@@ -3394,7 +3361,7 @@
         <w:pStyle w:val="ListBullet"/>
       </w:pPr>
       <w:r>
-        <w:t>assets/pdf/die-neue-ordnung-des-wohlstands.pdf und buch.html — aktuelles Grundlagenwerk.</w:t>
+        <w:t>assets/pdf/die-neue-ordnung-des-wohlstands.pdf und buch.html - aktuelles Grundlagenwerk.</w:t>
       </w:r>
     </w:p>
     <w:p>
@@ -3403,22 +3370,6 @@
       </w:pPr>
       <w:r>
         <w:t>Website-Korpus: Referenz, Wirkungsfelder, Werkzeuge, Glossar, Bibliothek und Journal.</w:t>
-      </w:r>
-    </w:p>
-    <w:p>
-      <w:pPr>
-        <w:pStyle w:val="ListBullet"/>
-      </w:pPr>
-      <w:r>
-        <w:t>docs/CODEX-HANDOFF-studienskripte.md — Produktionsstandard.</w:t>
-      </w:r>
-    </w:p>
-    <w:p>
-      <w:pPr>
-        <w:pStyle w:val="ListBullet"/>
-      </w:pPr>
-      <w:r>
-        <w:t>docs/CODEX-HANDOFF-pruefungen.md — geschützte Prüfungs- und Antwortlogik.</w:t>
       </w:r>
     </w:p>
     <w:p>
